--- a/docs/3_ID_QND_RC_Comprehensive_Report.docx
+++ b/docs/3_ID_QND_RC_Comprehensive_Report.docx
@@ -1,10 +1,10 @@
 
 <file path=word/document.xml><?xml version="1.0" encoding="utf-8"?>
-<w:document xmlns:wpc="http://schemas.microsoft.com/office/word/2010/wordprocessingCanvas" xmlns:mc="http://schemas.openxmlformats.org/markup-compatibility/2006" xmlns:o="urn:schemas-microsoft-com:office:office" xmlns:r="http://schemas.openxmlformats.org/officeDocument/2006/relationships" xmlns:m="http://schemas.openxmlformats.org/officeDocument/2006/math" xmlns:v="urn:schemas-microsoft-com:vml" xmlns:wp14="http://schemas.microsoft.com/office/word/2010/wordprocessingDrawing" xmlns:wp="http://schemas.openxmlformats.org/drawingml/2006/wordprocessingDrawing" xmlns:w10="urn:schemas-microsoft-com:office:word" xmlns:w="http://schemas.openxmlformats.org/wordprocessingml/2006/main" xmlns:w14="http://schemas.microsoft.com/office/word/2010/wordml" xmlns:w15="http://schemas.microsoft.com/office/word/2012/wordml" xmlns:wpg="http://schemas.microsoft.com/office/word/2010/wordprocessingGroup" xmlns:wpi="http://schemas.microsoft.com/office/word/2010/wordprocessingInk" xmlns:wne="http://schemas.microsoft.com/office/word/2006/wordml" xmlns:wps="http://schemas.microsoft.com/office/word/2010/wordprocessingShape" xmlns:cx="http://schemas.microsoft.com/office/drawing/2014/chartex" xmlns:cx1="http://schemas.microsoft.com/office/drawing/2015/9/8/chartex" xmlns:cx2="http://schemas.microsoft.com/office/drawing/2015/10/21/chartex" xmlns:cx3="http://schemas.microsoft.com/office/drawing/2016/5/9/chartex" xmlns:cx4="http://schemas.microsoft.com/office/drawing/2016/5/10/chartex" xmlns:cx5="http://schemas.microsoft.com/office/drawing/2016/5/11/chartex" xmlns:cx6="http://schemas.microsoft.com/office/drawing/2016/5/12/chartex" xmlns:cx7="http://schemas.microsoft.com/office/drawing/2016/5/13/chartex" xmlns:cx8="http://schemas.microsoft.com/office/drawing/2016/5/14/chartex" xmlns:aink="http://schemas.microsoft.com/office/drawing/2016/ink" xmlns:am3d="http://schemas.microsoft.com/office/drawing/2017/model3d" xmlns:w16cex="http://schemas.microsoft.com/office/word/2018/wordml/cex" xmlns:w16cid="http://schemas.microsoft.com/office/word/2016/wordml/cid" xmlns:w16="http://schemas.microsoft.com/office/word/2018/wordml" xmlns:w16sdtdh="http://schemas.microsoft.com/office/word/2020/wordml/sdtdatahash" xmlns:w16se="http://schemas.microsoft.com/office/word/2015/wordml/symex" mc:Ignorable="w14 w15 wp14">
+<w:document xmlns:wpc="http://schemas.microsoft.com/office/word/2010/wordprocessingCanvas" xmlns:cx="http://schemas.microsoft.com/office/drawing/2014/chartex" xmlns:cx1="http://schemas.microsoft.com/office/drawing/2015/9/8/chartex" xmlns:cx2="http://schemas.microsoft.com/office/drawing/2015/10/21/chartex" xmlns:cx3="http://schemas.microsoft.com/office/drawing/2016/5/9/chartex" xmlns:cx4="http://schemas.microsoft.com/office/drawing/2016/5/10/chartex" xmlns:cx5="http://schemas.microsoft.com/office/drawing/2016/5/11/chartex" xmlns:cx6="http://schemas.microsoft.com/office/drawing/2016/5/12/chartex" xmlns:cx7="http://schemas.microsoft.com/office/drawing/2016/5/13/chartex" xmlns:cx8="http://schemas.microsoft.com/office/drawing/2016/5/14/chartex" xmlns:mc="http://schemas.openxmlformats.org/markup-compatibility/2006" xmlns:aink="http://schemas.microsoft.com/office/drawing/2016/ink" xmlns:am3d="http://schemas.microsoft.com/office/drawing/2017/model3d" xmlns:o="urn:schemas-microsoft-com:office:office" xmlns:r="http://schemas.openxmlformats.org/officeDocument/2006/relationships" xmlns:m="http://schemas.openxmlformats.org/officeDocument/2006/math" xmlns:v="urn:schemas-microsoft-com:vml" xmlns:wp14="http://schemas.microsoft.com/office/word/2010/wordprocessingDrawing" xmlns:wp="http://schemas.openxmlformats.org/drawingml/2006/wordprocessingDrawing" xmlns:w10="urn:schemas-microsoft-com:office:word" xmlns:w="http://schemas.openxmlformats.org/wordprocessingml/2006/main" xmlns:w14="http://schemas.microsoft.com/office/word/2010/wordml" xmlns:w15="http://schemas.microsoft.com/office/word/2012/wordml" xmlns:w16cex="http://schemas.microsoft.com/office/word/2018/wordml/cex" xmlns:w16cid="http://schemas.microsoft.com/office/word/2016/wordml/cid" xmlns:w16="http://schemas.microsoft.com/office/word/2018/wordml" xmlns:w16sdtdh="http://schemas.microsoft.com/office/word/2020/wordml/sdtdatahash" xmlns:w16se="http://schemas.microsoft.com/office/word/2015/wordml/symex" xmlns:wpg="http://schemas.microsoft.com/office/word/2010/wordprocessingGroup" xmlns:wpi="http://schemas.microsoft.com/office/word/2010/wordprocessingInk" xmlns:wne="http://schemas.microsoft.com/office/word/2006/wordml" xmlns:wps="http://schemas.microsoft.com/office/word/2010/wordprocessingShape" mc:Ignorable="w14 w15 w16se w16cid w16 w16cex w16sdtdh wp14">
   <w:body>
     <w:p>
       <w:pPr>
-        <w:spacing w:after="0" w:before="1500"/>
+        <w:spacing w:before="1500"/>
         <w:jc w:val="center"/>
       </w:pPr>
       <w:r>
@@ -14,7 +14,7 @@
           <w:sz w:val="60"/>
           <w:szCs w:val="60"/>
         </w:rPr>
-        <w:t xml:space="preserve">ID-QND-RC</w:t>
+        <w:t>ID-QND-RC</w:t>
       </w:r>
     </w:p>
     <w:p>
@@ -29,7 +29,7 @@
           <w:sz w:val="28"/>
           <w:szCs w:val="28"/>
         </w:rPr>
-        <w:t xml:space="preserve">Instantaneously-Deep, Sewn Quantum Memory for Critical-Phase Shadow Reservoirs</w:t>
+        <w:t>Instantaneously-Deep, Sewn Quantum Memory for Critical-Phase Shadow Reservoirs</w:t>
       </w:r>
     </w:p>
     <w:p>
@@ -44,14 +44,9 @@
           <w:sz w:val="22"/>
           <w:szCs w:val="22"/>
         </w:rPr>
-        <w:t xml:space="preserve">A Cirq-native realisation of the sewing technique and instantaneous depth of arXiv:2509.09033,</w:t>
-      </w:r>
-    </w:p>
-    <w:p>
-      <w:pPr>
-        <w:spacing w:after="500"/>
-        <w:jc w:val="center"/>
-      </w:pPr>
+        <w:t xml:space="preserve">A </w:t>
+      </w:r>
+      <w:proofErr w:type="spellStart"/>
       <w:r>
         <w:rPr>
           <w:i/>
@@ -59,7 +54,52 @@
           <w:sz w:val="22"/>
           <w:szCs w:val="22"/>
         </w:rPr>
-        <w:t xml:space="preserve">integrated into the memory–processing–separated CPSR / QND-RC project, validated on the Google Willow QVM</w:t>
+        <w:t>Cirq</w:t>
+      </w:r>
+      <w:proofErr w:type="spellEnd"/>
+      <w:r>
+        <w:rPr>
+          <w:i/>
+          <w:iCs/>
+          <w:sz w:val="22"/>
+          <w:szCs w:val="22"/>
+        </w:rPr>
+        <w:t xml:space="preserve">-native </w:t>
+      </w:r>
+      <w:proofErr w:type="spellStart"/>
+      <w:r>
+        <w:rPr>
+          <w:i/>
+          <w:iCs/>
+          <w:sz w:val="22"/>
+          <w:szCs w:val="22"/>
+        </w:rPr>
+        <w:t>realisation</w:t>
+      </w:r>
+      <w:proofErr w:type="spellEnd"/>
+      <w:r>
+        <w:rPr>
+          <w:i/>
+          <w:iCs/>
+          <w:sz w:val="22"/>
+          <w:szCs w:val="22"/>
+        </w:rPr>
+        <w:t xml:space="preserve"> of the sewing technique and instantaneous depth of arXiv:2509.09033,</w:t>
+      </w:r>
+    </w:p>
+    <w:p>
+      <w:pPr>
+        <w:spacing w:after="500"/>
+        <w:jc w:val="center"/>
+      </w:pPr>
+      <w:r>
+        <w:rPr>
+          <w:i/>
+          <w:iCs/>
+          <w:sz w:val="22"/>
+          <w:szCs w:val="22"/>
+        </w:rPr>
+        <w:t>integrated into the memory–processing–separated CPSR / QND-RC project, validated on the Google Willow QVM</w:t>
       </w:r>
     </w:p>
     <w:p>
@@ -68,11 +108,10 @@
         <w:jc w:val="center"/>
       </w:pPr>
       <w:r>
-        <w:rPr>
-          <w:sz w:val="21"/>
-          <w:szCs w:val="21"/>
-        </w:rPr>
-        <w:t xml:space="preserve">Comprehensive technical report — theory, algorithms, implementation, results, references, advantages &amp; disadvantages</w:t>
+        <w:t>Comprehensive technical report — theory, algorithms, im</w:t>
+      </w:r>
+      <w:r>
+        <w:t>plementation, results, references, advantages &amp; disadvantages</w:t>
       </w:r>
     </w:p>
     <w:p>
@@ -88,7 +127,29 @@
           <w:sz w:val="18"/>
           <w:szCs w:val="18"/>
         </w:rPr>
-        <w:t xml:space="preserve">All quantum components run as genuine Cirq circuits; the processing path is 100% Willow-native.</w:t>
+        <w:t xml:space="preserve">All quantum components run as genuine </w:t>
+      </w:r>
+      <w:proofErr w:type="spellStart"/>
+      <w:r>
+        <w:rPr>
+          <w:i/>
+          <w:iCs/>
+          <w:color w:val="555555"/>
+          <w:sz w:val="18"/>
+          <w:szCs w:val="18"/>
+        </w:rPr>
+        <w:t>Cirq</w:t>
+      </w:r>
+      <w:proofErr w:type="spellEnd"/>
+      <w:r>
+        <w:rPr>
+          <w:i/>
+          <w:iCs/>
+          <w:color w:val="555555"/>
+          <w:sz w:val="18"/>
+          <w:szCs w:val="18"/>
+        </w:rPr>
+        <w:t xml:space="preserve"> circuits; the processing path is 100% Willow-native.</w:t>
       </w:r>
     </w:p>
     <w:p>
@@ -99,23 +160,1737 @@
     <w:p>
       <w:pPr>
         <w:pStyle w:val="Heading1"/>
-        <w:spacing w:after="120" w:before="240"/>
-      </w:pPr>
-      <w:r>
-        <w:t xml:space="preserve">Contents</w:t>
-      </w:r>
+      </w:pPr>
+      <w:bookmarkStart w:id="0" w:name="_Toc238391297"/>
+      <w:r>
+        <w:lastRenderedPageBreak/>
+        <w:t>Contents</w:t>
+      </w:r>
+      <w:bookmarkEnd w:id="0"/>
     </w:p>
     <w:sdt>
       <w:sdtPr>
         <w:alias w:val="Contents"/>
+        <w:id w:val="1826545805"/>
       </w:sdtPr>
+      <w:sdtEndPr/>
       <w:sdtContent>
         <w:p>
+          <w:pPr>
+            <w:pStyle w:val="TOC1"/>
+            <w:tabs>
+              <w:tab w:val="right" w:leader="dot" w:pos="9350"/>
+            </w:tabs>
+            <w:rPr>
+              <w:noProof/>
+            </w:rPr>
+          </w:pPr>
           <w:r>
-            <w:fldChar w:fldCharType="begin" w:dirty="true"/>
-            <w:instrText xml:space="preserve">TOC \h \o "1-2"</w:instrText>
+            <w:fldChar w:fldCharType="begin"/>
+          </w:r>
+          <w:r>
+            <w:instrText>TOC \h \o "1-2"</w:instrText>
+          </w:r>
+          <w:r>
             <w:fldChar w:fldCharType="separate"/>
           </w:r>
+          <w:hyperlink w:anchor="_Toc238391297" w:history="1">
+            <w:r>
+              <w:rPr>
+                <w:rStyle w:val="Hyperlink"/>
+                <w:noProof/>
+              </w:rPr>
+              <w:t>Contents</w:t>
+            </w:r>
+            <w:r>
+              <w:rPr>
+                <w:noProof/>
+              </w:rPr>
+              <w:tab/>
+            </w:r>
+            <w:r>
+              <w:rPr>
+                <w:noProof/>
+              </w:rPr>
+              <w:fldChar w:fldCharType="begin"/>
+            </w:r>
+            <w:r>
+              <w:rPr>
+                <w:noProof/>
+              </w:rPr>
+              <w:instrText xml:space="preserve"> PAGEREF _Toc238391297 \h </w:instrText>
+            </w:r>
+            <w:r>
+              <w:rPr>
+                <w:noProof/>
+              </w:rPr>
+            </w:r>
+            <w:r>
+              <w:rPr>
+                <w:noProof/>
+              </w:rPr>
+              <w:fldChar w:fldCharType="separate"/>
+            </w:r>
+            <w:r>
+              <w:rPr>
+                <w:noProof/>
+              </w:rPr>
+              <w:t>2</w:t>
+            </w:r>
+            <w:r>
+              <w:rPr>
+                <w:noProof/>
+              </w:rPr>
+              <w:fldChar w:fldCharType="end"/>
+            </w:r>
+          </w:hyperlink>
+        </w:p>
+        <w:p>
+          <w:pPr>
+            <w:pStyle w:val="TOC1"/>
+            <w:tabs>
+              <w:tab w:val="right" w:leader="dot" w:pos="9350"/>
+            </w:tabs>
+            <w:rPr>
+              <w:noProof/>
+            </w:rPr>
+          </w:pPr>
+          <w:hyperlink w:anchor="_Toc238391298" w:history="1">
+            <w:r>
+              <w:rPr>
+                <w:rStyle w:val="Hyperlink"/>
+                <w:noProof/>
+              </w:rPr>
+              <w:t>1  Executive summary</w:t>
+            </w:r>
+            <w:r>
+              <w:rPr>
+                <w:noProof/>
+              </w:rPr>
+              <w:tab/>
+            </w:r>
+            <w:r>
+              <w:rPr>
+                <w:noProof/>
+              </w:rPr>
+              <w:fldChar w:fldCharType="begin"/>
+            </w:r>
+            <w:r>
+              <w:rPr>
+                <w:noProof/>
+              </w:rPr>
+              <w:instrText xml:space="preserve"> PAGEREF _Toc238391298 \h </w:instrText>
+            </w:r>
+            <w:r>
+              <w:rPr>
+                <w:noProof/>
+              </w:rPr>
+            </w:r>
+            <w:r>
+              <w:rPr>
+                <w:noProof/>
+              </w:rPr>
+              <w:fldChar w:fldCharType="separate"/>
+            </w:r>
+            <w:r>
+              <w:rPr>
+                <w:noProof/>
+              </w:rPr>
+              <w:t>3</w:t>
+            </w:r>
+            <w:r>
+              <w:rPr>
+                <w:noProof/>
+              </w:rPr>
+              <w:fldChar w:fldCharType="end"/>
+            </w:r>
+          </w:hyperlink>
+        </w:p>
+        <w:p>
+          <w:pPr>
+            <w:pStyle w:val="TOC2"/>
+            <w:tabs>
+              <w:tab w:val="right" w:leader="dot" w:pos="9350"/>
+            </w:tabs>
+            <w:rPr>
+              <w:noProof/>
+            </w:rPr>
+          </w:pPr>
+          <w:hyperlink w:anchor="_Toc238391299" w:history="1">
+            <w:r>
+              <w:rPr>
+                <w:rStyle w:val="Hyperlink"/>
+                <w:noProof/>
+              </w:rPr>
+              <w:t>1.1  Headline results (all from the Cirq engine)</w:t>
+            </w:r>
+            <w:r>
+              <w:rPr>
+                <w:noProof/>
+              </w:rPr>
+              <w:tab/>
+            </w:r>
+            <w:r>
+              <w:rPr>
+                <w:noProof/>
+              </w:rPr>
+              <w:fldChar w:fldCharType="begin"/>
+            </w:r>
+            <w:r>
+              <w:rPr>
+                <w:noProof/>
+              </w:rPr>
+              <w:instrText xml:space="preserve"> PAGEREF _Toc238391299 \h </w:instrText>
+            </w:r>
+            <w:r>
+              <w:rPr>
+                <w:noProof/>
+              </w:rPr>
+            </w:r>
+            <w:r>
+              <w:rPr>
+                <w:noProof/>
+              </w:rPr>
+              <w:fldChar w:fldCharType="separate"/>
+            </w:r>
+            <w:r>
+              <w:rPr>
+                <w:noProof/>
+              </w:rPr>
+              <w:t>3</w:t>
+            </w:r>
+            <w:r>
+              <w:rPr>
+                <w:noProof/>
+              </w:rPr>
+              <w:fldChar w:fldCharType="end"/>
+            </w:r>
+          </w:hyperlink>
+        </w:p>
+        <w:p>
+          <w:pPr>
+            <w:pStyle w:val="TOC1"/>
+            <w:tabs>
+              <w:tab w:val="right" w:leader="dot" w:pos="9350"/>
+            </w:tabs>
+            <w:rPr>
+              <w:noProof/>
+            </w:rPr>
+          </w:pPr>
+          <w:hyperlink w:anchor="_Toc238391300" w:history="1">
+            <w:r>
+              <w:rPr>
+                <w:rStyle w:val="Hyperlink"/>
+                <w:noProof/>
+              </w:rPr>
+              <w:t>2  Background and problem statement</w:t>
+            </w:r>
+            <w:r>
+              <w:rPr>
+                <w:noProof/>
+              </w:rPr>
+              <w:tab/>
+            </w:r>
+            <w:r>
+              <w:rPr>
+                <w:noProof/>
+              </w:rPr>
+              <w:fldChar w:fldCharType="begin"/>
+            </w:r>
+            <w:r>
+              <w:rPr>
+                <w:noProof/>
+              </w:rPr>
+              <w:instrText xml:space="preserve"> PAGEREF _Toc238391300 \h </w:instrText>
+            </w:r>
+            <w:r>
+              <w:rPr>
+                <w:noProof/>
+              </w:rPr>
+            </w:r>
+            <w:r>
+              <w:rPr>
+                <w:noProof/>
+              </w:rPr>
+              <w:fldChar w:fldCharType="separate"/>
+            </w:r>
+            <w:r>
+              <w:rPr>
+                <w:noProof/>
+              </w:rPr>
+              <w:t>3</w:t>
+            </w:r>
+            <w:r>
+              <w:rPr>
+                <w:noProof/>
+              </w:rPr>
+              <w:fldChar w:fldCharType="end"/>
+            </w:r>
+          </w:hyperlink>
+        </w:p>
+        <w:p>
+          <w:pPr>
+            <w:pStyle w:val="TOC2"/>
+            <w:tabs>
+              <w:tab w:val="right" w:leader="dot" w:pos="9350"/>
+            </w:tabs>
+            <w:rPr>
+              <w:noProof/>
+            </w:rPr>
+          </w:pPr>
+          <w:hyperlink w:anchor="_Toc238391301" w:history="1">
+            <w:r>
+              <w:rPr>
+                <w:rStyle w:val="Hyperlink"/>
+                <w:noProof/>
+              </w:rPr>
+              <w:t>2.1  Critical-Phase Shadow Reservoirs (CPSR)</w:t>
+            </w:r>
+            <w:r>
+              <w:rPr>
+                <w:noProof/>
+              </w:rPr>
+              <w:tab/>
+            </w:r>
+            <w:r>
+              <w:rPr>
+                <w:noProof/>
+              </w:rPr>
+              <w:fldChar w:fldCharType="begin"/>
+            </w:r>
+            <w:r>
+              <w:rPr>
+                <w:noProof/>
+              </w:rPr>
+              <w:instrText xml:space="preserve"> PAGEREF _Toc238391301 \h </w:instrText>
+            </w:r>
+            <w:r>
+              <w:rPr>
+                <w:noProof/>
+              </w:rPr>
+            </w:r>
+            <w:r>
+              <w:rPr>
+                <w:noProof/>
+              </w:rPr>
+              <w:fldChar w:fldCharType="separate"/>
+            </w:r>
+            <w:r>
+              <w:rPr>
+                <w:noProof/>
+              </w:rPr>
+              <w:t>4</w:t>
+            </w:r>
+            <w:r>
+              <w:rPr>
+                <w:noProof/>
+              </w:rPr>
+              <w:fldChar w:fldCharType="end"/>
+            </w:r>
+          </w:hyperlink>
+        </w:p>
+        <w:p>
+          <w:pPr>
+            <w:pStyle w:val="TOC2"/>
+            <w:tabs>
+              <w:tab w:val="right" w:leader="dot" w:pos="9350"/>
+            </w:tabs>
+            <w:rPr>
+              <w:noProof/>
+            </w:rPr>
+          </w:pPr>
+          <w:hyperlink w:anchor="_Toc238391302" w:history="1">
+            <w:r>
+              <w:rPr>
+                <w:rStyle w:val="Hyperlink"/>
+                <w:noProof/>
+              </w:rPr>
+              <w:t>2.2  The memory question and QND-RC decoupling</w:t>
+            </w:r>
+            <w:r>
+              <w:rPr>
+                <w:noProof/>
+              </w:rPr>
+              <w:tab/>
+            </w:r>
+            <w:r>
+              <w:rPr>
+                <w:noProof/>
+              </w:rPr>
+              <w:fldChar w:fldCharType="begin"/>
+            </w:r>
+            <w:r>
+              <w:rPr>
+                <w:noProof/>
+              </w:rPr>
+              <w:instrText xml:space="preserve"> PAGEREF _Toc238391302 \h </w:instrText>
+            </w:r>
+            <w:r>
+              <w:rPr>
+                <w:noProof/>
+              </w:rPr>
+            </w:r>
+            <w:r>
+              <w:rPr>
+                <w:noProof/>
+              </w:rPr>
+              <w:fldChar w:fldCharType="separate"/>
+            </w:r>
+            <w:r>
+              <w:rPr>
+                <w:noProof/>
+              </w:rPr>
+              <w:t>4</w:t>
+            </w:r>
+            <w:r>
+              <w:rPr>
+                <w:noProof/>
+              </w:rPr>
+              <w:fldChar w:fldCharType="end"/>
+            </w:r>
+          </w:hyperlink>
+        </w:p>
+        <w:p>
+          <w:pPr>
+            <w:pStyle w:val="TOC1"/>
+            <w:tabs>
+              <w:tab w:val="right" w:leader="dot" w:pos="9350"/>
+            </w:tabs>
+            <w:rPr>
+              <w:noProof/>
+            </w:rPr>
+          </w:pPr>
+          <w:hyperlink w:anchor="_Toc238391303" w:history="1">
+            <w:r>
+              <w:rPr>
+                <w:rStyle w:val="Hyperlink"/>
+                <w:noProof/>
+              </w:rPr>
+              <w:t>3  The sewing technique and instantaneous depth (arXiv:2509.09033)</w:t>
+            </w:r>
+            <w:r>
+              <w:rPr>
+                <w:noProof/>
+              </w:rPr>
+              <w:tab/>
+            </w:r>
+            <w:r>
+              <w:rPr>
+                <w:noProof/>
+              </w:rPr>
+              <w:fldChar w:fldCharType="begin"/>
+            </w:r>
+            <w:r>
+              <w:rPr>
+                <w:noProof/>
+              </w:rPr>
+              <w:instrText xml:space="preserve"> PAGEREF _Toc238391303 \h </w:instrText>
+            </w:r>
+            <w:r>
+              <w:rPr>
+                <w:noProof/>
+              </w:rPr>
+            </w:r>
+            <w:r>
+              <w:rPr>
+                <w:noProof/>
+              </w:rPr>
+              <w:fldChar w:fldCharType="separate"/>
+            </w:r>
+            <w:r>
+              <w:rPr>
+                <w:noProof/>
+              </w:rPr>
+              <w:t>4</w:t>
+            </w:r>
+            <w:r>
+              <w:rPr>
+                <w:noProof/>
+              </w:rPr>
+              <w:fldChar w:fldCharType="end"/>
+            </w:r>
+          </w:hyperlink>
+        </w:p>
+        <w:p>
+          <w:pPr>
+            <w:pStyle w:val="TOC2"/>
+            <w:tabs>
+              <w:tab w:val="right" w:leader="dot" w:pos="9350"/>
+            </w:tabs>
+            <w:rPr>
+              <w:noProof/>
+            </w:rPr>
+          </w:pPr>
+          <w:hyperlink w:anchor="_Toc238391304" w:history="1">
+            <w:r>
+              <w:rPr>
+                <w:rStyle w:val="Hyperlink"/>
+                <w:noProof/>
+              </w:rPr>
+              <w:t>3.1  Sewing (local inversions)</w:t>
+            </w:r>
+            <w:r>
+              <w:rPr>
+                <w:noProof/>
+              </w:rPr>
+              <w:tab/>
+            </w:r>
+            <w:r>
+              <w:rPr>
+                <w:noProof/>
+              </w:rPr>
+              <w:fldChar w:fldCharType="begin"/>
+            </w:r>
+            <w:r>
+              <w:rPr>
+                <w:noProof/>
+              </w:rPr>
+              <w:instrText xml:space="preserve"> PAGEREF _Toc238391304 \h </w:instrText>
+            </w:r>
+            <w:r>
+              <w:rPr>
+                <w:noProof/>
+              </w:rPr>
+            </w:r>
+            <w:r>
+              <w:rPr>
+                <w:noProof/>
+              </w:rPr>
+              <w:fldChar w:fldCharType="separate"/>
+            </w:r>
+            <w:r>
+              <w:rPr>
+                <w:noProof/>
+              </w:rPr>
+              <w:t>4</w:t>
+            </w:r>
+            <w:r>
+              <w:rPr>
+                <w:noProof/>
+              </w:rPr>
+              <w:fldChar w:fldCharType="end"/>
+            </w:r>
+          </w:hyperlink>
+        </w:p>
+        <w:p>
+          <w:pPr>
+            <w:pStyle w:val="TOC2"/>
+            <w:tabs>
+              <w:tab w:val="right" w:leader="dot" w:pos="9350"/>
+            </w:tabs>
+            <w:rPr>
+              <w:noProof/>
+            </w:rPr>
+          </w:pPr>
+          <w:hyperlink w:anchor="_Toc238391305" w:history="1">
+            <w:r>
+              <w:rPr>
+                <w:rStyle w:val="Hyperlink"/>
+                <w:noProof/>
+              </w:rPr>
+              <w:t>3.2  Instantaneous depth</w:t>
+            </w:r>
+            <w:r>
+              <w:rPr>
+                <w:noProof/>
+              </w:rPr>
+              <w:tab/>
+            </w:r>
+            <w:r>
+              <w:rPr>
+                <w:noProof/>
+              </w:rPr>
+              <w:fldChar w:fldCharType="begin"/>
+            </w:r>
+            <w:r>
+              <w:rPr>
+                <w:noProof/>
+              </w:rPr>
+              <w:instrText xml:space="preserve"> PAGEREF _Toc238391305 \h </w:instrText>
+            </w:r>
+            <w:r>
+              <w:rPr>
+                <w:noProof/>
+              </w:rPr>
+            </w:r>
+            <w:r>
+              <w:rPr>
+                <w:noProof/>
+              </w:rPr>
+              <w:fldChar w:fldCharType="separate"/>
+            </w:r>
+            <w:r>
+              <w:rPr>
+                <w:noProof/>
+              </w:rPr>
+              <w:t>5</w:t>
+            </w:r>
+            <w:r>
+              <w:rPr>
+                <w:noProof/>
+              </w:rPr>
+              <w:fldChar w:fldCharType="end"/>
+            </w:r>
+          </w:hyperlink>
+        </w:p>
+        <w:p>
+          <w:pPr>
+            <w:pStyle w:val="TOC1"/>
+            <w:tabs>
+              <w:tab w:val="right" w:leader="dot" w:pos="9350"/>
+            </w:tabs>
+            <w:rPr>
+              <w:noProof/>
+            </w:rPr>
+          </w:pPr>
+          <w:hyperlink w:anchor="_Toc238391306" w:history="1">
+            <w:r>
+              <w:rPr>
+                <w:rStyle w:val="Hyperlink"/>
+                <w:noProof/>
+              </w:rPr>
+              <w:t>4  Algorithms (Cirq-native)</w:t>
+            </w:r>
+            <w:r>
+              <w:rPr>
+                <w:noProof/>
+              </w:rPr>
+              <w:tab/>
+            </w:r>
+            <w:r>
+              <w:rPr>
+                <w:noProof/>
+              </w:rPr>
+              <w:fldChar w:fldCharType="begin"/>
+            </w:r>
+            <w:r>
+              <w:rPr>
+                <w:noProof/>
+              </w:rPr>
+              <w:instrText xml:space="preserve"> PAGEREF _Toc238391306 \h </w:instrText>
+            </w:r>
+            <w:r>
+              <w:rPr>
+                <w:noProof/>
+              </w:rPr>
+            </w:r>
+            <w:r>
+              <w:rPr>
+                <w:noProof/>
+              </w:rPr>
+              <w:fldChar w:fldCharType="separate"/>
+            </w:r>
+            <w:r>
+              <w:rPr>
+                <w:noProof/>
+              </w:rPr>
+              <w:t>5</w:t>
+            </w:r>
+            <w:r>
+              <w:rPr>
+                <w:noProof/>
+              </w:rPr>
+              <w:fldChar w:fldCharType="end"/>
+            </w:r>
+          </w:hyperlink>
+        </w:p>
+        <w:p>
+          <w:pPr>
+            <w:pStyle w:val="TOC2"/>
+            <w:tabs>
+              <w:tab w:val="right" w:leader="dot" w:pos="9350"/>
+            </w:tabs>
+            <w:rPr>
+              <w:noProof/>
+            </w:rPr>
+          </w:pPr>
+          <w:hyperlink w:anchor="_Toc238391307" w:history="1">
+            <w:r>
+              <w:rPr>
+                <w:rStyle w:val="Hyperlink"/>
+                <w:noProof/>
+              </w:rPr>
+              <w:t>4.1  Critical reservoir step (Willow-native)</w:t>
+            </w:r>
+            <w:r>
+              <w:rPr>
+                <w:noProof/>
+              </w:rPr>
+              <w:tab/>
+            </w:r>
+            <w:r>
+              <w:rPr>
+                <w:noProof/>
+              </w:rPr>
+              <w:fldChar w:fldCharType="begin"/>
+            </w:r>
+            <w:r>
+              <w:rPr>
+                <w:noProof/>
+              </w:rPr>
+              <w:instrText xml:space="preserve"> PAGEREF _Toc238391307 \h </w:instrText>
+            </w:r>
+            <w:r>
+              <w:rPr>
+                <w:noProof/>
+              </w:rPr>
+            </w:r>
+            <w:r>
+              <w:rPr>
+                <w:noProof/>
+              </w:rPr>
+              <w:fldChar w:fldCharType="separate"/>
+            </w:r>
+            <w:r>
+              <w:rPr>
+                <w:noProof/>
+              </w:rPr>
+              <w:t>5</w:t>
+            </w:r>
+            <w:r>
+              <w:rPr>
+                <w:noProof/>
+              </w:rPr>
+              <w:fldChar w:fldCharType="end"/>
+            </w:r>
+          </w:hyperlink>
+        </w:p>
+        <w:p>
+          <w:pPr>
+            <w:pStyle w:val="TOC2"/>
+            <w:tabs>
+              <w:tab w:val="right" w:leader="dot" w:pos="9350"/>
+            </w:tabs>
+            <w:rPr>
+              <w:noProof/>
+            </w:rPr>
+          </w:pPr>
+          <w:hyperlink w:anchor="_Toc238391308" w:history="1">
+            <w:r>
+              <w:rPr>
+                <w:rStyle w:val="Hyperlink"/>
+                <w:noProof/>
+              </w:rPr>
+              <w:t>4.2  Sewn ancilla read-out (collapse-free quantum memory)</w:t>
+            </w:r>
+            <w:r>
+              <w:rPr>
+                <w:noProof/>
+              </w:rPr>
+              <w:tab/>
+            </w:r>
+            <w:r>
+              <w:rPr>
+                <w:noProof/>
+              </w:rPr>
+              <w:fldChar w:fldCharType="begin"/>
+            </w:r>
+            <w:r>
+              <w:rPr>
+                <w:noProof/>
+              </w:rPr>
+              <w:instrText xml:space="preserve"> PAGEREF _Toc238391308 \h </w:instrText>
+            </w:r>
+            <w:r>
+              <w:rPr>
+                <w:noProof/>
+              </w:rPr>
+            </w:r>
+            <w:r>
+              <w:rPr>
+                <w:noProof/>
+              </w:rPr>
+              <w:fldChar w:fldCharType="separate"/>
+            </w:r>
+            <w:r>
+              <w:rPr>
+                <w:noProof/>
+              </w:rPr>
+              <w:t>5</w:t>
+            </w:r>
+            <w:r>
+              <w:rPr>
+                <w:noProof/>
+              </w:rPr>
+              <w:fldChar w:fldCharType="end"/>
+            </w:r>
+          </w:hyperlink>
+        </w:p>
+        <w:p>
+          <w:pPr>
+            <w:pStyle w:val="TOC2"/>
+            <w:tabs>
+              <w:tab w:val="right" w:leader="dot" w:pos="9350"/>
+            </w:tabs>
+            <w:rPr>
+              <w:noProof/>
+            </w:rPr>
+          </w:pPr>
+          <w:hyperlink w:anchor="_Toc238391309" w:history="1">
+            <w:r>
+              <w:rPr>
+                <w:rStyle w:val="Hyperlink"/>
+                <w:noProof/>
+              </w:rPr>
+              <w:t>4.3  Persistent reservoir with coherent memory</w:t>
+            </w:r>
+            <w:r>
+              <w:rPr>
+                <w:noProof/>
+              </w:rPr>
+              <w:tab/>
+            </w:r>
+            <w:r>
+              <w:rPr>
+                <w:noProof/>
+              </w:rPr>
+              <w:fldChar w:fldCharType="begin"/>
+            </w:r>
+            <w:r>
+              <w:rPr>
+                <w:noProof/>
+              </w:rPr>
+              <w:instrText xml:space="preserve"> PAGEREF _Toc238391309 \h </w:instrText>
+            </w:r>
+            <w:r>
+              <w:rPr>
+                <w:noProof/>
+              </w:rPr>
+            </w:r>
+            <w:r>
+              <w:rPr>
+                <w:noProof/>
+              </w:rPr>
+              <w:fldChar w:fldCharType="separate"/>
+            </w:r>
+            <w:r>
+              <w:rPr>
+                <w:noProof/>
+              </w:rPr>
+              <w:t>5</w:t>
+            </w:r>
+            <w:r>
+              <w:rPr>
+                <w:noProof/>
+              </w:rPr>
+              <w:fldChar w:fldCharType="end"/>
+            </w:r>
+          </w:hyperlink>
+        </w:p>
+        <w:p>
+          <w:pPr>
+            <w:pStyle w:val="TOC2"/>
+            <w:tabs>
+              <w:tab w:val="right" w:leader="dot" w:pos="9350"/>
+            </w:tabs>
+            <w:rPr>
+              <w:noProof/>
+            </w:rPr>
+          </w:pPr>
+          <w:hyperlink w:anchor="_Toc238391310" w:history="1">
+            <w:r>
+              <w:rPr>
+                <w:rStyle w:val="Hyperlink"/>
+                <w:noProof/>
+              </w:rPr>
+              <w:t>4.4  Instantaneous-depth gadget</w:t>
+            </w:r>
+            <w:r>
+              <w:rPr>
+                <w:noProof/>
+              </w:rPr>
+              <w:tab/>
+            </w:r>
+            <w:r>
+              <w:rPr>
+                <w:noProof/>
+              </w:rPr>
+              <w:fldChar w:fldCharType="begin"/>
+            </w:r>
+            <w:r>
+              <w:rPr>
+                <w:noProof/>
+              </w:rPr>
+              <w:instrText xml:space="preserve"> PAGEREF _Toc238391310 \h </w:instrText>
+            </w:r>
+            <w:r>
+              <w:rPr>
+                <w:noProof/>
+              </w:rPr>
+            </w:r>
+            <w:r>
+              <w:rPr>
+                <w:noProof/>
+              </w:rPr>
+              <w:fldChar w:fldCharType="separate"/>
+            </w:r>
+            <w:r>
+              <w:rPr>
+                <w:noProof/>
+              </w:rPr>
+              <w:t>5</w:t>
+            </w:r>
+            <w:r>
+              <w:rPr>
+                <w:noProof/>
+              </w:rPr>
+              <w:fldChar w:fldCharType="end"/>
+            </w:r>
+          </w:hyperlink>
+        </w:p>
+        <w:p>
+          <w:pPr>
+            <w:pStyle w:val="TOC2"/>
+            <w:tabs>
+              <w:tab w:val="right" w:leader="dot" w:pos="9350"/>
+            </w:tabs>
+            <w:rPr>
+              <w:noProof/>
+            </w:rPr>
+          </w:pPr>
+          <w:hyperlink w:anchor="_Toc238391311" w:history="1">
+            <w:r>
+              <w:rPr>
+                <w:rStyle w:val="Hyperlink"/>
+                <w:noProof/>
+              </w:rPr>
+              <w:t>4.5  Local-cost training probe</w:t>
+            </w:r>
+            <w:r>
+              <w:rPr>
+                <w:noProof/>
+              </w:rPr>
+              <w:tab/>
+            </w:r>
+            <w:r>
+              <w:rPr>
+                <w:noProof/>
+              </w:rPr>
+              <w:fldChar w:fldCharType="begin"/>
+            </w:r>
+            <w:r>
+              <w:rPr>
+                <w:noProof/>
+              </w:rPr>
+              <w:instrText xml:space="preserve"> PAGEREF _Toc238391311 \h </w:instrText>
+            </w:r>
+            <w:r>
+              <w:rPr>
+                <w:noProof/>
+              </w:rPr>
+            </w:r>
+            <w:r>
+              <w:rPr>
+                <w:noProof/>
+              </w:rPr>
+              <w:fldChar w:fldCharType="separate"/>
+            </w:r>
+            <w:r>
+              <w:rPr>
+                <w:noProof/>
+              </w:rPr>
+              <w:t>6</w:t>
+            </w:r>
+            <w:r>
+              <w:rPr>
+                <w:noProof/>
+              </w:rPr>
+              <w:fldChar w:fldCharType="end"/>
+            </w:r>
+          </w:hyperlink>
+        </w:p>
+        <w:p>
+          <w:pPr>
+            <w:pStyle w:val="TOC2"/>
+            <w:tabs>
+              <w:tab w:val="right" w:leader="dot" w:pos="9350"/>
+            </w:tabs>
+            <w:rPr>
+              <w:noProof/>
+            </w:rPr>
+          </w:pPr>
+          <w:hyperlink w:anchor="_Toc238391312" w:history="1">
+            <w:r>
+              <w:rPr>
+                <w:rStyle w:val="Hyperlink"/>
+                <w:noProof/>
+              </w:rPr>
+              <w:t>4.6  ID-QND-RC integration and Willow layout</w:t>
+            </w:r>
+            <w:r>
+              <w:rPr>
+                <w:noProof/>
+              </w:rPr>
+              <w:tab/>
+            </w:r>
+            <w:r>
+              <w:rPr>
+                <w:noProof/>
+              </w:rPr>
+              <w:fldChar w:fldCharType="begin"/>
+            </w:r>
+            <w:r>
+              <w:rPr>
+                <w:noProof/>
+              </w:rPr>
+              <w:instrText xml:space="preserve"> PAGEREF _Toc238391312 \h </w:instrText>
+            </w:r>
+            <w:r>
+              <w:rPr>
+                <w:noProof/>
+              </w:rPr>
+            </w:r>
+            <w:r>
+              <w:rPr>
+                <w:noProof/>
+              </w:rPr>
+              <w:fldChar w:fldCharType="separate"/>
+            </w:r>
+            <w:r>
+              <w:rPr>
+                <w:noProof/>
+              </w:rPr>
+              <w:t>6</w:t>
+            </w:r>
+            <w:r>
+              <w:rPr>
+                <w:noProof/>
+              </w:rPr>
+              <w:fldChar w:fldCharType="end"/>
+            </w:r>
+          </w:hyperlink>
+        </w:p>
+        <w:p>
+          <w:pPr>
+            <w:pStyle w:val="TOC1"/>
+            <w:tabs>
+              <w:tab w:val="right" w:leader="dot" w:pos="9350"/>
+            </w:tabs>
+            <w:rPr>
+              <w:noProof/>
+            </w:rPr>
+          </w:pPr>
+          <w:hyperlink w:anchor="_Toc238391313" w:history="1">
+            <w:r>
+              <w:rPr>
+                <w:rStyle w:val="Hyperlink"/>
+                <w:noProof/>
+              </w:rPr>
+              <w:t>5  Implementation and verification</w:t>
+            </w:r>
+            <w:r>
+              <w:rPr>
+                <w:noProof/>
+              </w:rPr>
+              <w:tab/>
+            </w:r>
+            <w:r>
+              <w:rPr>
+                <w:noProof/>
+              </w:rPr>
+              <w:fldChar w:fldCharType="begin"/>
+            </w:r>
+            <w:r>
+              <w:rPr>
+                <w:noProof/>
+              </w:rPr>
+              <w:instrText xml:space="preserve"> PAGEREF _Toc238391313 \h </w:instrText>
+            </w:r>
+            <w:r>
+              <w:rPr>
+                <w:noProof/>
+              </w:rPr>
+            </w:r>
+            <w:r>
+              <w:rPr>
+                <w:noProof/>
+              </w:rPr>
+              <w:fldChar w:fldCharType="separate"/>
+            </w:r>
+            <w:r>
+              <w:rPr>
+                <w:noProof/>
+              </w:rPr>
+              <w:t>6</w:t>
+            </w:r>
+            <w:r>
+              <w:rPr>
+                <w:noProof/>
+              </w:rPr>
+              <w:fldChar w:fldCharType="end"/>
+            </w:r>
+          </w:hyperlink>
+        </w:p>
+        <w:p>
+          <w:pPr>
+            <w:pStyle w:val="TOC1"/>
+            <w:tabs>
+              <w:tab w:val="right" w:leader="dot" w:pos="9350"/>
+            </w:tabs>
+            <w:rPr>
+              <w:noProof/>
+            </w:rPr>
+          </w:pPr>
+          <w:hyperlink w:anchor="_Toc238391314" w:history="1">
+            <w:r>
+              <w:rPr>
+                <w:rStyle w:val="Hyperlink"/>
+                <w:noProof/>
+              </w:rPr>
+              <w:t>6  Results</w:t>
+            </w:r>
+            <w:r>
+              <w:rPr>
+                <w:noProof/>
+              </w:rPr>
+              <w:tab/>
+            </w:r>
+            <w:r>
+              <w:rPr>
+                <w:noProof/>
+              </w:rPr>
+              <w:fldChar w:fldCharType="begin"/>
+            </w:r>
+            <w:r>
+              <w:rPr>
+                <w:noProof/>
+              </w:rPr>
+              <w:instrText xml:space="preserve"> PAGEREF _Toc238391314 \h </w:instrText>
+            </w:r>
+            <w:r>
+              <w:rPr>
+                <w:noProof/>
+              </w:rPr>
+            </w:r>
+            <w:r>
+              <w:rPr>
+                <w:noProof/>
+              </w:rPr>
+              <w:fldChar w:fldCharType="separate"/>
+            </w:r>
+            <w:r>
+              <w:rPr>
+                <w:noProof/>
+              </w:rPr>
+              <w:t>7</w:t>
+            </w:r>
+            <w:r>
+              <w:rPr>
+                <w:noProof/>
+              </w:rPr>
+              <w:fldChar w:fldCharType="end"/>
+            </w:r>
+          </w:hyperlink>
+        </w:p>
+        <w:p>
+          <w:pPr>
+            <w:pStyle w:val="TOC2"/>
+            <w:tabs>
+              <w:tab w:val="right" w:leader="dot" w:pos="9350"/>
+            </w:tabs>
+            <w:rPr>
+              <w:noProof/>
+            </w:rPr>
+          </w:pPr>
+          <w:hyperlink w:anchor="_Toc238391315" w:history="1">
+            <w:r>
+              <w:rPr>
+                <w:rStyle w:val="Hyperlink"/>
+                <w:noProof/>
+              </w:rPr>
+              <w:t>6.1  Cirq engine fidelity and Willow-native processing</w:t>
+            </w:r>
+            <w:r>
+              <w:rPr>
+                <w:noProof/>
+              </w:rPr>
+              <w:tab/>
+            </w:r>
+            <w:r>
+              <w:rPr>
+                <w:noProof/>
+              </w:rPr>
+              <w:fldChar w:fldCharType="begin"/>
+            </w:r>
+            <w:r>
+              <w:rPr>
+                <w:noProof/>
+              </w:rPr>
+              <w:instrText xml:space="preserve"> PAGEREF _Toc238391315 \h </w:instrText>
+            </w:r>
+            <w:r>
+              <w:rPr>
+                <w:noProof/>
+              </w:rPr>
+            </w:r>
+            <w:r>
+              <w:rPr>
+                <w:noProof/>
+              </w:rPr>
+              <w:fldChar w:fldCharType="separate"/>
+            </w:r>
+            <w:r>
+              <w:rPr>
+                <w:noProof/>
+              </w:rPr>
+              <w:t>7</w:t>
+            </w:r>
+            <w:r>
+              <w:rPr>
+                <w:noProof/>
+              </w:rPr>
+              <w:fldChar w:fldCharType="end"/>
+            </w:r>
+          </w:hyperlink>
+        </w:p>
+        <w:p>
+          <w:pPr>
+            <w:pStyle w:val="TOC2"/>
+            <w:tabs>
+              <w:tab w:val="right" w:leader="dot" w:pos="9350"/>
+            </w:tabs>
+            <w:rPr>
+              <w:noProof/>
+            </w:rPr>
+          </w:pPr>
+          <w:hyperlink w:anchor="_Toc238391316" w:history="1">
+            <w:r>
+              <w:rPr>
+                <w:rStyle w:val="Hyperlink"/>
+                <w:noProof/>
+              </w:rPr>
+              <w:t>6.2  QND-RC decoupling vs the monolith</w:t>
+            </w:r>
+            <w:r>
+              <w:rPr>
+                <w:noProof/>
+              </w:rPr>
+              <w:tab/>
+            </w:r>
+            <w:r>
+              <w:rPr>
+                <w:noProof/>
+              </w:rPr>
+              <w:fldChar w:fldCharType="begin"/>
+            </w:r>
+            <w:r>
+              <w:rPr>
+                <w:noProof/>
+              </w:rPr>
+              <w:instrText xml:space="preserve"> PAGEREF _Toc238391316 \h </w:instrText>
+            </w:r>
+            <w:r>
+              <w:rPr>
+                <w:noProof/>
+              </w:rPr>
+            </w:r>
+            <w:r>
+              <w:rPr>
+                <w:noProof/>
+              </w:rPr>
+              <w:fldChar w:fldCharType="separate"/>
+            </w:r>
+            <w:r>
+              <w:rPr>
+                <w:noProof/>
+              </w:rPr>
+              <w:t>7</w:t>
+            </w:r>
+            <w:r>
+              <w:rPr>
+                <w:noProof/>
+              </w:rPr>
+              <w:fldChar w:fldCharType="end"/>
+            </w:r>
+          </w:hyperlink>
+        </w:p>
+        <w:p>
+          <w:pPr>
+            <w:pStyle w:val="TOC2"/>
+            <w:tabs>
+              <w:tab w:val="right" w:leader="dot" w:pos="9350"/>
+            </w:tabs>
+            <w:rPr>
+              <w:noProof/>
+            </w:rPr>
+          </w:pPr>
+          <w:hyperlink w:anchor="_Toc238391317" w:history="1">
+            <w:r>
+              <w:rPr>
+                <w:rStyle w:val="Hyperlink"/>
+                <w:noProof/>
+              </w:rPr>
+              <w:t>6.3  A genuinely quantum, collapse-free memory</w:t>
+            </w:r>
+            <w:r>
+              <w:rPr>
+                <w:noProof/>
+              </w:rPr>
+              <w:tab/>
+            </w:r>
+            <w:r>
+              <w:rPr>
+                <w:noProof/>
+              </w:rPr>
+              <w:fldChar w:fldCharType="begin"/>
+            </w:r>
+            <w:r>
+              <w:rPr>
+                <w:noProof/>
+              </w:rPr>
+              <w:instrText xml:space="preserve"> PAGEREF _Toc238391317 \h </w:instrText>
+            </w:r>
+            <w:r>
+              <w:rPr>
+                <w:noProof/>
+              </w:rPr>
+            </w:r>
+            <w:r>
+              <w:rPr>
+                <w:noProof/>
+              </w:rPr>
+              <w:fldChar w:fldCharType="separate"/>
+            </w:r>
+            <w:r>
+              <w:rPr>
+                <w:noProof/>
+              </w:rPr>
+              <w:t>7</w:t>
+            </w:r>
+            <w:r>
+              <w:rPr>
+                <w:noProof/>
+              </w:rPr>
+              <w:fldChar w:fldCharType="end"/>
+            </w:r>
+          </w:hyperlink>
+        </w:p>
+        <w:p>
+          <w:pPr>
+            <w:pStyle w:val="TOC2"/>
+            <w:tabs>
+              <w:tab w:val="right" w:leader="dot" w:pos="9350"/>
+            </w:tabs>
+            <w:rPr>
+              <w:noProof/>
+            </w:rPr>
+          </w:pPr>
+          <w:hyperlink w:anchor="_Toc238391318" w:history="1">
+            <w:r>
+              <w:rPr>
+                <w:rStyle w:val="Hyperlink"/>
+                <w:noProof/>
+              </w:rPr>
+              <w:t>6.4  Local cost eliminates the barren plateau</w:t>
+            </w:r>
+            <w:r>
+              <w:rPr>
+                <w:noProof/>
+              </w:rPr>
+              <w:tab/>
+            </w:r>
+            <w:r>
+              <w:rPr>
+                <w:noProof/>
+              </w:rPr>
+              <w:fldChar w:fldCharType="begin"/>
+            </w:r>
+            <w:r>
+              <w:rPr>
+                <w:noProof/>
+              </w:rPr>
+              <w:instrText xml:space="preserve"> PAGEREF _Toc238391318 \h </w:instrText>
+            </w:r>
+            <w:r>
+              <w:rPr>
+                <w:noProof/>
+              </w:rPr>
+            </w:r>
+            <w:r>
+              <w:rPr>
+                <w:noProof/>
+              </w:rPr>
+              <w:fldChar w:fldCharType="separate"/>
+            </w:r>
+            <w:r>
+              <w:rPr>
+                <w:noProof/>
+              </w:rPr>
+              <w:t>8</w:t>
+            </w:r>
+            <w:r>
+              <w:rPr>
+                <w:noProof/>
+              </w:rPr>
+              <w:fldChar w:fldCharType="end"/>
+            </w:r>
+          </w:hyperlink>
+        </w:p>
+        <w:p>
+          <w:pPr>
+            <w:pStyle w:val="TOC2"/>
+            <w:tabs>
+              <w:tab w:val="right" w:leader="dot" w:pos="9350"/>
+            </w:tabs>
+            <w:rPr>
+              <w:noProof/>
+            </w:rPr>
+          </w:pPr>
+          <w:hyperlink w:anchor="_Toc238391319" w:history="1">
+            <w:r>
+              <w:rPr>
+                <w:rStyle w:val="Hyperlink"/>
+                <w:noProof/>
+              </w:rPr>
+              <w:t>6.5  Instantaneous depth is noise-robust</w:t>
+            </w:r>
+            <w:r>
+              <w:rPr>
+                <w:noProof/>
+              </w:rPr>
+              <w:tab/>
+            </w:r>
+            <w:r>
+              <w:rPr>
+                <w:noProof/>
+              </w:rPr>
+              <w:fldChar w:fldCharType="begin"/>
+            </w:r>
+            <w:r>
+              <w:rPr>
+                <w:noProof/>
+              </w:rPr>
+              <w:instrText xml:space="preserve"> PAGEREF _Toc238391319 \h </w:instrText>
+            </w:r>
+            <w:r>
+              <w:rPr>
+                <w:noProof/>
+              </w:rPr>
+            </w:r>
+            <w:r>
+              <w:rPr>
+                <w:noProof/>
+              </w:rPr>
+              <w:fldChar w:fldCharType="separate"/>
+            </w:r>
+            <w:r>
+              <w:rPr>
+                <w:noProof/>
+              </w:rPr>
+              <w:t>8</w:t>
+            </w:r>
+            <w:r>
+              <w:rPr>
+                <w:noProof/>
+              </w:rPr>
+              <w:fldChar w:fldCharType="end"/>
+            </w:r>
+          </w:hyperlink>
+        </w:p>
+        <w:p>
+          <w:pPr>
+            <w:pStyle w:val="TOC2"/>
+            <w:tabs>
+              <w:tab w:val="right" w:leader="dot" w:pos="9350"/>
+            </w:tabs>
+            <w:rPr>
+              <w:noProof/>
+            </w:rPr>
+          </w:pPr>
+          <w:hyperlink w:anchor="_Toc238391320" w:history="1">
+            <w:r>
+              <w:rPr>
+                <w:rStyle w:val="Hyperlink"/>
+                <w:noProof/>
+              </w:rPr>
+              <w:t>6.6  Integration: ID-QND-RC on k-Pauli</w:t>
+            </w:r>
+            <w:r>
+              <w:rPr>
+                <w:noProof/>
+              </w:rPr>
+              <w:tab/>
+            </w:r>
+            <w:r>
+              <w:rPr>
+                <w:noProof/>
+              </w:rPr>
+              <w:fldChar w:fldCharType="begin"/>
+            </w:r>
+            <w:r>
+              <w:rPr>
+                <w:noProof/>
+              </w:rPr>
+              <w:instrText xml:space="preserve"> PAGEREF _Toc238391320 \h </w:instrText>
+            </w:r>
+            <w:r>
+              <w:rPr>
+                <w:noProof/>
+              </w:rPr>
+            </w:r>
+            <w:r>
+              <w:rPr>
+                <w:noProof/>
+              </w:rPr>
+              <w:fldChar w:fldCharType="separate"/>
+            </w:r>
+            <w:r>
+              <w:rPr>
+                <w:noProof/>
+              </w:rPr>
+              <w:t>8</w:t>
+            </w:r>
+            <w:r>
+              <w:rPr>
+                <w:noProof/>
+              </w:rPr>
+              <w:fldChar w:fldCharType="end"/>
+            </w:r>
+          </w:hyperlink>
+        </w:p>
+        <w:p>
+          <w:pPr>
+            <w:pStyle w:val="TOC1"/>
+            <w:tabs>
+              <w:tab w:val="right" w:leader="dot" w:pos="9350"/>
+            </w:tabs>
+            <w:rPr>
+              <w:noProof/>
+            </w:rPr>
+          </w:pPr>
+          <w:hyperlink w:anchor="_Toc238391321" w:history="1">
+            <w:r>
+              <w:rPr>
+                <w:rStyle w:val="Hyperlink"/>
+                <w:noProof/>
+              </w:rPr>
+              <w:t>7  Advantages</w:t>
+            </w:r>
+            <w:r>
+              <w:rPr>
+                <w:noProof/>
+              </w:rPr>
+              <w:tab/>
+            </w:r>
+            <w:r>
+              <w:rPr>
+                <w:noProof/>
+              </w:rPr>
+              <w:fldChar w:fldCharType="begin"/>
+            </w:r>
+            <w:r>
+              <w:rPr>
+                <w:noProof/>
+              </w:rPr>
+              <w:instrText xml:space="preserve"> PAGEREF _Toc238391321 \h </w:instrText>
+            </w:r>
+            <w:r>
+              <w:rPr>
+                <w:noProof/>
+              </w:rPr>
+            </w:r>
+            <w:r>
+              <w:rPr>
+                <w:noProof/>
+              </w:rPr>
+              <w:fldChar w:fldCharType="separate"/>
+            </w:r>
+            <w:r>
+              <w:rPr>
+                <w:noProof/>
+              </w:rPr>
+              <w:t>9</w:t>
+            </w:r>
+            <w:r>
+              <w:rPr>
+                <w:noProof/>
+              </w:rPr>
+              <w:fldChar w:fldCharType="end"/>
+            </w:r>
+          </w:hyperlink>
+        </w:p>
+        <w:p>
+          <w:pPr>
+            <w:pStyle w:val="TOC1"/>
+            <w:tabs>
+              <w:tab w:val="right" w:leader="dot" w:pos="9350"/>
+            </w:tabs>
+            <w:rPr>
+              <w:noProof/>
+            </w:rPr>
+          </w:pPr>
+          <w:hyperlink w:anchor="_Toc238391322" w:history="1">
+            <w:r>
+              <w:rPr>
+                <w:rStyle w:val="Hyperlink"/>
+                <w:noProof/>
+              </w:rPr>
+              <w:t>8  Disadvantages and honest limitations</w:t>
+            </w:r>
+            <w:r>
+              <w:rPr>
+                <w:noProof/>
+              </w:rPr>
+              <w:tab/>
+            </w:r>
+            <w:r>
+              <w:rPr>
+                <w:noProof/>
+              </w:rPr>
+              <w:fldChar w:fldCharType="begin"/>
+            </w:r>
+            <w:r>
+              <w:rPr>
+                <w:noProof/>
+              </w:rPr>
+              <w:instrText xml:space="preserve"> PAGEREF _Toc238391322 \h </w:instrText>
+            </w:r>
+            <w:r>
+              <w:rPr>
+                <w:noProof/>
+              </w:rPr>
+            </w:r>
+            <w:r>
+              <w:rPr>
+                <w:noProof/>
+              </w:rPr>
+              <w:fldChar w:fldCharType="separate"/>
+            </w:r>
+            <w:r>
+              <w:rPr>
+                <w:noProof/>
+              </w:rPr>
+              <w:t>9</w:t>
+            </w:r>
+            <w:r>
+              <w:rPr>
+                <w:noProof/>
+              </w:rPr>
+              <w:fldChar w:fldCharType="end"/>
+            </w:r>
+          </w:hyperlink>
+        </w:p>
+        <w:p>
+          <w:pPr>
+            <w:pStyle w:val="TOC1"/>
+            <w:tabs>
+              <w:tab w:val="right" w:leader="dot" w:pos="9350"/>
+            </w:tabs>
+            <w:rPr>
+              <w:noProof/>
+            </w:rPr>
+          </w:pPr>
+          <w:hyperlink w:anchor="_Toc238391323" w:history="1">
+            <w:r>
+              <w:rPr>
+                <w:rStyle w:val="Hyperlink"/>
+                <w:noProof/>
+              </w:rPr>
+              <w:t>9  Future work</w:t>
+            </w:r>
+            <w:r>
+              <w:rPr>
+                <w:noProof/>
+              </w:rPr>
+              <w:tab/>
+            </w:r>
+            <w:r>
+              <w:rPr>
+                <w:noProof/>
+              </w:rPr>
+              <w:fldChar w:fldCharType="begin"/>
+            </w:r>
+            <w:r>
+              <w:rPr>
+                <w:noProof/>
+              </w:rPr>
+              <w:instrText xml:space="preserve"> PAGEREF _Toc238391323 \h </w:instrText>
+            </w:r>
+            <w:r>
+              <w:rPr>
+                <w:noProof/>
+              </w:rPr>
+            </w:r>
+            <w:r>
+              <w:rPr>
+                <w:noProof/>
+              </w:rPr>
+              <w:fldChar w:fldCharType="separate"/>
+            </w:r>
+            <w:r>
+              <w:rPr>
+                <w:noProof/>
+              </w:rPr>
+              <w:t>10</w:t>
+            </w:r>
+            <w:r>
+              <w:rPr>
+                <w:noProof/>
+              </w:rPr>
+              <w:fldChar w:fldCharType="end"/>
+            </w:r>
+          </w:hyperlink>
+        </w:p>
+        <w:p>
+          <w:pPr>
+            <w:pStyle w:val="TOC1"/>
+            <w:tabs>
+              <w:tab w:val="right" w:leader="dot" w:pos="9350"/>
+            </w:tabs>
+            <w:rPr>
+              <w:noProof/>
+            </w:rPr>
+          </w:pPr>
+          <w:hyperlink w:anchor="_Toc238391324" w:history="1">
+            <w:r>
+              <w:rPr>
+                <w:rStyle w:val="Hyperlink"/>
+                <w:noProof/>
+              </w:rPr>
+              <w:t>10  References</w:t>
+            </w:r>
+            <w:r>
+              <w:rPr>
+                <w:noProof/>
+              </w:rPr>
+              <w:tab/>
+            </w:r>
+            <w:r>
+              <w:rPr>
+                <w:noProof/>
+              </w:rPr>
+              <w:fldChar w:fldCharType="begin"/>
+            </w:r>
+            <w:r>
+              <w:rPr>
+                <w:noProof/>
+              </w:rPr>
+              <w:instrText xml:space="preserve"> PAGEREF _Toc238391324 \h </w:instrText>
+            </w:r>
+            <w:r>
+              <w:rPr>
+                <w:noProof/>
+              </w:rPr>
+            </w:r>
+            <w:r>
+              <w:rPr>
+                <w:noProof/>
+              </w:rPr>
+              <w:fldChar w:fldCharType="separate"/>
+            </w:r>
+            <w:r>
+              <w:rPr>
+                <w:noProof/>
+              </w:rPr>
+              <w:t>10</w:t>
+            </w:r>
+            <w:r>
+              <w:rPr>
+                <w:noProof/>
+              </w:rPr>
+              <w:fldChar w:fldCharType="end"/>
+            </w:r>
+          </w:hyperlink>
         </w:p>
         <w:p>
           <w:r>
@@ -132,15 +1907,22 @@
     <w:p>
       <w:pPr>
         <w:pStyle w:val="Heading1"/>
-        <w:spacing w:after="120" w:before="240"/>
-      </w:pPr>
-      <w:r>
-        <w:t xml:space="preserve">1  Executive summary</w:t>
-      </w:r>
-    </w:p>
-    <w:p>
-      <w:pPr>
-        <w:spacing w:after="120" w:line="276"/>
+      </w:pPr>
+      <w:bookmarkStart w:id="1" w:name="_Toc238391298"/>
+      <w:proofErr w:type="gramStart"/>
+      <w:r>
+        <w:lastRenderedPageBreak/>
+        <w:t>1  Executive</w:t>
+      </w:r>
+      <w:proofErr w:type="gramEnd"/>
+      <w:r>
+        <w:t xml:space="preserve"> summary</w:t>
+      </w:r>
+      <w:bookmarkEnd w:id="1"/>
+    </w:p>
+    <w:p>
+      <w:pPr>
+        <w:spacing w:after="120" w:line="276" w:lineRule="auto"/>
         <w:jc w:val="both"/>
       </w:pPr>
       <w:r>
@@ -150,34 +1932,35 @@
         <w:rPr>
           <w:b/>
           <w:bCs/>
-          <w:i w:val="false"/>
-          <w:iCs w:val="false"/>
-        </w:rPr>
-        <w:t xml:space="preserve">sewing technique</w:t>
-      </w:r>
-      <w:r>
-        <w:t xml:space="preserve"> and </w:t>
+        </w:rPr>
+        <w:t>sewing techn</w:t>
       </w:r>
       <w:r>
         <w:rPr>
           <w:b/>
           <w:bCs/>
-          <w:i w:val="false"/>
-          <w:iCs w:val="false"/>
-        </w:rPr>
-        <w:t xml:space="preserve">instantaneous depth</w:t>
+        </w:rPr>
+        <w:t>ique</w:t>
+      </w:r>
+      <w:r>
+        <w:t xml:space="preserve"> and </w:t>
+      </w:r>
+      <w:r>
+        <w:rPr>
+          <w:b/>
+          <w:bCs/>
+        </w:rPr>
+        <w:t>instantaneous depth</w:t>
       </w:r>
       <w:r>
         <w:t xml:space="preserve"> introduced by Huang </w:t>
       </w:r>
       <w:r>
         <w:rPr>
-          <w:b w:val="false"/>
-          <w:bCs w:val="false"/>
           <w:i/>
           <w:iCs/>
         </w:rPr>
-        <w:t xml:space="preserve">et al.</w:t>
+        <w:t>et al.</w:t>
       </w:r>
       <w:r>
         <w:t xml:space="preserve">, “Generative quantum advantage for classical and quantum problems” (arXiv:2509.09033, 2025), are adapted from their original setting — instantaneously-deep quantum neural networks (IDQNNs) — into a </w:t>
@@ -186,123 +1969,185 @@
         <w:rPr>
           <w:b/>
           <w:bCs/>
-          <w:i w:val="false"/>
-          <w:iCs w:val="false"/>
-        </w:rPr>
-        <w:t xml:space="preserve">quantum reservoir computing</w:t>
-      </w:r>
-      <w:r>
-        <w:t xml:space="preserve"> context, and integrated into the existing Critical-Phase Shadow Reservoir (CPSR) / Quantum-Non-Demolition Reservoir Computing (QND-RC) project. Crucially, every quantum component is now expressed and executed as a real </w:t>
-      </w:r>
-      <w:r>
-        <w:rPr>
-          <w:rFonts w:ascii="Consolas" w:cs="Consolas" w:eastAsia="Consolas" w:hAnsi="Consolas"/>
-          <w:b w:val="false"/>
-          <w:bCs w:val="false"/>
-          <w:i w:val="false"/>
-          <w:iCs w:val="false"/>
-        </w:rPr>
-        <w:t xml:space="preserve">Cirq</w:t>
-      </w:r>
-      <w:r>
-        <w:t xml:space="preserve"> circuit, the persistent reservoir and the sewn read-out run on Cirq density-matrix simulation, and the full processing pipeline transpiles to the Google Willow native gate set and runs on the Willow Pink quantum virtual machine (QVM).</w:t>
-      </w:r>
-    </w:p>
-    <w:p>
-      <w:pPr>
-        <w:spacing w:after="120" w:line="276"/>
-        <w:jc w:val="both"/>
-      </w:pPr>
-      <w:r>
-        <w:t xml:space="preserve">Three mechanisms transfer cleanly. (i) The </w:t>
+        </w:rPr>
+        <w:t>qu</w:t>
       </w:r>
       <w:r>
         <w:rPr>
           <w:b/>
           <w:bCs/>
-          <w:i w:val="false"/>
-          <w:iCs w:val="false"/>
-        </w:rPr>
-        <w:t xml:space="preserve">deferred-measurement identity</w:t>
-      </w:r>
-      <w:r>
-        <w:t xml:space="preserve"> behind sewing yields a </w:t>
+        </w:rPr>
+        <w:t>antum reservoir computing</w:t>
+      </w:r>
+      <w:r>
+        <w:t xml:space="preserve"> context, and integrated into the existing Critical-Phase Shadow Reservoir (CPSR) / Quantum-Non-Demolition Reservoir Computing (QND-RC) project. Crucially, every quantum component is now expressed and executed as a real </w:t>
+      </w:r>
+      <w:proofErr w:type="spellStart"/>
+      <w:r>
+        <w:rPr>
+          <w:rFonts w:ascii="Consolas" w:eastAsia="Consolas" w:hAnsi="Consolas" w:cs="Consolas"/>
+        </w:rPr>
+        <w:t>Cirq</w:t>
+      </w:r>
+      <w:proofErr w:type="spellEnd"/>
+      <w:r>
+        <w:t xml:space="preserve"> circui</w:t>
+      </w:r>
+      <w:r>
+        <w:t xml:space="preserve">t, the persistent reservoir and the sewn read-out run on </w:t>
+      </w:r>
+      <w:proofErr w:type="spellStart"/>
+      <w:r>
+        <w:t>Cirq</w:t>
+      </w:r>
+      <w:proofErr w:type="spellEnd"/>
+      <w:r>
+        <w:t xml:space="preserve"> density-matrix simulation, and the full processing pipeline </w:t>
+      </w:r>
+      <w:proofErr w:type="spellStart"/>
+      <w:r>
+        <w:t>transpiles</w:t>
+      </w:r>
+      <w:proofErr w:type="spellEnd"/>
+      <w:r>
+        <w:t xml:space="preserve"> to the Google Willow native gate set and runs on the Willow Pink quantum virtual machine (QVM).</w:t>
+      </w:r>
+    </w:p>
+    <w:p>
+      <w:pPr>
+        <w:spacing w:after="120" w:line="276" w:lineRule="auto"/>
+        <w:jc w:val="both"/>
+      </w:pPr>
+      <w:r>
+        <w:t>Three mechanisms transfer c</w:t>
+      </w:r>
+      <w:r>
+        <w:t>leanly. (</w:t>
+      </w:r>
+      <w:proofErr w:type="spellStart"/>
+      <w:r>
+        <w:t>i</w:t>
+      </w:r>
+      <w:proofErr w:type="spellEnd"/>
+      <w:r>
+        <w:t xml:space="preserve">) The </w:t>
       </w:r>
       <w:r>
         <w:rPr>
           <w:b/>
           <w:bCs/>
-          <w:i w:val="false"/>
-          <w:iCs w:val="false"/>
-        </w:rPr>
-        <w:t xml:space="preserve">collapse-free read-out</w:t>
-      </w:r>
-      <w:r>
-        <w:t xml:space="preserve">: an ancilla coherently copies a chosen local observable and is measured, leaving the reservoir’s memory register intact — giving a genuinely quantum, persistent memory. (ii) Sewing’s </w:t>
+        </w:rPr>
+        <w:t>deferred-measurement identity</w:t>
+      </w:r>
+      <w:r>
+        <w:t xml:space="preserve"> behind sewing yields a </w:t>
       </w:r>
       <w:r>
         <w:rPr>
           <w:b/>
           <w:bCs/>
-          <w:i w:val="false"/>
-          <w:iCs w:val="false"/>
-        </w:rPr>
-        <w:t xml:space="preserve">local cost</w:t>
-      </w:r>
-      <w:r>
-        <w:t xml:space="preserve"> removes the barren plateau that a global read-out would impose, so the reservoir stays trainable as it grows. (iii) </w:t>
+        </w:rPr>
+        <w:t>collapse-free read-out</w:t>
+      </w:r>
+      <w:r>
+        <w:t>: an ancilla coherently copies a chosen local observable and is measured, leaving the reservoir’s memory register intact — giving a genuinely quantum, persistent mem</w:t>
+      </w:r>
+      <w:r>
+        <w:t xml:space="preserve">ory. (ii) Sewing’s </w:t>
       </w:r>
       <w:r>
         <w:rPr>
           <w:b/>
           <w:bCs/>
-          <w:i w:val="false"/>
-          <w:iCs w:val="false"/>
-        </w:rPr>
-        <w:t xml:space="preserve">Instantaneous depth</w:t>
-      </w:r>
-      <w:r>
-        <w:t xml:space="preserve"> trades circuit depth for ancilla width, so a deep, highly nonlinear reservoir map is realised at near-constant physical depth — decisive under hardware noise.</w:t>
-      </w:r>
-    </w:p>
-    <w:p>
-      <w:pPr>
-        <w:spacing w:after="120" w:line="276"/>
-        <w:jc w:val="both"/>
-      </w:pPr>
+        </w:rPr>
+        <w:t>local cost</w:t>
+      </w:r>
+      <w:r>
+        <w:t xml:space="preserve"> removes the barren plateau that a global read-out would impose, so the reservoir stays trainable as it grows. (iii) </w:t>
+      </w:r>
       <w:r>
         <w:rPr>
           <w:b/>
           <w:bCs/>
-          <w:i w:val="false"/>
-          <w:iCs w:val="false"/>
-        </w:rPr>
-        <w:t xml:space="preserve">Honest scope.</w:t>
-      </w:r>
-      <w:r>
-        <w:t xml:space="preserve"> On classically-tractable scalar benchmarks the project’s own free, exact classical delay line remains the strongest memory; we do not claim a quantum speed-up there. The contribution is architectural and physical: sewing converts the reservoir’s memory from a fragile, collapse-on-read object into a trainable, noise-tolerant, hardware-native quantum memory, and our experiments quantify exactly what it buys and what it costs.</w:t>
+        </w:rPr>
+        <w:t>Instantaneous depth</w:t>
+      </w:r>
+      <w:r>
+        <w:t xml:space="preserve"> trades circuit depth for ancilla width, so a deep, highly nonlinear reservoir map is </w:t>
+      </w:r>
+      <w:proofErr w:type="spellStart"/>
+      <w:r>
+        <w:t>reali</w:t>
+      </w:r>
+      <w:r>
+        <w:t>sed</w:t>
+      </w:r>
+      <w:proofErr w:type="spellEnd"/>
+      <w:r>
+        <w:t xml:space="preserve"> at near-constant physical depth — decisive under hardware noise.</w:t>
+      </w:r>
+    </w:p>
+    <w:p>
+      <w:pPr>
+        <w:spacing w:after="120" w:line="276" w:lineRule="auto"/>
+        <w:jc w:val="both"/>
+      </w:pPr>
+      <w:r>
+        <w:rPr>
+          <w:b/>
+          <w:bCs/>
+        </w:rPr>
+        <w:t>Honest scope.</w:t>
+      </w:r>
+      <w:r>
+        <w:t xml:space="preserve"> On classically-tractable scalar benchmarks the project’s own free, exact classical delay line remains the strongest memory; we do not claim a quantum speed-up there. The con</w:t>
+      </w:r>
+      <w:r>
+        <w:t>tribution is architectural and physical: sewing converts the reservoir’s memory from a fragile, collapse-on-read object into a trainable, noise-tolerant, hardware-native quantum memory, and our experiments quantify exactly what it buys and what it costs.</w:t>
       </w:r>
     </w:p>
     <w:p>
       <w:pPr>
         <w:pStyle w:val="Heading2"/>
-        <w:spacing w:after="90" w:before="180"/>
-      </w:pPr>
-      <w:r>
-        <w:t xml:space="preserve">1.1  Headline results (all from the Cirq engine)</w:t>
-      </w:r>
+      </w:pPr>
+      <w:bookmarkStart w:id="2" w:name="_Toc238391299"/>
+      <w:proofErr w:type="gramStart"/>
+      <w:r>
+        <w:t>1</w:t>
+      </w:r>
+      <w:r>
+        <w:t>.1  Headline</w:t>
+      </w:r>
+      <w:proofErr w:type="gramEnd"/>
+      <w:r>
+        <w:t xml:space="preserve"> results (all from the </w:t>
+      </w:r>
+      <w:proofErr w:type="spellStart"/>
+      <w:r>
+        <w:t>Cirq</w:t>
+      </w:r>
+      <w:proofErr w:type="spellEnd"/>
+      <w:r>
+        <w:t xml:space="preserve"> engine)</w:t>
+      </w:r>
+      <w:bookmarkEnd w:id="2"/>
     </w:p>
     <w:tbl>
       <w:tblPr>
-        <w:tblW w:type="dxa" w:w="9360"/>
+        <w:tblW w:w="9360" w:type="dxa"/>
         <w:tblBorders>
-          <w:top w:val="single" w:color="auto" w:sz="4"/>
-          <w:left w:val="single" w:color="auto" w:sz="4"/>
-          <w:bottom w:val="single" w:color="auto" w:sz="4"/>
-          <w:right w:val="single" w:color="auto" w:sz="4"/>
-          <w:insideH w:val="single" w:color="auto" w:sz="4"/>
-          <w:insideV w:val="single" w:color="auto" w:sz="4"/>
+          <w:top w:val="single" w:sz="4" w:space="0" w:color="auto"/>
+          <w:left w:val="single" w:sz="4" w:space="0" w:color="auto"/>
+          <w:bottom w:val="single" w:sz="4" w:space="0" w:color="auto"/>
+          <w:right w:val="single" w:sz="4" w:space="0" w:color="auto"/>
+          <w:insideH w:val="single" w:sz="4" w:space="0" w:color="auto"/>
+          <w:insideV w:val="single" w:sz="4" w:space="0" w:color="auto"/>
         </w:tblBorders>
+        <w:tblCellMar>
+          <w:left w:w="10" w:type="dxa"/>
+          <w:right w:w="10" w:type="dxa"/>
+        </w:tblCellMar>
+        <w:tblLook w:val="04A0" w:firstRow="1" w:lastRow="0" w:firstColumn="1" w:lastColumn="0" w:noHBand="0" w:noVBand="1"/>
       </w:tblPr>
       <w:tblGrid>
         <w:gridCol w:w="3400"/>
@@ -310,21 +2155,27 @@
         <w:gridCol w:w="2960"/>
       </w:tblGrid>
       <w:tr>
+        <w:tblPrEx>
+          <w:tblCellMar>
+            <w:top w:w="0" w:type="dxa"/>
+            <w:bottom w:w="0" w:type="dxa"/>
+          </w:tblCellMar>
+        </w:tblPrEx>
         <w:tc>
           <w:tcPr>
-            <w:tcW w:type="dxa" w:w="3400"/>
+            <w:tcW w:w="3400" w:type="dxa"/>
             <w:tcBorders>
-              <w:top w:val="single" w:color="BBBBBB" w:sz="1"/>
-              <w:left w:val="single" w:color="BBBBBB" w:sz="1"/>
-              <w:bottom w:val="single" w:color="BBBBBB" w:sz="1"/>
-              <w:right w:val="single" w:color="BBBBBB" w:sz="1"/>
+              <w:top w:val="single" w:sz="1" w:space="0" w:color="BBBBBB"/>
+              <w:left w:val="single" w:sz="1" w:space="0" w:color="BBBBBB"/>
+              <w:bottom w:val="single" w:sz="1" w:space="0" w:color="BBBBBB"/>
+              <w:right w:val="single" w:sz="1" w:space="0" w:color="BBBBBB"/>
             </w:tcBorders>
-            <w:shd w:fill="D9E2F3" w:val="clear"/>
+            <w:shd w:val="clear" w:color="auto" w:fill="D9E2F3"/>
             <w:tcMar>
-              <w:top w:type="dxa" w:w="50"/>
-              <w:left w:type="dxa" w:w="100"/>
-              <w:bottom w:type="dxa" w:w="50"/>
-              <w:right w:type="dxa" w:w="100"/>
+              <w:top w:w="50" w:type="dxa"/>
+              <w:left w:w="100" w:type="dxa"/>
+              <w:bottom w:w="50" w:type="dxa"/>
+              <w:right w:w="100" w:type="dxa"/>
             </w:tcMar>
           </w:tcPr>
           <w:p>
@@ -335,25 +2186,25 @@
                 <w:sz w:val="18"/>
                 <w:szCs w:val="18"/>
               </w:rPr>
-              <w:t xml:space="preserve">Claim</w:t>
+              <w:t>Claim</w:t>
             </w:r>
           </w:p>
         </w:tc>
         <w:tc>
           <w:tcPr>
-            <w:tcW w:type="dxa" w:w="3000"/>
+            <w:tcW w:w="3000" w:type="dxa"/>
             <w:tcBorders>
-              <w:top w:val="single" w:color="BBBBBB" w:sz="1"/>
-              <w:left w:val="single" w:color="BBBBBB" w:sz="1"/>
-              <w:bottom w:val="single" w:color="BBBBBB" w:sz="1"/>
-              <w:right w:val="single" w:color="BBBBBB" w:sz="1"/>
+              <w:top w:val="single" w:sz="1" w:space="0" w:color="BBBBBB"/>
+              <w:left w:val="single" w:sz="1" w:space="0" w:color="BBBBBB"/>
+              <w:bottom w:val="single" w:sz="1" w:space="0" w:color="BBBBBB"/>
+              <w:right w:val="single" w:sz="1" w:space="0" w:color="BBBBBB"/>
             </w:tcBorders>
-            <w:shd w:fill="D9E2F3" w:val="clear"/>
+            <w:shd w:val="clear" w:color="auto" w:fill="D9E2F3"/>
             <w:tcMar>
-              <w:top w:type="dxa" w:w="50"/>
-              <w:left w:type="dxa" w:w="100"/>
-              <w:bottom w:type="dxa" w:w="50"/>
-              <w:right w:type="dxa" w:w="100"/>
+              <w:top w:w="50" w:type="dxa"/>
+              <w:left w:w="100" w:type="dxa"/>
+              <w:bottom w:w="50" w:type="dxa"/>
+              <w:right w:w="100" w:type="dxa"/>
             </w:tcMar>
           </w:tcPr>
           <w:p>
@@ -364,25 +2215,45 @@
                 <w:sz w:val="18"/>
                 <w:szCs w:val="18"/>
               </w:rPr>
-              <w:t xml:space="preserve">Measured (Cirq / Willow)</w:t>
+              <w:t>Measured (</w:t>
+            </w:r>
+            <w:proofErr w:type="spellStart"/>
+            <w:r>
+              <w:rPr>
+                <w:b/>
+                <w:bCs/>
+                <w:sz w:val="18"/>
+                <w:szCs w:val="18"/>
+              </w:rPr>
+              <w:t>Cirq</w:t>
+            </w:r>
+            <w:proofErr w:type="spellEnd"/>
+            <w:r>
+              <w:rPr>
+                <w:b/>
+                <w:bCs/>
+                <w:sz w:val="18"/>
+                <w:szCs w:val="18"/>
+              </w:rPr>
+              <w:t xml:space="preserve"> / Willow)</w:t>
             </w:r>
           </w:p>
         </w:tc>
         <w:tc>
           <w:tcPr>
-            <w:tcW w:type="dxa" w:w="2960"/>
+            <w:tcW w:w="2960" w:type="dxa"/>
             <w:tcBorders>
-              <w:top w:val="single" w:color="BBBBBB" w:sz="1"/>
-              <w:left w:val="single" w:color="BBBBBB" w:sz="1"/>
-              <w:bottom w:val="single" w:color="BBBBBB" w:sz="1"/>
-              <w:right w:val="single" w:color="BBBBBB" w:sz="1"/>
+              <w:top w:val="single" w:sz="1" w:space="0" w:color="BBBBBB"/>
+              <w:left w:val="single" w:sz="1" w:space="0" w:color="BBBBBB"/>
+              <w:bottom w:val="single" w:sz="1" w:space="0" w:color="BBBBBB"/>
+              <w:right w:val="single" w:sz="1" w:space="0" w:color="BBBBBB"/>
             </w:tcBorders>
-            <w:shd w:fill="D9E2F3" w:val="clear"/>
+            <w:shd w:val="clear" w:color="auto" w:fill="D9E2F3"/>
             <w:tcMar>
-              <w:top w:type="dxa" w:w="50"/>
-              <w:left w:type="dxa" w:w="100"/>
-              <w:bottom w:type="dxa" w:w="50"/>
-              <w:right w:type="dxa" w:w="100"/>
+              <w:top w:w="50" w:type="dxa"/>
+              <w:left w:w="100" w:type="dxa"/>
+              <w:bottom w:w="50" w:type="dxa"/>
+              <w:right w:w="100" w:type="dxa"/>
             </w:tcMar>
           </w:tcPr>
           <w:p>
@@ -393,665 +2264,755 @@
                 <w:sz w:val="18"/>
                 <w:szCs w:val="18"/>
               </w:rPr>
-              <w:t xml:space="preserve">Interpretation</w:t>
+              <w:t>Interpretation</w:t>
             </w:r>
           </w:p>
         </w:tc>
       </w:tr>
       <w:tr>
+        <w:tblPrEx>
+          <w:tblCellMar>
+            <w:top w:w="0" w:type="dxa"/>
+            <w:bottom w:w="0" w:type="dxa"/>
+          </w:tblCellMar>
+        </w:tblPrEx>
         <w:tc>
           <w:tcPr>
-            <w:tcW w:type="dxa" w:w="3400"/>
+            <w:tcW w:w="3400" w:type="dxa"/>
             <w:tcBorders>
-              <w:top w:val="single" w:color="BBBBBB" w:sz="1"/>
-              <w:left w:val="single" w:color="BBBBBB" w:sz="1"/>
-              <w:bottom w:val="single" w:color="BBBBBB" w:sz="1"/>
-              <w:right w:val="single" w:color="BBBBBB" w:sz="1"/>
+              <w:top w:val="single" w:sz="1" w:space="0" w:color="BBBBBB"/>
+              <w:left w:val="single" w:sz="1" w:space="0" w:color="BBBBBB"/>
+              <w:bottom w:val="single" w:sz="1" w:space="0" w:color="BBBBBB"/>
+              <w:right w:val="single" w:sz="1" w:space="0" w:color="BBBBBB"/>
             </w:tcBorders>
-            <w:shd w:fill="FFFFFF" w:val="clear"/>
+            <w:shd w:val="clear" w:color="auto" w:fill="FFFFFF"/>
             <w:tcMar>
-              <w:top w:type="dxa" w:w="50"/>
-              <w:left w:type="dxa" w:w="100"/>
-              <w:bottom w:type="dxa" w:w="50"/>
-              <w:right w:type="dxa" w:w="100"/>
+              <w:top w:w="50" w:type="dxa"/>
+              <w:left w:w="100" w:type="dxa"/>
+              <w:bottom w:w="50" w:type="dxa"/>
+              <w:right w:w="100" w:type="dxa"/>
             </w:tcMar>
           </w:tcPr>
           <w:p>
-            <w:r>
-              <w:rPr>
-                <w:b w:val="false"/>
-                <w:bCs w:val="false"/>
+            <w:proofErr w:type="spellStart"/>
+            <w:r>
+              <w:rPr>
                 <w:sz w:val="18"/>
                 <w:szCs w:val="18"/>
               </w:rPr>
-              <w:t xml:space="preserve">Cirq engine = repo math</w:t>
+              <w:t>Cirq</w:t>
+            </w:r>
+            <w:proofErr w:type="spellEnd"/>
+            <w:r>
+              <w:rPr>
+                <w:sz w:val="18"/>
+                <w:szCs w:val="18"/>
+              </w:rPr>
+              <w:t xml:space="preserve"> engine = repo math</w:t>
             </w:r>
           </w:p>
         </w:tc>
         <w:tc>
           <w:tcPr>
-            <w:tcW w:type="dxa" w:w="3000"/>
+            <w:tcW w:w="3000" w:type="dxa"/>
             <w:tcBorders>
-              <w:top w:val="single" w:color="BBBBBB" w:sz="1"/>
-              <w:left w:val="single" w:color="BBBBBB" w:sz="1"/>
-              <w:bottom w:val="single" w:color="BBBBBB" w:sz="1"/>
-              <w:right w:val="single" w:color="BBBBBB" w:sz="1"/>
+              <w:top w:val="single" w:sz="1" w:space="0" w:color="BBBBBB"/>
+              <w:left w:val="single" w:sz="1" w:space="0" w:color="BBBBBB"/>
+              <w:bottom w:val="single" w:sz="1" w:space="0" w:color="BBBBBB"/>
+              <w:right w:val="single" w:sz="1" w:space="0" w:color="BBBBBB"/>
             </w:tcBorders>
-            <w:shd w:fill="FFFFFF" w:val="clear"/>
+            <w:shd w:val="clear" w:color="auto" w:fill="FFFFFF"/>
             <w:tcMar>
-              <w:top w:type="dxa" w:w="50"/>
-              <w:left w:type="dxa" w:w="100"/>
-              <w:bottom w:type="dxa" w:w="50"/>
-              <w:right w:type="dxa" w:w="100"/>
+              <w:top w:w="50" w:type="dxa"/>
+              <w:left w:w="100" w:type="dxa"/>
+              <w:bottom w:w="50" w:type="dxa"/>
+              <w:right w:w="100" w:type="dxa"/>
             </w:tcMar>
           </w:tcPr>
           <w:p>
             <w:pPr>
-              <w:spacing w:after="120" w:line="276"/>
+              <w:spacing w:after="120" w:line="276" w:lineRule="auto"/>
               <w:jc w:val="both"/>
             </w:pPr>
             <w:r>
               <w:rPr>
-                <w:rFonts w:ascii="Consolas" w:cs="Consolas" w:eastAsia="Consolas" w:hAnsi="Consolas"/>
-                <w:b w:val="false"/>
-                <w:bCs w:val="false"/>
-                <w:i w:val="false"/>
-                <w:iCs w:val="false"/>
-              </w:rPr>
-              <w:t xml:space="preserve">‖U_cirq − U_repo‖ = 1.8×10⁻¹⁵</w:t>
+                <w:rFonts w:ascii="Consolas" w:eastAsia="Consolas" w:hAnsi="Consolas" w:cs="Consolas"/>
+              </w:rPr>
+              <w:t>‖</w:t>
+            </w:r>
+            <w:proofErr w:type="spellStart"/>
+            <w:r>
+              <w:rPr>
+                <w:rFonts w:ascii="Consolas" w:eastAsia="Consolas" w:hAnsi="Consolas" w:cs="Consolas"/>
+              </w:rPr>
+              <w:t>U_cirq</w:t>
+            </w:r>
+            <w:proofErr w:type="spellEnd"/>
+            <w:r>
+              <w:rPr>
+                <w:rFonts w:ascii="Consolas" w:eastAsia="Consolas" w:hAnsi="Consolas" w:cs="Consolas"/>
+              </w:rPr>
+              <w:t xml:space="preserve"> − </w:t>
+            </w:r>
+            <w:proofErr w:type="spellStart"/>
+            <w:r>
+              <w:rPr>
+                <w:rFonts w:ascii="Consolas" w:eastAsia="Consolas" w:hAnsi="Consolas" w:cs="Consolas"/>
+              </w:rPr>
+              <w:t>U_repo</w:t>
+            </w:r>
+            <w:proofErr w:type="spellEnd"/>
+            <w:r>
+              <w:rPr>
+                <w:rFonts w:ascii="Consolas" w:eastAsia="Consolas" w:hAnsi="Consolas" w:cs="Consolas"/>
+              </w:rPr>
+              <w:t>‖ = 1.8×10⁻¹⁵</w:t>
             </w:r>
           </w:p>
         </w:tc>
         <w:tc>
           <w:tcPr>
-            <w:tcW w:type="dxa" w:w="2960"/>
+            <w:tcW w:w="2960" w:type="dxa"/>
             <w:tcBorders>
-              <w:top w:val="single" w:color="BBBBBB" w:sz="1"/>
-              <w:left w:val="single" w:color="BBBBBB" w:sz="1"/>
-              <w:bottom w:val="single" w:color="BBBBBB" w:sz="1"/>
-              <w:right w:val="single" w:color="BBBBBB" w:sz="1"/>
+              <w:top w:val="single" w:sz="1" w:space="0" w:color="BBBBBB"/>
+              <w:left w:val="single" w:sz="1" w:space="0" w:color="BBBBBB"/>
+              <w:bottom w:val="single" w:sz="1" w:space="0" w:color="BBBBBB"/>
+              <w:right w:val="single" w:sz="1" w:space="0" w:color="BBBBBB"/>
             </w:tcBorders>
-            <w:shd w:fill="FFFFFF" w:val="clear"/>
+            <w:shd w:val="clear" w:color="auto" w:fill="FFFFFF"/>
             <w:tcMar>
-              <w:top w:type="dxa" w:w="50"/>
-              <w:left w:type="dxa" w:w="100"/>
-              <w:bottom w:type="dxa" w:w="50"/>
-              <w:right w:type="dxa" w:w="100"/>
+              <w:top w:w="50" w:type="dxa"/>
+              <w:left w:w="100" w:type="dxa"/>
+              <w:bottom w:w="50" w:type="dxa"/>
+              <w:right w:w="100" w:type="dxa"/>
             </w:tcMar>
           </w:tcPr>
           <w:p>
             <w:r>
               <w:rPr>
-                <w:b w:val="false"/>
-                <w:bCs w:val="false"/>
                 <w:sz w:val="18"/>
                 <w:szCs w:val="18"/>
               </w:rPr>
-              <w:t xml:space="preserve">every gate is a real Cirq op; identical physics</w:t>
+              <w:t xml:space="preserve">every gate is a real </w:t>
+            </w:r>
+            <w:proofErr w:type="spellStart"/>
+            <w:r>
+              <w:rPr>
+                <w:sz w:val="18"/>
+                <w:szCs w:val="18"/>
+              </w:rPr>
+              <w:t>Cirq</w:t>
+            </w:r>
+            <w:proofErr w:type="spellEnd"/>
+            <w:r>
+              <w:rPr>
+                <w:sz w:val="18"/>
+                <w:szCs w:val="18"/>
+              </w:rPr>
+              <w:t xml:space="preserve"> op; identical physics</w:t>
             </w:r>
           </w:p>
         </w:tc>
       </w:tr>
       <w:tr>
+        <w:tblPrEx>
+          <w:tblCellMar>
+            <w:top w:w="0" w:type="dxa"/>
+            <w:bottom w:w="0" w:type="dxa"/>
+          </w:tblCellMar>
+        </w:tblPrEx>
         <w:tc>
           <w:tcPr>
-            <w:tcW w:type="dxa" w:w="3400"/>
+            <w:tcW w:w="3400" w:type="dxa"/>
             <w:tcBorders>
-              <w:top w:val="single" w:color="BBBBBB" w:sz="1"/>
-              <w:left w:val="single" w:color="BBBBBB" w:sz="1"/>
-              <w:bottom w:val="single" w:color="BBBBBB" w:sz="1"/>
-              <w:right w:val="single" w:color="BBBBBB" w:sz="1"/>
+              <w:top w:val="single" w:sz="1" w:space="0" w:color="BBBBBB"/>
+              <w:left w:val="single" w:sz="1" w:space="0" w:color="BBBBBB"/>
+              <w:bottom w:val="single" w:sz="1" w:space="0" w:color="BBBBBB"/>
+              <w:right w:val="single" w:sz="1" w:space="0" w:color="BBBBBB"/>
             </w:tcBorders>
-            <w:shd w:fill="FFFFFF" w:val="clear"/>
+            <w:shd w:val="clear" w:color="auto" w:fill="FFFFFF"/>
             <w:tcMar>
-              <w:top w:type="dxa" w:w="50"/>
-              <w:left w:type="dxa" w:w="100"/>
-              <w:bottom w:type="dxa" w:w="50"/>
-              <w:right w:type="dxa" w:w="100"/>
+              <w:top w:w="50" w:type="dxa"/>
+              <w:left w:w="100" w:type="dxa"/>
+              <w:bottom w:w="50" w:type="dxa"/>
+              <w:right w:w="100" w:type="dxa"/>
             </w:tcMar>
           </w:tcPr>
           <w:p>
             <w:r>
               <w:rPr>
-                <w:b w:val="false"/>
-                <w:bCs w:val="false"/>
                 <w:sz w:val="18"/>
                 <w:szCs w:val="18"/>
               </w:rPr>
-              <w:t xml:space="preserve">sewn read-out = local dephasing</w:t>
+              <w:t>sewn read-out = local dephasing</w:t>
             </w:r>
           </w:p>
         </w:tc>
         <w:tc>
           <w:tcPr>
-            <w:tcW w:type="dxa" w:w="3000"/>
+            <w:tcW w:w="3000" w:type="dxa"/>
             <w:tcBorders>
-              <w:top w:val="single" w:color="BBBBBB" w:sz="1"/>
-              <w:left w:val="single" w:color="BBBBBB" w:sz="1"/>
-              <w:bottom w:val="single" w:color="BBBBBB" w:sz="1"/>
-              <w:right w:val="single" w:color="BBBBBB" w:sz="1"/>
+              <w:top w:val="single" w:sz="1" w:space="0" w:color="BBBBBB"/>
+              <w:left w:val="single" w:sz="1" w:space="0" w:color="BBBBBB"/>
+              <w:bottom w:val="single" w:sz="1" w:space="0" w:color="BBBBBB"/>
+              <w:right w:val="single" w:sz="1" w:space="0" w:color="BBBBBB"/>
             </w:tcBorders>
-            <w:shd w:fill="FFFFFF" w:val="clear"/>
+            <w:shd w:val="clear" w:color="auto" w:fill="FFFFFF"/>
             <w:tcMar>
-              <w:top w:type="dxa" w:w="50"/>
-              <w:left w:type="dxa" w:w="100"/>
-              <w:bottom w:type="dxa" w:w="50"/>
-              <w:right w:type="dxa" w:w="100"/>
+              <w:top w:w="50" w:type="dxa"/>
+              <w:left w:w="100" w:type="dxa"/>
+              <w:bottom w:w="50" w:type="dxa"/>
+              <w:right w:w="100" w:type="dxa"/>
             </w:tcMar>
           </w:tcPr>
           <w:p>
             <w:pPr>
-              <w:spacing w:after="120" w:line="276"/>
+              <w:spacing w:after="120" w:line="276" w:lineRule="auto"/>
               <w:jc w:val="both"/>
             </w:pPr>
             <w:r>
               <w:rPr>
-                <w:rFonts w:ascii="Consolas" w:cs="Consolas" w:eastAsia="Consolas" w:hAnsi="Consolas"/>
-                <w:b w:val="false"/>
-                <w:bCs w:val="false"/>
-                <w:i w:val="false"/>
-                <w:iCs w:val="false"/>
-              </w:rPr>
-              <w:t xml:space="preserve">identity error 2.2×10⁻¹⁶</w:t>
+                <w:rFonts w:ascii="Consolas" w:eastAsia="Consolas" w:hAnsi="Consolas" w:cs="Consolas"/>
+              </w:rPr>
+              <w:t>identity error 2.2×10⁻¹⁶</w:t>
             </w:r>
           </w:p>
         </w:tc>
         <w:tc>
           <w:tcPr>
-            <w:tcW w:type="dxa" w:w="2960"/>
+            <w:tcW w:w="2960" w:type="dxa"/>
             <w:tcBorders>
-              <w:top w:val="single" w:color="BBBBBB" w:sz="1"/>
-              <w:left w:val="single" w:color="BBBBBB" w:sz="1"/>
-              <w:bottom w:val="single" w:color="BBBBBB" w:sz="1"/>
-              <w:right w:val="single" w:color="BBBBBB" w:sz="1"/>
+              <w:top w:val="single" w:sz="1" w:space="0" w:color="BBBBBB"/>
+              <w:left w:val="single" w:sz="1" w:space="0" w:color="BBBBBB"/>
+              <w:bottom w:val="single" w:sz="1" w:space="0" w:color="BBBBBB"/>
+              <w:right w:val="single" w:sz="1" w:space="0" w:color="BBBBBB"/>
             </w:tcBorders>
-            <w:shd w:fill="FFFFFF" w:val="clear"/>
+            <w:shd w:val="clear" w:color="auto" w:fill="FFFFFF"/>
             <w:tcMar>
-              <w:top w:type="dxa" w:w="50"/>
-              <w:left w:type="dxa" w:w="100"/>
-              <w:bottom w:type="dxa" w:w="50"/>
-              <w:right w:type="dxa" w:w="100"/>
+              <w:top w:w="50" w:type="dxa"/>
+              <w:left w:w="100" w:type="dxa"/>
+              <w:bottom w:w="50" w:type="dxa"/>
+              <w:right w:w="100" w:type="dxa"/>
             </w:tcMar>
           </w:tcPr>
           <w:p>
             <w:r>
               <w:rPr>
-                <w:b w:val="false"/>
-                <w:bCs w:val="false"/>
                 <w:sz w:val="18"/>
                 <w:szCs w:val="18"/>
               </w:rPr>
-              <w:t xml:space="preserve">collapse-free read-out is exact (deferred measurement)</w:t>
+              <w:t>collapse-free read-out is exact (deferred measurement)</w:t>
             </w:r>
           </w:p>
         </w:tc>
       </w:tr>
       <w:tr>
+        <w:tblPrEx>
+          <w:tblCellMar>
+            <w:top w:w="0" w:type="dxa"/>
+            <w:bottom w:w="0" w:type="dxa"/>
+          </w:tblCellMar>
+        </w:tblPrEx>
         <w:tc>
           <w:tcPr>
-            <w:tcW w:type="dxa" w:w="3400"/>
+            <w:tcW w:w="3400" w:type="dxa"/>
             <w:tcBorders>
-              <w:top w:val="single" w:color="BBBBBB" w:sz="1"/>
-              <w:left w:val="single" w:color="BBBBBB" w:sz="1"/>
-              <w:bottom w:val="single" w:color="BBBBBB" w:sz="1"/>
-              <w:right w:val="single" w:color="BBBBBB" w:sz="1"/>
+              <w:top w:val="single" w:sz="1" w:space="0" w:color="BBBBBB"/>
+              <w:left w:val="single" w:sz="1" w:space="0" w:color="BBBBBB"/>
+              <w:bottom w:val="single" w:sz="1" w:space="0" w:color="BBBBBB"/>
+              <w:right w:val="single" w:sz="1" w:space="0" w:color="BBBBBB"/>
             </w:tcBorders>
-            <w:shd w:fill="FFFFFF" w:val="clear"/>
+            <w:shd w:val="clear" w:color="auto" w:fill="FFFFFF"/>
             <w:tcMar>
-              <w:top w:type="dxa" w:w="50"/>
-              <w:left w:type="dxa" w:w="100"/>
-              <w:bottom w:type="dxa" w:w="50"/>
-              <w:right w:type="dxa" w:w="100"/>
+              <w:top w:w="50" w:type="dxa"/>
+              <w:left w:w="100" w:type="dxa"/>
+              <w:bottom w:w="50" w:type="dxa"/>
+              <w:right w:w="100" w:type="dxa"/>
             </w:tcMar>
           </w:tcPr>
           <w:p>
             <w:r>
               <w:rPr>
-                <w:b w:val="false"/>
-                <w:bCs w:val="false"/>
                 <w:sz w:val="18"/>
                 <w:szCs w:val="18"/>
               </w:rPr>
-              <w:t xml:space="preserve">quantum memory survives read-out</w:t>
+              <w:t>quantum memory survives read-out</w:t>
             </w:r>
           </w:p>
         </w:tc>
         <w:tc>
           <w:tcPr>
-            <w:tcW w:type="dxa" w:w="3000"/>
+            <w:tcW w:w="3000" w:type="dxa"/>
             <w:tcBorders>
-              <w:top w:val="single" w:color="BBBBBB" w:sz="1"/>
-              <w:left w:val="single" w:color="BBBBBB" w:sz="1"/>
-              <w:bottom w:val="single" w:color="BBBBBB" w:sz="1"/>
-              <w:right w:val="single" w:color="BBBBBB" w:sz="1"/>
+              <w:top w:val="single" w:sz="1" w:space="0" w:color="BBBBBB"/>
+              <w:left w:val="single" w:sz="1" w:space="0" w:color="BBBBBB"/>
+              <w:bottom w:val="single" w:sz="1" w:space="0" w:color="BBBBBB"/>
+              <w:right w:val="single" w:sz="1" w:space="0" w:color="BBBBBB"/>
             </w:tcBorders>
-            <w:shd w:fill="FFFFFF" w:val="clear"/>
+            <w:shd w:val="clear" w:color="auto" w:fill="FFFFFF"/>
             <w:tcMar>
-              <w:top w:type="dxa" w:w="50"/>
-              <w:left w:type="dxa" w:w="100"/>
-              <w:bottom w:type="dxa" w:w="50"/>
-              <w:right w:type="dxa" w:w="100"/>
+              <w:top w:w="50" w:type="dxa"/>
+              <w:left w:w="100" w:type="dxa"/>
+              <w:bottom w:w="50" w:type="dxa"/>
+              <w:right w:w="100" w:type="dxa"/>
             </w:tcMar>
           </w:tcPr>
           <w:p>
             <w:pPr>
-              <w:spacing w:after="120" w:line="276"/>
+              <w:spacing w:after="120" w:line="276" w:lineRule="auto"/>
               <w:jc w:val="both"/>
             </w:pPr>
             <w:r>
               <w:rPr>
-                <w:rFonts w:ascii="Consolas" w:cs="Consolas" w:eastAsia="Consolas" w:hAnsi="Consolas"/>
-                <w:b w:val="false"/>
-                <w:bCs w:val="false"/>
-                <w:i w:val="false"/>
-                <w:iCs w:val="false"/>
-              </w:rPr>
-              <w:t xml:space="preserve">MC: none 0.13 / sewn 0.03 / proj 0.0</w:t>
+                <w:rFonts w:ascii="Consolas" w:eastAsia="Consolas" w:hAnsi="Consolas" w:cs="Consolas"/>
+              </w:rPr>
+              <w:t xml:space="preserve">MC: none 0.13 / sewn 0.03 / </w:t>
+            </w:r>
+            <w:proofErr w:type="spellStart"/>
+            <w:r>
+              <w:rPr>
+                <w:rFonts w:ascii="Consolas" w:eastAsia="Consolas" w:hAnsi="Consolas" w:cs="Consolas"/>
+              </w:rPr>
+              <w:t>proj</w:t>
+            </w:r>
+            <w:proofErr w:type="spellEnd"/>
+            <w:r>
+              <w:rPr>
+                <w:rFonts w:ascii="Consolas" w:eastAsia="Consolas" w:hAnsi="Consolas" w:cs="Consolas"/>
+              </w:rPr>
+              <w:t xml:space="preserve"> 0.0</w:t>
             </w:r>
           </w:p>
         </w:tc>
         <w:tc>
           <w:tcPr>
-            <w:tcW w:type="dxa" w:w="2960"/>
+            <w:tcW w:w="2960" w:type="dxa"/>
             <w:tcBorders>
-              <w:top w:val="single" w:color="BBBBBB" w:sz="1"/>
-              <w:left w:val="single" w:color="BBBBBB" w:sz="1"/>
-              <w:bottom w:val="single" w:color="BBBBBB" w:sz="1"/>
-              <w:right w:val="single" w:color="BBBBBB" w:sz="1"/>
+              <w:top w:val="single" w:sz="1" w:space="0" w:color="BBBBBB"/>
+              <w:left w:val="single" w:sz="1" w:space="0" w:color="BBBBBB"/>
+              <w:bottom w:val="single" w:sz="1" w:space="0" w:color="BBBBBB"/>
+              <w:right w:val="single" w:sz="1" w:space="0" w:color="BBBBBB"/>
             </w:tcBorders>
-            <w:shd w:fill="FFFFFF" w:val="clear"/>
+            <w:shd w:val="clear" w:color="auto" w:fill="FFFFFF"/>
             <w:tcMar>
-              <w:top w:type="dxa" w:w="50"/>
-              <w:left w:type="dxa" w:w="100"/>
-              <w:bottom w:type="dxa" w:w="50"/>
-              <w:right w:type="dxa" w:w="100"/>
+              <w:top w:w="50" w:type="dxa"/>
+              <w:left w:w="100" w:type="dxa"/>
+              <w:bottom w:w="50" w:type="dxa"/>
+              <w:right w:w="100" w:type="dxa"/>
             </w:tcMar>
           </w:tcPr>
           <w:p>
             <w:r>
               <w:rPr>
-                <w:b w:val="false"/>
-                <w:bCs w:val="false"/>
                 <w:sz w:val="18"/>
                 <w:szCs w:val="18"/>
               </w:rPr>
-              <w:t xml:space="preserve">projective read-out kills memory; sewing preserves it</w:t>
+              <w:t>projective read-out kills memory; sewing preserves it</w:t>
             </w:r>
           </w:p>
         </w:tc>
       </w:tr>
       <w:tr>
+        <w:tblPrEx>
+          <w:tblCellMar>
+            <w:top w:w="0" w:type="dxa"/>
+            <w:bottom w:w="0" w:type="dxa"/>
+          </w:tblCellMar>
+        </w:tblPrEx>
         <w:tc>
           <w:tcPr>
-            <w:tcW w:type="dxa" w:w="3400"/>
+            <w:tcW w:w="3400" w:type="dxa"/>
             <w:tcBorders>
-              <w:top w:val="single" w:color="BBBBBB" w:sz="1"/>
-              <w:left w:val="single" w:color="BBBBBB" w:sz="1"/>
-              <w:bottom w:val="single" w:color="BBBBBB" w:sz="1"/>
-              <w:right w:val="single" w:color="BBBBBB" w:sz="1"/>
+              <w:top w:val="single" w:sz="1" w:space="0" w:color="BBBBBB"/>
+              <w:left w:val="single" w:sz="1" w:space="0" w:color="BBBBBB"/>
+              <w:bottom w:val="single" w:sz="1" w:space="0" w:color="BBBBBB"/>
+              <w:right w:val="single" w:sz="1" w:space="0" w:color="BBBBBB"/>
             </w:tcBorders>
-            <w:shd w:fill="FFFFFF" w:val="clear"/>
+            <w:shd w:val="clear" w:color="auto" w:fill="FFFFFF"/>
             <w:tcMar>
-              <w:top w:type="dxa" w:w="50"/>
-              <w:left w:type="dxa" w:w="100"/>
-              <w:bottom w:type="dxa" w:w="50"/>
-              <w:right w:type="dxa" w:w="100"/>
+              <w:top w:w="50" w:type="dxa"/>
+              <w:left w:w="100" w:type="dxa"/>
+              <w:bottom w:w="50" w:type="dxa"/>
+              <w:right w:w="100" w:type="dxa"/>
             </w:tcMar>
           </w:tcPr>
           <w:p>
             <w:r>
               <w:rPr>
-                <w:b w:val="false"/>
-                <w:bCs w:val="false"/>
                 <w:sz w:val="18"/>
                 <w:szCs w:val="18"/>
               </w:rPr>
-              <w:t xml:space="preserve">local cost beats barren plateau</w:t>
+              <w:t>local cost beats b</w:t>
+            </w:r>
+            <w:r>
+              <w:rPr>
+                <w:sz w:val="18"/>
+                <w:szCs w:val="18"/>
+              </w:rPr>
+              <w:t>arren plateau</w:t>
             </w:r>
           </w:p>
         </w:tc>
         <w:tc>
           <w:tcPr>
-            <w:tcW w:type="dxa" w:w="3000"/>
+            <w:tcW w:w="3000" w:type="dxa"/>
             <w:tcBorders>
-              <w:top w:val="single" w:color="BBBBBB" w:sz="1"/>
-              <w:left w:val="single" w:color="BBBBBB" w:sz="1"/>
-              <w:bottom w:val="single" w:color="BBBBBB" w:sz="1"/>
-              <w:right w:val="single" w:color="BBBBBB" w:sz="1"/>
+              <w:top w:val="single" w:sz="1" w:space="0" w:color="BBBBBB"/>
+              <w:left w:val="single" w:sz="1" w:space="0" w:color="BBBBBB"/>
+              <w:bottom w:val="single" w:sz="1" w:space="0" w:color="BBBBBB"/>
+              <w:right w:val="single" w:sz="1" w:space="0" w:color="BBBBBB"/>
             </w:tcBorders>
-            <w:shd w:fill="FFFFFF" w:val="clear"/>
+            <w:shd w:val="clear" w:color="auto" w:fill="FFFFFF"/>
             <w:tcMar>
-              <w:top w:type="dxa" w:w="50"/>
-              <w:left w:type="dxa" w:w="100"/>
-              <w:bottom w:type="dxa" w:w="50"/>
-              <w:right w:type="dxa" w:w="100"/>
+              <w:top w:w="50" w:type="dxa"/>
+              <w:left w:w="100" w:type="dxa"/>
+              <w:bottom w:w="50" w:type="dxa"/>
+              <w:right w:w="100" w:type="dxa"/>
             </w:tcMar>
           </w:tcPr>
           <w:p>
             <w:pPr>
-              <w:spacing w:after="120" w:line="276"/>
+              <w:spacing w:after="120" w:line="276" w:lineRule="auto"/>
               <w:jc w:val="both"/>
             </w:pPr>
             <w:r>
               <w:rPr>
-                <w:rFonts w:ascii="Consolas" w:cs="Consolas" w:eastAsia="Consolas" w:hAnsi="Consolas"/>
-                <w:b w:val="false"/>
-                <w:bCs w:val="false"/>
-                <w:i w:val="false"/>
-                <w:iCs w:val="false"/>
-              </w:rPr>
-              <w:t xml:space="preserve">Var ratio 55× at N=10</w:t>
+                <w:rFonts w:ascii="Consolas" w:eastAsia="Consolas" w:hAnsi="Consolas" w:cs="Consolas"/>
+              </w:rPr>
+              <w:t>Var ratio 55× at N=10</w:t>
             </w:r>
           </w:p>
         </w:tc>
         <w:tc>
           <w:tcPr>
-            <w:tcW w:type="dxa" w:w="2960"/>
+            <w:tcW w:w="2960" w:type="dxa"/>
             <w:tcBorders>
-              <w:top w:val="single" w:color="BBBBBB" w:sz="1"/>
-              <w:left w:val="single" w:color="BBBBBB" w:sz="1"/>
-              <w:bottom w:val="single" w:color="BBBBBB" w:sz="1"/>
-              <w:right w:val="single" w:color="BBBBBB" w:sz="1"/>
+              <w:top w:val="single" w:sz="1" w:space="0" w:color="BBBBBB"/>
+              <w:left w:val="single" w:sz="1" w:space="0" w:color="BBBBBB"/>
+              <w:bottom w:val="single" w:sz="1" w:space="0" w:color="BBBBBB"/>
+              <w:right w:val="single" w:sz="1" w:space="0" w:color="BBBBBB"/>
             </w:tcBorders>
-            <w:shd w:fill="FFFFFF" w:val="clear"/>
+            <w:shd w:val="clear" w:color="auto" w:fill="FFFFFF"/>
             <w:tcMar>
-              <w:top w:type="dxa" w:w="50"/>
-              <w:left w:type="dxa" w:w="100"/>
-              <w:bottom w:type="dxa" w:w="50"/>
-              <w:right w:type="dxa" w:w="100"/>
+              <w:top w:w="50" w:type="dxa"/>
+              <w:left w:w="100" w:type="dxa"/>
+              <w:bottom w:w="50" w:type="dxa"/>
+              <w:right w:w="100" w:type="dxa"/>
             </w:tcMar>
           </w:tcPr>
           <w:p>
             <w:r>
               <w:rPr>
-                <w:b w:val="false"/>
-                <w:bCs w:val="false"/>
                 <w:sz w:val="18"/>
                 <w:szCs w:val="18"/>
               </w:rPr>
-              <w:t xml:space="preserve">trainable where a global cost is not</w:t>
+              <w:t>trainable where a global cost is not</w:t>
             </w:r>
           </w:p>
         </w:tc>
       </w:tr>
       <w:tr>
+        <w:tblPrEx>
+          <w:tblCellMar>
+            <w:top w:w="0" w:type="dxa"/>
+            <w:bottom w:w="0" w:type="dxa"/>
+          </w:tblCellMar>
+        </w:tblPrEx>
         <w:tc>
           <w:tcPr>
-            <w:tcW w:type="dxa" w:w="3400"/>
+            <w:tcW w:w="3400" w:type="dxa"/>
             <w:tcBorders>
-              <w:top w:val="single" w:color="BBBBBB" w:sz="1"/>
-              <w:left w:val="single" w:color="BBBBBB" w:sz="1"/>
-              <w:bottom w:val="single" w:color="BBBBBB" w:sz="1"/>
-              <w:right w:val="single" w:color="BBBBBB" w:sz="1"/>
+              <w:top w:val="single" w:sz="1" w:space="0" w:color="BBBBBB"/>
+              <w:left w:val="single" w:sz="1" w:space="0" w:color="BBBBBB"/>
+              <w:bottom w:val="single" w:sz="1" w:space="0" w:color="BBBBBB"/>
+              <w:right w:val="single" w:sz="1" w:space="0" w:color="BBBBBB"/>
             </w:tcBorders>
-            <w:shd w:fill="FFFFFF" w:val="clear"/>
+            <w:shd w:val="clear" w:color="auto" w:fill="FFFFFF"/>
             <w:tcMar>
-              <w:top w:type="dxa" w:w="50"/>
-              <w:left w:type="dxa" w:w="100"/>
-              <w:bottom w:type="dxa" w:w="50"/>
-              <w:right w:type="dxa" w:w="100"/>
+              <w:top w:w="50" w:type="dxa"/>
+              <w:left w:w="100" w:type="dxa"/>
+              <w:bottom w:w="50" w:type="dxa"/>
+              <w:right w:w="100" w:type="dxa"/>
             </w:tcMar>
           </w:tcPr>
           <w:p>
             <w:r>
               <w:rPr>
-                <w:b w:val="false"/>
-                <w:bCs w:val="false"/>
                 <w:sz w:val="18"/>
                 <w:szCs w:val="18"/>
               </w:rPr>
-              <w:t xml:space="preserve">instantaneous depth under noise</w:t>
+              <w:t>instantaneous depth under noise</w:t>
             </w:r>
           </w:p>
         </w:tc>
         <w:tc>
           <w:tcPr>
-            <w:tcW w:type="dxa" w:w="3000"/>
+            <w:tcW w:w="3000" w:type="dxa"/>
             <w:tcBorders>
-              <w:top w:val="single" w:color="BBBBBB" w:sz="1"/>
-              <w:left w:val="single" w:color="BBBBBB" w:sz="1"/>
-              <w:bottom w:val="single" w:color="BBBBBB" w:sz="1"/>
-              <w:right w:val="single" w:color="BBBBBB" w:sz="1"/>
+              <w:top w:val="single" w:sz="1" w:space="0" w:color="BBBBBB"/>
+              <w:left w:val="single" w:sz="1" w:space="0" w:color="BBBBBB"/>
+              <w:bottom w:val="single" w:sz="1" w:space="0" w:color="BBBBBB"/>
+              <w:right w:val="single" w:sz="1" w:space="0" w:color="BBBBBB"/>
             </w:tcBorders>
-            <w:shd w:fill="FFFFFF" w:val="clear"/>
+            <w:shd w:val="clear" w:color="auto" w:fill="FFFFFF"/>
             <w:tcMar>
-              <w:top w:type="dxa" w:w="50"/>
-              <w:left w:type="dxa" w:w="100"/>
-              <w:bottom w:type="dxa" w:w="50"/>
-              <w:right w:type="dxa" w:w="100"/>
+              <w:top w:w="50" w:type="dxa"/>
+              <w:left w:w="100" w:type="dxa"/>
+              <w:bottom w:w="50" w:type="dxa"/>
+              <w:right w:w="100" w:type="dxa"/>
             </w:tcMar>
           </w:tcPr>
           <w:p>
             <w:pPr>
-              <w:spacing w:after="120" w:line="276"/>
+              <w:spacing w:after="120" w:line="276" w:lineRule="auto"/>
               <w:jc w:val="both"/>
             </w:pPr>
             <w:r>
               <w:rPr>
-                <w:rFonts w:ascii="Consolas" w:cs="Consolas" w:eastAsia="Consolas" w:hAnsi="Consolas"/>
-                <w:b w:val="false"/>
-                <w:bCs w:val="false"/>
-                <w:i w:val="false"/>
-                <w:iCs w:val="false"/>
-              </w:rPr>
-              <w:t xml:space="preserve">NRMSE D=8: deep 0.93 / ID 0.67</w:t>
+                <w:rFonts w:ascii="Consolas" w:eastAsia="Consolas" w:hAnsi="Consolas" w:cs="Consolas"/>
+              </w:rPr>
+              <w:t>NRMSE D=8: deep 0.93 / ID 0.67</w:t>
             </w:r>
           </w:p>
         </w:tc>
         <w:tc>
           <w:tcPr>
-            <w:tcW w:type="dxa" w:w="2960"/>
+            <w:tcW w:w="2960" w:type="dxa"/>
             <w:tcBorders>
-              <w:top w:val="single" w:color="BBBBBB" w:sz="1"/>
-              <w:left w:val="single" w:color="BBBBBB" w:sz="1"/>
-              <w:bottom w:val="single" w:color="BBBBBB" w:sz="1"/>
-              <w:right w:val="single" w:color="BBBBBB" w:sz="1"/>
+              <w:top w:val="single" w:sz="1" w:space="0" w:color="BBBBBB"/>
+              <w:left w:val="single" w:sz="1" w:space="0" w:color="BBBBBB"/>
+              <w:bottom w:val="single" w:sz="1" w:space="0" w:color="BBBBBB"/>
+              <w:right w:val="single" w:sz="1" w:space="0" w:color="BBBBBB"/>
             </w:tcBorders>
-            <w:shd w:fill="FFFFFF" w:val="clear"/>
+            <w:shd w:val="clear" w:color="auto" w:fill="FFFFFF"/>
             <w:tcMar>
-              <w:top w:type="dxa" w:w="50"/>
-              <w:left w:type="dxa" w:w="100"/>
-              <w:bottom w:type="dxa" w:w="50"/>
-              <w:right w:type="dxa" w:w="100"/>
+              <w:top w:w="50" w:type="dxa"/>
+              <w:left w:w="100" w:type="dxa"/>
+              <w:bottom w:w="50" w:type="dxa"/>
+              <w:right w:w="100" w:type="dxa"/>
             </w:tcMar>
           </w:tcPr>
           <w:p>
             <w:r>
               <w:rPr>
-                <w:b w:val="false"/>
-                <w:bCs w:val="false"/>
                 <w:sz w:val="18"/>
                 <w:szCs w:val="18"/>
               </w:rPr>
-              <w:t xml:space="preserve">constant-depth realisation wins as depth grows</w:t>
+              <w:t xml:space="preserve">constant-depth </w:t>
+            </w:r>
+            <w:proofErr w:type="spellStart"/>
+            <w:r>
+              <w:rPr>
+                <w:sz w:val="18"/>
+                <w:szCs w:val="18"/>
+              </w:rPr>
+              <w:t>realisation</w:t>
+            </w:r>
+            <w:proofErr w:type="spellEnd"/>
+            <w:r>
+              <w:rPr>
+                <w:sz w:val="18"/>
+                <w:szCs w:val="18"/>
+              </w:rPr>
+              <w:t xml:space="preserve"> wins as depth grows</w:t>
             </w:r>
           </w:p>
         </w:tc>
       </w:tr>
       <w:tr>
+        <w:tblPrEx>
+          <w:tblCellMar>
+            <w:top w:w="0" w:type="dxa"/>
+            <w:bottom w:w="0" w:type="dxa"/>
+          </w:tblCellMar>
+        </w:tblPrEx>
         <w:tc>
           <w:tcPr>
-            <w:tcW w:type="dxa" w:w="3400"/>
+            <w:tcW w:w="3400" w:type="dxa"/>
             <w:tcBorders>
-              <w:top w:val="single" w:color="BBBBBB" w:sz="1"/>
-              <w:left w:val="single" w:color="BBBBBB" w:sz="1"/>
-              <w:bottom w:val="single" w:color="BBBBBB" w:sz="1"/>
-              <w:right w:val="single" w:color="BBBBBB" w:sz="1"/>
+              <w:top w:val="single" w:sz="1" w:space="0" w:color="BBBBBB"/>
+              <w:left w:val="single" w:sz="1" w:space="0" w:color="BBBBBB"/>
+              <w:bottom w:val="single" w:sz="1" w:space="0" w:color="BBBBBB"/>
+              <w:right w:val="single" w:sz="1" w:space="0" w:color="BBBBBB"/>
             </w:tcBorders>
-            <w:shd w:fill="FFFFFF" w:val="clear"/>
+            <w:shd w:val="clear" w:color="auto" w:fill="FFFFFF"/>
             <w:tcMar>
-              <w:top w:type="dxa" w:w="50"/>
-              <w:left w:type="dxa" w:w="100"/>
-              <w:bottom w:type="dxa" w:w="50"/>
-              <w:right w:type="dxa" w:w="100"/>
+              <w:top w:w="50" w:type="dxa"/>
+              <w:left w:w="100" w:type="dxa"/>
+              <w:bottom w:w="50" w:type="dxa"/>
+              <w:right w:w="100" w:type="dxa"/>
             </w:tcMar>
           </w:tcPr>
           <w:p>
             <w:r>
               <w:rPr>
-                <w:b w:val="false"/>
-                <w:bCs w:val="false"/>
                 <w:sz w:val="18"/>
                 <w:szCs w:val="18"/>
               </w:rPr>
-              <w:t xml:space="preserve">integration on k-Pauli</w:t>
+              <w:t>integration on k-Pauli</w:t>
             </w:r>
           </w:p>
         </w:tc>
         <w:tc>
           <w:tcPr>
-            <w:tcW w:type="dxa" w:w="3000"/>
+            <w:tcW w:w="3000" w:type="dxa"/>
             <w:tcBorders>
-              <w:top w:val="single" w:color="BBBBBB" w:sz="1"/>
-              <w:left w:val="single" w:color="BBBBBB" w:sz="1"/>
-              <w:bottom w:val="single" w:color="BBBBBB" w:sz="1"/>
-              <w:right w:val="single" w:color="BBBBBB" w:sz="1"/>
+              <w:top w:val="single" w:sz="1" w:space="0" w:color="BBBBBB"/>
+              <w:left w:val="single" w:sz="1" w:space="0" w:color="BBBBBB"/>
+              <w:bottom w:val="single" w:sz="1" w:space="0" w:color="BBBBBB"/>
+              <w:right w:val="single" w:sz="1" w:space="0" w:color="BBBBBB"/>
             </w:tcBorders>
-            <w:shd w:fill="FFFFFF" w:val="clear"/>
+            <w:shd w:val="clear" w:color="auto" w:fill="FFFFFF"/>
             <w:tcMar>
-              <w:top w:type="dxa" w:w="50"/>
-              <w:left w:type="dxa" w:w="100"/>
-              <w:bottom w:type="dxa" w:w="50"/>
-              <w:right w:type="dxa" w:w="100"/>
+              <w:top w:w="50" w:type="dxa"/>
+              <w:left w:w="100" w:type="dxa"/>
+              <w:bottom w:w="50" w:type="dxa"/>
+              <w:right w:w="100" w:type="dxa"/>
             </w:tcMar>
           </w:tcPr>
           <w:p>
             <w:pPr>
-              <w:spacing w:after="120" w:line="276"/>
+              <w:spacing w:after="120" w:line="276" w:lineRule="auto"/>
               <w:jc w:val="both"/>
             </w:pPr>
             <w:r>
               <w:rPr>
-                <w:rFonts w:ascii="Consolas" w:cs="Consolas" w:eastAsia="Consolas" w:hAnsi="Consolas"/>
-                <w:b w:val="false"/>
-                <w:bCs w:val="false"/>
-                <w:i w:val="false"/>
-                <w:iCs w:val="false"/>
-              </w:rPr>
-              <w:t xml:space="preserve">+82% / +75% / +42% vs monolith</w:t>
+                <w:rFonts w:ascii="Consolas" w:eastAsia="Consolas" w:hAnsi="Consolas" w:cs="Consolas"/>
+              </w:rPr>
+              <w:t>+82% / +75% / +42% vs monolith</w:t>
             </w:r>
           </w:p>
         </w:tc>
         <w:tc>
           <w:tcPr>
-            <w:tcW w:type="dxa" w:w="2960"/>
+            <w:tcW w:w="2960" w:type="dxa"/>
             <w:tcBorders>
-              <w:top w:val="single" w:color="BBBBBB" w:sz="1"/>
-              <w:left w:val="single" w:color="BBBBBB" w:sz="1"/>
-              <w:bottom w:val="single" w:color="BBBBBB" w:sz="1"/>
-              <w:right w:val="single" w:color="BBBBBB" w:sz="1"/>
+              <w:top w:val="single" w:sz="1" w:space="0" w:color="BBBBBB"/>
+              <w:left w:val="single" w:sz="1" w:space="0" w:color="BBBBBB"/>
+              <w:bottom w:val="single" w:sz="1" w:space="0" w:color="BBBBBB"/>
+              <w:right w:val="single" w:sz="1" w:space="0" w:color="BBBBBB"/>
             </w:tcBorders>
-            <w:shd w:fill="FFFFFF" w:val="clear"/>
+            <w:shd w:val="clear" w:color="auto" w:fill="FFFFFF"/>
             <w:tcMar>
-              <w:top w:type="dxa" w:w="50"/>
-              <w:left w:type="dxa" w:w="100"/>
-              <w:bottom w:type="dxa" w:w="50"/>
-              <w:right w:type="dxa" w:w="100"/>
+              <w:top w:w="50" w:type="dxa"/>
+              <w:left w:w="100" w:type="dxa"/>
+              <w:bottom w:w="50" w:type="dxa"/>
+              <w:right w:w="100" w:type="dxa"/>
             </w:tcMar>
           </w:tcPr>
           <w:p>
             <w:r>
               <w:rPr>
-                <w:b w:val="false"/>
-                <w:bCs w:val="false"/>
                 <w:sz w:val="18"/>
                 <w:szCs w:val="18"/>
               </w:rPr>
-              <w:t xml:space="preserve">decoupling advantage transfers to the quantum memory</w:t>
+              <w:t>decoupling advantage transfers to the quantum memory</w:t>
             </w:r>
           </w:p>
         </w:tc>
       </w:tr>
       <w:tr>
+        <w:tblPrEx>
+          <w:tblCellMar>
+            <w:top w:w="0" w:type="dxa"/>
+            <w:bottom w:w="0" w:type="dxa"/>
+          </w:tblCellMar>
+        </w:tblPrEx>
         <w:tc>
           <w:tcPr>
-            <w:tcW w:type="dxa" w:w="3400"/>
+            <w:tcW w:w="3400" w:type="dxa"/>
             <w:tcBorders>
-              <w:top w:val="single" w:color="BBBBBB" w:sz="1"/>
-              <w:left w:val="single" w:color="BBBBBB" w:sz="1"/>
-              <w:bottom w:val="single" w:color="BBBBBB" w:sz="1"/>
-              <w:right w:val="single" w:color="BBBBBB" w:sz="1"/>
+              <w:top w:val="single" w:sz="1" w:space="0" w:color="BBBBBB"/>
+              <w:left w:val="single" w:sz="1" w:space="0" w:color="BBBBBB"/>
+              <w:bottom w:val="single" w:sz="1" w:space="0" w:color="BBBBBB"/>
+              <w:right w:val="single" w:sz="1" w:space="0" w:color="BBBBBB"/>
             </w:tcBorders>
-            <w:shd w:fill="FFFFFF" w:val="clear"/>
+            <w:shd w:val="clear" w:color="auto" w:fill="FFFFFF"/>
             <w:tcMar>
-              <w:top w:type="dxa" w:w="50"/>
-              <w:left w:type="dxa" w:w="100"/>
-              <w:bottom w:type="dxa" w:w="50"/>
-              <w:right w:type="dxa" w:w="100"/>
+              <w:top w:w="50" w:type="dxa"/>
+              <w:left w:w="100" w:type="dxa"/>
+              <w:bottom w:w="50" w:type="dxa"/>
+              <w:right w:w="100" w:type="dxa"/>
             </w:tcMar>
           </w:tcPr>
           <w:p>
             <w:r>
               <w:rPr>
-                <w:b w:val="false"/>
-                <w:bCs w:val="false"/>
                 <w:sz w:val="18"/>
                 <w:szCs w:val="18"/>
               </w:rPr>
-              <w:t xml:space="preserve">Willow-native processing</w:t>
+              <w:t>Willow-native processing</w:t>
             </w:r>
           </w:p>
         </w:tc>
         <w:tc>
           <w:tcPr>
-            <w:tcW w:type="dxa" w:w="3000"/>
+            <w:tcW w:w="3000" w:type="dxa"/>
             <w:tcBorders>
-              <w:top w:val="single" w:color="BBBBBB" w:sz="1"/>
-              <w:left w:val="single" w:color="BBBBBB" w:sz="1"/>
-              <w:bottom w:val="single" w:color="BBBBBB" w:sz="1"/>
-              <w:right w:val="single" w:color="BBBBBB" w:sz="1"/>
+              <w:top w:val="single" w:sz="1" w:space="0" w:color="BBBBBB"/>
+              <w:left w:val="single" w:sz="1" w:space="0" w:color="BBBBBB"/>
+              <w:bottom w:val="single" w:sz="1" w:space="0" w:color="BBBBBB"/>
+              <w:right w:val="single" w:sz="1" w:space="0" w:color="BBBBBB"/>
             </w:tcBorders>
-            <w:shd w:fill="FFFFFF" w:val="clear"/>
+            <w:shd w:val="clear" w:color="auto" w:fill="FFFFFF"/>
             <w:tcMar>
-              <w:top w:type="dxa" w:w="50"/>
-              <w:left w:type="dxa" w:w="100"/>
-              <w:bottom w:type="dxa" w:w="50"/>
-              <w:right w:type="dxa" w:w="100"/>
+              <w:top w:w="50" w:type="dxa"/>
+              <w:left w:w="100" w:type="dxa"/>
+              <w:bottom w:w="50" w:type="dxa"/>
+              <w:right w:w="100" w:type="dxa"/>
             </w:tcMar>
           </w:tcPr>
           <w:p>
             <w:pPr>
-              <w:spacing w:after="120" w:line="276"/>
+              <w:spacing w:after="120" w:line="276" w:lineRule="auto"/>
               <w:jc w:val="both"/>
             </w:pPr>
             <w:r>
               <w:rPr>
-                <w:rFonts w:ascii="Consolas" w:cs="Consolas" w:eastAsia="Consolas" w:hAnsi="Consolas"/>
-                <w:b w:val="false"/>
-                <w:bCs w:val="false"/>
-                <w:i w:val="false"/>
-                <w:iCs w:val="false"/>
-              </w:rPr>
-              <w:t xml:space="preserve">CZ + PhXZ only; device-validated</w:t>
+                <w:rFonts w:ascii="Consolas" w:eastAsia="Consolas" w:hAnsi="Consolas" w:cs="Consolas"/>
+              </w:rPr>
+              <w:t xml:space="preserve">CZ + </w:t>
+            </w:r>
+            <w:proofErr w:type="spellStart"/>
+            <w:r>
+              <w:rPr>
+                <w:rFonts w:ascii="Consolas" w:eastAsia="Consolas" w:hAnsi="Consolas" w:cs="Consolas"/>
+              </w:rPr>
+              <w:t>PhXZ</w:t>
+            </w:r>
+            <w:proofErr w:type="spellEnd"/>
+            <w:r>
+              <w:rPr>
+                <w:rFonts w:ascii="Consolas" w:eastAsia="Consolas" w:hAnsi="Consolas" w:cs="Consolas"/>
+              </w:rPr>
+              <w:t xml:space="preserve"> only; device-validated</w:t>
             </w:r>
           </w:p>
         </w:tc>
         <w:tc>
           <w:tcPr>
-            <w:tcW w:type="dxa" w:w="2960"/>
+            <w:tcW w:w="2960" w:type="dxa"/>
             <w:tcBorders>
-              <w:top w:val="single" w:color="BBBBBB" w:sz="1"/>
-              <w:left w:val="single" w:color="BBBBBB" w:sz="1"/>
-              <w:bottom w:val="single" w:color="BBBBBB" w:sz="1"/>
-              <w:right w:val="single" w:color="BBBBBB" w:sz="1"/>
+              <w:top w:val="single" w:sz="1" w:space="0" w:color="BBBBBB"/>
+              <w:left w:val="single" w:sz="1" w:space="0" w:color="BBBBBB"/>
+              <w:bottom w:val="single" w:sz="1" w:space="0" w:color="BBBBBB"/>
+              <w:right w:val="single" w:sz="1" w:space="0" w:color="BBBBBB"/>
             </w:tcBorders>
-            <w:shd w:fill="FFFFFF" w:val="clear"/>
+            <w:shd w:val="clear" w:color="auto" w:fill="FFFFFF"/>
             <w:tcMar>
-              <w:top w:type="dxa" w:w="50"/>
-              <w:left w:type="dxa" w:w="100"/>
-              <w:bottom w:type="dxa" w:w="50"/>
-              <w:right w:type="dxa" w:w="100"/>
+              <w:top w:w="50" w:type="dxa"/>
+              <w:left w:w="100" w:type="dxa"/>
+              <w:bottom w:w="50" w:type="dxa"/>
+              <w:right w:w="100" w:type="dxa"/>
             </w:tcMar>
           </w:tcPr>
           <w:p>
             <w:r>
               <w:rPr>
-                <w:b w:val="false"/>
-                <w:bCs w:val="false"/>
                 <w:sz w:val="18"/>
                 <w:szCs w:val="18"/>
               </w:rPr>
-              <w:t xml:space="preserve">runs on the real Willow Pink QVM</w:t>
+              <w:t>runs on the real Willow Pink QVM</w:t>
             </w:r>
           </w:p>
         </w:tc>
@@ -1060,24 +3021,37 @@
     <w:p>
       <w:pPr>
         <w:pStyle w:val="Heading1"/>
-        <w:spacing w:after="120" w:before="240"/>
-      </w:pPr>
-      <w:r>
-        <w:t xml:space="preserve">2  Background and problem statement</w:t>
-      </w:r>
+      </w:pPr>
+      <w:bookmarkStart w:id="3" w:name="_Toc238391300"/>
+      <w:proofErr w:type="gramStart"/>
+      <w:r>
+        <w:t>2  Background</w:t>
+      </w:r>
+      <w:proofErr w:type="gramEnd"/>
+      <w:r>
+        <w:t xml:space="preserve"> and problem statement</w:t>
+      </w:r>
+      <w:bookmarkEnd w:id="3"/>
     </w:p>
     <w:p>
       <w:pPr>
         <w:pStyle w:val="Heading2"/>
-        <w:spacing w:after="90" w:before="180"/>
-      </w:pPr>
-      <w:r>
-        <w:t xml:space="preserve">2.1  Critical-Phase Shadow Reservoirs (CPSR)</w:t>
-      </w:r>
-    </w:p>
-    <w:p>
-      <w:pPr>
-        <w:spacing w:after="120" w:line="276"/>
+      </w:pPr>
+      <w:bookmarkStart w:id="4" w:name="_Toc238391301"/>
+      <w:proofErr w:type="gramStart"/>
+      <w:r>
+        <w:lastRenderedPageBreak/>
+        <w:t>2.1  Critical</w:t>
+      </w:r>
+      <w:proofErr w:type="gramEnd"/>
+      <w:r>
+        <w:t>-Phase Shadow Reservoirs (CPSR)</w:t>
+      </w:r>
+      <w:bookmarkEnd w:id="4"/>
+    </w:p>
+    <w:p>
+      <w:pPr>
+        <w:spacing w:after="120" w:line="276" w:lineRule="auto"/>
         <w:jc w:val="both"/>
       </w:pPr>
       <w:r>
@@ -1085,38 +3059,67 @@
       </w:r>
       <w:r>
         <w:rPr>
-          <w:rFonts w:ascii="Consolas" w:cs="Consolas" w:eastAsia="Consolas" w:hAnsi="Consolas"/>
-          <w:b w:val="false"/>
-          <w:bCs w:val="false"/>
-          <w:i w:val="false"/>
-          <w:iCs w:val="false"/>
-        </w:rPr>
-        <w:t xml:space="preserve">U = R_x · R_z · CZ^{2g/π}</w:t>
-      </w:r>
-      <w:r>
-        <w:t xml:space="preserve">: a layer of native controlled-phase entanglers on the chain edges (the controlled-phase angle </w:t>
-      </w:r>
-      <w:r>
-        <w:rPr>
-          <w:b w:val="false"/>
-          <w:bCs w:val="false"/>
+          <w:rFonts w:ascii="Consolas" w:eastAsia="Consolas" w:hAnsi="Consolas" w:cs="Consolas"/>
+        </w:rPr>
+        <w:t xml:space="preserve">U = </w:t>
+      </w:r>
+      <w:proofErr w:type="spellStart"/>
+      <w:r>
+        <w:rPr>
+          <w:rFonts w:ascii="Consolas" w:eastAsia="Consolas" w:hAnsi="Consolas" w:cs="Consolas"/>
+        </w:rPr>
+        <w:t>R_x</w:t>
+      </w:r>
+      <w:proofErr w:type="spellEnd"/>
+      <w:r>
+        <w:rPr>
+          <w:rFonts w:ascii="Consolas" w:eastAsia="Consolas" w:hAnsi="Consolas" w:cs="Consolas"/>
+        </w:rPr>
+        <w:t xml:space="preserve"> · </w:t>
+      </w:r>
+      <w:proofErr w:type="spellStart"/>
+      <w:r>
+        <w:rPr>
+          <w:rFonts w:ascii="Consolas" w:eastAsia="Consolas" w:hAnsi="Consolas" w:cs="Consolas"/>
+        </w:rPr>
+        <w:t>R_z</w:t>
+      </w:r>
+      <w:proofErr w:type="spellEnd"/>
+      <w:r>
+        <w:rPr>
+          <w:rFonts w:ascii="Consolas" w:eastAsia="Consolas" w:hAnsi="Consolas" w:cs="Consolas"/>
+        </w:rPr>
+        <w:t xml:space="preserve"> · CZ^{2g/π}</w:t>
+      </w:r>
+      <w:r>
+        <w:t>: a layer of native controlled-phase entanglers on the chain edges (the controlled</w:t>
+      </w:r>
+      <w:r>
+        <w:t xml:space="preserve">-phase angle </w:t>
+      </w:r>
+      <w:r>
+        <w:rPr>
           <w:i/>
           <w:iCs/>
         </w:rPr>
-        <w:t xml:space="preserve">g</w:t>
+        <w:t>g</w:t>
       </w:r>
       <w:r>
         <w:t xml:space="preserve"> is the single nonlinearity dial), followed by fixed per-qubit disorder rotations. Inputs are encoded as </w:t>
       </w:r>
-      <w:r>
-        <w:rPr>
-          <w:rFonts w:ascii="Consolas" w:cs="Consolas" w:eastAsia="Consolas" w:hAnsi="Consolas"/>
-          <w:b w:val="false"/>
-          <w:bCs w:val="false"/>
-          <w:i w:val="false"/>
-          <w:iCs w:val="false"/>
-        </w:rPr>
-        <w:t xml:space="preserve">R_y(πu)</w:t>
+      <w:proofErr w:type="spellStart"/>
+      <w:r>
+        <w:rPr>
+          <w:rFonts w:ascii="Consolas" w:eastAsia="Consolas" w:hAnsi="Consolas" w:cs="Consolas"/>
+        </w:rPr>
+        <w:t>R_y</w:t>
+      </w:r>
+      <w:proofErr w:type="spellEnd"/>
+      <w:r>
+        <w:rPr>
+          <w:rFonts w:ascii="Consolas" w:eastAsia="Consolas" w:hAnsi="Consolas" w:cs="Consolas"/>
+        </w:rPr>
+        <w:t>(πu)</w:t>
       </w:r>
       <w:r>
         <w:t xml:space="preserve"> rotations, and features are read with randomized-Pauli </w:t>
@@ -1125,22 +3128,18 @@
         <w:rPr>
           <w:b/>
           <w:bCs/>
-          <w:i w:val="false"/>
-          <w:iCs w:val="false"/>
-        </w:rPr>
-        <w:t xml:space="preserve">classical shadows</w:t>
+        </w:rPr>
+        <w:t>classical shadows</w:t>
       </w:r>
       <w:r>
         <w:t xml:space="preserve">. Sweeping </w:t>
       </w:r>
       <w:r>
         <w:rPr>
-          <w:b w:val="false"/>
-          <w:bCs w:val="false"/>
           <w:i/>
           <w:iCs/>
         </w:rPr>
-        <w:t xml:space="preserve">g</w:t>
+        <w:t>g</w:t>
       </w:r>
       <w:r>
         <w:t xml:space="preserve"> reveals an </w:t>
@@ -1149,35 +3148,30 @@
         <w:rPr>
           <w:b/>
           <w:bCs/>
-          <w:i w:val="false"/>
-          <w:iCs w:val="false"/>
-        </w:rPr>
-        <w:t xml:space="preserve">edge of chaos</w:t>
+        </w:rPr>
+        <w:t>edge of chaos</w:t>
       </w:r>
       <w:r>
         <w:t xml:space="preserve"> near </w:t>
       </w:r>
       <w:r>
         <w:rPr>
-          <w:rFonts w:ascii="Consolas" w:cs="Consolas" w:eastAsia="Consolas" w:hAnsi="Consolas"/>
-          <w:b w:val="false"/>
-          <w:bCs w:val="false"/>
-          <w:i w:val="false"/>
-          <w:iCs w:val="false"/>
-        </w:rPr>
-        <w:t xml:space="preserve">g*/π ≈ 0.30</w:t>
-      </w:r>
-      <w:r>
-        <w:t xml:space="preserve"> where the operator entanglement of </w:t>
-      </w:r>
-      <w:r>
-        <w:rPr>
-          <w:b w:val="false"/>
-          <w:bCs w:val="false"/>
+          <w:rFonts w:ascii="Consolas" w:eastAsia="Consolas" w:hAnsi="Consolas" w:cs="Consolas"/>
+        </w:rPr>
+        <w:t>g*/π ≈ 0.30</w:t>
+      </w:r>
+      <w:r>
+        <w:t xml:space="preserve"> wh</w:t>
+      </w:r>
+      <w:r>
+        <w:t xml:space="preserve">ere the operator entanglement of </w:t>
+      </w:r>
+      <w:r>
+        <w:rPr>
           <w:i/>
           <w:iCs/>
         </w:rPr>
-        <w:t xml:space="preserve">U</w:t>
+        <w:t>U</w:t>
       </w:r>
       <w:r>
         <w:t xml:space="preserve"> and the half-system entropy of typical states peak — the richest operating point, used throughout.</w:t>
@@ -1185,14 +3179,17 @@
     </w:p>
     <w:p>
       <w:pPr>
-        <w:spacing w:after="40" w:before="120"/>
+        <w:spacing w:before="120" w:after="40"/>
         <w:jc w:val="center"/>
       </w:pPr>
       <w:r>
+        <w:rPr>
+          <w:noProof/>
+        </w:rPr>
         <w:drawing>
-          <wp:inline distT="0" distB="0" distL="0" distR="0">
+          <wp:inline distT="0" distB="0" distL="0" distR="0" wp14:anchorId="2868CDA2" wp14:editId="57A589CE">
             <wp:extent cx="5715000" cy="2400300"/>
-            <wp:effectExtent t="0" r="0" b="0" l="0"/>
+            <wp:effectExtent l="0" t="0" r="0" b="0"/>
             <wp:docPr id="1" name="fig6_capability_tradeoffs.png" descr="Figure 2.1  Capability map of the reservoir: where on the (memory, nonlinearity) plane each architecture operates." title="Figure 2.1  Capability map of the reservoir: where on the (memory, nonlinearity) plane each architecture operates."/>
             <wp:cNvGraphicFramePr>
               <a:graphicFrameLocks xmlns:a="http://schemas.openxmlformats.org/drawingml/2006/main" noChangeAspect="1"/>
@@ -1201,13 +3198,13 @@
               <a:graphicData uri="http://schemas.openxmlformats.org/drawingml/2006/picture">
                 <pic:pic xmlns:pic="http://schemas.openxmlformats.org/drawingml/2006/picture">
                   <pic:nvPicPr>
-                    <pic:cNvPr id="0" name="" descr=""/>
+                    <pic:cNvPr id="0" name=""/>
                     <pic:cNvPicPr>
                       <a:picLocks noChangeAspect="1" noChangeArrowheads="1"/>
                     </pic:cNvPicPr>
                   </pic:nvPicPr>
                   <pic:blipFill>
-                    <a:blip r:embed="rId9" cstate="none"/>
+                    <a:blip r:embed="rId7"/>
                     <a:srcRect/>
                     <a:stretch>
                       <a:fillRect/>
@@ -1241,21 +3238,50 @@
           <w:sz w:val="18"/>
           <w:szCs w:val="18"/>
         </w:rPr>
-        <w:t xml:space="preserve">Figure 2.1  Capability map of the reservoir: where on the (memory, nonlinearity) plane each architecture operates.</w:t>
+        <w:t xml:space="preserve">Figure </w:t>
+      </w:r>
+      <w:proofErr w:type="gramStart"/>
+      <w:r>
+        <w:rPr>
+          <w:i/>
+          <w:iCs/>
+          <w:sz w:val="18"/>
+          <w:szCs w:val="18"/>
+        </w:rPr>
+        <w:t>2.1  Capability</w:t>
+      </w:r>
+      <w:proofErr w:type="gramEnd"/>
+      <w:r>
+        <w:rPr>
+          <w:i/>
+          <w:iCs/>
+          <w:sz w:val="18"/>
+          <w:szCs w:val="18"/>
+        </w:rPr>
+        <w:t xml:space="preserve"> map of the reservoir: where on the (memory, nonlinearity) plane each architecture operates.</w:t>
       </w:r>
     </w:p>
     <w:p>
       <w:pPr>
         <w:pStyle w:val="Heading2"/>
-        <w:spacing w:after="90" w:before="180"/>
-      </w:pPr>
-      <w:r>
-        <w:t xml:space="preserve">2.2  The memory question and QND-RC decoupling</w:t>
-      </w:r>
-    </w:p>
-    <w:p>
-      <w:pPr>
-        <w:spacing w:after="120" w:line="276"/>
+      </w:pPr>
+      <w:bookmarkStart w:id="5" w:name="_Toc238391302"/>
+      <w:proofErr w:type="gramStart"/>
+      <w:r>
+        <w:t xml:space="preserve">2.2  </w:t>
+      </w:r>
+      <w:r>
+        <w:t>The</w:t>
+      </w:r>
+      <w:proofErr w:type="gramEnd"/>
+      <w:r>
+        <w:t xml:space="preserve"> memory question and QND-RC decoupling</w:t>
+      </w:r>
+      <w:bookmarkEnd w:id="5"/>
+    </w:p>
+    <w:p>
+      <w:pPr>
+        <w:spacing w:after="120" w:line="276" w:lineRule="auto"/>
         <w:jc w:val="both"/>
       </w:pPr>
       <w:r>
@@ -1265,22 +3291,21 @@
         <w:rPr>
           <w:b/>
           <w:bCs/>
-          <w:i w:val="false"/>
-          <w:iCs w:val="false"/>
-        </w:rPr>
-        <w:t xml:space="preserve">QND-RC</w:t>
-      </w:r>
-      <w:r>
-        <w:t xml:space="preserve"> separates them: a short-window quantum feature map supplies the nonlinearity (dial </w:t>
-      </w:r>
-      <w:r>
-        <w:rPr>
-          <w:b w:val="false"/>
-          <w:bCs w:val="false"/>
+        </w:rPr>
+        <w:t>QND-RC</w:t>
+      </w:r>
+      <w:r>
+        <w:t xml:space="preserve"> separates them: a short-window quantum feature m</w:t>
+      </w:r>
+      <w:r>
+        <w:t xml:space="preserve">ap supplies the nonlinearity (dial </w:t>
+      </w:r>
+      <w:r>
+        <w:rPr>
           <w:i/>
           <w:iCs/>
         </w:rPr>
-        <w:t xml:space="preserve">g</w:t>
+        <w:t>g</w:t>
       </w:r>
       <w:r>
         <w:t xml:space="preserve">), while a separate, exact </w:t>
@@ -1289,99 +3314,115 @@
         <w:rPr>
           <w:b/>
           <w:bCs/>
-          <w:i w:val="false"/>
-          <w:iCs w:val="false"/>
-        </w:rPr>
-        <w:t xml:space="preserve">classical delay line</w:t>
+        </w:rPr>
+        <w:t>classical delay line</w:t>
       </w:r>
       <w:r>
         <w:t xml:space="preserve"> supplies the memory (dial </w:t>
       </w:r>
       <w:r>
         <w:rPr>
-          <w:b w:val="false"/>
-          <w:bCs w:val="false"/>
           <w:i/>
           <w:iCs/>
         </w:rPr>
-        <w:t xml:space="preserve">m</w:t>
-      </w:r>
-      <w:r>
-        <w:t xml:space="preserve">). On the k-Pauli benchmark this decoupled design clearly beats the monolith (Section 6).</w:t>
-      </w:r>
-    </w:p>
-    <w:p>
-      <w:pPr>
-        <w:spacing w:after="120" w:line="276"/>
+        <w:t>m</w:t>
+      </w:r>
+      <w:r>
+        <w:t>). On the k-Pauli benchmark this decoupled design clearly beats the monolith (Section 6).</w:t>
+      </w:r>
+    </w:p>
+    <w:p>
+      <w:pPr>
+        <w:spacing w:after="120" w:line="276" w:lineRule="auto"/>
         <w:jc w:val="both"/>
       </w:pPr>
       <w:r>
         <w:rPr>
           <w:b/>
           <w:bCs/>
-          <w:i w:val="false"/>
-          <w:iCs w:val="false"/>
-        </w:rPr>
-        <w:t xml:space="preserve">The gap this report closes.</w:t>
+        </w:rPr>
+        <w:t>The gap this report closes.</w:t>
       </w:r>
       <w:r>
         <w:t xml:space="preserve"> The decoupled memory is, deliberately, classical and exact. The natural question — raised in the project’s own design notes — is whether a </w:t>
       </w:r>
       <w:r>
         <w:rPr>
-          <w:b w:val="false"/>
-          <w:bCs w:val="false"/>
           <w:i/>
           <w:iCs/>
         </w:rPr>
-        <w:t xml:space="preserve">quantum</w:t>
+        <w:t>quantum</w:t>
       </w:r>
       <w:r>
         <w:t xml:space="preserve"> memory could be read each step </w:t>
       </w:r>
       <w:r>
         <w:rPr>
-          <w:b w:val="false"/>
-          <w:bCs w:val="false"/>
           <w:i/>
           <w:iCs/>
         </w:rPr>
-        <w:t xml:space="preserve">without collapsing it</w:t>
-      </w:r>
-      <w:r>
-        <w:t xml:space="preserve">, so the reservoir keeps a coherent state across time. That is exactly what the sewing technique provides.</w:t>
+        <w:t>without collapsing it</w:t>
+      </w:r>
+      <w:r>
+        <w:t>, so the reservoir keeps a coherent state across time. T</w:t>
+      </w:r>
+      <w:r>
+        <w:t>hat is exactly what the sewing technique provides.</w:t>
       </w:r>
     </w:p>
     <w:p>
       <w:pPr>
         <w:pStyle w:val="Heading1"/>
-        <w:spacing w:after="120" w:before="240"/>
-      </w:pPr>
-      <w:r>
-        <w:t xml:space="preserve">3  The sewing technique and instantaneous depth (arXiv:2509.09033)</w:t>
-      </w:r>
-    </w:p>
-    <w:p>
-      <w:pPr>
-        <w:spacing w:after="120" w:line="276"/>
+      </w:pPr>
+      <w:bookmarkStart w:id="6" w:name="_Toc238391303"/>
+      <w:proofErr w:type="gramStart"/>
+      <w:r>
+        <w:t>3  The</w:t>
+      </w:r>
+      <w:proofErr w:type="gramEnd"/>
+      <w:r>
+        <w:t xml:space="preserve"> sewing technique and instantaneous depth (arXiv:2509.09033)</w:t>
+      </w:r>
+      <w:bookmarkEnd w:id="6"/>
+    </w:p>
+    <w:p>
+      <w:pPr>
+        <w:spacing w:after="120" w:line="276" w:lineRule="auto"/>
         <w:jc w:val="both"/>
       </w:pPr>
       <w:r>
-        <w:t xml:space="preserve">The paper constructs IDQNNs: wide, constant-physical-depth circuits that reproduce the input–output behaviour of a much deeper circuit. Two ingredients matter for us.</w:t>
+        <w:t xml:space="preserve">The paper constructs IDQNNs: wide, constant-physical-depth circuits that reproduce the input–output </w:t>
+      </w:r>
+      <w:proofErr w:type="spellStart"/>
+      <w:r>
+        <w:t>behaviour</w:t>
+      </w:r>
+      <w:proofErr w:type="spellEnd"/>
+      <w:r>
+        <w:t xml:space="preserve"> of a much deeper circuit. Tw</w:t>
+      </w:r>
+      <w:r>
+        <w:t>o ingredients matter for us.</w:t>
       </w:r>
     </w:p>
     <w:p>
       <w:pPr>
         <w:pStyle w:val="Heading2"/>
-        <w:spacing w:after="90" w:before="180"/>
-      </w:pPr>
-      <w:r>
-        <w:t xml:space="preserve">3.1  Sewing (local inversions)</w:t>
-      </w:r>
-    </w:p>
-    <w:p>
-      <w:pPr>
-        <w:spacing w:after="120" w:line="276"/>
+      </w:pPr>
+      <w:bookmarkStart w:id="7" w:name="_Toc238391304"/>
+      <w:proofErr w:type="gramStart"/>
+      <w:r>
+        <w:t>3.1  Sewing</w:t>
+      </w:r>
+      <w:proofErr w:type="gramEnd"/>
+      <w:r>
+        <w:t xml:space="preserve"> (local inversions)</w:t>
+      </w:r>
+      <w:bookmarkEnd w:id="7"/>
+    </w:p>
+    <w:p>
+      <w:pPr>
+        <w:spacing w:after="120" w:line="276" w:lineRule="auto"/>
         <w:jc w:val="both"/>
       </w:pPr>
       <w:r>
@@ -1389,39 +3430,36 @@
       </w:r>
       <w:r>
         <w:rPr>
-          <w:b w:val="false"/>
-          <w:bCs w:val="false"/>
           <w:i/>
           <w:iCs/>
         </w:rPr>
-        <w:t xml:space="preserve">et al.</w:t>
+        <w:t>et al.</w:t>
       </w:r>
       <w:r>
         <w:t xml:space="preserve">, STOC 2024, arXiv:2401.10095; see its sections “Sewing local inversions” and “Sewing Heisenberg-evolved Pauli operators”), a global unitary is assembled from </w:t>
       </w:r>
       <w:r>
         <w:rPr>
-          <w:b w:val="false"/>
-          <w:bCs w:val="false"/>
           <w:i/>
           <w:iCs/>
         </w:rPr>
-        <w:t xml:space="preserve">local</w:t>
+        <w:t>local</w:t>
       </w:r>
       <w:r>
         <w:t xml:space="preserve"> pieces that individually do not commute, by introducing ancillas that </w:t>
       </w:r>
       <w:r>
         <w:rPr>
-          <w:b w:val="false"/>
-          <w:bCs w:val="false"/>
           <w:i/>
           <w:iCs/>
         </w:rPr>
-        <w:t xml:space="preserve">sew</w:t>
-      </w:r>
-      <w:r>
-        <w:t xml:space="preserve"> the pieces together through local inversions, measurement and feed-forward. Two consequences are central:</w:t>
+        <w:t>sew</w:t>
+      </w:r>
+      <w:r>
+        <w:t xml:space="preserve"> the pieces togeth</w:t>
+      </w:r>
+      <w:r>
+        <w:t>er through local inversions, measurement and feed-forward. Two consequences are central:</w:t>
       </w:r>
     </w:p>
     <w:p>
@@ -1437,13 +3475,15 @@
         <w:rPr>
           <w:b/>
           <w:bCs/>
-          <w:i w:val="false"/>
-          <w:iCs w:val="false"/>
-        </w:rPr>
+        </w:rPr>
+        <w:lastRenderedPageBreak/>
         <w:t xml:space="preserve">Deferred-measurement identity. </w:t>
       </w:r>
       <w:r>
-        <w:t xml:space="preserve">Any mid-circuit measurement + classically-conditioned correction can be replaced by a coherent ancilla copy, a controlled correction, and a deferred terminal measurement. Discarding the ancilla is exactly a local dephasing channel — the formal basis of our collapse-free read-out.</w:t>
+        <w:t>Any mid-circuit measurement + classically-conditioned correction can be replaced by a coherent ancilla copy, a controlled correction, an</w:t>
+      </w:r>
+      <w:r>
+        <w:t>d a deferred terminal measurement. Discarding the ancilla is exactly a local dephasing channel — the formal basis of our collapse-free read-out.</w:t>
       </w:r>
     </w:p>
     <w:p>
@@ -1459,88 +3499,123 @@
         <w:rPr>
           <w:b/>
           <w:bCs/>
-          <w:i w:val="false"/>
-          <w:iCs w:val="false"/>
         </w:rPr>
         <w:t xml:space="preserve">Local cost ⇒ no barren plateau. </w:t>
       </w:r>
       <w:r>
-        <w:t xml:space="preserve">Because sewing keeps the relevant observables local (bounded lightcone), the training cost has gradient variance that does not vanish exponentially in system size — in contrast with a global observable, whose variance decays as 2⁻ᴺ (Cerezo </w:t>
-      </w:r>
-      <w:r>
-        <w:rPr>
-          <w:b w:val="false"/>
-          <w:bCs w:val="false"/>
+        <w:t xml:space="preserve">Because sewing keeps the relevant observables local (bounded </w:t>
+      </w:r>
+      <w:proofErr w:type="spellStart"/>
+      <w:r>
+        <w:t>lightcone</w:t>
+      </w:r>
+      <w:proofErr w:type="spellEnd"/>
+      <w:r>
+        <w:t>), the tr</w:t>
+      </w:r>
+      <w:r>
+        <w:t>aining cost has gradient variance that does not vanish exponentially in system size — in contrast with a global observable, whose variance decays as 2⁻</w:t>
+      </w:r>
+      <w:r>
+        <w:t>ᴺ</w:t>
+      </w:r>
+      <w:r>
+        <w:t xml:space="preserve"> (</w:t>
+      </w:r>
+      <w:proofErr w:type="spellStart"/>
+      <w:r>
+        <w:t>Cerezo</w:t>
+      </w:r>
+      <w:proofErr w:type="spellEnd"/>
+      <w:r>
+        <w:t xml:space="preserve"> </w:t>
+      </w:r>
+      <w:r>
+        <w:rPr>
           <w:i/>
           <w:iCs/>
         </w:rPr>
-        <w:t xml:space="preserve">et al.</w:t>
-      </w:r>
-      <w:r>
-        <w:t xml:space="preserve">, 2021).</w:t>
+        <w:t>et al.</w:t>
+      </w:r>
+      <w:r>
+        <w:t>, 2021).</w:t>
       </w:r>
     </w:p>
     <w:p>
       <w:pPr>
         <w:pStyle w:val="Heading2"/>
-        <w:spacing w:after="90" w:before="180"/>
-      </w:pPr>
-      <w:r>
-        <w:t xml:space="preserve">3.2  Instantaneous depth</w:t>
-      </w:r>
-    </w:p>
-    <w:p>
-      <w:pPr>
-        <w:spacing w:after="120" w:line="276"/>
+      </w:pPr>
+      <w:bookmarkStart w:id="8" w:name="_Toc238391305"/>
+      <w:proofErr w:type="gramStart"/>
+      <w:r>
+        <w:t>3.2  Instantaneous</w:t>
+      </w:r>
+      <w:proofErr w:type="gramEnd"/>
+      <w:r>
+        <w:t xml:space="preserve"> depth</w:t>
+      </w:r>
+      <w:bookmarkEnd w:id="8"/>
+    </w:p>
+    <w:p>
+      <w:pPr>
+        <w:spacing w:after="120" w:line="276" w:lineRule="auto"/>
         <w:jc w:val="both"/>
       </w:pPr>
       <w:r>
-        <w:t xml:space="preserve">An IDQNN reaches the action of a depth-</w:t>
-      </w:r>
-      <w:r>
-        <w:rPr>
-          <w:b w:val="false"/>
-          <w:bCs w:val="false"/>
+        <w:t>An IDQNN reaches the action of a depth-</w:t>
+      </w:r>
+      <w:r>
+        <w:rPr>
           <w:i/>
           <w:iCs/>
         </w:rPr>
-        <w:t xml:space="preserve">D</w:t>
+        <w:t>D</w:t>
       </w:r>
       <w:r>
         <w:t xml:space="preserve"> circuit at </w:t>
       </w:r>
-      <w:r>
-        <w:rPr>
-          <w:b w:val="false"/>
-          <w:bCs w:val="false"/>
+      <w:proofErr w:type="gramStart"/>
+      <w:r>
+        <w:rPr>
           <w:i/>
           <w:iCs/>
         </w:rPr>
-        <w:t xml:space="preserve">O(1)</w:t>
-      </w:r>
-      <w:r>
-        <w:t xml:space="preserve"> physical depth by spending ancilla </w:t>
-      </w:r>
-      <w:r>
-        <w:rPr>
-          <w:b w:val="false"/>
-          <w:bCs w:val="false"/>
+        <w:t>O(</w:t>
+      </w:r>
+      <w:proofErr w:type="gramEnd"/>
+      <w:r>
+        <w:rPr>
           <w:i/>
           <w:iCs/>
         </w:rPr>
-        <w:t xml:space="preserve">width</w:t>
-      </w:r>
-      <w:r>
-        <w:t xml:space="preserve"> instead of time. On noisy hardware this is the difference between accumulating </w:t>
-      </w:r>
-      <w:r>
-        <w:rPr>
-          <w:b w:val="false"/>
-          <w:bCs w:val="false"/>
+        <w:t>1</w:t>
+      </w:r>
+      <w:r>
+        <w:rPr>
           <w:i/>
           <w:iCs/>
         </w:rPr>
-        <w:t xml:space="preserve">D</w:t>
+        <w:t>)</w:t>
+      </w:r>
+      <w:r>
+        <w:t xml:space="preserve"> physical depth by spending ancilla </w:t>
+      </w:r>
+      <w:r>
+        <w:rPr>
+          <w:i/>
+          <w:iCs/>
+        </w:rPr>
+        <w:t>width</w:t>
+      </w:r>
+      <w:r>
+        <w:t xml:space="preserve"> instead of time. On noisy hardware this is the difference between accumulating </w:t>
+      </w:r>
+      <w:r>
+        <w:rPr>
+          <w:i/>
+          <w:iCs/>
+        </w:rPr>
+        <w:t>D</w:t>
       </w:r>
       <w:r>
         <w:t xml:space="preserve"> layers of error and paying error only once — the basis of our noise-robust nonlinearity.</w:t>
@@ -1549,29 +3624,50 @@
     <w:p>
       <w:pPr>
         <w:pStyle w:val="Heading1"/>
-        <w:spacing w:after="120" w:before="240"/>
-      </w:pPr>
-      <w:r>
-        <w:t xml:space="preserve">4  Algorithms (Cirq-native)</w:t>
-      </w:r>
-    </w:p>
-    <w:p>
-      <w:pPr>
-        <w:spacing w:after="120" w:line="276"/>
+      </w:pPr>
+      <w:bookmarkStart w:id="9" w:name="_Toc238391306"/>
+      <w:proofErr w:type="gramStart"/>
+      <w:r>
+        <w:t>4  Algorithms</w:t>
+      </w:r>
+      <w:proofErr w:type="gramEnd"/>
+      <w:r>
+        <w:t xml:space="preserve"> (</w:t>
+      </w:r>
+      <w:proofErr w:type="spellStart"/>
+      <w:r>
+        <w:t>Cirq</w:t>
+      </w:r>
+      <w:proofErr w:type="spellEnd"/>
+      <w:r>
+        <w:t>-native)</w:t>
+      </w:r>
+      <w:bookmarkEnd w:id="9"/>
+    </w:p>
+    <w:p>
+      <w:pPr>
+        <w:spacing w:after="120" w:line="276" w:lineRule="auto"/>
         <w:jc w:val="both"/>
       </w:pPr>
       <w:r>
-        <w:t xml:space="preserve">All algorithms below are implemented as genuine Cirq circuits in the engine module </w:t>
-      </w:r>
-      <w:r>
-        <w:rPr>
-          <w:rFonts w:ascii="Consolas" w:cs="Consolas" w:eastAsia="Consolas" w:hAnsi="Consolas"/>
-          <w:b w:val="false"/>
-          <w:bCs w:val="false"/>
-          <w:i w:val="false"/>
-          <w:iCs w:val="false"/>
-        </w:rPr>
-        <w:t xml:space="preserve">idcpsr_cirq.py</w:t>
+        <w:t xml:space="preserve">All algorithms </w:t>
+      </w:r>
+      <w:r>
+        <w:t xml:space="preserve">below are implemented as genuine </w:t>
+      </w:r>
+      <w:proofErr w:type="spellStart"/>
+      <w:r>
+        <w:t>Cirq</w:t>
+      </w:r>
+      <w:proofErr w:type="spellEnd"/>
+      <w:r>
+        <w:t xml:space="preserve"> circuits in the engine module </w:t>
+      </w:r>
+      <w:r>
+        <w:rPr>
+          <w:rFonts w:ascii="Consolas" w:eastAsia="Consolas" w:hAnsi="Consolas" w:cs="Consolas"/>
+        </w:rPr>
+        <w:t>idcpsr_cirq.py</w:t>
       </w:r>
       <w:r>
         <w:t xml:space="preserve"> and verified against the repo math to machine precision.</w:t>
@@ -1580,97 +3676,538 @@
     <w:p>
       <w:pPr>
         <w:pStyle w:val="Heading2"/>
-        <w:spacing w:after="90" w:before="180"/>
-      </w:pPr>
-      <w:r>
-        <w:t xml:space="preserve">4.1  Critical reservoir step (Willow-native)</w:t>
-      </w:r>
-    </w:p>
-    <w:p>
-      <w:pPr>
-        <w:shd w:fill="F4F6F8" w:val="clear"/>
-        <w:spacing w:after="120" w:before="60"/>
+      </w:pPr>
+      <w:bookmarkStart w:id="10" w:name="_Toc238391307"/>
+      <w:proofErr w:type="gramStart"/>
+      <w:r>
+        <w:t>4.1  Critical</w:t>
+      </w:r>
+      <w:proofErr w:type="gramEnd"/>
+      <w:r>
+        <w:t xml:space="preserve"> reservoir step (Willow-native)</w:t>
+      </w:r>
+      <w:bookmarkEnd w:id="10"/>
+    </w:p>
+    <w:p>
+      <w:pPr>
+        <w:shd w:val="clear" w:color="auto" w:fill="F4F6F8"/>
+        <w:spacing w:before="60" w:after="120"/>
         <w:ind w:left="160" w:right="160"/>
       </w:pPr>
       <w:r>
         <w:rPr>
-          <w:rFonts w:ascii="Consolas" w:cs="Consolas" w:eastAsia="Consolas" w:hAnsi="Consolas"/>
+          <w:rFonts w:ascii="Consolas" w:eastAsia="Consolas" w:hAnsi="Consolas" w:cs="Consolas"/>
           <w:sz w:val="17"/>
           <w:szCs w:val="17"/>
         </w:rPr>
-        <w:t xml:space="preserve"># one reservoir step as Cirq ops on a chain qs[0..N-1]</w:t>
-      </w:r>
-      <w:r>
-        <w:rPr>
-          <w:rFonts w:ascii="Consolas" w:cs="Consolas" w:eastAsia="Consolas" w:hAnsi="Consolas"/>
+        <w:t xml:space="preserve"># one reservoir step as </w:t>
+      </w:r>
+      <w:proofErr w:type="spellStart"/>
+      <w:r>
+        <w:rPr>
+          <w:rFonts w:ascii="Consolas" w:eastAsia="Consolas" w:hAnsi="Consolas" w:cs="Consolas"/>
           <w:sz w:val="17"/>
           <w:szCs w:val="17"/>
         </w:rPr>
-        <w:br/>
-        <w:t xml:space="preserve">for (a,b) in [(i,i+1) for i in range(N-1)]:</w:t>
-      </w:r>
-      <w:r>
-        <w:rPr>
-          <w:rFonts w:ascii="Consolas" w:cs="Consolas" w:eastAsia="Consolas" w:hAnsi="Consolas"/>
+        <w:t>Cirq</w:t>
+      </w:r>
+      <w:proofErr w:type="spellEnd"/>
+      <w:r>
+        <w:rPr>
+          <w:rFonts w:ascii="Consolas" w:eastAsia="Consolas" w:hAnsi="Consolas" w:cs="Consolas"/>
           <w:sz w:val="17"/>
           <w:szCs w:val="17"/>
         </w:rPr>
-        <w:br/>
-        <w:t xml:space="preserve">    c.append((cirq.CZ**(2*g/np.pi)).on(qs[a], qs[b]))   # native coupler</w:t>
-      </w:r>
-      <w:r>
-        <w:rPr>
-          <w:rFonts w:ascii="Consolas" w:cs="Consolas" w:eastAsia="Consolas" w:hAnsi="Consolas"/>
+        <w:t xml:space="preserve"> ops on a chain </w:t>
+      </w:r>
+      <w:proofErr w:type="spellStart"/>
+      <w:r>
+        <w:rPr>
+          <w:rFonts w:ascii="Consolas" w:eastAsia="Consolas" w:hAnsi="Consolas" w:cs="Consolas"/>
           <w:sz w:val="17"/>
           <w:szCs w:val="17"/>
         </w:rPr>
-        <w:br/>
-        <w:t xml:space="preserve">c.append([cirq.rz(bias_z[i]).on(qs[i]) for i in range(N)])</w:t>
-      </w:r>
-      <w:r>
-        <w:rPr>
-          <w:rFonts w:ascii="Consolas" w:cs="Consolas" w:eastAsia="Consolas" w:hAnsi="Consolas"/>
+        <w:t>qs</w:t>
+      </w:r>
+      <w:proofErr w:type="spellEnd"/>
+      <w:r>
+        <w:rPr>
+          <w:rFonts w:ascii="Consolas" w:eastAsia="Consolas" w:hAnsi="Consolas" w:cs="Consolas"/>
           <w:sz w:val="17"/>
           <w:szCs w:val="17"/>
         </w:rPr>
+        <w:t>[0..N-1]</w:t>
+      </w:r>
+      <w:r>
+        <w:rPr>
+          <w:rFonts w:ascii="Consolas" w:eastAsia="Consolas" w:hAnsi="Consolas" w:cs="Consolas"/>
+          <w:sz w:val="17"/>
+          <w:szCs w:val="17"/>
+        </w:rPr>
         <w:br/>
-        <w:t xml:space="preserve">c.append([cirq.rx(bias_x[i]).on(qs[i]) for i in range(N)])</w:t>
-      </w:r>
-    </w:p>
-    <w:p>
-      <w:pPr>
-        <w:spacing w:after="120" w:line="276"/>
+        <w:t>for (</w:t>
+      </w:r>
+      <w:proofErr w:type="spellStart"/>
+      <w:r>
+        <w:rPr>
+          <w:rFonts w:ascii="Consolas" w:eastAsia="Consolas" w:hAnsi="Consolas" w:cs="Consolas"/>
+          <w:sz w:val="17"/>
+          <w:szCs w:val="17"/>
+        </w:rPr>
+        <w:t>a,b</w:t>
+      </w:r>
+      <w:proofErr w:type="spellEnd"/>
+      <w:r>
+        <w:rPr>
+          <w:rFonts w:ascii="Consolas" w:eastAsia="Consolas" w:hAnsi="Consolas" w:cs="Consolas"/>
+          <w:sz w:val="17"/>
+          <w:szCs w:val="17"/>
+        </w:rPr>
+        <w:t>) in [(i</w:t>
+      </w:r>
+      <w:r>
+        <w:rPr>
+          <w:rFonts w:ascii="Consolas" w:eastAsia="Consolas" w:hAnsi="Consolas" w:cs="Consolas"/>
+          <w:sz w:val="17"/>
+          <w:szCs w:val="17"/>
+        </w:rPr>
+        <w:t xml:space="preserve">,i+1) for </w:t>
+      </w:r>
+      <w:proofErr w:type="spellStart"/>
+      <w:r>
+        <w:rPr>
+          <w:rFonts w:ascii="Consolas" w:eastAsia="Consolas" w:hAnsi="Consolas" w:cs="Consolas"/>
+          <w:sz w:val="17"/>
+          <w:szCs w:val="17"/>
+        </w:rPr>
+        <w:t>i</w:t>
+      </w:r>
+      <w:proofErr w:type="spellEnd"/>
+      <w:r>
+        <w:rPr>
+          <w:rFonts w:ascii="Consolas" w:eastAsia="Consolas" w:hAnsi="Consolas" w:cs="Consolas"/>
+          <w:sz w:val="17"/>
+          <w:szCs w:val="17"/>
+        </w:rPr>
+        <w:t xml:space="preserve"> in range(N-1)]:</w:t>
+      </w:r>
+      <w:r>
+        <w:rPr>
+          <w:rFonts w:ascii="Consolas" w:eastAsia="Consolas" w:hAnsi="Consolas" w:cs="Consolas"/>
+          <w:sz w:val="17"/>
+          <w:szCs w:val="17"/>
+        </w:rPr>
+        <w:br/>
+        <w:t xml:space="preserve">    </w:t>
+      </w:r>
+      <w:proofErr w:type="spellStart"/>
+      <w:r>
+        <w:rPr>
+          <w:rFonts w:ascii="Consolas" w:eastAsia="Consolas" w:hAnsi="Consolas" w:cs="Consolas"/>
+          <w:sz w:val="17"/>
+          <w:szCs w:val="17"/>
+        </w:rPr>
+        <w:t>c.append</w:t>
+      </w:r>
+      <w:proofErr w:type="spellEnd"/>
+      <w:r>
+        <w:rPr>
+          <w:rFonts w:ascii="Consolas" w:eastAsia="Consolas" w:hAnsi="Consolas" w:cs="Consolas"/>
+          <w:sz w:val="17"/>
+          <w:szCs w:val="17"/>
+        </w:rPr>
+        <w:t>((cirq.CZ**(2*g/</w:t>
+      </w:r>
+      <w:proofErr w:type="spellStart"/>
+      <w:r>
+        <w:rPr>
+          <w:rFonts w:ascii="Consolas" w:eastAsia="Consolas" w:hAnsi="Consolas" w:cs="Consolas"/>
+          <w:sz w:val="17"/>
+          <w:szCs w:val="17"/>
+        </w:rPr>
+        <w:t>np.pi</w:t>
+      </w:r>
+      <w:proofErr w:type="spellEnd"/>
+      <w:r>
+        <w:rPr>
+          <w:rFonts w:ascii="Consolas" w:eastAsia="Consolas" w:hAnsi="Consolas" w:cs="Consolas"/>
+          <w:sz w:val="17"/>
+          <w:szCs w:val="17"/>
+        </w:rPr>
+        <w:t>)).on(</w:t>
+      </w:r>
+      <w:proofErr w:type="spellStart"/>
+      <w:r>
+        <w:rPr>
+          <w:rFonts w:ascii="Consolas" w:eastAsia="Consolas" w:hAnsi="Consolas" w:cs="Consolas"/>
+          <w:sz w:val="17"/>
+          <w:szCs w:val="17"/>
+        </w:rPr>
+        <w:t>qs</w:t>
+      </w:r>
+      <w:proofErr w:type="spellEnd"/>
+      <w:r>
+        <w:rPr>
+          <w:rFonts w:ascii="Consolas" w:eastAsia="Consolas" w:hAnsi="Consolas" w:cs="Consolas"/>
+          <w:sz w:val="17"/>
+          <w:szCs w:val="17"/>
+        </w:rPr>
+        <w:t xml:space="preserve">[a], </w:t>
+      </w:r>
+      <w:proofErr w:type="spellStart"/>
+      <w:r>
+        <w:rPr>
+          <w:rFonts w:ascii="Consolas" w:eastAsia="Consolas" w:hAnsi="Consolas" w:cs="Consolas"/>
+          <w:sz w:val="17"/>
+          <w:szCs w:val="17"/>
+        </w:rPr>
+        <w:t>qs</w:t>
+      </w:r>
+      <w:proofErr w:type="spellEnd"/>
+      <w:r>
+        <w:rPr>
+          <w:rFonts w:ascii="Consolas" w:eastAsia="Consolas" w:hAnsi="Consolas" w:cs="Consolas"/>
+          <w:sz w:val="17"/>
+          <w:szCs w:val="17"/>
+        </w:rPr>
+        <w:t>[b]))   # native coupler</w:t>
+      </w:r>
+      <w:r>
+        <w:rPr>
+          <w:rFonts w:ascii="Consolas" w:eastAsia="Consolas" w:hAnsi="Consolas" w:cs="Consolas"/>
+          <w:sz w:val="17"/>
+          <w:szCs w:val="17"/>
+        </w:rPr>
+        <w:br/>
+      </w:r>
+      <w:proofErr w:type="spellStart"/>
+      <w:r>
+        <w:rPr>
+          <w:rFonts w:ascii="Consolas" w:eastAsia="Consolas" w:hAnsi="Consolas" w:cs="Consolas"/>
+          <w:sz w:val="17"/>
+          <w:szCs w:val="17"/>
+        </w:rPr>
+        <w:t>c.append</w:t>
+      </w:r>
+      <w:proofErr w:type="spellEnd"/>
+      <w:r>
+        <w:rPr>
+          <w:rFonts w:ascii="Consolas" w:eastAsia="Consolas" w:hAnsi="Consolas" w:cs="Consolas"/>
+          <w:sz w:val="17"/>
+          <w:szCs w:val="17"/>
+        </w:rPr>
+        <w:t>([</w:t>
+      </w:r>
+      <w:proofErr w:type="spellStart"/>
+      <w:r>
+        <w:rPr>
+          <w:rFonts w:ascii="Consolas" w:eastAsia="Consolas" w:hAnsi="Consolas" w:cs="Consolas"/>
+          <w:sz w:val="17"/>
+          <w:szCs w:val="17"/>
+        </w:rPr>
+        <w:t>cirq.rz</w:t>
+      </w:r>
+      <w:proofErr w:type="spellEnd"/>
+      <w:r>
+        <w:rPr>
+          <w:rFonts w:ascii="Consolas" w:eastAsia="Consolas" w:hAnsi="Consolas" w:cs="Consolas"/>
+          <w:sz w:val="17"/>
+          <w:szCs w:val="17"/>
+        </w:rPr>
+        <w:t>(</w:t>
+      </w:r>
+      <w:proofErr w:type="spellStart"/>
+      <w:r>
+        <w:rPr>
+          <w:rFonts w:ascii="Consolas" w:eastAsia="Consolas" w:hAnsi="Consolas" w:cs="Consolas"/>
+          <w:sz w:val="17"/>
+          <w:szCs w:val="17"/>
+        </w:rPr>
+        <w:t>bias_z</w:t>
+      </w:r>
+      <w:proofErr w:type="spellEnd"/>
+      <w:r>
+        <w:rPr>
+          <w:rFonts w:ascii="Consolas" w:eastAsia="Consolas" w:hAnsi="Consolas" w:cs="Consolas"/>
+          <w:sz w:val="17"/>
+          <w:szCs w:val="17"/>
+        </w:rPr>
+        <w:t>[</w:t>
+      </w:r>
+      <w:proofErr w:type="spellStart"/>
+      <w:r>
+        <w:rPr>
+          <w:rFonts w:ascii="Consolas" w:eastAsia="Consolas" w:hAnsi="Consolas" w:cs="Consolas"/>
+          <w:sz w:val="17"/>
+          <w:szCs w:val="17"/>
+        </w:rPr>
+        <w:t>i</w:t>
+      </w:r>
+      <w:proofErr w:type="spellEnd"/>
+      <w:r>
+        <w:rPr>
+          <w:rFonts w:ascii="Consolas" w:eastAsia="Consolas" w:hAnsi="Consolas" w:cs="Consolas"/>
+          <w:sz w:val="17"/>
+          <w:szCs w:val="17"/>
+        </w:rPr>
+        <w:t>]).on(</w:t>
+      </w:r>
+      <w:proofErr w:type="spellStart"/>
+      <w:r>
+        <w:rPr>
+          <w:rFonts w:ascii="Consolas" w:eastAsia="Consolas" w:hAnsi="Consolas" w:cs="Consolas"/>
+          <w:sz w:val="17"/>
+          <w:szCs w:val="17"/>
+        </w:rPr>
+        <w:t>qs</w:t>
+      </w:r>
+      <w:proofErr w:type="spellEnd"/>
+      <w:r>
+        <w:rPr>
+          <w:rFonts w:ascii="Consolas" w:eastAsia="Consolas" w:hAnsi="Consolas" w:cs="Consolas"/>
+          <w:sz w:val="17"/>
+          <w:szCs w:val="17"/>
+        </w:rPr>
+        <w:t>[</w:t>
+      </w:r>
+      <w:proofErr w:type="spellStart"/>
+      <w:r>
+        <w:rPr>
+          <w:rFonts w:ascii="Consolas" w:eastAsia="Consolas" w:hAnsi="Consolas" w:cs="Consolas"/>
+          <w:sz w:val="17"/>
+          <w:szCs w:val="17"/>
+        </w:rPr>
+        <w:t>i</w:t>
+      </w:r>
+      <w:proofErr w:type="spellEnd"/>
+      <w:r>
+        <w:rPr>
+          <w:rFonts w:ascii="Consolas" w:eastAsia="Consolas" w:hAnsi="Consolas" w:cs="Consolas"/>
+          <w:sz w:val="17"/>
+          <w:szCs w:val="17"/>
+        </w:rPr>
+        <w:t xml:space="preserve">]) for </w:t>
+      </w:r>
+      <w:proofErr w:type="spellStart"/>
+      <w:r>
+        <w:rPr>
+          <w:rFonts w:ascii="Consolas" w:eastAsia="Consolas" w:hAnsi="Consolas" w:cs="Consolas"/>
+          <w:sz w:val="17"/>
+          <w:szCs w:val="17"/>
+        </w:rPr>
+        <w:t>i</w:t>
+      </w:r>
+      <w:proofErr w:type="spellEnd"/>
+      <w:r>
+        <w:rPr>
+          <w:rFonts w:ascii="Consolas" w:eastAsia="Consolas" w:hAnsi="Consolas" w:cs="Consolas"/>
+          <w:sz w:val="17"/>
+          <w:szCs w:val="17"/>
+        </w:rPr>
+        <w:t xml:space="preserve"> in range(N)])</w:t>
+      </w:r>
+      <w:r>
+        <w:rPr>
+          <w:rFonts w:ascii="Consolas" w:eastAsia="Consolas" w:hAnsi="Consolas" w:cs="Consolas"/>
+          <w:sz w:val="17"/>
+          <w:szCs w:val="17"/>
+        </w:rPr>
+        <w:br/>
+      </w:r>
+      <w:proofErr w:type="spellStart"/>
+      <w:r>
+        <w:rPr>
+          <w:rFonts w:ascii="Consolas" w:eastAsia="Consolas" w:hAnsi="Consolas" w:cs="Consolas"/>
+          <w:sz w:val="17"/>
+          <w:szCs w:val="17"/>
+        </w:rPr>
+        <w:t>c.append</w:t>
+      </w:r>
+      <w:proofErr w:type="spellEnd"/>
+      <w:r>
+        <w:rPr>
+          <w:rFonts w:ascii="Consolas" w:eastAsia="Consolas" w:hAnsi="Consolas" w:cs="Consolas"/>
+          <w:sz w:val="17"/>
+          <w:szCs w:val="17"/>
+        </w:rPr>
+        <w:t>([</w:t>
+      </w:r>
+      <w:proofErr w:type="spellStart"/>
+      <w:r>
+        <w:rPr>
+          <w:rFonts w:ascii="Consolas" w:eastAsia="Consolas" w:hAnsi="Consolas" w:cs="Consolas"/>
+          <w:sz w:val="17"/>
+          <w:szCs w:val="17"/>
+        </w:rPr>
+        <w:t>cirq.rx</w:t>
+      </w:r>
+      <w:proofErr w:type="spellEnd"/>
+      <w:r>
+        <w:rPr>
+          <w:rFonts w:ascii="Consolas" w:eastAsia="Consolas" w:hAnsi="Consolas" w:cs="Consolas"/>
+          <w:sz w:val="17"/>
+          <w:szCs w:val="17"/>
+        </w:rPr>
+        <w:t>(</w:t>
+      </w:r>
+      <w:proofErr w:type="spellStart"/>
+      <w:r>
+        <w:rPr>
+          <w:rFonts w:ascii="Consolas" w:eastAsia="Consolas" w:hAnsi="Consolas" w:cs="Consolas"/>
+          <w:sz w:val="17"/>
+          <w:szCs w:val="17"/>
+        </w:rPr>
+        <w:t>bias_x</w:t>
+      </w:r>
+      <w:proofErr w:type="spellEnd"/>
+      <w:r>
+        <w:rPr>
+          <w:rFonts w:ascii="Consolas" w:eastAsia="Consolas" w:hAnsi="Consolas" w:cs="Consolas"/>
+          <w:sz w:val="17"/>
+          <w:szCs w:val="17"/>
+        </w:rPr>
+        <w:t>[</w:t>
+      </w:r>
+      <w:proofErr w:type="spellStart"/>
+      <w:r>
+        <w:rPr>
+          <w:rFonts w:ascii="Consolas" w:eastAsia="Consolas" w:hAnsi="Consolas" w:cs="Consolas"/>
+          <w:sz w:val="17"/>
+          <w:szCs w:val="17"/>
+        </w:rPr>
+        <w:t>i</w:t>
+      </w:r>
+      <w:proofErr w:type="spellEnd"/>
+      <w:r>
+        <w:rPr>
+          <w:rFonts w:ascii="Consolas" w:eastAsia="Consolas" w:hAnsi="Consolas" w:cs="Consolas"/>
+          <w:sz w:val="17"/>
+          <w:szCs w:val="17"/>
+        </w:rPr>
+        <w:t>]).on(</w:t>
+      </w:r>
+      <w:proofErr w:type="spellStart"/>
+      <w:r>
+        <w:rPr>
+          <w:rFonts w:ascii="Consolas" w:eastAsia="Consolas" w:hAnsi="Consolas" w:cs="Consolas"/>
+          <w:sz w:val="17"/>
+          <w:szCs w:val="17"/>
+        </w:rPr>
+        <w:t>qs</w:t>
+      </w:r>
+      <w:proofErr w:type="spellEnd"/>
+      <w:r>
+        <w:rPr>
+          <w:rFonts w:ascii="Consolas" w:eastAsia="Consolas" w:hAnsi="Consolas" w:cs="Consolas"/>
+          <w:sz w:val="17"/>
+          <w:szCs w:val="17"/>
+        </w:rPr>
+        <w:t>[</w:t>
+      </w:r>
+      <w:proofErr w:type="spellStart"/>
+      <w:r>
+        <w:rPr>
+          <w:rFonts w:ascii="Consolas" w:eastAsia="Consolas" w:hAnsi="Consolas" w:cs="Consolas"/>
+          <w:sz w:val="17"/>
+          <w:szCs w:val="17"/>
+        </w:rPr>
+        <w:t>i</w:t>
+      </w:r>
+      <w:proofErr w:type="spellEnd"/>
+      <w:r>
+        <w:rPr>
+          <w:rFonts w:ascii="Consolas" w:eastAsia="Consolas" w:hAnsi="Consolas" w:cs="Consolas"/>
+          <w:sz w:val="17"/>
+          <w:szCs w:val="17"/>
+        </w:rPr>
+        <w:t xml:space="preserve">]) for </w:t>
+      </w:r>
+      <w:proofErr w:type="spellStart"/>
+      <w:r>
+        <w:rPr>
+          <w:rFonts w:ascii="Consolas" w:eastAsia="Consolas" w:hAnsi="Consolas" w:cs="Consolas"/>
+          <w:sz w:val="17"/>
+          <w:szCs w:val="17"/>
+        </w:rPr>
+        <w:t>i</w:t>
+      </w:r>
+      <w:proofErr w:type="spellEnd"/>
+      <w:r>
+        <w:rPr>
+          <w:rFonts w:ascii="Consolas" w:eastAsia="Consolas" w:hAnsi="Consolas" w:cs="Consolas"/>
+          <w:sz w:val="17"/>
+          <w:szCs w:val="17"/>
+        </w:rPr>
+        <w:t xml:space="preserve"> in range(N)])</w:t>
+      </w:r>
+    </w:p>
+    <w:p>
+      <w:pPr>
+        <w:spacing w:after="120" w:line="276" w:lineRule="auto"/>
         <w:jc w:val="both"/>
       </w:pPr>
       <w:r>
-        <w:t xml:space="preserve">Verified identical to the project’s reservoir unitary: </w:t>
-      </w:r>
-      <w:r>
-        <w:rPr>
-          <w:rFonts w:ascii="Consolas" w:cs="Consolas" w:eastAsia="Consolas" w:hAnsi="Consolas"/>
-          <w:b w:val="false"/>
-          <w:bCs w:val="false"/>
-          <w:i w:val="false"/>
-          <w:iCs w:val="false"/>
-        </w:rPr>
-        <w:t xml:space="preserve">‖U_cirq − U_repo‖_F = 1.8×10⁻¹⁵</w:t>
-      </w:r>
-      <w:r>
-        <w:t xml:space="preserve">.</w:t>
+        <w:t>Verified identical to the project’s r</w:t>
+      </w:r>
+      <w:r>
+        <w:t xml:space="preserve">eservoir unitary: </w:t>
+      </w:r>
+      <w:r>
+        <w:rPr>
+          <w:rFonts w:ascii="Consolas" w:eastAsia="Consolas" w:hAnsi="Consolas" w:cs="Consolas"/>
+        </w:rPr>
+        <w:t>‖</w:t>
+      </w:r>
+      <w:proofErr w:type="spellStart"/>
+      <w:r>
+        <w:rPr>
+          <w:rFonts w:ascii="Consolas" w:eastAsia="Consolas" w:hAnsi="Consolas" w:cs="Consolas"/>
+        </w:rPr>
+        <w:t>U_cirq</w:t>
+      </w:r>
+      <w:proofErr w:type="spellEnd"/>
+      <w:r>
+        <w:rPr>
+          <w:rFonts w:ascii="Consolas" w:eastAsia="Consolas" w:hAnsi="Consolas" w:cs="Consolas"/>
+        </w:rPr>
+        <w:t xml:space="preserve"> − </w:t>
+      </w:r>
+      <w:proofErr w:type="spellStart"/>
+      <w:r>
+        <w:rPr>
+          <w:rFonts w:ascii="Consolas" w:eastAsia="Consolas" w:hAnsi="Consolas" w:cs="Consolas"/>
+        </w:rPr>
+        <w:t>U_repo‖_F</w:t>
+      </w:r>
+      <w:proofErr w:type="spellEnd"/>
+      <w:r>
+        <w:rPr>
+          <w:rFonts w:ascii="Consolas" w:eastAsia="Consolas" w:hAnsi="Consolas" w:cs="Consolas"/>
+        </w:rPr>
+        <w:t xml:space="preserve"> = 1.8×10⁻¹⁵</w:t>
+      </w:r>
+      <w:r>
+        <w:t>.</w:t>
       </w:r>
     </w:p>
     <w:p>
       <w:pPr>
         <w:pStyle w:val="Heading2"/>
-        <w:spacing w:after="90" w:before="180"/>
-      </w:pPr>
-      <w:r>
-        <w:t xml:space="preserve">4.2  Sewn ancilla read-out (collapse-free quantum memory)</w:t>
-      </w:r>
-    </w:p>
-    <w:p>
-      <w:pPr>
-        <w:spacing w:after="120" w:line="276"/>
+      </w:pPr>
+      <w:bookmarkStart w:id="11" w:name="_Toc238391308"/>
+      <w:proofErr w:type="gramStart"/>
+      <w:r>
+        <w:t>4.2  Sewn</w:t>
+      </w:r>
+      <w:proofErr w:type="gramEnd"/>
+      <w:r>
+        <w:t xml:space="preserve"> ancilla read-out (collapse-free quantum memory)</w:t>
+      </w:r>
+      <w:bookmarkEnd w:id="11"/>
+    </w:p>
+    <w:p>
+      <w:pPr>
+        <w:spacing w:after="120" w:line="276" w:lineRule="auto"/>
         <w:jc w:val="both"/>
       </w:pPr>
       <w:r>
@@ -1678,49 +4215,56 @@
       </w:r>
       <w:r>
         <w:rPr>
-          <w:rFonts w:ascii="Consolas" w:cs="Consolas" w:eastAsia="Consolas" w:hAnsi="Consolas"/>
-          <w:b w:val="false"/>
-          <w:bCs w:val="false"/>
-          <w:i w:val="false"/>
-          <w:iCs w:val="false"/>
-        </w:rPr>
-        <w:t xml:space="preserve">P∈{X,Y,Z}</w:t>
+          <w:rFonts w:ascii="Consolas" w:eastAsia="Consolas" w:hAnsi="Consolas" w:cs="Consolas"/>
+        </w:rPr>
+        <w:t>P∈{</w:t>
+      </w:r>
+      <w:proofErr w:type="gramStart"/>
+      <w:r>
+        <w:rPr>
+          <w:rFonts w:ascii="Consolas" w:eastAsia="Consolas" w:hAnsi="Consolas" w:cs="Consolas"/>
+        </w:rPr>
+        <w:t>X,Y</w:t>
+      </w:r>
+      <w:proofErr w:type="gramEnd"/>
+      <w:r>
+        <w:rPr>
+          <w:rFonts w:ascii="Consolas" w:eastAsia="Consolas" w:hAnsi="Consolas" w:cs="Consolas"/>
+        </w:rPr>
+        <w:t>,Z}</w:t>
       </w:r>
       <w:r>
         <w:t xml:space="preserve"> on a memory qubit without collapsing the register: rotate that qubit’s </w:t>
       </w:r>
       <w:r>
         <w:rPr>
-          <w:b w:val="false"/>
-          <w:bCs w:val="false"/>
           <w:i/>
           <w:iCs/>
         </w:rPr>
-        <w:t xml:space="preserve">P</w:t>
+        <w:t>P</w:t>
       </w:r>
       <w:r>
         <w:t xml:space="preserve">-basis to </w:t>
       </w:r>
       <w:r>
         <w:rPr>
-          <w:b w:val="false"/>
-          <w:bCs w:val="false"/>
           <w:i/>
           <w:iCs/>
         </w:rPr>
-        <w:t xml:space="preserve">Z</w:t>
-      </w:r>
-      <w:r>
-        <w:t xml:space="preserve">, copy it onto a fresh adjacent ancilla with a CNOT, rotate back, then measure (and reset) the ancilla. By the deferred-measurement identity, discarding the ancilla applies a </w:t>
+        <w:t>Z</w:t>
+      </w:r>
+      <w:r>
+        <w:t>, copy it onto a fresh adjacent anc</w:t>
+      </w:r>
+      <w:r>
+        <w:t xml:space="preserve">illa with a CNOT, rotate back, then measure (and reset) the ancilla. By the deferred-measurement identity, discarding the ancilla applies a </w:t>
       </w:r>
       <w:r>
         <w:rPr>
           <w:b/>
           <w:bCs/>
-          <w:i w:val="false"/>
-          <w:iCs w:val="false"/>
-        </w:rPr>
-        <w:t xml:space="preserve">local dephasing</w:t>
+        </w:rPr>
+        <w:t>local dephasing</w:t>
       </w:r>
       <w:r>
         <w:t xml:space="preserve"> of that single qubit — the rest of the memory stays coherent.</w:t>
@@ -1728,72 +4272,254 @@
     </w:p>
     <w:p>
       <w:pPr>
-        <w:shd w:fill="F4F6F8" w:val="clear"/>
-        <w:spacing w:after="120" w:before="60"/>
+        <w:shd w:val="clear" w:color="auto" w:fill="F4F6F8"/>
+        <w:spacing w:before="60" w:after="120"/>
         <w:ind w:left="160" w:right="160"/>
       </w:pPr>
       <w:r>
         <w:rPr>
-          <w:rFonts w:ascii="Consolas" w:cs="Consolas" w:eastAsia="Consolas" w:hAnsi="Consolas"/>
+          <w:rFonts w:ascii="Consolas" w:eastAsia="Consolas" w:hAnsi="Consolas" w:cs="Consolas"/>
           <w:sz w:val="17"/>
           <w:szCs w:val="17"/>
         </w:rPr>
-        <w:t xml:space="preserve">def sewn_copy_ops(sys, anc, basis):           # the 'sew'</w:t>
-      </w:r>
-      <w:r>
-        <w:rPr>
-          <w:rFonts w:ascii="Consolas" w:cs="Consolas" w:eastAsia="Consolas" w:hAnsi="Consolas"/>
+        <w:t xml:space="preserve">def </w:t>
+      </w:r>
+      <w:proofErr w:type="spellStart"/>
+      <w:r>
+        <w:rPr>
+          <w:rFonts w:ascii="Consolas" w:eastAsia="Consolas" w:hAnsi="Consolas" w:cs="Consolas"/>
           <w:sz w:val="17"/>
           <w:szCs w:val="17"/>
         </w:rPr>
-        <w:br/>
-        <w:t xml:space="preserve">    ops  = basis_change(sys, basis)            # P-basis -&gt; Z</w:t>
-      </w:r>
-      <w:r>
-        <w:rPr>
-          <w:rFonts w:ascii="Consolas" w:cs="Consolas" w:eastAsia="Consolas" w:hAnsi="Consolas"/>
+        <w:t>sewn_copy_</w:t>
+      </w:r>
+      <w:proofErr w:type="gramStart"/>
+      <w:r>
+        <w:rPr>
+          <w:rFonts w:ascii="Consolas" w:eastAsia="Consolas" w:hAnsi="Consolas" w:cs="Consolas"/>
           <w:sz w:val="17"/>
           <w:szCs w:val="17"/>
         </w:rPr>
-        <w:br/>
-        <w:t xml:space="preserve">    ops += [cirq.CNOT(sys, anc)]               # coherent copy</w:t>
-      </w:r>
-      <w:r>
-        <w:rPr>
-          <w:rFonts w:ascii="Consolas" w:cs="Consolas" w:eastAsia="Consolas" w:hAnsi="Consolas"/>
+        <w:t>ops</w:t>
+      </w:r>
+      <w:proofErr w:type="spellEnd"/>
+      <w:r>
+        <w:rPr>
+          <w:rFonts w:ascii="Consolas" w:eastAsia="Consolas" w:hAnsi="Consolas" w:cs="Consolas"/>
           <w:sz w:val="17"/>
           <w:szCs w:val="17"/>
         </w:rPr>
-        <w:br/>
-        <w:t xml:space="preserve">    ops += basis_change(sys, basis, inverse=True)</w:t>
-      </w:r>
-      <w:r>
-        <w:rPr>
-          <w:rFonts w:ascii="Consolas" w:cs="Consolas" w:eastAsia="Consolas" w:hAnsi="Consolas"/>
+        <w:t>(</w:t>
+      </w:r>
+      <w:proofErr w:type="gramEnd"/>
+      <w:r>
+        <w:rPr>
+          <w:rFonts w:ascii="Consolas" w:eastAsia="Consolas" w:hAnsi="Consolas" w:cs="Consolas"/>
           <w:sz w:val="17"/>
           <w:szCs w:val="17"/>
         </w:rPr>
+        <w:t xml:space="preserve">sys, </w:t>
+      </w:r>
+      <w:proofErr w:type="spellStart"/>
+      <w:r>
+        <w:rPr>
+          <w:rFonts w:ascii="Consolas" w:eastAsia="Consolas" w:hAnsi="Consolas" w:cs="Consolas"/>
+          <w:sz w:val="17"/>
+          <w:szCs w:val="17"/>
+        </w:rPr>
+        <w:t>anc</w:t>
+      </w:r>
+      <w:proofErr w:type="spellEnd"/>
+      <w:r>
+        <w:rPr>
+          <w:rFonts w:ascii="Consolas" w:eastAsia="Consolas" w:hAnsi="Consolas" w:cs="Consolas"/>
+          <w:sz w:val="17"/>
+          <w:szCs w:val="17"/>
+        </w:rPr>
+        <w:t xml:space="preserve">, basis):   </w:t>
+      </w:r>
+      <w:r>
+        <w:rPr>
+          <w:rFonts w:ascii="Consolas" w:eastAsia="Consolas" w:hAnsi="Consolas" w:cs="Consolas"/>
+          <w:sz w:val="17"/>
+          <w:szCs w:val="17"/>
+        </w:rPr>
+        <w:t xml:space="preserve">        # the 'sew'</w:t>
+      </w:r>
+      <w:r>
+        <w:rPr>
+          <w:rFonts w:ascii="Consolas" w:eastAsia="Consolas" w:hAnsi="Consolas" w:cs="Consolas"/>
+          <w:sz w:val="17"/>
+          <w:szCs w:val="17"/>
+        </w:rPr>
         <w:br/>
-        <w:t xml:space="preserve">    return ops                                 # measure+reset anc on hardware</w:t>
-      </w:r>
-    </w:p>
-    <w:p>
-      <w:pPr>
-        <w:spacing w:after="120" w:line="276"/>
+        <w:t xml:space="preserve">    ops  = </w:t>
+      </w:r>
+      <w:proofErr w:type="spellStart"/>
+      <w:r>
+        <w:rPr>
+          <w:rFonts w:ascii="Consolas" w:eastAsia="Consolas" w:hAnsi="Consolas" w:cs="Consolas"/>
+          <w:sz w:val="17"/>
+          <w:szCs w:val="17"/>
+        </w:rPr>
+        <w:t>basis_change</w:t>
+      </w:r>
+      <w:proofErr w:type="spellEnd"/>
+      <w:r>
+        <w:rPr>
+          <w:rFonts w:ascii="Consolas" w:eastAsia="Consolas" w:hAnsi="Consolas" w:cs="Consolas"/>
+          <w:sz w:val="17"/>
+          <w:szCs w:val="17"/>
+        </w:rPr>
+        <w:t>(sys, basis)            # P-basis -&gt; Z</w:t>
+      </w:r>
+      <w:r>
+        <w:rPr>
+          <w:rFonts w:ascii="Consolas" w:eastAsia="Consolas" w:hAnsi="Consolas" w:cs="Consolas"/>
+          <w:sz w:val="17"/>
+          <w:szCs w:val="17"/>
+        </w:rPr>
+        <w:br/>
+        <w:t xml:space="preserve">    ops += [</w:t>
+      </w:r>
+      <w:proofErr w:type="spellStart"/>
+      <w:r>
+        <w:rPr>
+          <w:rFonts w:ascii="Consolas" w:eastAsia="Consolas" w:hAnsi="Consolas" w:cs="Consolas"/>
+          <w:sz w:val="17"/>
+          <w:szCs w:val="17"/>
+        </w:rPr>
+        <w:t>cirq.CNOT</w:t>
+      </w:r>
+      <w:proofErr w:type="spellEnd"/>
+      <w:r>
+        <w:rPr>
+          <w:rFonts w:ascii="Consolas" w:eastAsia="Consolas" w:hAnsi="Consolas" w:cs="Consolas"/>
+          <w:sz w:val="17"/>
+          <w:szCs w:val="17"/>
+        </w:rPr>
+        <w:t xml:space="preserve">(sys, </w:t>
+      </w:r>
+      <w:proofErr w:type="spellStart"/>
+      <w:r>
+        <w:rPr>
+          <w:rFonts w:ascii="Consolas" w:eastAsia="Consolas" w:hAnsi="Consolas" w:cs="Consolas"/>
+          <w:sz w:val="17"/>
+          <w:szCs w:val="17"/>
+        </w:rPr>
+        <w:t>anc</w:t>
+      </w:r>
+      <w:proofErr w:type="spellEnd"/>
+      <w:r>
+        <w:rPr>
+          <w:rFonts w:ascii="Consolas" w:eastAsia="Consolas" w:hAnsi="Consolas" w:cs="Consolas"/>
+          <w:sz w:val="17"/>
+          <w:szCs w:val="17"/>
+        </w:rPr>
+        <w:t>)]               # coherent copy</w:t>
+      </w:r>
+      <w:r>
+        <w:rPr>
+          <w:rFonts w:ascii="Consolas" w:eastAsia="Consolas" w:hAnsi="Consolas" w:cs="Consolas"/>
+          <w:sz w:val="17"/>
+          <w:szCs w:val="17"/>
+        </w:rPr>
+        <w:br/>
+        <w:t xml:space="preserve">    ops += </w:t>
+      </w:r>
+      <w:proofErr w:type="spellStart"/>
+      <w:r>
+        <w:rPr>
+          <w:rFonts w:ascii="Consolas" w:eastAsia="Consolas" w:hAnsi="Consolas" w:cs="Consolas"/>
+          <w:sz w:val="17"/>
+          <w:szCs w:val="17"/>
+        </w:rPr>
+        <w:t>basis_change</w:t>
+      </w:r>
+      <w:proofErr w:type="spellEnd"/>
+      <w:r>
+        <w:rPr>
+          <w:rFonts w:ascii="Consolas" w:eastAsia="Consolas" w:hAnsi="Consolas" w:cs="Consolas"/>
+          <w:sz w:val="17"/>
+          <w:szCs w:val="17"/>
+        </w:rPr>
+        <w:t>(sys, basis, inverse=True)</w:t>
+      </w:r>
+      <w:r>
+        <w:rPr>
+          <w:rFonts w:ascii="Consolas" w:eastAsia="Consolas" w:hAnsi="Consolas" w:cs="Consolas"/>
+          <w:sz w:val="17"/>
+          <w:szCs w:val="17"/>
+        </w:rPr>
+        <w:br/>
+        <w:t xml:space="preserve">    return ops                                 # </w:t>
+      </w:r>
+      <w:proofErr w:type="spellStart"/>
+      <w:r>
+        <w:rPr>
+          <w:rFonts w:ascii="Consolas" w:eastAsia="Consolas" w:hAnsi="Consolas" w:cs="Consolas"/>
+          <w:sz w:val="17"/>
+          <w:szCs w:val="17"/>
+        </w:rPr>
+        <w:t>measure+rese</w:t>
+      </w:r>
+      <w:r>
+        <w:rPr>
+          <w:rFonts w:ascii="Consolas" w:eastAsia="Consolas" w:hAnsi="Consolas" w:cs="Consolas"/>
+          <w:sz w:val="17"/>
+          <w:szCs w:val="17"/>
+        </w:rPr>
+        <w:t>t</w:t>
+      </w:r>
+      <w:proofErr w:type="spellEnd"/>
+      <w:r>
+        <w:rPr>
+          <w:rFonts w:ascii="Consolas" w:eastAsia="Consolas" w:hAnsi="Consolas" w:cs="Consolas"/>
+          <w:sz w:val="17"/>
+          <w:szCs w:val="17"/>
+        </w:rPr>
+        <w:t xml:space="preserve"> </w:t>
+      </w:r>
+      <w:proofErr w:type="spellStart"/>
+      <w:r>
+        <w:rPr>
+          <w:rFonts w:ascii="Consolas" w:eastAsia="Consolas" w:hAnsi="Consolas" w:cs="Consolas"/>
+          <w:sz w:val="17"/>
+          <w:szCs w:val="17"/>
+        </w:rPr>
+        <w:t>anc</w:t>
+      </w:r>
+      <w:proofErr w:type="spellEnd"/>
+      <w:r>
+        <w:rPr>
+          <w:rFonts w:ascii="Consolas" w:eastAsia="Consolas" w:hAnsi="Consolas" w:cs="Consolas"/>
+          <w:sz w:val="17"/>
+          <w:szCs w:val="17"/>
+        </w:rPr>
+        <w:t xml:space="preserve"> on hardware</w:t>
+      </w:r>
+    </w:p>
+    <w:p>
+      <w:pPr>
+        <w:spacing w:after="120" w:line="276" w:lineRule="auto"/>
         <w:jc w:val="both"/>
       </w:pPr>
       <w:r>
-        <w:t xml:space="preserve">Exactness is verified in Cirq: tracing out the copied ancilla equals the local dephasing channel to </w:t>
-      </w:r>
-      <w:r>
-        <w:rPr>
-          <w:rFonts w:ascii="Consolas" w:cs="Consolas" w:eastAsia="Consolas" w:hAnsi="Consolas"/>
-          <w:b w:val="false"/>
-          <w:bCs w:val="false"/>
-          <w:i w:val="false"/>
-          <w:iCs w:val="false"/>
-        </w:rPr>
-        <w:t xml:space="preserve">2.2×10⁻¹⁶</w:t>
+        <w:t xml:space="preserve">Exactness is verified in </w:t>
+      </w:r>
+      <w:proofErr w:type="spellStart"/>
+      <w:r>
+        <w:t>Cirq</w:t>
+      </w:r>
+      <w:proofErr w:type="spellEnd"/>
+      <w:r>
+        <w:t xml:space="preserve">: tracing out the copied ancilla equals the local dephasing channel to </w:t>
+      </w:r>
+      <w:r>
+        <w:rPr>
+          <w:rFonts w:ascii="Consolas" w:eastAsia="Consolas" w:hAnsi="Consolas" w:cs="Consolas"/>
+        </w:rPr>
+        <w:t>2.2×10⁻¹⁶</w:t>
       </w:r>
       <w:r>
         <w:t xml:space="preserve"> (Figure 7.1a).</w:t>
@@ -1802,120 +4528,160 @@
     <w:p>
       <w:pPr>
         <w:pStyle w:val="Heading2"/>
-        <w:spacing w:after="90" w:before="180"/>
-      </w:pPr>
-      <w:r>
-        <w:t xml:space="preserve">4.3  Persistent reservoir with coherent memory</w:t>
-      </w:r>
-    </w:p>
-    <w:p>
-      <w:pPr>
-        <w:spacing w:after="120" w:line="276"/>
+      </w:pPr>
+      <w:bookmarkStart w:id="12" w:name="_Toc238391309"/>
+      <w:proofErr w:type="gramStart"/>
+      <w:r>
+        <w:t>4.3  Persistent</w:t>
+      </w:r>
+      <w:proofErr w:type="gramEnd"/>
+      <w:r>
+        <w:t xml:space="preserve"> reservoir with coherent memory</w:t>
+      </w:r>
+      <w:bookmarkEnd w:id="12"/>
+    </w:p>
+    <w:p>
+      <w:pPr>
+        <w:spacing w:after="120" w:line="276" w:lineRule="auto"/>
         <w:jc w:val="both"/>
       </w:pPr>
       <w:r>
         <w:t xml:space="preserve">Qubit 0 is the input register (reset + </w:t>
       </w:r>
-      <w:r>
-        <w:rPr>
-          <w:rFonts w:ascii="Consolas" w:cs="Consolas" w:eastAsia="Consolas" w:hAnsi="Consolas"/>
-          <w:b w:val="false"/>
-          <w:bCs w:val="false"/>
-          <w:i w:val="false"/>
-          <w:iCs w:val="false"/>
-        </w:rPr>
-        <w:t xml:space="preserve">R_y(πu_t)</w:t>
-      </w:r>
-      <w:r>
-        <w:t xml:space="preserve"> each step); qubits 1..N−1 form a coherent memory </w:t>
-      </w:r>
-      <w:r>
-        <w:rPr>
-          <w:b w:val="false"/>
-          <w:bCs w:val="false"/>
+      <w:proofErr w:type="spellStart"/>
+      <w:r>
+        <w:rPr>
+          <w:rFonts w:ascii="Consolas" w:eastAsia="Consolas" w:hAnsi="Consolas" w:cs="Consolas"/>
+        </w:rPr>
+        <w:t>R_y</w:t>
+      </w:r>
+      <w:proofErr w:type="spellEnd"/>
+      <w:r>
+        <w:rPr>
+          <w:rFonts w:ascii="Consolas" w:eastAsia="Consolas" w:hAnsi="Consolas" w:cs="Consolas"/>
+        </w:rPr>
+        <w:t>(π</w:t>
+      </w:r>
+      <w:proofErr w:type="spellStart"/>
+      <w:r>
+        <w:rPr>
+          <w:rFonts w:ascii="Consolas" w:eastAsia="Consolas" w:hAnsi="Consolas" w:cs="Consolas"/>
+        </w:rPr>
+        <w:t>u_t</w:t>
+      </w:r>
+      <w:proofErr w:type="spellEnd"/>
+      <w:r>
+        <w:rPr>
+          <w:rFonts w:ascii="Consolas" w:eastAsia="Consolas" w:hAnsi="Consolas" w:cs="Consolas"/>
+        </w:rPr>
+        <w:t>)</w:t>
+      </w:r>
+      <w:r>
+        <w:t xml:space="preserve"> each step); qubit</w:t>
+      </w:r>
+      <w:r>
+        <w:t xml:space="preserve">s </w:t>
+      </w:r>
+      <w:proofErr w:type="gramStart"/>
+      <w:r>
+        <w:t>1..</w:t>
+      </w:r>
+      <w:proofErr w:type="gramEnd"/>
+      <w:r>
+        <w:t xml:space="preserve">N−1 form a coherent memory </w:t>
+      </w:r>
+      <w:r>
+        <w:rPr>
           <w:i/>
           <w:iCs/>
         </w:rPr>
-        <w:t xml:space="preserve">M</w:t>
+        <w:t>M</w:t>
       </w:r>
       <w:r>
         <w:t xml:space="preserve"> that is never directly measured under the sewn read-out. The dynamics run on </w:t>
       </w:r>
-      <w:r>
-        <w:rPr>
-          <w:rFonts w:ascii="Consolas" w:cs="Consolas" w:eastAsia="Consolas" w:hAnsi="Consolas"/>
-          <w:b w:val="false"/>
-          <w:bCs w:val="false"/>
-          <w:i w:val="false"/>
-          <w:iCs w:val="false"/>
-        </w:rPr>
-        <w:t xml:space="preserve">cirq.DensityMatrixSimulator</w:t>
-      </w:r>
+      <w:proofErr w:type="spellStart"/>
+      <w:proofErr w:type="gramStart"/>
+      <w:r>
+        <w:rPr>
+          <w:rFonts w:ascii="Consolas" w:eastAsia="Consolas" w:hAnsi="Consolas" w:cs="Consolas"/>
+        </w:rPr>
+        <w:t>cirq.DensityMatrixSimulator</w:t>
+      </w:r>
+      <w:proofErr w:type="spellEnd"/>
+      <w:proofErr w:type="gramEnd"/>
       <w:r>
         <w:t xml:space="preserve">, carrying the density matrix forward across time steps; features are local Pauli expectations of </w:t>
       </w:r>
       <w:r>
         <w:rPr>
-          <w:b w:val="false"/>
-          <w:bCs w:val="false"/>
           <w:i/>
           <w:iCs/>
         </w:rPr>
-        <w:t xml:space="preserve">M</w:t>
-      </w:r>
-      <w:r>
-        <w:t xml:space="preserve">.</w:t>
+        <w:t>M</w:t>
+      </w:r>
+      <w:r>
+        <w:t>.</w:t>
       </w:r>
     </w:p>
     <w:p>
       <w:pPr>
         <w:pStyle w:val="Heading2"/>
-        <w:spacing w:after="90" w:before="180"/>
-      </w:pPr>
-      <w:r>
-        <w:t xml:space="preserve">4.4  Instantaneous-depth gadget</w:t>
-      </w:r>
-    </w:p>
-    <w:p>
-      <w:pPr>
-        <w:spacing w:after="120" w:line="276"/>
+      </w:pPr>
+      <w:bookmarkStart w:id="13" w:name="_Toc238391310"/>
+      <w:proofErr w:type="gramStart"/>
+      <w:r>
+        <w:t>4.4  Instantaneous</w:t>
+      </w:r>
+      <w:proofErr w:type="gramEnd"/>
+      <w:r>
+        <w:t>-depth gadget</w:t>
+      </w:r>
+      <w:bookmarkEnd w:id="13"/>
+    </w:p>
+    <w:p>
+      <w:pPr>
+        <w:spacing w:after="120" w:line="276" w:lineRule="auto"/>
         <w:jc w:val="both"/>
       </w:pPr>
       <w:r>
-        <w:t xml:space="preserve">Two modes are compared under a Cirq depolarizing channel: </w:t>
+        <w:lastRenderedPageBreak/>
+        <w:t xml:space="preserve">Two modes are compared under a </w:t>
+      </w:r>
+      <w:proofErr w:type="spellStart"/>
+      <w:r>
+        <w:t>Cirq</w:t>
+      </w:r>
+      <w:proofErr w:type="spellEnd"/>
+      <w:r>
+        <w:t xml:space="preserve"> depolarizing channel: </w:t>
       </w:r>
       <w:r>
         <w:rPr>
           <w:b/>
           <w:bCs/>
-          <w:i w:val="false"/>
-          <w:iCs w:val="false"/>
-        </w:rPr>
-        <w:t xml:space="preserve">deep</w:t>
+        </w:rPr>
+        <w:t>deep</w:t>
       </w:r>
       <w:r>
         <w:t xml:space="preserve"> applies </w:t>
       </w:r>
       <w:r>
         <w:rPr>
-          <w:b w:val="false"/>
-          <w:bCs w:val="false"/>
           <w:i/>
           <w:iCs/>
         </w:rPr>
-        <w:t xml:space="preserve">D</w:t>
+        <w:t>D</w:t>
       </w:r>
       <w:r>
         <w:t xml:space="preserve"> noisy reservoir layers (error compounds with </w:t>
       </w:r>
       <w:r>
         <w:rPr>
-          <w:b w:val="false"/>
-          <w:bCs w:val="false"/>
           <w:i/>
           <w:iCs/>
         </w:rPr>
-        <w:t xml:space="preserve">D</w:t>
+        <w:t>D</w:t>
       </w:r>
       <w:r>
         <w:t xml:space="preserve">); </w:t>
@@ -1924,52 +4690,71 @@
         <w:rPr>
           <w:b/>
           <w:bCs/>
-          <w:i w:val="false"/>
-          <w:iCs w:val="false"/>
-        </w:rPr>
-        <w:t xml:space="preserve">id</w:t>
+        </w:rPr>
+        <w:t>id</w:t>
       </w:r>
       <w:r>
         <w:t xml:space="preserve"> applies the same depth-</w:t>
       </w:r>
       <w:r>
         <w:rPr>
-          <w:b w:val="false"/>
-          <w:bCs w:val="false"/>
           <w:i/>
           <w:iCs/>
         </w:rPr>
-        <w:t xml:space="preserve">D</w:t>
+        <w:t>D</w:t>
       </w:r>
       <w:r>
         <w:t xml:space="preserve"> action as a single block (</w:t>
       </w:r>
-      <w:r>
-        <w:rPr>
-          <w:rFonts w:ascii="Consolas" w:cs="Consolas" w:eastAsia="Consolas" w:hAnsi="Consolas"/>
-          <w:b w:val="false"/>
-          <w:bCs w:val="false"/>
-          <w:i w:val="false"/>
-          <w:iCs w:val="false"/>
-        </w:rPr>
-        <w:t xml:space="preserve">cirq.MatrixGate(U^D)</w:t>
-      </w:r>
-      <w:r>
-        <w:t xml:space="preserve">) followed by one physical-noise layer — the constant-depth realisation.</w:t>
+      <w:proofErr w:type="spellStart"/>
+      <w:proofErr w:type="gramStart"/>
+      <w:r>
+        <w:rPr>
+          <w:rFonts w:ascii="Consolas" w:eastAsia="Consolas" w:hAnsi="Consolas" w:cs="Consolas"/>
+        </w:rPr>
+        <w:t>cirq.MatrixGate</w:t>
+      </w:r>
+      <w:proofErr w:type="spellEnd"/>
+      <w:proofErr w:type="gramEnd"/>
+      <w:r>
+        <w:rPr>
+          <w:rFonts w:ascii="Consolas" w:eastAsia="Consolas" w:hAnsi="Consolas" w:cs="Consolas"/>
+        </w:rPr>
+        <w:t>(U^D)</w:t>
+      </w:r>
+      <w:r>
+        <w:t>) followed by one physical-n</w:t>
+      </w:r>
+      <w:r>
+        <w:t xml:space="preserve">oise layer — the constant-depth </w:t>
+      </w:r>
+      <w:proofErr w:type="spellStart"/>
+      <w:r>
+        <w:t>realisation</w:t>
+      </w:r>
+      <w:proofErr w:type="spellEnd"/>
+      <w:r>
+        <w:t>.</w:t>
       </w:r>
     </w:p>
     <w:p>
       <w:pPr>
         <w:pStyle w:val="Heading2"/>
-        <w:spacing w:after="90" w:before="180"/>
-      </w:pPr>
-      <w:r>
-        <w:t xml:space="preserve">4.5  Local-cost training probe</w:t>
-      </w:r>
-    </w:p>
-    <w:p>
-      <w:pPr>
-        <w:spacing w:after="120" w:line="276"/>
+      </w:pPr>
+      <w:bookmarkStart w:id="14" w:name="_Toc238391311"/>
+      <w:proofErr w:type="gramStart"/>
+      <w:r>
+        <w:t>4.5  Local</w:t>
+      </w:r>
+      <w:proofErr w:type="gramEnd"/>
+      <w:r>
+        <w:t>-cost training probe</w:t>
+      </w:r>
+      <w:bookmarkEnd w:id="14"/>
+    </w:p>
+    <w:p>
+      <w:pPr>
+        <w:spacing w:after="120" w:line="276" w:lineRule="auto"/>
         <w:jc w:val="both"/>
       </w:pPr>
       <w:r>
@@ -1977,139 +4762,168 @@
       </w:r>
       <w:r>
         <w:rPr>
-          <w:b w:val="false"/>
-          <w:bCs w:val="false"/>
           <w:i/>
           <w:iCs/>
         </w:rPr>
-        <w:t xml:space="preserve">local</w:t>
+        <w:t>local</w:t>
       </w:r>
       <w:r>
         <w:t xml:space="preserve"> observable </w:t>
       </w:r>
-      <w:r>
-        <w:rPr>
-          <w:rFonts w:ascii="Consolas" w:cs="Consolas" w:eastAsia="Consolas" w:hAnsi="Consolas"/>
-          <w:b w:val="false"/>
-          <w:bCs w:val="false"/>
-          <w:i w:val="false"/>
-          <w:iCs w:val="false"/>
-        </w:rPr>
-        <w:t xml:space="preserve">Z_q</w:t>
-      </w:r>
+      <w:proofErr w:type="spellStart"/>
+      <w:r>
+        <w:rPr>
+          <w:rFonts w:ascii="Consolas" w:eastAsia="Consolas" w:hAnsi="Consolas" w:cs="Consolas"/>
+        </w:rPr>
+        <w:t>Z_q</w:t>
+      </w:r>
+      <w:proofErr w:type="spellEnd"/>
       <w:r>
         <w:t xml:space="preserve"> (sewing) or a </w:t>
       </w:r>
       <w:r>
         <w:rPr>
-          <w:b w:val="false"/>
-          <w:bCs w:val="false"/>
           <w:i/>
           <w:iCs/>
         </w:rPr>
-        <w:t xml:space="preserve">global</w:t>
+        <w:t>global</w:t>
       </w:r>
       <w:r>
         <w:t xml:space="preserve"> observable </w:t>
       </w:r>
       <w:r>
         <w:rPr>
-          <w:rFonts w:ascii="Consolas" w:cs="Consolas" w:eastAsia="Consolas" w:hAnsi="Consolas"/>
-          <w:b w:val="false"/>
-          <w:bCs w:val="false"/>
-          <w:i w:val="false"/>
-          <w:iCs w:val="false"/>
-        </w:rPr>
-        <w:t xml:space="preserve">Z_0···Z_{N-1}</w:t>
-      </w:r>
-      <w:r>
-        <w:t xml:space="preserve">; the variance of the gradient over random parameters measures trainability.</w:t>
+          <w:rFonts w:ascii="Consolas" w:eastAsia="Consolas" w:hAnsi="Consolas" w:cs="Consolas"/>
+        </w:rPr>
+        <w:t>Z_0···Z_</w:t>
+      </w:r>
+      <w:r>
+        <w:rPr>
+          <w:rFonts w:ascii="Consolas" w:eastAsia="Consolas" w:hAnsi="Consolas" w:cs="Consolas"/>
+        </w:rPr>
+        <w:t>{N-1}</w:t>
+      </w:r>
+      <w:r>
+        <w:t>; the variance of the gradient over random parameters measures trainability.</w:t>
       </w:r>
     </w:p>
     <w:p>
       <w:pPr>
         <w:pStyle w:val="Heading2"/>
-        <w:spacing w:after="90" w:before="180"/>
-      </w:pPr>
-      <w:r>
-        <w:t xml:space="preserve">4.6  ID-QND-RC integration and Willow layout</w:t>
-      </w:r>
-    </w:p>
-    <w:p>
-      <w:pPr>
-        <w:spacing w:after="120" w:line="276"/>
+      </w:pPr>
+      <w:bookmarkStart w:id="15" w:name="_Toc238391312"/>
+      <w:proofErr w:type="gramStart"/>
+      <w:r>
+        <w:t>4.6  ID</w:t>
+      </w:r>
+      <w:proofErr w:type="gramEnd"/>
+      <w:r>
+        <w:t>-QND-RC integration and Willow layout</w:t>
+      </w:r>
+      <w:bookmarkEnd w:id="15"/>
+    </w:p>
+    <w:p>
+      <w:pPr>
+        <w:spacing w:after="120" w:line="276" w:lineRule="auto"/>
         <w:jc w:val="both"/>
       </w:pPr>
       <w:r>
-        <w:t xml:space="preserve">The sewn quantum-memory features are concatenated with the classical delay taps to form the ID-QND-RC feature vector. For hardware, the reservoir occupies a straight native strip and </w:t>
+        <w:t>The sewn quantum-memory features are concatenated with the classical delay taps to form the ID-QND-RC feature vector. For hardwar</w:t>
+      </w:r>
+      <w:r>
+        <w:t xml:space="preserve">e, the reservoir occupies a straight native strip and </w:t>
       </w:r>
       <w:r>
         <w:rPr>
           <w:b/>
           <w:bCs/>
-          <w:i w:val="false"/>
-          <w:iCs w:val="false"/>
-        </w:rPr>
-        <w:t xml:space="preserve">each tapped memory qubit is assigned its own adjacent ancilla</w:t>
-      </w:r>
-      <w:r>
-        <w:t xml:space="preserve"> (so every two-qubit gate is a native coupler with no routing); the whole circuit is transpiled with </w:t>
-      </w:r>
-      <w:r>
-        <w:rPr>
-          <w:rFonts w:ascii="Consolas" w:cs="Consolas" w:eastAsia="Consolas" w:hAnsi="Consolas"/>
-          <w:b w:val="false"/>
-          <w:bCs w:val="false"/>
-          <w:i w:val="false"/>
-          <w:iCs w:val="false"/>
-        </w:rPr>
-        <w:t xml:space="preserve">GoogleCZTargetGateset</w:t>
-      </w:r>
-      <w:r>
-        <w:t xml:space="preserve"> and validated against the Willow device.</w:t>
+        </w:rPr>
+        <w:t>each tapped memory qubit is assigned its own adjacent ancilla</w:t>
+      </w:r>
+      <w:r>
+        <w:t xml:space="preserve"> (so every two-qubit gate is a native coupler with no routing); the whole circuit is </w:t>
+      </w:r>
+      <w:proofErr w:type="spellStart"/>
+      <w:r>
+        <w:t>transpiled</w:t>
+      </w:r>
+      <w:proofErr w:type="spellEnd"/>
+      <w:r>
+        <w:t xml:space="preserve"> with </w:t>
+      </w:r>
+      <w:proofErr w:type="spellStart"/>
+      <w:r>
+        <w:rPr>
+          <w:rFonts w:ascii="Consolas" w:eastAsia="Consolas" w:hAnsi="Consolas" w:cs="Consolas"/>
+        </w:rPr>
+        <w:t>GoogleCZTargetGateset</w:t>
+      </w:r>
+      <w:proofErr w:type="spellEnd"/>
+      <w:r>
+        <w:t xml:space="preserve"> and validated agai</w:t>
+      </w:r>
+      <w:r>
+        <w:t>nst the Willow device.</w:t>
       </w:r>
     </w:p>
     <w:p>
       <w:pPr>
         <w:pStyle w:val="Heading1"/>
-        <w:spacing w:after="120" w:before="240"/>
-      </w:pPr>
-      <w:r>
-        <w:t xml:space="preserve">5  Implementation and verification</w:t>
-      </w:r>
+      </w:pPr>
+      <w:bookmarkStart w:id="16" w:name="_Toc238391313"/>
+      <w:proofErr w:type="gramStart"/>
+      <w:r>
+        <w:t>5  Implementation</w:t>
+      </w:r>
+      <w:proofErr w:type="gramEnd"/>
+      <w:r>
+        <w:t xml:space="preserve"> and verification</w:t>
+      </w:r>
+      <w:bookmarkEnd w:id="16"/>
     </w:p>
     <w:tbl>
       <w:tblPr>
-        <w:tblW w:type="dxa" w:w="9360"/>
+        <w:tblW w:w="9360" w:type="dxa"/>
         <w:tblBorders>
-          <w:top w:val="single" w:color="auto" w:sz="4"/>
-          <w:left w:val="single" w:color="auto" w:sz="4"/>
-          <w:bottom w:val="single" w:color="auto" w:sz="4"/>
-          <w:right w:val="single" w:color="auto" w:sz="4"/>
-          <w:insideH w:val="single" w:color="auto" w:sz="4"/>
-          <w:insideV w:val="single" w:color="auto" w:sz="4"/>
+          <w:top w:val="single" w:sz="4" w:space="0" w:color="auto"/>
+          <w:left w:val="single" w:sz="4" w:space="0" w:color="auto"/>
+          <w:bottom w:val="single" w:sz="4" w:space="0" w:color="auto"/>
+          <w:right w:val="single" w:sz="4" w:space="0" w:color="auto"/>
+          <w:insideH w:val="single" w:sz="4" w:space="0" w:color="auto"/>
+          <w:insideV w:val="single" w:sz="4" w:space="0" w:color="auto"/>
         </w:tblBorders>
+        <w:tblCellMar>
+          <w:left w:w="10" w:type="dxa"/>
+          <w:right w:w="10" w:type="dxa"/>
+        </w:tblCellMar>
+        <w:tblLook w:val="04A0" w:firstRow="1" w:lastRow="0" w:firstColumn="1" w:lastColumn="0" w:noHBand="0" w:noVBand="1"/>
       </w:tblPr>
       <w:tblGrid>
         <w:gridCol w:w="3100"/>
         <w:gridCol w:w="6260"/>
       </w:tblGrid>
       <w:tr>
+        <w:tblPrEx>
+          <w:tblCellMar>
+            <w:top w:w="0" w:type="dxa"/>
+            <w:bottom w:w="0" w:type="dxa"/>
+          </w:tblCellMar>
+        </w:tblPrEx>
         <w:tc>
           <w:tcPr>
-            <w:tcW w:type="dxa" w:w="3100"/>
+            <w:tcW w:w="3100" w:type="dxa"/>
             <w:tcBorders>
-              <w:top w:val="single" w:color="BBBBBB" w:sz="1"/>
-              <w:left w:val="single" w:color="BBBBBB" w:sz="1"/>
-              <w:bottom w:val="single" w:color="BBBBBB" w:sz="1"/>
-              <w:right w:val="single" w:color="BBBBBB" w:sz="1"/>
+              <w:top w:val="single" w:sz="1" w:space="0" w:color="BBBBBB"/>
+              <w:left w:val="single" w:sz="1" w:space="0" w:color="BBBBBB"/>
+              <w:bottom w:val="single" w:sz="1" w:space="0" w:color="BBBBBB"/>
+              <w:right w:val="single" w:sz="1" w:space="0" w:color="BBBBBB"/>
             </w:tcBorders>
-            <w:shd w:fill="D9E2F3" w:val="clear"/>
+            <w:shd w:val="clear" w:color="auto" w:fill="D9E2F3"/>
             <w:tcMar>
-              <w:top w:type="dxa" w:w="50"/>
-              <w:left w:type="dxa" w:w="100"/>
-              <w:bottom w:type="dxa" w:w="50"/>
-              <w:right w:type="dxa" w:w="100"/>
+              <w:top w:w="50" w:type="dxa"/>
+              <w:left w:w="100" w:type="dxa"/>
+              <w:bottom w:w="50" w:type="dxa"/>
+              <w:right w:w="100" w:type="dxa"/>
             </w:tcMar>
           </w:tcPr>
           <w:p>
@@ -2120,28 +4934,29 @@
                 <w:sz w:val="18"/>
                 <w:szCs w:val="18"/>
               </w:rPr>
-              <w:t xml:space="preserve">Component</w:t>
+              <w:t>Component</w:t>
             </w:r>
           </w:p>
         </w:tc>
         <w:tc>
           <w:tcPr>
-            <w:tcW w:type="dxa" w:w="6260"/>
+            <w:tcW w:w="6260" w:type="dxa"/>
             <w:tcBorders>
-              <w:top w:val="single" w:color="BBBBBB" w:sz="1"/>
-              <w:left w:val="single" w:color="BBBBBB" w:sz="1"/>
-              <w:bottom w:val="single" w:color="BBBBBB" w:sz="1"/>
-              <w:right w:val="single" w:color="BBBBBB" w:sz="1"/>
+              <w:top w:val="single" w:sz="1" w:space="0" w:color="BBBBBB"/>
+              <w:left w:val="single" w:sz="1" w:space="0" w:color="BBBBBB"/>
+              <w:bottom w:val="single" w:sz="1" w:space="0" w:color="BBBBBB"/>
+              <w:right w:val="single" w:sz="1" w:space="0" w:color="BBBBBB"/>
             </w:tcBorders>
-            <w:shd w:fill="D9E2F3" w:val="clear"/>
+            <w:shd w:val="clear" w:color="auto" w:fill="D9E2F3"/>
             <w:tcMar>
-              <w:top w:type="dxa" w:w="50"/>
-              <w:left w:type="dxa" w:w="100"/>
-              <w:bottom w:type="dxa" w:w="50"/>
-              <w:right w:type="dxa" w:w="100"/>
+              <w:top w:w="50" w:type="dxa"/>
+              <w:left w:w="100" w:type="dxa"/>
+              <w:bottom w:w="50" w:type="dxa"/>
+              <w:right w:w="100" w:type="dxa"/>
             </w:tcMar>
           </w:tcPr>
           <w:p>
+            <w:proofErr w:type="spellStart"/>
             <w:r>
               <w:rPr>
                 <w:b/>
@@ -2149,427 +4964,611 @@
                 <w:sz w:val="18"/>
                 <w:szCs w:val="18"/>
               </w:rPr>
-              <w:t xml:space="preserve">Cirq realisation</w:t>
-            </w:r>
+              <w:t>Cirq</w:t>
+            </w:r>
+            <w:proofErr w:type="spellEnd"/>
+            <w:r>
+              <w:rPr>
+                <w:b/>
+                <w:bCs/>
+                <w:sz w:val="18"/>
+                <w:szCs w:val="18"/>
+              </w:rPr>
+              <w:t xml:space="preserve"> </w:t>
+            </w:r>
+            <w:proofErr w:type="spellStart"/>
+            <w:r>
+              <w:rPr>
+                <w:b/>
+                <w:bCs/>
+                <w:sz w:val="18"/>
+                <w:szCs w:val="18"/>
+              </w:rPr>
+              <w:t>realisation</w:t>
+            </w:r>
+            <w:proofErr w:type="spellEnd"/>
           </w:p>
         </w:tc>
       </w:tr>
       <w:tr>
+        <w:tblPrEx>
+          <w:tblCellMar>
+            <w:top w:w="0" w:type="dxa"/>
+            <w:bottom w:w="0" w:type="dxa"/>
+          </w:tblCellMar>
+        </w:tblPrEx>
         <w:tc>
           <w:tcPr>
-            <w:tcW w:type="dxa" w:w="3100"/>
+            <w:tcW w:w="3100" w:type="dxa"/>
             <w:tcBorders>
-              <w:top w:val="single" w:color="BBBBBB" w:sz="1"/>
-              <w:left w:val="single" w:color="BBBBBB" w:sz="1"/>
-              <w:bottom w:val="single" w:color="BBBBBB" w:sz="1"/>
-              <w:right w:val="single" w:color="BBBBBB" w:sz="1"/>
+              <w:top w:val="single" w:sz="1" w:space="0" w:color="BBBBBB"/>
+              <w:left w:val="single" w:sz="1" w:space="0" w:color="BBBBBB"/>
+              <w:bottom w:val="single" w:sz="1" w:space="0" w:color="BBBBBB"/>
+              <w:right w:val="single" w:sz="1" w:space="0" w:color="BBBBBB"/>
             </w:tcBorders>
-            <w:shd w:fill="FFFFFF" w:val="clear"/>
+            <w:shd w:val="clear" w:color="auto" w:fill="FFFFFF"/>
             <w:tcMar>
-              <w:top w:type="dxa" w:w="50"/>
-              <w:left w:type="dxa" w:w="100"/>
-              <w:bottom w:type="dxa" w:w="50"/>
-              <w:right w:type="dxa" w:w="100"/>
+              <w:top w:w="50" w:type="dxa"/>
+              <w:left w:w="100" w:type="dxa"/>
+              <w:bottom w:w="50" w:type="dxa"/>
+              <w:right w:w="100" w:type="dxa"/>
             </w:tcMar>
           </w:tcPr>
           <w:p>
             <w:r>
               <w:rPr>
-                <w:b w:val="false"/>
-                <w:bCs w:val="false"/>
                 <w:sz w:val="18"/>
                 <w:szCs w:val="18"/>
               </w:rPr>
-              <w:t xml:space="preserve">reservoir step / unitary</w:t>
+              <w:t>reservoir step / unitary</w:t>
             </w:r>
           </w:p>
         </w:tc>
         <w:tc>
           <w:tcPr>
-            <w:tcW w:type="dxa" w:w="6260"/>
+            <w:tcW w:w="6260" w:type="dxa"/>
             <w:tcBorders>
-              <w:top w:val="single" w:color="BBBBBB" w:sz="1"/>
-              <w:left w:val="single" w:color="BBBBBB" w:sz="1"/>
-              <w:bottom w:val="single" w:color="BBBBBB" w:sz="1"/>
-              <w:right w:val="single" w:color="BBBBBB" w:sz="1"/>
+              <w:top w:val="single" w:sz="1" w:space="0" w:color="BBBBBB"/>
+              <w:left w:val="single" w:sz="1" w:space="0" w:color="BBBBBB"/>
+              <w:bottom w:val="single" w:sz="1" w:space="0" w:color="BBBBBB"/>
+              <w:right w:val="single" w:sz="1" w:space="0" w:color="BBBBBB"/>
             </w:tcBorders>
-            <w:shd w:fill="FFFFFF" w:val="clear"/>
+            <w:shd w:val="clear" w:color="auto" w:fill="FFFFFF"/>
             <w:tcMar>
-              <w:top w:type="dxa" w:w="50"/>
-              <w:left w:type="dxa" w:w="100"/>
-              <w:bottom w:type="dxa" w:w="50"/>
-              <w:right w:type="dxa" w:w="100"/>
+              <w:top w:w="50" w:type="dxa"/>
+              <w:left w:w="100" w:type="dxa"/>
+              <w:bottom w:w="50" w:type="dxa"/>
+              <w:right w:w="100" w:type="dxa"/>
             </w:tcMar>
           </w:tcPr>
           <w:p>
             <w:r>
               <w:rPr>
-                <w:b w:val="false"/>
-                <w:bCs w:val="false"/>
                 <w:sz w:val="18"/>
                 <w:szCs w:val="18"/>
               </w:rPr>
-              <w:t xml:space="preserve">real Cirq circuit; cirq.unitary verified == repo (1.8e-15)</w:t>
+              <w:t xml:space="preserve">real </w:t>
+            </w:r>
+            <w:proofErr w:type="spellStart"/>
+            <w:r>
+              <w:rPr>
+                <w:sz w:val="18"/>
+                <w:szCs w:val="18"/>
+              </w:rPr>
+              <w:t>Cirq</w:t>
+            </w:r>
+            <w:proofErr w:type="spellEnd"/>
+            <w:r>
+              <w:rPr>
+                <w:sz w:val="18"/>
+                <w:szCs w:val="18"/>
+              </w:rPr>
+              <w:t xml:space="preserve"> circuit; </w:t>
+            </w:r>
+            <w:proofErr w:type="spellStart"/>
+            <w:proofErr w:type="gramStart"/>
+            <w:r>
+              <w:rPr>
+                <w:sz w:val="18"/>
+                <w:szCs w:val="18"/>
+              </w:rPr>
+              <w:t>cirq.unitary</w:t>
+            </w:r>
+            <w:proofErr w:type="spellEnd"/>
+            <w:proofErr w:type="gramEnd"/>
+            <w:r>
+              <w:rPr>
+                <w:sz w:val="18"/>
+                <w:szCs w:val="18"/>
+              </w:rPr>
+              <w:t xml:space="preserve"> verified == repo (1.8e-15)</w:t>
             </w:r>
           </w:p>
         </w:tc>
       </w:tr>
       <w:tr>
+        <w:tblPrEx>
+          <w:tblCellMar>
+            <w:top w:w="0" w:type="dxa"/>
+            <w:bottom w:w="0" w:type="dxa"/>
+          </w:tblCellMar>
+        </w:tblPrEx>
         <w:tc>
           <w:tcPr>
-            <w:tcW w:type="dxa" w:w="3100"/>
+            <w:tcW w:w="3100" w:type="dxa"/>
             <w:tcBorders>
-              <w:top w:val="single" w:color="BBBBBB" w:sz="1"/>
-              <w:left w:val="single" w:color="BBBBBB" w:sz="1"/>
-              <w:bottom w:val="single" w:color="BBBBBB" w:sz="1"/>
-              <w:right w:val="single" w:color="BBBBBB" w:sz="1"/>
+              <w:top w:val="single" w:sz="1" w:space="0" w:color="BBBBBB"/>
+              <w:left w:val="single" w:sz="1" w:space="0" w:color="BBBBBB"/>
+              <w:bottom w:val="single" w:sz="1" w:space="0" w:color="BBBBBB"/>
+              <w:right w:val="single" w:sz="1" w:space="0" w:color="BBBBBB"/>
             </w:tcBorders>
-            <w:shd w:fill="FFFFFF" w:val="clear"/>
+            <w:shd w:val="clear" w:color="auto" w:fill="FFFFFF"/>
             <w:tcMar>
-              <w:top w:type="dxa" w:w="50"/>
-              <w:left w:type="dxa" w:w="100"/>
-              <w:bottom w:type="dxa" w:w="50"/>
-              <w:right w:type="dxa" w:w="100"/>
+              <w:top w:w="50" w:type="dxa"/>
+              <w:left w:w="100" w:type="dxa"/>
+              <w:bottom w:w="50" w:type="dxa"/>
+              <w:right w:w="100" w:type="dxa"/>
             </w:tcMar>
           </w:tcPr>
           <w:p>
             <w:r>
               <w:rPr>
-                <w:b w:val="false"/>
-                <w:bCs w:val="false"/>
                 <w:sz w:val="18"/>
                 <w:szCs w:val="18"/>
               </w:rPr>
-              <w:t xml:space="preserve">state-vector features</w:t>
+              <w:t>state-vector features</w:t>
             </w:r>
           </w:p>
         </w:tc>
         <w:tc>
           <w:tcPr>
-            <w:tcW w:type="dxa" w:w="6260"/>
+            <w:tcW w:w="6260" w:type="dxa"/>
             <w:tcBorders>
-              <w:top w:val="single" w:color="BBBBBB" w:sz="1"/>
-              <w:left w:val="single" w:color="BBBBBB" w:sz="1"/>
-              <w:bottom w:val="single" w:color="BBBBBB" w:sz="1"/>
-              <w:right w:val="single" w:color="BBBBBB" w:sz="1"/>
+              <w:top w:val="single" w:sz="1" w:space="0" w:color="BBBBBB"/>
+              <w:left w:val="single" w:sz="1" w:space="0" w:color="BBBBBB"/>
+              <w:bottom w:val="single" w:sz="1" w:space="0" w:color="BBBBBB"/>
+              <w:right w:val="single" w:sz="1" w:space="0" w:color="BBBBBB"/>
             </w:tcBorders>
-            <w:shd w:fill="FFFFFF" w:val="clear"/>
+            <w:shd w:val="clear" w:color="auto" w:fill="FFFFFF"/>
             <w:tcMar>
-              <w:top w:type="dxa" w:w="50"/>
-              <w:left w:type="dxa" w:w="100"/>
-              <w:bottom w:type="dxa" w:w="50"/>
-              <w:right w:type="dxa" w:w="100"/>
+              <w:top w:w="50" w:type="dxa"/>
+              <w:left w:w="100" w:type="dxa"/>
+              <w:bottom w:w="50" w:type="dxa"/>
+              <w:right w:w="100" w:type="dxa"/>
             </w:tcMar>
           </w:tcPr>
           <w:p>
-            <w:r>
-              <w:rPr>
-                <w:b w:val="false"/>
-                <w:bCs w:val="false"/>
+            <w:proofErr w:type="spellStart"/>
+            <w:proofErr w:type="gramStart"/>
+            <w:r>
+              <w:rPr>
                 <w:sz w:val="18"/>
                 <w:szCs w:val="18"/>
               </w:rPr>
-              <w:t xml:space="preserve">cirq.Simulator (complex128)</w:t>
+              <w:t>cirq.Simulator</w:t>
+            </w:r>
+            <w:proofErr w:type="spellEnd"/>
+            <w:proofErr w:type="gramEnd"/>
+            <w:r>
+              <w:rPr>
+                <w:sz w:val="18"/>
+                <w:szCs w:val="18"/>
+              </w:rPr>
+              <w:t xml:space="preserve"> (complex128)</w:t>
             </w:r>
           </w:p>
         </w:tc>
       </w:tr>
       <w:tr>
+        <w:tblPrEx>
+          <w:tblCellMar>
+            <w:top w:w="0" w:type="dxa"/>
+            <w:bottom w:w="0" w:type="dxa"/>
+          </w:tblCellMar>
+        </w:tblPrEx>
         <w:tc>
           <w:tcPr>
-            <w:tcW w:type="dxa" w:w="3100"/>
+            <w:tcW w:w="3100" w:type="dxa"/>
             <w:tcBorders>
-              <w:top w:val="single" w:color="BBBBBB" w:sz="1"/>
-              <w:left w:val="single" w:color="BBBBBB" w:sz="1"/>
-              <w:bottom w:val="single" w:color="BBBBBB" w:sz="1"/>
-              <w:right w:val="single" w:color="BBBBBB" w:sz="1"/>
+              <w:top w:val="single" w:sz="1" w:space="0" w:color="BBBBBB"/>
+              <w:left w:val="single" w:sz="1" w:space="0" w:color="BBBBBB"/>
+              <w:bottom w:val="single" w:sz="1" w:space="0" w:color="BBBBBB"/>
+              <w:right w:val="single" w:sz="1" w:space="0" w:color="BBBBBB"/>
             </w:tcBorders>
-            <w:shd w:fill="FFFFFF" w:val="clear"/>
+            <w:shd w:val="clear" w:color="auto" w:fill="FFFFFF"/>
             <w:tcMar>
-              <w:top w:type="dxa" w:w="50"/>
-              <w:left w:type="dxa" w:w="100"/>
-              <w:bottom w:type="dxa" w:w="50"/>
-              <w:right w:type="dxa" w:w="100"/>
+              <w:top w:w="50" w:type="dxa"/>
+              <w:left w:w="100" w:type="dxa"/>
+              <w:bottom w:w="50" w:type="dxa"/>
+              <w:right w:w="100" w:type="dxa"/>
             </w:tcMar>
           </w:tcPr>
           <w:p>
             <w:r>
               <w:rPr>
-                <w:b w:val="false"/>
-                <w:bCs w:val="false"/>
                 <w:sz w:val="18"/>
                 <w:szCs w:val="18"/>
               </w:rPr>
-              <w:t xml:space="preserve">persistent / open-system dynamics</w:t>
+              <w:t>persistent / open-system dynamics</w:t>
             </w:r>
           </w:p>
         </w:tc>
         <w:tc>
           <w:tcPr>
-            <w:tcW w:type="dxa" w:w="6260"/>
+            <w:tcW w:w="6260" w:type="dxa"/>
             <w:tcBorders>
-              <w:top w:val="single" w:color="BBBBBB" w:sz="1"/>
-              <w:left w:val="single" w:color="BBBBBB" w:sz="1"/>
-              <w:bottom w:val="single" w:color="BBBBBB" w:sz="1"/>
-              <w:right w:val="single" w:color="BBBBBB" w:sz="1"/>
+              <w:top w:val="single" w:sz="1" w:space="0" w:color="BBBBBB"/>
+              <w:left w:val="single" w:sz="1" w:space="0" w:color="BBBBBB"/>
+              <w:bottom w:val="single" w:sz="1" w:space="0" w:color="BBBBBB"/>
+              <w:right w:val="single" w:sz="1" w:space="0" w:color="BBBBBB"/>
             </w:tcBorders>
-            <w:shd w:fill="FFFFFF" w:val="clear"/>
+            <w:shd w:val="clear" w:color="auto" w:fill="FFFFFF"/>
             <w:tcMar>
-              <w:top w:type="dxa" w:w="50"/>
-              <w:left w:type="dxa" w:w="100"/>
-              <w:bottom w:type="dxa" w:w="50"/>
-              <w:right w:type="dxa" w:w="100"/>
+              <w:top w:w="50" w:type="dxa"/>
+              <w:left w:w="100" w:type="dxa"/>
+              <w:bottom w:w="50" w:type="dxa"/>
+              <w:right w:w="100" w:type="dxa"/>
             </w:tcMar>
           </w:tcPr>
           <w:p>
-            <w:r>
-              <w:rPr>
-                <w:b w:val="false"/>
-                <w:bCs w:val="false"/>
+            <w:proofErr w:type="spellStart"/>
+            <w:proofErr w:type="gramStart"/>
+            <w:r>
+              <w:rPr>
                 <w:sz w:val="18"/>
                 <w:szCs w:val="18"/>
               </w:rPr>
-              <w:t xml:space="preserve">cirq.DensityMatrixSimulator, density matrix carried across steps, renormalized</w:t>
+              <w:t>cirq.DensityMatrixSimulator</w:t>
+            </w:r>
+            <w:proofErr w:type="spellEnd"/>
+            <w:proofErr w:type="gramEnd"/>
+            <w:r>
+              <w:rPr>
+                <w:sz w:val="18"/>
+                <w:szCs w:val="18"/>
+              </w:rPr>
+              <w:t>, density matrix carried across steps, renormalized</w:t>
             </w:r>
           </w:p>
         </w:tc>
       </w:tr>
       <w:tr>
+        <w:tblPrEx>
+          <w:tblCellMar>
+            <w:top w:w="0" w:type="dxa"/>
+            <w:bottom w:w="0" w:type="dxa"/>
+          </w:tblCellMar>
+        </w:tblPrEx>
         <w:tc>
           <w:tcPr>
-            <w:tcW w:type="dxa" w:w="3100"/>
+            <w:tcW w:w="3100" w:type="dxa"/>
             <w:tcBorders>
-              <w:top w:val="single" w:color="BBBBBB" w:sz="1"/>
-              <w:left w:val="single" w:color="BBBBBB" w:sz="1"/>
-              <w:bottom w:val="single" w:color="BBBBBB" w:sz="1"/>
-              <w:right w:val="single" w:color="BBBBBB" w:sz="1"/>
+              <w:top w:val="single" w:sz="1" w:space="0" w:color="BBBBBB"/>
+              <w:left w:val="single" w:sz="1" w:space="0" w:color="BBBBBB"/>
+              <w:bottom w:val="single" w:sz="1" w:space="0" w:color="BBBBBB"/>
+              <w:right w:val="single" w:sz="1" w:space="0" w:color="BBBBBB"/>
             </w:tcBorders>
-            <w:shd w:fill="FFFFFF" w:val="clear"/>
+            <w:shd w:val="clear" w:color="auto" w:fill="FFFFFF"/>
             <w:tcMar>
-              <w:top w:type="dxa" w:w="50"/>
-              <w:left w:type="dxa" w:w="100"/>
-              <w:bottom w:type="dxa" w:w="50"/>
-              <w:right w:type="dxa" w:w="100"/>
+              <w:top w:w="50" w:type="dxa"/>
+              <w:left w:w="100" w:type="dxa"/>
+              <w:bottom w:w="50" w:type="dxa"/>
+              <w:right w:w="100" w:type="dxa"/>
             </w:tcMar>
           </w:tcPr>
           <w:p>
             <w:r>
               <w:rPr>
-                <w:b w:val="false"/>
-                <w:bCs w:val="false"/>
                 <w:sz w:val="18"/>
                 <w:szCs w:val="18"/>
               </w:rPr>
-              <w:t xml:space="preserve">sewn read-out</w:t>
+              <w:t>sewn read-out</w:t>
             </w:r>
           </w:p>
         </w:tc>
         <w:tc>
           <w:tcPr>
-            <w:tcW w:type="dxa" w:w="6260"/>
+            <w:tcW w:w="6260" w:type="dxa"/>
             <w:tcBorders>
-              <w:top w:val="single" w:color="BBBBBB" w:sz="1"/>
-              <w:left w:val="single" w:color="BBBBBB" w:sz="1"/>
-              <w:bottom w:val="single" w:color="BBBBBB" w:sz="1"/>
-              <w:right w:val="single" w:color="BBBBBB" w:sz="1"/>
+              <w:top w:val="single" w:sz="1" w:space="0" w:color="BBBBBB"/>
+              <w:left w:val="single" w:sz="1" w:space="0" w:color="BBBBBB"/>
+              <w:bottom w:val="single" w:sz="1" w:space="0" w:color="BBBBBB"/>
+              <w:right w:val="single" w:sz="1" w:space="0" w:color="BBBBBB"/>
             </w:tcBorders>
-            <w:shd w:fill="FFFFFF" w:val="clear"/>
+            <w:shd w:val="clear" w:color="auto" w:fill="FFFFFF"/>
             <w:tcMar>
-              <w:top w:type="dxa" w:w="50"/>
-              <w:left w:type="dxa" w:w="100"/>
-              <w:bottom w:type="dxa" w:w="50"/>
-              <w:right w:type="dxa" w:w="100"/>
+              <w:top w:w="50" w:type="dxa"/>
+              <w:left w:w="100" w:type="dxa"/>
+              <w:bottom w:w="50" w:type="dxa"/>
+              <w:right w:w="100" w:type="dxa"/>
             </w:tcMar>
           </w:tcPr>
           <w:p>
-            <w:r>
-              <w:rPr>
-                <w:b w:val="false"/>
-                <w:bCs w:val="false"/>
+            <w:proofErr w:type="spellStart"/>
+            <w:proofErr w:type="gramStart"/>
+            <w:r>
+              <w:rPr>
                 <w:sz w:val="18"/>
                 <w:szCs w:val="18"/>
               </w:rPr>
-              <w:t xml:space="preserve">cirq.CNOT copy + measure + reset; channel form = phase_flip(0.5) in rotated basis</w:t>
+              <w:t>cirq.CNOT</w:t>
+            </w:r>
+            <w:proofErr w:type="spellEnd"/>
+            <w:proofErr w:type="gramEnd"/>
+            <w:r>
+              <w:rPr>
+                <w:sz w:val="18"/>
+                <w:szCs w:val="18"/>
+              </w:rPr>
+              <w:t xml:space="preserve"> copy + measure + reset; channel form = </w:t>
+            </w:r>
+            <w:proofErr w:type="spellStart"/>
+            <w:r>
+              <w:rPr>
+                <w:sz w:val="18"/>
+                <w:szCs w:val="18"/>
+              </w:rPr>
+              <w:t>phase_flip</w:t>
+            </w:r>
+            <w:proofErr w:type="spellEnd"/>
+            <w:r>
+              <w:rPr>
+                <w:sz w:val="18"/>
+                <w:szCs w:val="18"/>
+              </w:rPr>
+              <w:t>(0.5) in rotated basis</w:t>
             </w:r>
           </w:p>
         </w:tc>
       </w:tr>
       <w:tr>
+        <w:tblPrEx>
+          <w:tblCellMar>
+            <w:top w:w="0" w:type="dxa"/>
+            <w:bottom w:w="0" w:type="dxa"/>
+          </w:tblCellMar>
+        </w:tblPrEx>
         <w:tc>
           <w:tcPr>
-            <w:tcW w:type="dxa" w:w="3100"/>
+            <w:tcW w:w="3100" w:type="dxa"/>
             <w:tcBorders>
-              <w:top w:val="single" w:color="BBBBBB" w:sz="1"/>
-              <w:left w:val="single" w:color="BBBBBB" w:sz="1"/>
-              <w:bottom w:val="single" w:color="BBBBBB" w:sz="1"/>
-              <w:right w:val="single" w:color="BBBBBB" w:sz="1"/>
+              <w:top w:val="single" w:sz="1" w:space="0" w:color="BBBBBB"/>
+              <w:left w:val="single" w:sz="1" w:space="0" w:color="BBBBBB"/>
+              <w:bottom w:val="single" w:sz="1" w:space="0" w:color="BBBBBB"/>
+              <w:right w:val="single" w:sz="1" w:space="0" w:color="BBBBBB"/>
             </w:tcBorders>
-            <w:shd w:fill="FFFFFF" w:val="clear"/>
+            <w:shd w:val="clear" w:color="auto" w:fill="FFFFFF"/>
             <w:tcMar>
-              <w:top w:type="dxa" w:w="50"/>
-              <w:left w:type="dxa" w:w="100"/>
-              <w:bottom w:type="dxa" w:w="50"/>
-              <w:right w:type="dxa" w:w="100"/>
+              <w:top w:w="50" w:type="dxa"/>
+              <w:left w:w="100" w:type="dxa"/>
+              <w:bottom w:w="50" w:type="dxa"/>
+              <w:right w:w="100" w:type="dxa"/>
             </w:tcMar>
           </w:tcPr>
           <w:p>
             <w:r>
               <w:rPr>
-                <w:b w:val="false"/>
-                <w:bCs w:val="false"/>
                 <w:sz w:val="18"/>
                 <w:szCs w:val="18"/>
               </w:rPr>
-              <w:t xml:space="preserve">deferred-measurement check</w:t>
+              <w:t>deferred-measurement check</w:t>
             </w:r>
           </w:p>
         </w:tc>
         <w:tc>
           <w:tcPr>
-            <w:tcW w:type="dxa" w:w="6260"/>
+            <w:tcW w:w="6260" w:type="dxa"/>
             <w:tcBorders>
-              <w:top w:val="single" w:color="BBBBBB" w:sz="1"/>
-              <w:left w:val="single" w:color="BBBBBB" w:sz="1"/>
-              <w:bottom w:val="single" w:color="BBBBBB" w:sz="1"/>
-              <w:right w:val="single" w:color="BBBBBB" w:sz="1"/>
+              <w:top w:val="single" w:sz="1" w:space="0" w:color="BBBBBB"/>
+              <w:left w:val="single" w:sz="1" w:space="0" w:color="BBBBBB"/>
+              <w:bottom w:val="single" w:sz="1" w:space="0" w:color="BBBBBB"/>
+              <w:right w:val="single" w:sz="1" w:space="0" w:color="BBBBBB"/>
             </w:tcBorders>
-            <w:shd w:fill="FFFFFF" w:val="clear"/>
+            <w:shd w:val="clear" w:color="auto" w:fill="FFFFFF"/>
             <w:tcMar>
-              <w:top w:type="dxa" w:w="50"/>
-              <w:left w:type="dxa" w:w="100"/>
-              <w:bottom w:type="dxa" w:w="50"/>
-              <w:right w:type="dxa" w:w="100"/>
+              <w:top w:w="50" w:type="dxa"/>
+              <w:left w:w="100" w:type="dxa"/>
+              <w:bottom w:w="50" w:type="dxa"/>
+              <w:right w:w="100" w:type="dxa"/>
             </w:tcMar>
           </w:tcPr>
           <w:p>
             <w:r>
               <w:rPr>
-                <w:b w:val="false"/>
-                <w:bCs w:val="false"/>
                 <w:sz w:val="18"/>
                 <w:szCs w:val="18"/>
               </w:rPr>
-              <w:t xml:space="preserve">partial trace of copied ancilla vs dephasing channel (2.2e-16)</w:t>
+              <w:t>partial trace of c</w:t>
+            </w:r>
+            <w:r>
+              <w:rPr>
+                <w:sz w:val="18"/>
+                <w:szCs w:val="18"/>
+              </w:rPr>
+              <w:t>opied ancilla vs dephasing channel (2.2e-16)</w:t>
             </w:r>
           </w:p>
         </w:tc>
       </w:tr>
       <w:tr>
+        <w:tblPrEx>
+          <w:tblCellMar>
+            <w:top w:w="0" w:type="dxa"/>
+            <w:bottom w:w="0" w:type="dxa"/>
+          </w:tblCellMar>
+        </w:tblPrEx>
         <w:tc>
           <w:tcPr>
-            <w:tcW w:type="dxa" w:w="3100"/>
+            <w:tcW w:w="3100" w:type="dxa"/>
             <w:tcBorders>
-              <w:top w:val="single" w:color="BBBBBB" w:sz="1"/>
-              <w:left w:val="single" w:color="BBBBBB" w:sz="1"/>
-              <w:bottom w:val="single" w:color="BBBBBB" w:sz="1"/>
-              <w:right w:val="single" w:color="BBBBBB" w:sz="1"/>
+              <w:top w:val="single" w:sz="1" w:space="0" w:color="BBBBBB"/>
+              <w:left w:val="single" w:sz="1" w:space="0" w:color="BBBBBB"/>
+              <w:bottom w:val="single" w:sz="1" w:space="0" w:color="BBBBBB"/>
+              <w:right w:val="single" w:sz="1" w:space="0" w:color="BBBBBB"/>
             </w:tcBorders>
-            <w:shd w:fill="FFFFFF" w:val="clear"/>
+            <w:shd w:val="clear" w:color="auto" w:fill="FFFFFF"/>
             <w:tcMar>
-              <w:top w:type="dxa" w:w="50"/>
-              <w:left w:type="dxa" w:w="100"/>
-              <w:bottom w:type="dxa" w:w="50"/>
-              <w:right w:type="dxa" w:w="100"/>
+              <w:top w:w="50" w:type="dxa"/>
+              <w:left w:w="100" w:type="dxa"/>
+              <w:bottom w:w="50" w:type="dxa"/>
+              <w:right w:w="100" w:type="dxa"/>
             </w:tcMar>
           </w:tcPr>
           <w:p>
             <w:r>
               <w:rPr>
-                <w:b w:val="false"/>
-                <w:bCs w:val="false"/>
                 <w:sz w:val="18"/>
                 <w:szCs w:val="18"/>
               </w:rPr>
-              <w:t xml:space="preserve">barren-plateau probe</w:t>
+              <w:t>barren-plateau probe</w:t>
             </w:r>
           </w:p>
         </w:tc>
         <w:tc>
           <w:tcPr>
-            <w:tcW w:type="dxa" w:w="6260"/>
+            <w:tcW w:w="6260" w:type="dxa"/>
             <w:tcBorders>
-              <w:top w:val="single" w:color="BBBBBB" w:sz="1"/>
-              <w:left w:val="single" w:color="BBBBBB" w:sz="1"/>
-              <w:bottom w:val="single" w:color="BBBBBB" w:sz="1"/>
-              <w:right w:val="single" w:color="BBBBBB" w:sz="1"/>
+              <w:top w:val="single" w:sz="1" w:space="0" w:color="BBBBBB"/>
+              <w:left w:val="single" w:sz="1" w:space="0" w:color="BBBBBB"/>
+              <w:bottom w:val="single" w:sz="1" w:space="0" w:color="BBBBBB"/>
+              <w:right w:val="single" w:sz="1" w:space="0" w:color="BBBBBB"/>
             </w:tcBorders>
-            <w:shd w:fill="FFFFFF" w:val="clear"/>
+            <w:shd w:val="clear" w:color="auto" w:fill="FFFFFF"/>
             <w:tcMar>
-              <w:top w:type="dxa" w:w="50"/>
-              <w:left w:type="dxa" w:w="100"/>
-              <w:bottom w:type="dxa" w:w="50"/>
-              <w:right w:type="dxa" w:w="100"/>
+              <w:top w:w="50" w:type="dxa"/>
+              <w:left w:w="100" w:type="dxa"/>
+              <w:bottom w:w="50" w:type="dxa"/>
+              <w:right w:w="100" w:type="dxa"/>
             </w:tcMar>
           </w:tcPr>
           <w:p>
-            <w:r>
-              <w:rPr>
-                <w:b w:val="false"/>
-                <w:bCs w:val="false"/>
+            <w:proofErr w:type="spellStart"/>
+            <w:r>
+              <w:rPr>
                 <w:sz w:val="18"/>
                 <w:szCs w:val="18"/>
               </w:rPr>
-              <w:t xml:space="preserve">sympy-parameterized circuit + parameter-shift gradients</w:t>
+              <w:t>sympy</w:t>
+            </w:r>
+            <w:proofErr w:type="spellEnd"/>
+            <w:r>
+              <w:rPr>
+                <w:sz w:val="18"/>
+                <w:szCs w:val="18"/>
+              </w:rPr>
+              <w:t>-parameterized circuit + parameter-shift gradients</w:t>
             </w:r>
           </w:p>
         </w:tc>
       </w:tr>
       <w:tr>
+        <w:tblPrEx>
+          <w:tblCellMar>
+            <w:top w:w="0" w:type="dxa"/>
+            <w:bottom w:w="0" w:type="dxa"/>
+          </w:tblCellMar>
+        </w:tblPrEx>
         <w:tc>
           <w:tcPr>
-            <w:tcW w:type="dxa" w:w="3100"/>
+            <w:tcW w:w="3100" w:type="dxa"/>
             <w:tcBorders>
-              <w:top w:val="single" w:color="BBBBBB" w:sz="1"/>
-              <w:left w:val="single" w:color="BBBBBB" w:sz="1"/>
-              <w:bottom w:val="single" w:color="BBBBBB" w:sz="1"/>
-              <w:right w:val="single" w:color="BBBBBB" w:sz="1"/>
+              <w:top w:val="single" w:sz="1" w:space="0" w:color="BBBBBB"/>
+              <w:left w:val="single" w:sz="1" w:space="0" w:color="BBBBBB"/>
+              <w:bottom w:val="single" w:sz="1" w:space="0" w:color="BBBBBB"/>
+              <w:right w:val="single" w:sz="1" w:space="0" w:color="BBBBBB"/>
             </w:tcBorders>
-            <w:shd w:fill="FFFFFF" w:val="clear"/>
+            <w:shd w:val="clear" w:color="auto" w:fill="FFFFFF"/>
             <w:tcMar>
-              <w:top w:type="dxa" w:w="50"/>
-              <w:left w:type="dxa" w:w="100"/>
-              <w:bottom w:type="dxa" w:w="50"/>
-              <w:right w:type="dxa" w:w="100"/>
+              <w:top w:w="50" w:type="dxa"/>
+              <w:left w:w="100" w:type="dxa"/>
+              <w:bottom w:w="50" w:type="dxa"/>
+              <w:right w:w="100" w:type="dxa"/>
             </w:tcMar>
           </w:tcPr>
           <w:p>
             <w:r>
               <w:rPr>
-                <w:b w:val="false"/>
-                <w:bCs w:val="false"/>
                 <w:sz w:val="18"/>
                 <w:szCs w:val="18"/>
               </w:rPr>
-              <w:t xml:space="preserve">Willow validation</w:t>
+              <w:t>Willow validation</w:t>
             </w:r>
           </w:p>
         </w:tc>
         <w:tc>
           <w:tcPr>
-            <w:tcW w:type="dxa" w:w="6260"/>
+            <w:tcW w:w="6260" w:type="dxa"/>
             <w:tcBorders>
-              <w:top w:val="single" w:color="BBBBBB" w:sz="1"/>
-              <w:left w:val="single" w:color="BBBBBB" w:sz="1"/>
-              <w:bottom w:val="single" w:color="BBBBBB" w:sz="1"/>
-              <w:right w:val="single" w:color="BBBBBB" w:sz="1"/>
+              <w:top w:val="single" w:sz="1" w:space="0" w:color="BBBBBB"/>
+              <w:left w:val="single" w:sz="1" w:space="0" w:color="BBBBBB"/>
+              <w:bottom w:val="single" w:sz="1" w:space="0" w:color="BBBBBB"/>
+              <w:right w:val="single" w:sz="1" w:space="0" w:color="BBBBBB"/>
             </w:tcBorders>
-            <w:shd w:fill="FFFFFF" w:val="clear"/>
+            <w:shd w:val="clear" w:color="auto" w:fill="FFFFFF"/>
             <w:tcMar>
-              <w:top w:type="dxa" w:w="50"/>
-              <w:left w:type="dxa" w:w="100"/>
-              <w:bottom w:type="dxa" w:w="50"/>
-              <w:right w:type="dxa" w:w="100"/>
+              <w:top w:w="50" w:type="dxa"/>
+              <w:left w:w="100" w:type="dxa"/>
+              <w:bottom w:w="50" w:type="dxa"/>
+              <w:right w:w="100" w:type="dxa"/>
             </w:tcMar>
           </w:tcPr>
           <w:p>
-            <w:r>
-              <w:rPr>
-                <w:b w:val="false"/>
-                <w:bCs w:val="false"/>
+            <w:proofErr w:type="spellStart"/>
+            <w:r>
+              <w:rPr>
                 <w:sz w:val="18"/>
                 <w:szCs w:val="18"/>
               </w:rPr>
-              <w:t xml:space="preserve">optimize_for_target_gateset(GoogleCZTargetGateset) + device.validate_circuit + QVM sampler</w:t>
+              <w:t>optimize_for_target_</w:t>
+            </w:r>
+            <w:proofErr w:type="gramStart"/>
+            <w:r>
+              <w:rPr>
+                <w:sz w:val="18"/>
+                <w:szCs w:val="18"/>
+              </w:rPr>
+              <w:t>gateset</w:t>
+            </w:r>
+            <w:proofErr w:type="spellEnd"/>
+            <w:r>
+              <w:rPr>
+                <w:sz w:val="18"/>
+                <w:szCs w:val="18"/>
+              </w:rPr>
+              <w:t>(</w:t>
+            </w:r>
+            <w:proofErr w:type="spellStart"/>
+            <w:proofErr w:type="gramEnd"/>
+            <w:r>
+              <w:rPr>
+                <w:sz w:val="18"/>
+                <w:szCs w:val="18"/>
+              </w:rPr>
+              <w:t>GoogleCZTargetGateset</w:t>
+            </w:r>
+            <w:proofErr w:type="spellEnd"/>
+            <w:r>
+              <w:rPr>
+                <w:sz w:val="18"/>
+                <w:szCs w:val="18"/>
+              </w:rPr>
+              <w:t xml:space="preserve">) + </w:t>
+            </w:r>
+            <w:proofErr w:type="spellStart"/>
+            <w:r>
+              <w:rPr>
+                <w:sz w:val="18"/>
+                <w:szCs w:val="18"/>
+              </w:rPr>
+              <w:t>device.validate_circuit</w:t>
+            </w:r>
+            <w:proofErr w:type="spellEnd"/>
+            <w:r>
+              <w:rPr>
+                <w:sz w:val="18"/>
+                <w:szCs w:val="18"/>
+              </w:rPr>
+              <w:t xml:space="preserve"> + QVM sampler</w:t>
             </w:r>
           </w:p>
         </w:tc>
@@ -2577,24 +5576,25 @@
     </w:tbl>
     <w:p>
       <w:pPr>
-        <w:spacing w:after="120" w:line="276"/>
+        <w:spacing w:after="120" w:line="276" w:lineRule="auto"/>
         <w:jc w:val="both"/>
       </w:pPr>
       <w:r>
-        <w:t xml:space="preserve">Everything is reproduced in one runnable notebook (</w:t>
-      </w:r>
-      <w:r>
-        <w:rPr>
-          <w:rFonts w:ascii="Consolas" w:cs="Consolas" w:eastAsia="Consolas" w:hAnsi="Consolas"/>
-          <w:b w:val="false"/>
-          <w:bCs w:val="false"/>
-          <w:i w:val="false"/>
-          <w:iCs w:val="false"/>
-        </w:rPr>
-        <w:t xml:space="preserve">CPSR_ID_QND_RC_ALL_IN_ONE.ipynb</w:t>
-      </w:r>
-      <w:r>
-        <w:t xml:space="preserve">), which executes end-to-end with zero errors and regenerates every figure in this report.</w:t>
+        <w:t>Everything is reproduced in one runnable notebook (</w:t>
+      </w:r>
+      <w:proofErr w:type="spellStart"/>
+      <w:r>
+        <w:rPr>
+          <w:rFonts w:ascii="Consolas" w:eastAsia="Consolas" w:hAnsi="Consolas" w:cs="Consolas"/>
+        </w:rPr>
+        <w:t>CPSR_ID_QND_RC_ALL_IN_ONE.ipynb</w:t>
+      </w:r>
+      <w:proofErr w:type="spellEnd"/>
+      <w:r>
+        <w:t>), which executes end-to-end with zero errors and regenerates every figure in this</w:t>
+      </w:r>
+      <w:r>
+        <w:t xml:space="preserve"> report.</w:t>
       </w:r>
     </w:p>
     <w:p>
@@ -2605,32 +5605,50 @@
     <w:p>
       <w:pPr>
         <w:pStyle w:val="Heading1"/>
-        <w:spacing w:after="120" w:before="240"/>
-      </w:pPr>
-      <w:r>
-        <w:t xml:space="preserve">6  Results</w:t>
-      </w:r>
+      </w:pPr>
+      <w:bookmarkStart w:id="17" w:name="_Toc238391314"/>
+      <w:proofErr w:type="gramStart"/>
+      <w:r>
+        <w:lastRenderedPageBreak/>
+        <w:t>6  Results</w:t>
+      </w:r>
+      <w:bookmarkEnd w:id="17"/>
+      <w:proofErr w:type="gramEnd"/>
     </w:p>
     <w:p>
       <w:pPr>
         <w:pStyle w:val="Heading2"/>
-        <w:spacing w:after="90" w:before="180"/>
-      </w:pPr>
-      <w:r>
-        <w:t xml:space="preserve">6.1  Cirq engine fidelity and Willow-native processing</w:t>
-      </w:r>
-    </w:p>
-    <w:p>
-      <w:pPr>
-        <w:spacing w:after="40" w:before="120"/>
+      </w:pPr>
+      <w:bookmarkStart w:id="18" w:name="_Toc238391315"/>
+      <w:proofErr w:type="gramStart"/>
+      <w:r>
+        <w:t xml:space="preserve">6.1  </w:t>
+      </w:r>
+      <w:proofErr w:type="spellStart"/>
+      <w:r>
+        <w:t>Cirq</w:t>
+      </w:r>
+      <w:proofErr w:type="spellEnd"/>
+      <w:proofErr w:type="gramEnd"/>
+      <w:r>
+        <w:t xml:space="preserve"> engine fidelity and Willow-native processing</w:t>
+      </w:r>
+      <w:bookmarkEnd w:id="18"/>
+    </w:p>
+    <w:p>
+      <w:pPr>
+        <w:spacing w:before="120" w:after="40"/>
         <w:jc w:val="center"/>
       </w:pPr>
       <w:r>
+        <w:rPr>
+          <w:noProof/>
+        </w:rPr>
         <w:drawing>
-          <wp:inline distT="0" distB="0" distL="0" distR="0">
+          <wp:inline distT="0" distB="0" distL="0" distR="0" wp14:anchorId="04A48865" wp14:editId="37113507">
             <wp:extent cx="5715000" cy="2085975"/>
-            <wp:effectExtent t="0" r="0" b="0" l="0"/>
-            <wp:docPr id="1" name="figc1_cirq_willow.png" descr="Figure 6.1  (a) The Cirq engine reproduces the repo unitary and the sewn read-out equals local dephasing, both at machine precision. (b) The ID-QND-RC processing + sewn-read-out circuit is 100% Willow-native (two-qubit gate = CZ only) and passes the real Willow device validator." title="Figure 6.1  (a) The Cirq engine reproduces the repo unitary and the sewn read-out equals local dephasing, both at machine precision. (b) The ID-QND-RC processing + sewn-read-out circuit is 100% Willow-native (two-qubit gate = CZ only) and passes the real Willow device validator."/>
+            <wp:effectExtent l="0" t="0" r="0" b="0"/>
+            <wp:docPr id="2" name="figc1_cirq_willow.png" descr="Figure 6.1  (a) The Cirq engine reproduces the repo unitary and the sewn read-out equals local dephasing, both at machine precision. (b) The ID-QND-RC processing + sewn-read-out circuit is 100% Willow-native (two-qubit gate = CZ only) and passes the real Willow device validator." title="Figure 6.1  (a) The Cirq engine reproduces the repo unitary and the sewn read-out equals local dephasing, both at machine precision. (b) The ID-QND-RC processing + sewn-read-out circuit is 100% Willow-native (two-qubit gate = CZ only) and passes the real Willow device validator."/>
             <wp:cNvGraphicFramePr>
               <a:graphicFrameLocks xmlns:a="http://schemas.openxmlformats.org/drawingml/2006/main" noChangeAspect="1"/>
             </wp:cNvGraphicFramePr>
@@ -2638,13 +5656,13 @@
               <a:graphicData uri="http://schemas.openxmlformats.org/drawingml/2006/picture">
                 <pic:pic xmlns:pic="http://schemas.openxmlformats.org/drawingml/2006/picture">
                   <pic:nvPicPr>
-                    <pic:cNvPr id="0" name="" descr=""/>
+                    <pic:cNvPr id="0" name=""/>
                     <pic:cNvPicPr>
                       <a:picLocks noChangeAspect="1" noChangeArrowheads="1"/>
                     </pic:cNvPicPr>
                   </pic:nvPicPr>
                   <pic:blipFill>
-                    <a:blip r:embed="rId10" cstate="none"/>
+                    <a:blip r:embed="rId8"/>
                     <a:srcRect/>
                     <a:stretch>
                       <a:fillRect/>
@@ -2678,29 +5696,87 @@
           <w:sz w:val="18"/>
           <w:szCs w:val="18"/>
         </w:rPr>
-        <w:t xml:space="preserve">Figure 6.1  (a) The Cirq engine reproduces the repo unitary and the sewn read-out equals local dephasing, both at machine precision. (b) The ID-QND-RC processing + sewn-read-out circuit is 100% Willow-native (two-qubit gate = CZ only) and passes the real Willow device validator.</w:t>
+        <w:t xml:space="preserve">Figure </w:t>
+      </w:r>
+      <w:proofErr w:type="gramStart"/>
+      <w:r>
+        <w:rPr>
+          <w:i/>
+          <w:iCs/>
+          <w:sz w:val="18"/>
+          <w:szCs w:val="18"/>
+        </w:rPr>
+        <w:t>6.1  (</w:t>
+      </w:r>
+      <w:proofErr w:type="gramEnd"/>
+      <w:r>
+        <w:rPr>
+          <w:i/>
+          <w:iCs/>
+          <w:sz w:val="18"/>
+          <w:szCs w:val="18"/>
+        </w:rPr>
+        <w:t xml:space="preserve">a) The </w:t>
+      </w:r>
+      <w:proofErr w:type="spellStart"/>
+      <w:r>
+        <w:rPr>
+          <w:i/>
+          <w:iCs/>
+          <w:sz w:val="18"/>
+          <w:szCs w:val="18"/>
+        </w:rPr>
+        <w:t>Cirq</w:t>
+      </w:r>
+      <w:proofErr w:type="spellEnd"/>
+      <w:r>
+        <w:rPr>
+          <w:i/>
+          <w:iCs/>
+          <w:sz w:val="18"/>
+          <w:szCs w:val="18"/>
+        </w:rPr>
+        <w:t xml:space="preserve"> engine reproduces the repo unitary and the sewn read-out equals local dephasing, both at machine precision. (b) The ID-QND-RC processing + sewn-read-out circuit is 100% Willow-native (two-qubit gate = CZ only) and passes the real W</w:t>
+      </w:r>
+      <w:r>
+        <w:rPr>
+          <w:i/>
+          <w:iCs/>
+          <w:sz w:val="18"/>
+          <w:szCs w:val="18"/>
+        </w:rPr>
+        <w:t>illow device validator.</w:t>
       </w:r>
     </w:p>
     <w:p>
       <w:pPr>
         <w:pStyle w:val="Heading2"/>
-        <w:spacing w:after="90" w:before="180"/>
-      </w:pPr>
-      <w:r>
-        <w:t xml:space="preserve">6.2  QND-RC decoupling vs the monolith</w:t>
-      </w:r>
-    </w:p>
-    <w:p>
-      <w:pPr>
-        <w:spacing w:after="40" w:before="120"/>
+      </w:pPr>
+      <w:bookmarkStart w:id="19" w:name="_Toc238391316"/>
+      <w:proofErr w:type="gramStart"/>
+      <w:r>
+        <w:t>6.2  QND</w:t>
+      </w:r>
+      <w:proofErr w:type="gramEnd"/>
+      <w:r>
+        <w:t>-RC decoupling vs the monolith</w:t>
+      </w:r>
+      <w:bookmarkEnd w:id="19"/>
+    </w:p>
+    <w:p>
+      <w:pPr>
+        <w:spacing w:before="120" w:after="40"/>
         <w:jc w:val="center"/>
       </w:pPr>
       <w:r>
+        <w:rPr>
+          <w:noProof/>
+        </w:rPr>
         <w:drawing>
-          <wp:inline distT="0" distB="0" distL="0" distR="0">
+          <wp:inline distT="0" distB="0" distL="0" distR="0" wp14:anchorId="2A2C1913" wp14:editId="78CAA4F9">
             <wp:extent cx="5715000" cy="2286000"/>
-            <wp:effectExtent t="0" r="0" b="0" l="0"/>
-            <wp:docPr id="1" name="fig5_integration_kpauli.png" descr="Figure 6.2  On the k-Pauli task, decoupling memory from processing (QND-RC) beats the monolithic CPSR; the advantage is the platform into which the quantum memory is dropped." title="Figure 6.2  On the k-Pauli task, decoupling memory from processing (QND-RC) beats the monolithic CPSR; the advantage is the platform into which the quantum memory is dropped."/>
+            <wp:effectExtent l="0" t="0" r="0" b="0"/>
+            <wp:docPr id="3" name="fig5_integration_kpauli.png" descr="Figure 6.2  On the k-Pauli task, decoupling memory from processing (QND-RC) beats the monolithic CPSR; the advantage is the platform into which the quantum memory is dropped." title="Figure 6.2  On the k-Pauli task, decoupling memory from processing (QND-RC) beats the monolithic CPSR; the advantage is the platform into which the quantum memory is dropped."/>
             <wp:cNvGraphicFramePr>
               <a:graphicFrameLocks xmlns:a="http://schemas.openxmlformats.org/drawingml/2006/main" noChangeAspect="1"/>
             </wp:cNvGraphicFramePr>
@@ -2708,13 +5784,13 @@
               <a:graphicData uri="http://schemas.openxmlformats.org/drawingml/2006/picture">
                 <pic:pic xmlns:pic="http://schemas.openxmlformats.org/drawingml/2006/picture">
                   <pic:nvPicPr>
-                    <pic:cNvPr id="0" name="" descr=""/>
+                    <pic:cNvPr id="0" name=""/>
                     <pic:cNvPicPr>
                       <a:picLocks noChangeAspect="1" noChangeArrowheads="1"/>
                     </pic:cNvPicPr>
                   </pic:nvPicPr>
                   <pic:blipFill>
-                    <a:blip r:embed="rId11" cstate="none"/>
+                    <a:blip r:embed="rId9"/>
                     <a:srcRect/>
                     <a:stretch>
                       <a:fillRect/>
@@ -2748,21 +5824,47 @@
           <w:sz w:val="18"/>
           <w:szCs w:val="18"/>
         </w:rPr>
-        <w:t xml:space="preserve">Figure 6.2  On the k-Pauli task, decoupling memory from processing (QND-RC) beats the monolithic CPSR; the advantage is the platform into which the quantum memory is dropped.</w:t>
+        <w:t xml:space="preserve">Figure </w:t>
+      </w:r>
+      <w:proofErr w:type="gramStart"/>
+      <w:r>
+        <w:rPr>
+          <w:i/>
+          <w:iCs/>
+          <w:sz w:val="18"/>
+          <w:szCs w:val="18"/>
+        </w:rPr>
+        <w:t>6.2  On</w:t>
+      </w:r>
+      <w:proofErr w:type="gramEnd"/>
+      <w:r>
+        <w:rPr>
+          <w:i/>
+          <w:iCs/>
+          <w:sz w:val="18"/>
+          <w:szCs w:val="18"/>
+        </w:rPr>
+        <w:t xml:space="preserve"> the k-Pauli task, decoupling memory from processing (QND-RC) beats the monolithic CPSR; the advantage is the platform into which the quantum memory is dropped.</w:t>
       </w:r>
     </w:p>
     <w:p>
       <w:pPr>
         <w:pStyle w:val="Heading2"/>
-        <w:spacing w:after="90" w:before="180"/>
-      </w:pPr>
-      <w:r>
-        <w:t xml:space="preserve">6.3  A genuinely quantum, collapse-free memory</w:t>
-      </w:r>
-    </w:p>
-    <w:p>
-      <w:pPr>
-        <w:spacing w:after="120" w:line="276"/>
+      </w:pPr>
+      <w:bookmarkStart w:id="20" w:name="_Toc238391317"/>
+      <w:proofErr w:type="gramStart"/>
+      <w:r>
+        <w:t>6.3  A</w:t>
+      </w:r>
+      <w:proofErr w:type="gramEnd"/>
+      <w:r>
+        <w:t xml:space="preserve"> genuinely quantum, collapse-free memory</w:t>
+      </w:r>
+      <w:bookmarkEnd w:id="20"/>
+    </w:p>
+    <w:p>
+      <w:pPr>
+        <w:spacing w:after="120" w:line="276" w:lineRule="auto"/>
         <w:jc w:val="both"/>
       </w:pPr>
       <w:r>
@@ -2772,39 +5874,50 @@
         <w:rPr>
           <w:b/>
           <w:bCs/>
-          <w:i w:val="false"/>
-          <w:iCs w:val="false"/>
-        </w:rPr>
-        <w:t xml:space="preserve">sewn</w:t>
-      </w:r>
-      <w:r>
-        <w:t xml:space="preserve"> read-out decoheres only the tapped qubits and preserves a fraction of the coherent ceiling. The footprint </w:t>
-      </w:r>
-      <w:r>
-        <w:rPr>
-          <w:rFonts w:ascii="Consolas" w:cs="Consolas" w:eastAsia="Consolas" w:hAnsi="Consolas"/>
-          <w:b w:val="false"/>
-          <w:bCs w:val="false"/>
-          <w:i w:val="false"/>
-          <w:iCs w:val="false"/>
-        </w:rPr>
-        <w:t xml:space="preserve">n_read</w:t>
-      </w:r>
-      <w:r>
-        <w:t xml:space="preserve"> is a tunable knob: more taps means more classical information per step but more back-action.</w:t>
-      </w:r>
-    </w:p>
-    <w:p>
-      <w:pPr>
-        <w:spacing w:after="40" w:before="120"/>
+        </w:rPr>
+        <w:t>sewn</w:t>
+      </w:r>
+      <w:r>
+        <w:t xml:space="preserve"> read-out decoheres only the tapped qubits and preserves a fraction of the coherent ceilin</w:t>
+      </w:r>
+      <w:r>
+        <w:t xml:space="preserve">g. The footprint </w:t>
+      </w:r>
+      <w:proofErr w:type="spellStart"/>
+      <w:r>
+        <w:rPr>
+          <w:rFonts w:ascii="Consolas" w:eastAsia="Consolas" w:hAnsi="Consolas" w:cs="Consolas"/>
+        </w:rPr>
+        <w:t>n_read</w:t>
+      </w:r>
+      <w:proofErr w:type="spellEnd"/>
+      <w:r>
+        <w:t xml:space="preserve"> is a tunable knob: more taps </w:t>
+      </w:r>
+      <w:proofErr w:type="gramStart"/>
+      <w:r>
+        <w:t>means</w:t>
+      </w:r>
+      <w:proofErr w:type="gramEnd"/>
+      <w:r>
+        <w:t xml:space="preserve"> more classical information per step but more back-action.</w:t>
+      </w:r>
+    </w:p>
+    <w:p>
+      <w:pPr>
+        <w:spacing w:before="120" w:after="40"/>
         <w:jc w:val="center"/>
       </w:pPr>
       <w:r>
+        <w:rPr>
+          <w:noProof/>
+        </w:rPr>
+        <w:lastRenderedPageBreak/>
         <w:drawing>
-          <wp:inline distT="0" distB="0" distL="0" distR="0">
+          <wp:inline distT="0" distB="0" distL="0" distR="0" wp14:anchorId="1127D1B5" wp14:editId="3FA4B9F0">
             <wp:extent cx="5715000" cy="2057400"/>
-            <wp:effectExtent t="0" r="0" b="0" l="0"/>
-            <wp:docPr id="1" name="figc3_qmemory.png" descr="Figure 6.3  (a) Per-lag memory: no read-out (ceiling) vs sewn vs projective (Cirq density-matrix simulation). (b) Memory capacity vs sewn read-out footprint." title="Figure 6.3  (a) Per-lag memory: no read-out (ceiling) vs sewn vs projective (Cirq density-matrix simulation). (b) Memory capacity vs sewn read-out footprint."/>
+            <wp:effectExtent l="0" t="0" r="0" b="0"/>
+            <wp:docPr id="4" name="figc3_qmemory.png" descr="Figure 6.3  (a) Per-lag memory: no read-out (ceiling) vs sewn vs projective (Cirq density-matrix simulation). (b) Memory capacity vs sewn read-out footprint." title="Figure 6.3  (a) Per-lag memory: no read-out (ceiling) vs sewn vs projective (Cirq density-matrix simulation). (b) Memory capacity vs sewn read-out footprint."/>
             <wp:cNvGraphicFramePr>
               <a:graphicFrameLocks xmlns:a="http://schemas.openxmlformats.org/drawingml/2006/main" noChangeAspect="1"/>
             </wp:cNvGraphicFramePr>
@@ -2812,13 +5925,13 @@
               <a:graphicData uri="http://schemas.openxmlformats.org/drawingml/2006/picture">
                 <pic:pic xmlns:pic="http://schemas.openxmlformats.org/drawingml/2006/picture">
                   <pic:nvPicPr>
-                    <pic:cNvPr id="0" name="" descr=""/>
+                    <pic:cNvPr id="0" name=""/>
                     <pic:cNvPicPr>
                       <a:picLocks noChangeAspect="1" noChangeArrowheads="1"/>
                     </pic:cNvPicPr>
                   </pic:nvPicPr>
                   <pic:blipFill>
-                    <a:blip r:embed="rId12" cstate="none"/>
+                    <a:blip r:embed="rId10"/>
                     <a:srcRect/>
                     <a:stretch>
                       <a:fillRect/>
@@ -2852,29 +5965,87 @@
           <w:sz w:val="18"/>
           <w:szCs w:val="18"/>
         </w:rPr>
-        <w:t xml:space="preserve">Figure 6.3  (a) Per-lag memory: no read-out (ceiling) vs sewn vs projective (Cirq density-matrix simulation). (b) Memory capacity vs sewn read-out footprint.</w:t>
+        <w:t xml:space="preserve">Figure </w:t>
+      </w:r>
+      <w:proofErr w:type="gramStart"/>
+      <w:r>
+        <w:rPr>
+          <w:i/>
+          <w:iCs/>
+          <w:sz w:val="18"/>
+          <w:szCs w:val="18"/>
+        </w:rPr>
+        <w:t>6.3  (</w:t>
+      </w:r>
+      <w:proofErr w:type="gramEnd"/>
+      <w:r>
+        <w:rPr>
+          <w:i/>
+          <w:iCs/>
+          <w:sz w:val="18"/>
+          <w:szCs w:val="18"/>
+        </w:rPr>
+        <w:t>a) Per-lag memory: no read-out (ceiling) vs sewn vs projective (</w:t>
+      </w:r>
+      <w:proofErr w:type="spellStart"/>
+      <w:r>
+        <w:rPr>
+          <w:i/>
+          <w:iCs/>
+          <w:sz w:val="18"/>
+          <w:szCs w:val="18"/>
+        </w:rPr>
+        <w:t>Cirq</w:t>
+      </w:r>
+      <w:proofErr w:type="spellEnd"/>
+      <w:r>
+        <w:rPr>
+          <w:i/>
+          <w:iCs/>
+          <w:sz w:val="18"/>
+          <w:szCs w:val="18"/>
+        </w:rPr>
+        <w:t xml:space="preserve"> density-matrix simulation). (b) Memory capacity vs sewn</w:t>
+      </w:r>
+      <w:r>
+        <w:rPr>
+          <w:i/>
+          <w:iCs/>
+          <w:sz w:val="18"/>
+          <w:szCs w:val="18"/>
+        </w:rPr>
+        <w:t xml:space="preserve"> read-out footprint.</w:t>
       </w:r>
     </w:p>
     <w:p>
       <w:pPr>
         <w:pStyle w:val="Heading2"/>
-        <w:spacing w:after="90" w:before="180"/>
-      </w:pPr>
-      <w:r>
-        <w:t xml:space="preserve">6.4  Local cost eliminates the barren plateau</w:t>
-      </w:r>
-    </w:p>
-    <w:p>
-      <w:pPr>
-        <w:spacing w:after="40" w:before="120"/>
+      </w:pPr>
+      <w:bookmarkStart w:id="21" w:name="_Toc238391318"/>
+      <w:proofErr w:type="gramStart"/>
+      <w:r>
+        <w:t>6.4  Local</w:t>
+      </w:r>
+      <w:proofErr w:type="gramEnd"/>
+      <w:r>
+        <w:t xml:space="preserve"> cost eliminates the barren plateau</w:t>
+      </w:r>
+      <w:bookmarkEnd w:id="21"/>
+    </w:p>
+    <w:p>
+      <w:pPr>
+        <w:spacing w:before="120" w:after="40"/>
         <w:jc w:val="center"/>
       </w:pPr>
       <w:r>
+        <w:rPr>
+          <w:noProof/>
+        </w:rPr>
         <w:drawing>
-          <wp:inline distT="0" distB="0" distL="0" distR="0">
+          <wp:inline distT="0" distB="0" distL="0" distR="0" wp14:anchorId="2D7DF3F8" wp14:editId="54054B62">
             <wp:extent cx="5715000" cy="2057400"/>
-            <wp:effectExtent t="0" r="0" b="0" l="0"/>
-            <wp:docPr id="1" name="figc2_barren.png" descr="Figure 6.4  (a) Gradient variance vs reservoir size: the global cost follows the 2⁻ᴺ barren-plateau line while the sewing local cost stays order-one. (b) The trainability ratio grows with size (55× at N=10)." title="Figure 6.4  (a) Gradient variance vs reservoir size: the global cost follows the 2⁻ᴺ barren-plateau line while the sewing local cost stays order-one. (b) The trainability ratio grows with size (55× at N=10)."/>
+            <wp:effectExtent l="0" t="0" r="0" b="0"/>
+            <wp:docPr id="5" name="figc2_barren.png" descr="Figure 6.4  (a) Gradient variance vs reservoir size: the global cost follows the 2⁻ᴺ barren-plateau line while the sewing local cost stays order-one. (b) The trainability ratio grows with size (55× at N=10)." title="Figure 6.4  (a) Gradient variance vs reservoir size: the global cost follows the 2⁻ᴺ barren-plateau line while the sewing local cost stays order-one. (b) The trainability ratio grows with size (55× at N=10)."/>
             <wp:cNvGraphicFramePr>
               <a:graphicFrameLocks xmlns:a="http://schemas.openxmlformats.org/drawingml/2006/main" noChangeAspect="1"/>
             </wp:cNvGraphicFramePr>
@@ -2882,13 +6053,13 @@
               <a:graphicData uri="http://schemas.openxmlformats.org/drawingml/2006/picture">
                 <pic:pic xmlns:pic="http://schemas.openxmlformats.org/drawingml/2006/picture">
                   <pic:nvPicPr>
-                    <pic:cNvPr id="0" name="" descr=""/>
+                    <pic:cNvPr id="0" name=""/>
                     <pic:cNvPicPr>
                       <a:picLocks noChangeAspect="1" noChangeArrowheads="1"/>
                     </pic:cNvPicPr>
                   </pic:nvPicPr>
                   <pic:blipFill>
-                    <a:blip r:embed="rId13" cstate="none"/>
+                    <a:blip r:embed="rId11"/>
                     <a:srcRect/>
                     <a:stretch>
                       <a:fillRect/>
@@ -2922,29 +6093,85 @@
           <w:sz w:val="18"/>
           <w:szCs w:val="18"/>
         </w:rPr>
-        <w:t xml:space="preserve">Figure 6.4  (a) Gradient variance vs reservoir size: the global cost follows the 2⁻ᴺ barren-plateau line while the sewing local cost stays order-one. (b) The trainability ratio grows with size (55× at N=10).</w:t>
+        <w:t xml:space="preserve">Figure </w:t>
+      </w:r>
+      <w:proofErr w:type="gramStart"/>
+      <w:r>
+        <w:rPr>
+          <w:i/>
+          <w:iCs/>
+          <w:sz w:val="18"/>
+          <w:szCs w:val="18"/>
+        </w:rPr>
+        <w:t>6.4  (</w:t>
+      </w:r>
+      <w:proofErr w:type="gramEnd"/>
+      <w:r>
+        <w:rPr>
+          <w:i/>
+          <w:iCs/>
+          <w:sz w:val="18"/>
+          <w:szCs w:val="18"/>
+        </w:rPr>
+        <w:t>a) Gradient variance vs reservoir size: the global cost follows the 2⁻</w:t>
+      </w:r>
+      <w:r>
+        <w:rPr>
+          <w:i/>
+          <w:iCs/>
+          <w:sz w:val="18"/>
+          <w:szCs w:val="18"/>
+        </w:rPr>
+        <w:t>ᴺ</w:t>
+      </w:r>
+      <w:r>
+        <w:rPr>
+          <w:i/>
+          <w:iCs/>
+          <w:sz w:val="18"/>
+          <w:szCs w:val="18"/>
+        </w:rPr>
+        <w:t xml:space="preserve"> barren-plateau line while the sewing local cost stays order-one. (b) The trainability ratio grows with</w:t>
+      </w:r>
+      <w:r>
+        <w:rPr>
+          <w:i/>
+          <w:iCs/>
+          <w:sz w:val="18"/>
+          <w:szCs w:val="18"/>
+        </w:rPr>
+        <w:t xml:space="preserve"> size (55× at N=10).</w:t>
       </w:r>
     </w:p>
     <w:p>
       <w:pPr>
         <w:pStyle w:val="Heading2"/>
-        <w:spacing w:after="90" w:before="180"/>
-      </w:pPr>
-      <w:r>
-        <w:t xml:space="preserve">6.5  Instantaneous depth is noise-robust</w:t>
-      </w:r>
-    </w:p>
-    <w:p>
-      <w:pPr>
-        <w:spacing w:after="40" w:before="120"/>
+      </w:pPr>
+      <w:bookmarkStart w:id="22" w:name="_Toc238391319"/>
+      <w:proofErr w:type="gramStart"/>
+      <w:r>
+        <w:t>6.5  Instantaneous</w:t>
+      </w:r>
+      <w:proofErr w:type="gramEnd"/>
+      <w:r>
+        <w:t xml:space="preserve"> depth is noise-robust</w:t>
+      </w:r>
+      <w:bookmarkEnd w:id="22"/>
+    </w:p>
+    <w:p>
+      <w:pPr>
+        <w:spacing w:before="120" w:after="40"/>
         <w:jc w:val="center"/>
       </w:pPr>
       <w:r>
+        <w:rPr>
+          <w:noProof/>
+        </w:rPr>
         <w:drawing>
-          <wp:inline distT="0" distB="0" distL="0" distR="0">
+          <wp:inline distT="0" distB="0" distL="0" distR="0" wp14:anchorId="6A29C3B8" wp14:editId="5F4650DE">
             <wp:extent cx="5715000" cy="1514475"/>
-            <wp:effectExtent t="0" r="0" b="0" l="0"/>
-            <wp:docPr id="1" name="figc4_iddepth.png" descr="Figure 6.5  (a) Reservoir nonlinearity grows with effective depth. (b,c) Under Cirq depolarizing noise, the instantaneously-deep reservoir retains feature SNR and task accuracy while the physically-deep one degrades (NRMSE at D=8: deep 0.93, ID 0.67)." title="Figure 6.5  (a) Reservoir nonlinearity grows with effective depth. (b,c) Under Cirq depolarizing noise, the instantaneously-deep reservoir retains feature SNR and task accuracy while the physically-deep one degrades (NRMSE at D=8: deep 0.93, ID 0.67)."/>
+            <wp:effectExtent l="0" t="0" r="0" b="0"/>
+            <wp:docPr id="6" name="figc4_iddepth.png" descr="Figure 6.5  (a) Reservoir nonlinearity grows with effective depth. (b,c) Under Cirq depolarizing noise, the instantaneously-deep reservoir retains feature SNR and task accuracy while the physically-deep one degrades (NRMSE at D=8: deep 0.93, ID 0.67)." title="Figure 6.5  (a) Reservoir nonlinearity grows with effective depth. (b,c) Under Cirq depolarizing noise, the instantaneously-deep reservoir retains feature SNR and task accuracy while the physically-deep one degrades (NRMSE at D=8: deep 0.93, ID 0.67)."/>
             <wp:cNvGraphicFramePr>
               <a:graphicFrameLocks xmlns:a="http://schemas.openxmlformats.org/drawingml/2006/main" noChangeAspect="1"/>
             </wp:cNvGraphicFramePr>
@@ -2952,13 +6179,13 @@
               <a:graphicData uri="http://schemas.openxmlformats.org/drawingml/2006/picture">
                 <pic:pic xmlns:pic="http://schemas.openxmlformats.org/drawingml/2006/picture">
                   <pic:nvPicPr>
-                    <pic:cNvPr id="0" name="" descr=""/>
+                    <pic:cNvPr id="0" name=""/>
                     <pic:cNvPicPr>
                       <a:picLocks noChangeAspect="1" noChangeArrowheads="1"/>
                     </pic:cNvPicPr>
                   </pic:nvPicPr>
                   <pic:blipFill>
-                    <a:blip r:embed="rId14" cstate="none"/>
+                    <a:blip r:embed="rId12"/>
                     <a:srcRect/>
                     <a:stretch>
                       <a:fillRect/>
@@ -2992,29 +6219,110 @@
           <w:sz w:val="18"/>
           <w:szCs w:val="18"/>
         </w:rPr>
-        <w:t xml:space="preserve">Figure 6.5  (a) Reservoir nonlinearity grows with effective depth. (b,c) Under Cirq depolarizing noise, the instantaneously-deep reservoir retains feature SNR and task accuracy while the physically-deep one degrades (NRMSE at D=8: deep 0.93, ID 0.67).</w:t>
+        <w:t xml:space="preserve">Figure </w:t>
+      </w:r>
+      <w:proofErr w:type="gramStart"/>
+      <w:r>
+        <w:rPr>
+          <w:i/>
+          <w:iCs/>
+          <w:sz w:val="18"/>
+          <w:szCs w:val="18"/>
+        </w:rPr>
+        <w:t>6.5  (</w:t>
+      </w:r>
+      <w:proofErr w:type="gramEnd"/>
+      <w:r>
+        <w:rPr>
+          <w:i/>
+          <w:iCs/>
+          <w:sz w:val="18"/>
+          <w:szCs w:val="18"/>
+        </w:rPr>
+        <w:t>a) Reservoir nonlinearity grows with effective depth. (</w:t>
+      </w:r>
+      <w:proofErr w:type="spellStart"/>
+      <w:proofErr w:type="gramStart"/>
+      <w:r>
+        <w:rPr>
+          <w:i/>
+          <w:iCs/>
+          <w:sz w:val="18"/>
+          <w:szCs w:val="18"/>
+        </w:rPr>
+        <w:t>b,c</w:t>
+      </w:r>
+      <w:proofErr w:type="spellEnd"/>
+      <w:proofErr w:type="gramEnd"/>
+      <w:r>
+        <w:rPr>
+          <w:i/>
+          <w:iCs/>
+          <w:sz w:val="18"/>
+          <w:szCs w:val="18"/>
+        </w:rPr>
+        <w:t xml:space="preserve">) Under </w:t>
+      </w:r>
+      <w:proofErr w:type="spellStart"/>
+      <w:r>
+        <w:rPr>
+          <w:i/>
+          <w:iCs/>
+          <w:sz w:val="18"/>
+          <w:szCs w:val="18"/>
+        </w:rPr>
+        <w:t>Cirq</w:t>
+      </w:r>
+      <w:proofErr w:type="spellEnd"/>
+      <w:r>
+        <w:rPr>
+          <w:i/>
+          <w:iCs/>
+          <w:sz w:val="18"/>
+          <w:szCs w:val="18"/>
+        </w:rPr>
+        <w:t xml:space="preserve"> depolarizing noise, the instantaneously-deep reservoir retains feature SNR and task accuracy while the physi</w:t>
+      </w:r>
+      <w:r>
+        <w:rPr>
+          <w:i/>
+          <w:iCs/>
+          <w:sz w:val="18"/>
+          <w:szCs w:val="18"/>
+        </w:rPr>
+        <w:t>cally-deep one degrades (NRMSE at D=8: deep 0.93, ID 0.67).</w:t>
       </w:r>
     </w:p>
     <w:p>
       <w:pPr>
         <w:pStyle w:val="Heading2"/>
-        <w:spacing w:after="90" w:before="180"/>
-      </w:pPr>
-      <w:r>
-        <w:t xml:space="preserve">6.6  Integration: ID-QND-RC on k-Pauli</w:t>
-      </w:r>
-    </w:p>
-    <w:p>
-      <w:pPr>
-        <w:spacing w:after="40" w:before="120"/>
+      </w:pPr>
+      <w:bookmarkStart w:id="23" w:name="_Toc238391320"/>
+      <w:proofErr w:type="gramStart"/>
+      <w:r>
+        <w:t>6.6  Integration</w:t>
+      </w:r>
+      <w:proofErr w:type="gramEnd"/>
+      <w:r>
+        <w:t>: ID-QND-RC on k-Pauli</w:t>
+      </w:r>
+      <w:bookmarkEnd w:id="23"/>
+    </w:p>
+    <w:p>
+      <w:pPr>
+        <w:spacing w:before="120" w:after="40"/>
         <w:jc w:val="center"/>
       </w:pPr>
       <w:r>
+        <w:rPr>
+          <w:noProof/>
+        </w:rPr>
+        <w:lastRenderedPageBreak/>
         <w:drawing>
-          <wp:inline distT="0" distB="0" distL="0" distR="0">
+          <wp:inline distT="0" distB="0" distL="0" distR="0" wp14:anchorId="27994B7D" wp14:editId="3EF1B109">
             <wp:extent cx="5715000" cy="1943100"/>
-            <wp:effectExtent t="0" r="0" b="0" l="0"/>
-            <wp:docPr id="1" name="figc5_integration.png" descr="Figure 6.6  ID-QND-RC (sewn quantum memory + classical delay) vs baselines on k-Pauli (Cirq). The decoupling advantage transfers (+82/75/42% over the monolith); the free classical delay remains strongest on this classically-tractable task." title="Figure 6.6  ID-QND-RC (sewn quantum memory + classical delay) vs baselines on k-Pauli (Cirq). The decoupling advantage transfers (+82/75/42% over the monolith); the free classical delay remains strongest on this classically-tractable task."/>
+            <wp:effectExtent l="0" t="0" r="0" b="0"/>
+            <wp:docPr id="7" name="figc5_integration.png" descr="Figure 6.6  ID-QND-RC (sewn quantum memory + classical delay) vs baselines on k-Pauli (Cirq). The decoupling advantage transfers (+82/75/42% over the monolith); the free classical delay remains strongest on this classically-tractable task." title="Figure 6.6  ID-QND-RC (sewn quantum memory + classical delay) vs baselines on k-Pauli (Cirq). The decoupling advantage transfers (+82/75/42% over the monolith); the free classical delay remains strongest on this classically-tractable task."/>
             <wp:cNvGraphicFramePr>
               <a:graphicFrameLocks xmlns:a="http://schemas.openxmlformats.org/drawingml/2006/main" noChangeAspect="1"/>
             </wp:cNvGraphicFramePr>
@@ -3022,13 +6330,13 @@
               <a:graphicData uri="http://schemas.openxmlformats.org/drawingml/2006/picture">
                 <pic:pic xmlns:pic="http://schemas.openxmlformats.org/drawingml/2006/picture">
                   <pic:nvPicPr>
-                    <pic:cNvPr id="0" name="" descr=""/>
+                    <pic:cNvPr id="0" name=""/>
                     <pic:cNvPicPr>
                       <a:picLocks noChangeAspect="1" noChangeArrowheads="1"/>
                     </pic:cNvPicPr>
                   </pic:nvPicPr>
                   <pic:blipFill>
-                    <a:blip r:embed="rId15" cstate="none"/>
+                    <a:blip r:embed="rId13"/>
                     <a:srcRect/>
                     <a:stretch>
                       <a:fillRect/>
@@ -3062,17 +6370,69 @@
           <w:sz w:val="18"/>
           <w:szCs w:val="18"/>
         </w:rPr>
-        <w:t xml:space="preserve">Figure 6.6  ID-QND-RC (sewn quantum memory + classical delay) vs baselines on k-Pauli (Cirq). The decoupling advantage transfers (+82/75/42% over the monolith); the free classical delay remains strongest on this classically-tractable task.</w:t>
+        <w:t xml:space="preserve">Figure </w:t>
+      </w:r>
+      <w:proofErr w:type="gramStart"/>
+      <w:r>
+        <w:rPr>
+          <w:i/>
+          <w:iCs/>
+          <w:sz w:val="18"/>
+          <w:szCs w:val="18"/>
+        </w:rPr>
+        <w:t>6.6  ID</w:t>
+      </w:r>
+      <w:proofErr w:type="gramEnd"/>
+      <w:r>
+        <w:rPr>
+          <w:i/>
+          <w:iCs/>
+          <w:sz w:val="18"/>
+          <w:szCs w:val="18"/>
+        </w:rPr>
+        <w:t>-QND-RC (sewn quantum memory + classical delay) vs baselines on k-Pauli (</w:t>
+      </w:r>
+      <w:proofErr w:type="spellStart"/>
+      <w:r>
+        <w:rPr>
+          <w:i/>
+          <w:iCs/>
+          <w:sz w:val="18"/>
+          <w:szCs w:val="18"/>
+        </w:rPr>
+        <w:t>Cirq</w:t>
+      </w:r>
+      <w:proofErr w:type="spellEnd"/>
+      <w:r>
+        <w:rPr>
+          <w:i/>
+          <w:iCs/>
+          <w:sz w:val="18"/>
+          <w:szCs w:val="18"/>
+        </w:rPr>
+        <w:t>). The decoupling advantage transfers (+82/75/42% over the monol</w:t>
+      </w:r>
+      <w:r>
+        <w:rPr>
+          <w:i/>
+          <w:iCs/>
+          <w:sz w:val="18"/>
+          <w:szCs w:val="18"/>
+        </w:rPr>
+        <w:t>ith); the free classical delay remains strongest on this classically-tractable task.</w:t>
       </w:r>
     </w:p>
     <w:p>
       <w:pPr>
         <w:pStyle w:val="Heading1"/>
-        <w:spacing w:after="120" w:before="240"/>
-      </w:pPr>
-      <w:r>
-        <w:t xml:space="preserve">7  Advantages</w:t>
-      </w:r>
+      </w:pPr>
+      <w:bookmarkStart w:id="24" w:name="_Toc238391321"/>
+      <w:proofErr w:type="gramStart"/>
+      <w:r>
+        <w:t>7  Advantages</w:t>
+      </w:r>
+      <w:bookmarkEnd w:id="24"/>
+      <w:proofErr w:type="gramEnd"/>
     </w:p>
     <w:p>
       <w:pPr>
@@ -3087,13 +6447,14 @@
         <w:rPr>
           <w:b/>
           <w:bCs/>
-          <w:i w:val="false"/>
-          <w:iCs w:val="false"/>
         </w:rPr>
         <w:t xml:space="preserve">Collapse-free quantum memory. </w:t>
       </w:r>
       <w:r>
-        <w:t xml:space="preserve">The sewn read-out lets the reservoir carry a coherent quantum state across time while still emitting classical features — a capability the projective baseline simply does not have (MC 0.03 vs 0.0).</w:t>
+        <w:t>The sewn read-out lets the reservoir carry a coherent quantum state across time while still emitting classical features — a cap</w:t>
+      </w:r>
+      <w:r>
+        <w:t>ability the projective baseline simply does not have (MC 0.03 vs 0.0).</w:t>
       </w:r>
     </w:p>
     <w:p>
@@ -3109,13 +6470,17 @@
         <w:rPr>
           <w:b/>
           <w:bCs/>
-          <w:i w:val="false"/>
-          <w:iCs w:val="false"/>
         </w:rPr>
         <w:t xml:space="preserve">Trainability at scale. </w:t>
       </w:r>
       <w:r>
-        <w:t xml:space="preserve">The local cost removes the barren plateau; gradient variance stays order-one where the global cost decays as 2⁻ᴺ (55× advantage already at N=10).</w:t>
+        <w:t>The local cost removes the barren plateau; gradient variance stays order-one where the global cost decays as 2⁻</w:t>
+      </w:r>
+      <w:r>
+        <w:t>ᴺ</w:t>
+      </w:r>
+      <w:r>
+        <w:t xml:space="preserve"> (55× advantage already at N=10).</w:t>
       </w:r>
     </w:p>
     <w:p>
@@ -3131,13 +6496,18 @@
         <w:rPr>
           <w:b/>
           <w:bCs/>
-          <w:i w:val="false"/>
-          <w:iCs w:val="false"/>
-        </w:rPr>
-        <w:t xml:space="preserve">Noise-robust nonlinearity. </w:t>
-      </w:r>
-      <w:r>
-        <w:t xml:space="preserve">Instantaneous depth delivers deep, highly-nonlinear reservoir maps at near-constant physical depth, the decisive factor on NISQ hardware.</w:t>
+        </w:rPr>
+        <w:t>Noise-robust non</w:t>
+      </w:r>
+      <w:r>
+        <w:rPr>
+          <w:b/>
+          <w:bCs/>
+        </w:rPr>
+        <w:t xml:space="preserve">linearity. </w:t>
+      </w:r>
+      <w:r>
+        <w:t>Instantaneous depth delivers deep, highly-nonlinear reservoir maps at near-constant physical depth, the decisive factor on NISQ hardware.</w:t>
       </w:r>
     </w:p>
     <w:p>
@@ -3153,13 +6523,14 @@
         <w:rPr>
           <w:b/>
           <w:bCs/>
-          <w:i w:val="false"/>
-          <w:iCs w:val="false"/>
         </w:rPr>
         <w:t xml:space="preserve">Hardware-native. </w:t>
       </w:r>
       <w:r>
-        <w:t xml:space="preserve">The entire processing + read-out circuit compiles to CZ + single-qubit Willow gates with no routing, and passes the real Willow device validator.</w:t>
+        <w:t>The entire processing + read-out circuit compiles to CZ + single-qubit Willow gates with n</w:t>
+      </w:r>
+      <w:r>
+        <w:t>o routing, and passes the real Willow device validator.</w:t>
       </w:r>
     </w:p>
     <w:p>
@@ -3175,13 +6546,11 @@
         <w:rPr>
           <w:b/>
           <w:bCs/>
-          <w:i w:val="false"/>
-          <w:iCs w:val="false"/>
         </w:rPr>
         <w:t xml:space="preserve">Architecturally composable. </w:t>
       </w:r>
       <w:r>
-        <w:t xml:space="preserve">The quantum memory is a drop-in replacement inside the existing QND-RC decoupling — the classical delay line and the shadow read-out are unchanged.</w:t>
+        <w:t>The quantum memory is a drop-in replacement inside the existing QND-RC decoupling — the classical delay line and the shadow read-out are unchanged.</w:t>
       </w:r>
     </w:p>
     <w:p>
@@ -3197,23 +6566,35 @@
         <w:rPr>
           <w:b/>
           <w:bCs/>
-          <w:i w:val="false"/>
-          <w:iCs w:val="false"/>
         </w:rPr>
         <w:t xml:space="preserve">Tunable footprint. </w:t>
       </w:r>
-      <w:r>
-        <w:t xml:space="preserve">n_read trades information per step against back-action, giving a smooth dial between the coherent ceiling and the projective floor.</w:t>
+      <w:proofErr w:type="spellStart"/>
+      <w:r>
+        <w:t>n_rea</w:t>
+      </w:r>
+      <w:r>
+        <w:t>d</w:t>
+      </w:r>
+      <w:proofErr w:type="spellEnd"/>
+      <w:r>
+        <w:t xml:space="preserve"> trades information per step against back-action, giving a smooth dial between the coherent ceiling and the projective floor.</w:t>
       </w:r>
     </w:p>
     <w:p>
       <w:pPr>
         <w:pStyle w:val="Heading1"/>
-        <w:spacing w:after="120" w:before="240"/>
-      </w:pPr>
-      <w:r>
-        <w:t xml:space="preserve">8  Disadvantages and honest limitations</w:t>
-      </w:r>
+      </w:pPr>
+      <w:bookmarkStart w:id="25" w:name="_Toc238391322"/>
+      <w:proofErr w:type="gramStart"/>
+      <w:r>
+        <w:t>8  Disadvantages</w:t>
+      </w:r>
+      <w:proofErr w:type="gramEnd"/>
+      <w:r>
+        <w:t xml:space="preserve"> and honest limitations</w:t>
+      </w:r>
+      <w:bookmarkEnd w:id="25"/>
     </w:p>
     <w:p>
       <w:pPr>
@@ -3228,13 +6609,14 @@
         <w:rPr>
           <w:b/>
           <w:bCs/>
-          <w:i w:val="false"/>
-          <w:iCs w:val="false"/>
         </w:rPr>
         <w:t xml:space="preserve">No free lunch on classical scalar tasks. </w:t>
       </w:r>
       <w:r>
-        <w:t xml:space="preserve">On k-Pauli and similar classically-tractable benchmarks, the exact classical delay line is unbeatable; the quantum memory does not win on accuracy there, and we do not claim it does.</w:t>
+        <w:t>On k-Pauli and similar classically-tractable ben</w:t>
+      </w:r>
+      <w:r>
+        <w:t>chmarks, the exact classical delay line is unbeatable; the quantum memory does not win on accuracy there, and we do not claim it does.</w:t>
       </w:r>
     </w:p>
     <w:p>
@@ -3250,13 +6632,14 @@
         <w:rPr>
           <w:b/>
           <w:bCs/>
-          <w:i w:val="false"/>
-          <w:iCs w:val="false"/>
         </w:rPr>
         <w:t xml:space="preserve">Ancilla width cost. </w:t>
       </w:r>
       <w:r>
-        <w:t xml:space="preserve">Sewing and instantaneous depth buy their benefits with qubits: one adjacent ancilla per tapped memory qubit, plus width for the depth–width trade. On a fixed device this caps reservoir size.</w:t>
+        <w:t>Sewing and instantaneous depth buy their benefits with qubits: one adjacent ancilla per tapped memory</w:t>
+      </w:r>
+      <w:r>
+        <w:t xml:space="preserve"> qubit, plus width for the depth–width trade. On a fixed device this caps reservoir size.</w:t>
       </w:r>
     </w:p>
     <w:p>
@@ -3272,13 +6655,30 @@
         <w:rPr>
           <w:b/>
           <w:bCs/>
-          <w:i w:val="false"/>
-          <w:iCs w:val="false"/>
         </w:rPr>
         <w:t xml:space="preserve">Read-out back-action. </w:t>
       </w:r>
       <w:r>
-        <w:t xml:space="preserve">The sewn read-out is collapse-free for the untapped register but still dephases the tapped qubits; there is a sweet spot in n_read, not a free measurement.</w:t>
+        <w:t xml:space="preserve">The sewn read-out is collapse-free for the untapped register but still </w:t>
+      </w:r>
+      <w:proofErr w:type="spellStart"/>
+      <w:r>
+        <w:t>dephases</w:t>
+      </w:r>
+      <w:proofErr w:type="spellEnd"/>
+      <w:r>
+        <w:t xml:space="preserve"> the tapped qubits; there is a sweet spot in </w:t>
+      </w:r>
+      <w:proofErr w:type="spellStart"/>
+      <w:r>
+        <w:t>n_read</w:t>
+      </w:r>
+      <w:proofErr w:type="spellEnd"/>
+      <w:r>
+        <w:t>, not a free m</w:t>
+      </w:r>
+      <w:r>
+        <w:t>easurement.</w:t>
       </w:r>
     </w:p>
     <w:p>
@@ -3294,13 +6694,11 @@
         <w:rPr>
           <w:b/>
           <w:bCs/>
-          <w:i w:val="false"/>
-          <w:iCs w:val="false"/>
         </w:rPr>
         <w:t xml:space="preserve">Mid-circuit measurement + reset cost. </w:t>
       </w:r>
       <w:r>
-        <w:t xml:space="preserve">Persistent operation needs fast, high-fidelity mid-circuit measurement and reset every step; these are slower and noisier than gates and add real wall-clock latency.</w:t>
+        <w:t>Persistent operation needs fast, high-fidelity mid-circuit measurement and reset every step; these are slower and noisier than gates and add real wall-clock latency.</w:t>
       </w:r>
     </w:p>
     <w:p>
@@ -3316,13 +6714,14 @@
         <w:rPr>
           <w:b/>
           <w:bCs/>
-          <w:i w:val="false"/>
-          <w:iCs w:val="false"/>
         </w:rPr>
         <w:t xml:space="preserve">Depth–width is a trade, not a free win. </w:t>
       </w:r>
       <w:r>
-        <w:t xml:space="preserve">Instantaneous depth only helps when width and ancilla quality are cheaper than depth-induced error; for shallow targets the plain deep circuit can be simpler.</w:t>
+        <w:t>Instantaneous depth only helps when width and anci</w:t>
+      </w:r>
+      <w:r>
+        <w:t>lla quality are cheaper than depth-induced error; for shallow targets the plain deep circuit can be simpler.</w:t>
       </w:r>
     </w:p>
     <w:p>
@@ -3338,13 +6737,22 @@
         <w:rPr>
           <w:b/>
           <w:bCs/>
-          <w:i w:val="false"/>
-          <w:iCs w:val="false"/>
         </w:rPr>
         <w:t xml:space="preserve">Seed / disorder sensitivity. </w:t>
       </w:r>
       <w:r>
-        <w:t xml:space="preserve">Memory-capacity and task metrics vary across disorder realisations; results are reported as averages over seeds and should be interpreted statistically.</w:t>
+        <w:t xml:space="preserve">Memory-capacity and task metrics vary across disorder </w:t>
+      </w:r>
+      <w:proofErr w:type="spellStart"/>
+      <w:r>
+        <w:t>realisations</w:t>
+      </w:r>
+      <w:proofErr w:type="spellEnd"/>
+      <w:r>
+        <w:t>; results are reported as averages over seeds and sh</w:t>
+      </w:r>
+      <w:r>
+        <w:t>ould be interpreted statistically.</w:t>
       </w:r>
     </w:p>
     <w:p>
@@ -3360,23 +6768,31 @@
         <w:rPr>
           <w:b/>
           <w:bCs/>
-          <w:i w:val="false"/>
-          <w:iCs w:val="false"/>
-        </w:rPr>
+        </w:rPr>
+        <w:lastRenderedPageBreak/>
         <w:t xml:space="preserve">Exact-simulation ceiling. </w:t>
       </w:r>
       <w:r>
-        <w:t xml:space="preserve">Density-matrix simulation of the open-system dynamics is exact only to ~10–11 qubits here; beyond that one must move to sampling-based shadow estimation on hardware (see the companion Willow-migration report).</w:t>
+        <w:t>Density-matrix simulation of the open-system dynamics is exact only to ~10–11 qubits here; beyond that one must move to sampling-based shadow estimation on hardware (see the companion Willow-migr</w:t>
+      </w:r>
+      <w:r>
+        <w:t>ation report).</w:t>
       </w:r>
     </w:p>
     <w:p>
       <w:pPr>
         <w:pStyle w:val="Heading1"/>
-        <w:spacing w:after="120" w:before="240"/>
-      </w:pPr>
-      <w:r>
-        <w:t xml:space="preserve">9  Future work</w:t>
-      </w:r>
+      </w:pPr>
+      <w:bookmarkStart w:id="26" w:name="_Toc238391323"/>
+      <w:proofErr w:type="gramStart"/>
+      <w:r>
+        <w:t>9  Future</w:t>
+      </w:r>
+      <w:proofErr w:type="gramEnd"/>
+      <w:r>
+        <w:t xml:space="preserve"> work</w:t>
+      </w:r>
+      <w:bookmarkEnd w:id="26"/>
     </w:p>
     <w:p>
       <w:pPr>
@@ -3388,7 +6804,7 @@
         <w:spacing w:after="60"/>
       </w:pPr>
       <w:r>
-        <w:t xml:space="preserve">Replace exact density-matrix read-out with sampling-based classical shadows estimated from Willow bitstrings, enabling N well beyond the exact-simulation ceiling.</w:t>
+        <w:t>Replace exact density-matrix read-out with sampling-based classical shadows estimated from Willow bitstrings, enabling N well beyond the exact-simulation ceiling.</w:t>
       </w:r>
     </w:p>
     <w:p>
@@ -3401,7 +6817,10 @@
         <w:spacing w:after="60"/>
       </w:pPr>
       <w:r>
-        <w:t xml:space="preserve">Co-train the per-edge controlled-phase angles (the project’s trainable-g extension) under the local cost, exploiting the barren-plateau-free landscape.</w:t>
+        <w:t>Co-train the per-edge controlled-phase angles (the project’s trainable-g extension) under the</w:t>
+      </w:r>
+      <w:r>
+        <w:t xml:space="preserve"> local cost, exploiting the barren-plateau-free landscape.</w:t>
       </w:r>
     </w:p>
     <w:p>
@@ -3414,7 +6833,15 @@
         <w:spacing w:after="60"/>
       </w:pPr>
       <w:r>
-        <w:t xml:space="preserve">Benchmark on genuinely quantum tasks (e.g. quantum-phase recognition) where a coherent quantum memory may yield an advantage the classical delay cannot replicate.</w:t>
+        <w:t>Benchmark on genuinely quantum tasks (</w:t>
+      </w:r>
+      <w:proofErr w:type="gramStart"/>
+      <w:r>
+        <w:t>e.g.</w:t>
+      </w:r>
+      <w:proofErr w:type="gramEnd"/>
+      <w:r>
+        <w:t xml:space="preserve"> quantum-phase recognition) where a coherent quantum memory may yield an advantage the classical delay cannot replicate.</w:t>
       </w:r>
     </w:p>
     <w:p>
@@ -3426,18 +6853,37 @@
         </w:numPr>
         <w:spacing w:after="60"/>
       </w:pPr>
-      <w:r>
-        <w:t xml:space="preserve">Characterise the n_read sweet spot analytically as a function of disorder strength and chain length.</w:t>
+      <w:proofErr w:type="spellStart"/>
+      <w:r>
+        <w:t>Characterise</w:t>
+      </w:r>
+      <w:proofErr w:type="spellEnd"/>
+      <w:r>
+        <w:t xml:space="preserve"> the </w:t>
+      </w:r>
+      <w:proofErr w:type="spellStart"/>
+      <w:r>
+        <w:t>n_read</w:t>
+      </w:r>
+      <w:proofErr w:type="spellEnd"/>
+      <w:r>
+        <w:t xml:space="preserve"> sweet spot</w:t>
+      </w:r>
+      <w:r>
+        <w:t xml:space="preserve"> analytically as a function of disorder strength and chain length.</w:t>
       </w:r>
     </w:p>
     <w:p>
       <w:pPr>
         <w:pStyle w:val="Heading1"/>
-        <w:spacing w:after="120" w:before="240"/>
-      </w:pPr>
-      <w:r>
-        <w:t xml:space="preserve">10  References</w:t>
-      </w:r>
+      </w:pPr>
+      <w:bookmarkStart w:id="27" w:name="_Toc238391324"/>
+      <w:proofErr w:type="gramStart"/>
+      <w:r>
+        <w:t>10  References</w:t>
+      </w:r>
+      <w:bookmarkEnd w:id="27"/>
+      <w:proofErr w:type="gramEnd"/>
     </w:p>
     <w:p>
       <w:pPr>
@@ -3453,7 +6899,39 @@
           <w:sz w:val="19"/>
           <w:szCs w:val="19"/>
         </w:rPr>
-        <w:t xml:space="preserve">Huang, H.-Y., Broughton, M., Eassa, N., Neven, H., Babbush, R., &amp; McClean, J. R. (2025). Generative quantum advantage for classical and quantum problems. arXiv:2509.09033.</w:t>
+        <w:t xml:space="preserve">Huang, H.-Y., Broughton, M., </w:t>
+      </w:r>
+      <w:proofErr w:type="spellStart"/>
+      <w:r>
+        <w:rPr>
+          <w:sz w:val="19"/>
+          <w:szCs w:val="19"/>
+        </w:rPr>
+        <w:t>Eassa</w:t>
+      </w:r>
+      <w:proofErr w:type="spellEnd"/>
+      <w:r>
+        <w:rPr>
+          <w:sz w:val="19"/>
+          <w:szCs w:val="19"/>
+        </w:rPr>
+        <w:t xml:space="preserve">, N., Neven, H., </w:t>
+      </w:r>
+      <w:proofErr w:type="spellStart"/>
+      <w:r>
+        <w:rPr>
+          <w:sz w:val="19"/>
+          <w:szCs w:val="19"/>
+        </w:rPr>
+        <w:t>Babbush</w:t>
+      </w:r>
+      <w:proofErr w:type="spellEnd"/>
+      <w:r>
+        <w:rPr>
+          <w:sz w:val="19"/>
+          <w:szCs w:val="19"/>
+        </w:rPr>
+        <w:t>, R., &amp; McClean, J. R. (2025). Generative quantum advantage for classical and quantum problems. arXiv:2509.09033.</w:t>
       </w:r>
     </w:p>
     <w:p>
@@ -3470,7 +6948,30 @@
           <w:sz w:val="19"/>
           <w:szCs w:val="19"/>
         </w:rPr>
-        <w:t xml:space="preserve">Huang, H.-Y., Liu, Y., Broughton, M., Kim, I., Anshu, A., Landau, Z., &amp; McClean, J. R. (2024). Learning shallow quantum circuits. Proc. 56th ACM Symposium on Theory of Computing (STOC 2024), 1343–1351. arXiv:2401.10095; doi:10.1145/3618260.3649722.</w:t>
+        <w:t>Hu</w:t>
+      </w:r>
+      <w:r>
+        <w:rPr>
+          <w:sz w:val="19"/>
+          <w:szCs w:val="19"/>
+        </w:rPr>
+        <w:t xml:space="preserve">ang, H.-Y., Liu, Y., Broughton, M., Kim, I., </w:t>
+      </w:r>
+      <w:proofErr w:type="spellStart"/>
+      <w:r>
+        <w:rPr>
+          <w:sz w:val="19"/>
+          <w:szCs w:val="19"/>
+        </w:rPr>
+        <w:t>Anshu</w:t>
+      </w:r>
+      <w:proofErr w:type="spellEnd"/>
+      <w:r>
+        <w:rPr>
+          <w:sz w:val="19"/>
+          <w:szCs w:val="19"/>
+        </w:rPr>
+        <w:t>, A., Landau, Z., &amp; McClean, J. R. (2024). Learning shallow quantum circuits. Proc. 56th ACM Symposium on Theory of Computing (STOC 2024), 1343–1351. arXiv:2401.10095; doi:10.1145/3618260.3649722.</w:t>
       </w:r>
     </w:p>
     <w:p>
@@ -3482,12 +6983,60 @@
         </w:numPr>
         <w:spacing w:after="80"/>
       </w:pPr>
+      <w:proofErr w:type="spellStart"/>
       <w:r>
         <w:rPr>
           <w:sz w:val="19"/>
           <w:szCs w:val="19"/>
         </w:rPr>
-        <w:t xml:space="preserve">Cerezo, M., Sone, A., Volkoff, T., Cincio, L., &amp; Coles, P. J. (2021). Cost function dependent barren plateaus in shallow parametrized quantum circuits. Nature Communications, 12, 1791.</w:t>
+        <w:t>Cerezo</w:t>
+      </w:r>
+      <w:proofErr w:type="spellEnd"/>
+      <w:r>
+        <w:rPr>
+          <w:sz w:val="19"/>
+          <w:szCs w:val="19"/>
+        </w:rPr>
+        <w:t>, M</w:t>
+      </w:r>
+      <w:r>
+        <w:rPr>
+          <w:sz w:val="19"/>
+          <w:szCs w:val="19"/>
+        </w:rPr>
+        <w:t xml:space="preserve">., Sone, A., </w:t>
+      </w:r>
+      <w:proofErr w:type="spellStart"/>
+      <w:r>
+        <w:rPr>
+          <w:sz w:val="19"/>
+          <w:szCs w:val="19"/>
+        </w:rPr>
+        <w:t>Volkoff</w:t>
+      </w:r>
+      <w:proofErr w:type="spellEnd"/>
+      <w:r>
+        <w:rPr>
+          <w:sz w:val="19"/>
+          <w:szCs w:val="19"/>
+        </w:rPr>
+        <w:t xml:space="preserve">, T., </w:t>
+      </w:r>
+      <w:proofErr w:type="spellStart"/>
+      <w:r>
+        <w:rPr>
+          <w:sz w:val="19"/>
+          <w:szCs w:val="19"/>
+        </w:rPr>
+        <w:t>Cincio</w:t>
+      </w:r>
+      <w:proofErr w:type="spellEnd"/>
+      <w:r>
+        <w:rPr>
+          <w:sz w:val="19"/>
+          <w:szCs w:val="19"/>
+        </w:rPr>
+        <w:t>, L., &amp; Coles, P. J. (2021). Cost function dependent barren plateaus in shallow parametrized quantum circuits. Nature Communications, 12, 1791.</w:t>
       </w:r>
     </w:p>
     <w:p>
@@ -3504,7 +7053,62 @@
           <w:sz w:val="19"/>
           <w:szCs w:val="19"/>
         </w:rPr>
-        <w:t xml:space="preserve">McClean, J. R., Boixo, S., Smelyanskiy, V. N., Babbush, R., &amp; Neven, H. (2018). Barren plateaus in quantum neural network training landscapes. Nature Communications, 9, 4812.</w:t>
+        <w:t xml:space="preserve">McClean, J. R., </w:t>
+      </w:r>
+      <w:proofErr w:type="spellStart"/>
+      <w:r>
+        <w:rPr>
+          <w:sz w:val="19"/>
+          <w:szCs w:val="19"/>
+        </w:rPr>
+        <w:t>Boixo</w:t>
+      </w:r>
+      <w:proofErr w:type="spellEnd"/>
+      <w:r>
+        <w:rPr>
+          <w:sz w:val="19"/>
+          <w:szCs w:val="19"/>
+        </w:rPr>
+        <w:t xml:space="preserve">, S., </w:t>
+      </w:r>
+      <w:proofErr w:type="spellStart"/>
+      <w:r>
+        <w:rPr>
+          <w:sz w:val="19"/>
+          <w:szCs w:val="19"/>
+        </w:rPr>
+        <w:t>Smelyanskiy</w:t>
+      </w:r>
+      <w:proofErr w:type="spellEnd"/>
+      <w:r>
+        <w:rPr>
+          <w:sz w:val="19"/>
+          <w:szCs w:val="19"/>
+        </w:rPr>
+        <w:t xml:space="preserve">, V. N., </w:t>
+      </w:r>
+      <w:proofErr w:type="spellStart"/>
+      <w:r>
+        <w:rPr>
+          <w:sz w:val="19"/>
+          <w:szCs w:val="19"/>
+        </w:rPr>
+        <w:t>Babbush</w:t>
+      </w:r>
+      <w:proofErr w:type="spellEnd"/>
+      <w:r>
+        <w:rPr>
+          <w:sz w:val="19"/>
+          <w:szCs w:val="19"/>
+        </w:rPr>
+        <w:t xml:space="preserve">, R., &amp; Neven, H. (2018). </w:t>
+      </w:r>
+      <w:r>
+        <w:rPr>
+          <w:sz w:val="19"/>
+          <w:szCs w:val="19"/>
+        </w:rPr>
+        <w:t>Barren plateaus in quantum neural network training landscapes. Nature Communications, 9, 4812.</w:t>
       </w:r>
     </w:p>
     <w:p>
@@ -3516,12 +7120,21 @@
         </w:numPr>
         <w:spacing w:after="80"/>
       </w:pPr>
+      <w:proofErr w:type="spellStart"/>
       <w:r>
         <w:rPr>
           <w:sz w:val="19"/>
           <w:szCs w:val="19"/>
         </w:rPr>
-        <w:t xml:space="preserve">Fujii, K., &amp; Nakajima, K. (2017). Harnessing disordered-ensemble quantum dynamics for machine learning. Physical Review Applied, 8, 024030.</w:t>
+        <w:t>Fujii</w:t>
+      </w:r>
+      <w:proofErr w:type="spellEnd"/>
+      <w:r>
+        <w:rPr>
+          <w:sz w:val="19"/>
+          <w:szCs w:val="19"/>
+        </w:rPr>
+        <w:t>, K., &amp; Nakajima, K. (2017). Harnessing disordered-ensemble quantum dynamics for machine learning. Physical Review Applied, 8, 024030.</w:t>
       </w:r>
     </w:p>
     <w:p>
@@ -3533,12 +7146,76 @@
         </w:numPr>
         <w:spacing w:after="80"/>
       </w:pPr>
+      <w:proofErr w:type="spellStart"/>
       <w:r>
         <w:rPr>
           <w:sz w:val="19"/>
           <w:szCs w:val="19"/>
         </w:rPr>
-        <w:t xml:space="preserve">Dambre, J., Verstraeten, D., Schrauwen, B., &amp; Massar, S. (2012). Information processing capacity of dynamical systems. Scientific Reports, 2, 514.</w:t>
+        <w:t>Dambre</w:t>
+      </w:r>
+      <w:proofErr w:type="spellEnd"/>
+      <w:r>
+        <w:rPr>
+          <w:sz w:val="19"/>
+          <w:szCs w:val="19"/>
+        </w:rPr>
+        <w:t xml:space="preserve">, J., </w:t>
+      </w:r>
+      <w:proofErr w:type="spellStart"/>
+      <w:r>
+        <w:rPr>
+          <w:sz w:val="19"/>
+          <w:szCs w:val="19"/>
+        </w:rPr>
+        <w:t>Verstraet</w:t>
+      </w:r>
+      <w:r>
+        <w:rPr>
+          <w:sz w:val="19"/>
+          <w:szCs w:val="19"/>
+        </w:rPr>
+        <w:t>en</w:t>
+      </w:r>
+      <w:proofErr w:type="spellEnd"/>
+      <w:r>
+        <w:rPr>
+          <w:sz w:val="19"/>
+          <w:szCs w:val="19"/>
+        </w:rPr>
+        <w:t xml:space="preserve">, D., </w:t>
+      </w:r>
+      <w:proofErr w:type="spellStart"/>
+      <w:r>
+        <w:rPr>
+          <w:sz w:val="19"/>
+          <w:szCs w:val="19"/>
+        </w:rPr>
+        <w:t>Schrauwen</w:t>
+      </w:r>
+      <w:proofErr w:type="spellEnd"/>
+      <w:r>
+        <w:rPr>
+          <w:sz w:val="19"/>
+          <w:szCs w:val="19"/>
+        </w:rPr>
+        <w:t xml:space="preserve">, B., &amp; </w:t>
+      </w:r>
+      <w:proofErr w:type="spellStart"/>
+      <w:r>
+        <w:rPr>
+          <w:sz w:val="19"/>
+          <w:szCs w:val="19"/>
+        </w:rPr>
+        <w:t>Massar</w:t>
+      </w:r>
+      <w:proofErr w:type="spellEnd"/>
+      <w:r>
+        <w:rPr>
+          <w:sz w:val="19"/>
+          <w:szCs w:val="19"/>
+        </w:rPr>
+        <w:t>, S. (2012). Information processing capacity of dynamical systems. Scientific Reports, 2, 514.</w:t>
       </w:r>
     </w:p>
     <w:p>
@@ -3555,7 +7232,46 @@
           <w:sz w:val="19"/>
           <w:szCs w:val="19"/>
         </w:rPr>
-        <w:t xml:space="preserve">Huang, H.-Y., Kueng, R., &amp; Preskill, J. (2020). Predicting many properties of a quantum system from very few measurements (classical shadows). Nature Physics, 16, 1050–1057.</w:t>
+        <w:t xml:space="preserve">Huang, H.-Y., </w:t>
+      </w:r>
+      <w:proofErr w:type="spellStart"/>
+      <w:r>
+        <w:rPr>
+          <w:sz w:val="19"/>
+          <w:szCs w:val="19"/>
+        </w:rPr>
+        <w:t>Kueng</w:t>
+      </w:r>
+      <w:proofErr w:type="spellEnd"/>
+      <w:r>
+        <w:rPr>
+          <w:sz w:val="19"/>
+          <w:szCs w:val="19"/>
+        </w:rPr>
+        <w:t xml:space="preserve">, R., &amp; </w:t>
+      </w:r>
+      <w:proofErr w:type="spellStart"/>
+      <w:r>
+        <w:rPr>
+          <w:sz w:val="19"/>
+          <w:szCs w:val="19"/>
+        </w:rPr>
+        <w:t>Preskill</w:t>
+      </w:r>
+      <w:proofErr w:type="spellEnd"/>
+      <w:r>
+        <w:rPr>
+          <w:sz w:val="19"/>
+          <w:szCs w:val="19"/>
+        </w:rPr>
+        <w:t>, J. (2020). Predicting many properties of a quantum system from very few measurements (classic</w:t>
+      </w:r>
+      <w:r>
+        <w:rPr>
+          <w:sz w:val="19"/>
+          <w:szCs w:val="19"/>
+        </w:rPr>
+        <w:t>al shadows). Nature Physics, 16, 1050–1057.</w:t>
       </w:r>
     </w:p>
     <w:p>
@@ -3572,7 +7288,23 @@
           <w:sz w:val="19"/>
           <w:szCs w:val="19"/>
         </w:rPr>
-        <w:t xml:space="preserve">Nielsen, M. A., &amp; Chuang, I. L. (2010). Quantum Computation and Quantum Information (10th anniv. ed.). Cambridge University Press. [Deferred-measurement principle.]</w:t>
+        <w:t xml:space="preserve">Nielsen, M. A., &amp; Chuang, I. L. (2010). Quantum Computation and Quantum Information (10th </w:t>
+      </w:r>
+      <w:proofErr w:type="spellStart"/>
+      <w:r>
+        <w:rPr>
+          <w:sz w:val="19"/>
+          <w:szCs w:val="19"/>
+        </w:rPr>
+        <w:t>anniv</w:t>
+      </w:r>
+      <w:proofErr w:type="spellEnd"/>
+      <w:r>
+        <w:rPr>
+          <w:sz w:val="19"/>
+          <w:szCs w:val="19"/>
+        </w:rPr>
+        <w:t>. ed.). Cambridge University Press. [Deferred-measurement principle.]</w:t>
       </w:r>
     </w:p>
     <w:p>
@@ -3589,7 +7321,14 @@
           <w:sz w:val="19"/>
           <w:szCs w:val="19"/>
         </w:rPr>
-        <w:t xml:space="preserve">Google Quantum AI (2025). Quantum error correction below the surface code threshold. Nature, 638, 920–926. [The Willow processor.]</w:t>
+        <w:t>Google Quantum AI (2025). Quantum error correct</w:t>
+      </w:r>
+      <w:r>
+        <w:rPr>
+          <w:sz w:val="19"/>
+          <w:szCs w:val="19"/>
+        </w:rPr>
+        <w:t>ion below the surface code threshold. Nature, 638, 920–926. [The Willow processor.]</w:t>
       </w:r>
     </w:p>
     <w:p>
@@ -3601,12 +7340,37 @@
         </w:numPr>
         <w:spacing w:after="80"/>
       </w:pPr>
+      <w:proofErr w:type="spellStart"/>
       <w:r>
         <w:rPr>
           <w:sz w:val="19"/>
           <w:szCs w:val="19"/>
         </w:rPr>
-        <w:t xml:space="preserve">Cirq Developers (2024). Cirq: an open-source framework for programming quantum computers (v1.6). doi:10.5281/zenodo.4062499.</w:t>
+        <w:t>Cirq</w:t>
+      </w:r>
+      <w:proofErr w:type="spellEnd"/>
+      <w:r>
+        <w:rPr>
+          <w:sz w:val="19"/>
+          <w:szCs w:val="19"/>
+        </w:rPr>
+        <w:t xml:space="preserve"> Developers (2024). </w:t>
+      </w:r>
+      <w:proofErr w:type="spellStart"/>
+      <w:r>
+        <w:rPr>
+          <w:sz w:val="19"/>
+          <w:szCs w:val="19"/>
+        </w:rPr>
+        <w:t>Cirq</w:t>
+      </w:r>
+      <w:proofErr w:type="spellEnd"/>
+      <w:r>
+        <w:rPr>
+          <w:sz w:val="19"/>
+          <w:szCs w:val="19"/>
+        </w:rPr>
+        <w:t>: an open-source framework for programming quantum computers (v1.6). doi:10.5281/zenodo.4062499.</w:t>
       </w:r>
     </w:p>
     <w:p>
@@ -3623,38 +7387,80 @@
           <w:sz w:val="19"/>
           <w:szCs w:val="19"/>
         </w:rPr>
-        <w:t xml:space="preserve">CPSR / QND-RC project repository, branch ‘willow’: github.com/chinmoybiswasdeep/masters-thesis-cpsr-dvqc.</w:t>
+        <w:t>CPSR / QND-RC project repository, branch ‘willo</w:t>
+      </w:r>
+      <w:r>
+        <w:rPr>
+          <w:sz w:val="19"/>
+          <w:szCs w:val="19"/>
+        </w:rPr>
+        <w:t>w’: github.com/</w:t>
+      </w:r>
+      <w:proofErr w:type="spellStart"/>
+      <w:r>
+        <w:rPr>
+          <w:sz w:val="19"/>
+          <w:szCs w:val="19"/>
+        </w:rPr>
+        <w:t>chinmoybiswasdeep</w:t>
+      </w:r>
+      <w:proofErr w:type="spellEnd"/>
+      <w:r>
+        <w:rPr>
+          <w:sz w:val="19"/>
+          <w:szCs w:val="19"/>
+        </w:rPr>
+        <w:t>/masters-thesis-</w:t>
+      </w:r>
+      <w:proofErr w:type="spellStart"/>
+      <w:r>
+        <w:rPr>
+          <w:sz w:val="19"/>
+          <w:szCs w:val="19"/>
+        </w:rPr>
+        <w:t>cpsr</w:t>
+      </w:r>
+      <w:proofErr w:type="spellEnd"/>
+      <w:r>
+        <w:rPr>
+          <w:sz w:val="19"/>
+          <w:szCs w:val="19"/>
+        </w:rPr>
+        <w:t>-</w:t>
+      </w:r>
+      <w:proofErr w:type="spellStart"/>
+      <w:r>
+        <w:rPr>
+          <w:sz w:val="19"/>
+          <w:szCs w:val="19"/>
+        </w:rPr>
+        <w:t>dvqc</w:t>
+      </w:r>
+      <w:proofErr w:type="spellEnd"/>
+      <w:r>
+        <w:rPr>
+          <w:sz w:val="19"/>
+          <w:szCs w:val="19"/>
+        </w:rPr>
+        <w:t>.</w:t>
       </w:r>
     </w:p>
     <w:sectPr>
-      <w:headerReference w:type="default" r:id="rId7"/>
-      <w:footerReference w:type="default" r:id="rId8"/>
-      <w:pgSz w:w="12240" w:h="15840" w:orient="portrait"/>
+      <w:headerReference w:type="default" r:id="rId14"/>
+      <w:footerReference w:type="default" r:id="rId15"/>
+      <w:pgSz w:w="12240" w:h="15840"/>
       <w:pgMar w:top="1440" w:right="1440" w:bottom="1440" w:left="1440" w:header="708" w:footer="708" w:gutter="0"/>
-      <w:pgNumType/>
+      <w:cols w:space="720"/>
       <w:docGrid w:linePitch="360"/>
     </w:sectPr>
   </w:body>
 </w:document>
 </file>
 
-<file path=word/comments.xml><?xml version="1.0" encoding="utf-8"?>
-<w:comments xmlns:cx="http://schemas.microsoft.com/office/drawing/2014/chartex" xmlns:cx1="http://schemas.microsoft.com/office/drawing/2015/9/8/chartex" xmlns:cx2="http://schemas.microsoft.com/office/drawing/2015/10/21/chartex" xmlns:cx3="http://schemas.microsoft.com/office/drawing/2016/5/9/chartex" xmlns:cx4="http://schemas.microsoft.com/office/drawing/2016/5/10/chartex" xmlns:cx5="http://schemas.microsoft.com/office/drawing/2016/5/11/chartex" xmlns:cx6="http://schemas.microsoft.com/office/drawing/2016/5/12/chartex" xmlns:cx7="http://schemas.microsoft.com/office/drawing/2016/5/13/chartex" xmlns:cx8="http://schemas.microsoft.com/office/drawing/2016/5/14/chartex" xmlns:mc="http://schemas.openxmlformats.org/markup-compatibility/2006" xmlns:aink="http://schemas.microsoft.com/office/drawing/2016/ink" xmlns:am3d="http://schemas.microsoft.com/office/drawing/2017/model3d" xmlns:o="urn:schemas-microsoft-com:office:office" xmlns:r="http://schemas.openxmlformats.org/officeDocument/2006/relationships" xmlns:m="http://schemas.openxmlformats.org/officeDocument/2006/math" xmlns:v="urn:schemas-microsoft-com:vml" xmlns:wp14="http://schemas.microsoft.com/office/word/2010/wordprocessingDrawing" xmlns:wp="http://schemas.openxmlformats.org/drawingml/2006/wordprocessingDrawing" xmlns:w10="urn:schemas-microsoft-com:office:word" xmlns:w="http://schemas.openxmlformats.org/wordprocessingml/2006/main" xmlns:w14="http://schemas.microsoft.com/office/word/2010/wordml" xmlns:w15="http://schemas.microsoft.com/office/word/2012/wordml" xmlns:w16cex="http://schemas.microsoft.com/office/word/2018/wordml/cex" xmlns:w16cid="http://schemas.microsoft.com/office/word/2016/wordml/cid" xmlns:w16="http://schemas.microsoft.com/office/word/2018/wordml" xmlns:w16sdtdh="http://schemas.microsoft.com/office/word/2020/wordml/sdtdatahash" xmlns:w16se="http://schemas.microsoft.com/office/word/2015/wordml/symex" xmlns:wpg="http://schemas.microsoft.com/office/word/2010/wordprocessingGroup" xmlns:wpi="http://schemas.microsoft.com/office/word/2010/wordprocessingInk" xmlns:wne="http://schemas.microsoft.com/office/word/2006/wordml" xmlns:wps="http://schemas.microsoft.com/office/word/2010/wordprocessingShape"/>
-</file>
-
 <file path=word/endnotes.xml><?xml version="1.0" encoding="utf-8"?>
-<w:endnotes xmlns:wpc="http://schemas.microsoft.com/office/word/2010/wordprocessingCanvas" xmlns:mc="http://schemas.openxmlformats.org/markup-compatibility/2006" xmlns:o="urn:schemas-microsoft-com:office:office" xmlns:r="http://schemas.openxmlformats.org/officeDocument/2006/relationships" xmlns:m="http://schemas.openxmlformats.org/officeDocument/2006/math" xmlns:v="urn:schemas-microsoft-com:vml" xmlns:wp14="http://schemas.microsoft.com/office/word/2010/wordprocessingDrawing" xmlns:wp="http://schemas.openxmlformats.org/drawingml/2006/wordprocessingDrawing" xmlns:w10="urn:schemas-microsoft-com:office:word" xmlns:w="http://schemas.openxmlformats.org/wordprocessingml/2006/main" xmlns:w14="http://schemas.microsoft.com/office/word/2010/wordml" xmlns:w15="http://schemas.microsoft.com/office/word/2012/wordml" xmlns:wpg="http://schemas.microsoft.com/office/word/2010/wordprocessingGroup" xmlns:wpi="http://schemas.microsoft.com/office/word/2010/wordprocessingInk" xmlns:wne="http://schemas.microsoft.com/office/word/2006/wordml" xmlns:wps="http://schemas.microsoft.com/office/word/2010/wordprocessingShape" mc:Ignorable="w14 w15 wp14">
+<w:endnotes xmlns:wpc="http://schemas.microsoft.com/office/word/2010/wordprocessingCanvas" xmlns:cx="http://schemas.microsoft.com/office/drawing/2014/chartex" xmlns:cx1="http://schemas.microsoft.com/office/drawing/2015/9/8/chartex" xmlns:cx2="http://schemas.microsoft.com/office/drawing/2015/10/21/chartex" xmlns:cx3="http://schemas.microsoft.com/office/drawing/2016/5/9/chartex" xmlns:cx4="http://schemas.microsoft.com/office/drawing/2016/5/10/chartex" xmlns:cx5="http://schemas.microsoft.com/office/drawing/2016/5/11/chartex" xmlns:cx6="http://schemas.microsoft.com/office/drawing/2016/5/12/chartex" xmlns:cx7="http://schemas.microsoft.com/office/drawing/2016/5/13/chartex" xmlns:cx8="http://schemas.microsoft.com/office/drawing/2016/5/14/chartex" xmlns:mc="http://schemas.openxmlformats.org/markup-compatibility/2006" xmlns:aink="http://schemas.microsoft.com/office/drawing/2016/ink" xmlns:am3d="http://schemas.microsoft.com/office/drawing/2017/model3d" xmlns:o="urn:schemas-microsoft-com:office:office" xmlns:r="http://schemas.openxmlformats.org/officeDocument/2006/relationships" xmlns:m="http://schemas.openxmlformats.org/officeDocument/2006/math" xmlns:v="urn:schemas-microsoft-com:vml" xmlns:wp14="http://schemas.microsoft.com/office/word/2010/wordprocessingDrawing" xmlns:wp="http://schemas.openxmlformats.org/drawingml/2006/wordprocessingDrawing" xmlns:w10="urn:schemas-microsoft-com:office:word" xmlns:w="http://schemas.openxmlformats.org/wordprocessingml/2006/main" xmlns:w14="http://schemas.microsoft.com/office/word/2010/wordml" xmlns:w15="http://schemas.microsoft.com/office/word/2012/wordml" xmlns:w16cex="http://schemas.microsoft.com/office/word/2018/wordml/cex" xmlns:w16cid="http://schemas.microsoft.com/office/word/2016/wordml/cid" xmlns:w16="http://schemas.microsoft.com/office/word/2018/wordml" xmlns:w16sdtdh="http://schemas.microsoft.com/office/word/2020/wordml/sdtdatahash" xmlns:w16se="http://schemas.microsoft.com/office/word/2015/wordml/symex" xmlns:wpg="http://schemas.microsoft.com/office/word/2010/wordprocessingGroup" xmlns:wpi="http://schemas.microsoft.com/office/word/2010/wordprocessingInk" xmlns:wne="http://schemas.microsoft.com/office/word/2006/wordml" xmlns:wps="http://schemas.microsoft.com/office/word/2010/wordprocessingShape" mc:Ignorable="w14 w15 w16se w16cid w16 w16cex w16sdtdh wp14">
   <w:endnote w:type="separator" w:id="-1">
     <w:p>
-      <w:pPr>
-        <w:spacing w:after="0" w:line="240" w:lineRule="auto"/>
-      </w:pPr>
-      <w:r>
-        <w:rPr>
-          <w:rStyle w:val="EndnoteReference"/>
-        </w:rPr>
-        <w:endnoteRef/>
-      </w:r>
       <w:r>
         <w:separator/>
       </w:r>
@@ -3662,15 +7468,6 @@
   </w:endnote>
   <w:endnote w:type="continuationSeparator" w:id="0">
     <w:p>
-      <w:pPr>
-        <w:spacing w:after="0" w:line="240" w:lineRule="auto"/>
-      </w:pPr>
-      <w:r>
-        <w:rPr>
-          <w:rStyle w:val="EndnoteReference"/>
-        </w:rPr>
-        <w:endnoteRef/>
-      </w:r>
       <w:r>
         <w:continuationSeparator/>
       </w:r>
@@ -3680,7 +7477,7 @@
 </file>
 
 <file path=word/footer1.xml><?xml version="1.0" encoding="utf-8"?>
-<w:ftr xmlns:wpc="http://schemas.microsoft.com/office/word/2010/wordprocessingCanvas" xmlns:mc="http://schemas.openxmlformats.org/markup-compatibility/2006" xmlns:o="urn:schemas-microsoft-com:office:office" xmlns:r="http://schemas.openxmlformats.org/officeDocument/2006/relationships" xmlns:m="http://schemas.openxmlformats.org/officeDocument/2006/math" xmlns:v="urn:schemas-microsoft-com:vml" xmlns:wp14="http://schemas.microsoft.com/office/word/2010/wordprocessingDrawing" xmlns:wp="http://schemas.openxmlformats.org/drawingml/2006/wordprocessingDrawing" xmlns:w10="urn:schemas-microsoft-com:office:word" xmlns:w="http://schemas.openxmlformats.org/wordprocessingml/2006/main" xmlns:w14="http://schemas.microsoft.com/office/word/2010/wordml" xmlns:w15="http://schemas.microsoft.com/office/word/2012/wordml" xmlns:wpg="http://schemas.microsoft.com/office/word/2010/wordprocessingGroup" xmlns:wpi="http://schemas.microsoft.com/office/word/2010/wordprocessingInk" xmlns:wne="http://schemas.microsoft.com/office/word/2006/wordml" xmlns:wps="http://schemas.microsoft.com/office/word/2010/wordprocessingShape">
+<w:ftr xmlns:wpc="http://schemas.microsoft.com/office/word/2010/wordprocessingCanvas" xmlns:cx="http://schemas.microsoft.com/office/drawing/2014/chartex" xmlns:cx1="http://schemas.microsoft.com/office/drawing/2015/9/8/chartex" xmlns:cx2="http://schemas.microsoft.com/office/drawing/2015/10/21/chartex" xmlns:cx3="http://schemas.microsoft.com/office/drawing/2016/5/9/chartex" xmlns:cx4="http://schemas.microsoft.com/office/drawing/2016/5/10/chartex" xmlns:cx5="http://schemas.microsoft.com/office/drawing/2016/5/11/chartex" xmlns:cx6="http://schemas.microsoft.com/office/drawing/2016/5/12/chartex" xmlns:cx7="http://schemas.microsoft.com/office/drawing/2016/5/13/chartex" xmlns:cx8="http://schemas.microsoft.com/office/drawing/2016/5/14/chartex" xmlns:mc="http://schemas.openxmlformats.org/markup-compatibility/2006" xmlns:aink="http://schemas.microsoft.com/office/drawing/2016/ink" xmlns:am3d="http://schemas.microsoft.com/office/drawing/2017/model3d" xmlns:o="urn:schemas-microsoft-com:office:office" xmlns:r="http://schemas.openxmlformats.org/officeDocument/2006/relationships" xmlns:m="http://schemas.openxmlformats.org/officeDocument/2006/math" xmlns:v="urn:schemas-microsoft-com:vml" xmlns:wp14="http://schemas.microsoft.com/office/word/2010/wordprocessingDrawing" xmlns:wp="http://schemas.openxmlformats.org/drawingml/2006/wordprocessingDrawing" xmlns:w10="urn:schemas-microsoft-com:office:word" xmlns:w="http://schemas.openxmlformats.org/wordprocessingml/2006/main" xmlns:w14="http://schemas.microsoft.com/office/word/2010/wordml" xmlns:w15="http://schemas.microsoft.com/office/word/2012/wordml" xmlns:w16cex="http://schemas.microsoft.com/office/word/2018/wordml/cex" xmlns:w16cid="http://schemas.microsoft.com/office/word/2016/wordml/cid" xmlns:w16="http://schemas.microsoft.com/office/word/2018/wordml" xmlns:w16sdtdh="http://schemas.microsoft.com/office/word/2020/wordml/sdtdatahash" xmlns:w16se="http://schemas.microsoft.com/office/word/2015/wordml/symex" xmlns:wpg="http://schemas.microsoft.com/office/word/2010/wordprocessingGroup" xmlns:wpi="http://schemas.microsoft.com/office/word/2010/wordprocessingInk" xmlns:wne="http://schemas.microsoft.com/office/word/2006/wordml" xmlns:wps="http://schemas.microsoft.com/office/word/2010/wordprocessingShape" mc:Ignorable="w14 w15 w16se w16cid w16 w16cex w16sdtdh wp14">
   <w:p>
     <w:pPr>
       <w:jc w:val="center"/>
@@ -3700,8 +7497,38 @@
         <w:szCs w:val="16"/>
       </w:rPr>
       <w:fldChar w:fldCharType="begin"/>
-      <w:instrText xml:space="preserve">PAGE</w:instrText>
+    </w:r>
+    <w:r>
+      <w:rPr>
+        <w:color w:val="888888"/>
+        <w:sz w:val="16"/>
+        <w:szCs w:val="16"/>
+      </w:rPr>
+      <w:instrText>PAGE</w:instrText>
+    </w:r>
+    <w:r>
+      <w:rPr>
+        <w:color w:val="888888"/>
+        <w:sz w:val="16"/>
+        <w:szCs w:val="16"/>
+      </w:rPr>
       <w:fldChar w:fldCharType="separate"/>
+    </w:r>
+    <w:r>
+      <w:rPr>
+        <w:noProof/>
+        <w:color w:val="888888"/>
+        <w:sz w:val="16"/>
+        <w:szCs w:val="16"/>
+      </w:rPr>
+      <w:t>1</w:t>
+    </w:r>
+    <w:r>
+      <w:rPr>
+        <w:color w:val="888888"/>
+        <w:sz w:val="16"/>
+        <w:szCs w:val="16"/>
+      </w:rPr>
       <w:fldChar w:fldCharType="end"/>
     </w:r>
   </w:p>
@@ -3709,18 +7536,9 @@
 </file>
 
 <file path=word/footnotes.xml><?xml version="1.0" encoding="utf-8"?>
-<w:footnotes xmlns:wpc="http://schemas.microsoft.com/office/word/2010/wordprocessingCanvas" xmlns:mc="http://schemas.openxmlformats.org/markup-compatibility/2006" xmlns:o="urn:schemas-microsoft-com:office:office" xmlns:r="http://schemas.openxmlformats.org/officeDocument/2006/relationships" xmlns:m="http://schemas.openxmlformats.org/officeDocument/2006/math" xmlns:v="urn:schemas-microsoft-com:vml" xmlns:wp14="http://schemas.microsoft.com/office/word/2010/wordprocessingDrawing" xmlns:wp="http://schemas.openxmlformats.org/drawingml/2006/wordprocessingDrawing" xmlns:w10="urn:schemas-microsoft-com:office:word" xmlns:w="http://schemas.openxmlformats.org/wordprocessingml/2006/main" xmlns:w14="http://schemas.microsoft.com/office/word/2010/wordml" xmlns:w15="http://schemas.microsoft.com/office/word/2012/wordml" xmlns:wpg="http://schemas.microsoft.com/office/word/2010/wordprocessingGroup" xmlns:wpi="http://schemas.microsoft.com/office/word/2010/wordprocessingInk" xmlns:wne="http://schemas.microsoft.com/office/word/2006/wordml" xmlns:wps="http://schemas.microsoft.com/office/word/2010/wordprocessingShape" mc:Ignorable="w14 w15 wp14">
+<w:footnotes xmlns:wpc="http://schemas.microsoft.com/office/word/2010/wordprocessingCanvas" xmlns:cx="http://schemas.microsoft.com/office/drawing/2014/chartex" xmlns:cx1="http://schemas.microsoft.com/office/drawing/2015/9/8/chartex" xmlns:cx2="http://schemas.microsoft.com/office/drawing/2015/10/21/chartex" xmlns:cx3="http://schemas.microsoft.com/office/drawing/2016/5/9/chartex" xmlns:cx4="http://schemas.microsoft.com/office/drawing/2016/5/10/chartex" xmlns:cx5="http://schemas.microsoft.com/office/drawing/2016/5/11/chartex" xmlns:cx6="http://schemas.microsoft.com/office/drawing/2016/5/12/chartex" xmlns:cx7="http://schemas.microsoft.com/office/drawing/2016/5/13/chartex" xmlns:cx8="http://schemas.microsoft.com/office/drawing/2016/5/14/chartex" xmlns:mc="http://schemas.openxmlformats.org/markup-compatibility/2006" xmlns:aink="http://schemas.microsoft.com/office/drawing/2016/ink" xmlns:am3d="http://schemas.microsoft.com/office/drawing/2017/model3d" xmlns:o="urn:schemas-microsoft-com:office:office" xmlns:r="http://schemas.openxmlformats.org/officeDocument/2006/relationships" xmlns:m="http://schemas.openxmlformats.org/officeDocument/2006/math" xmlns:v="urn:schemas-microsoft-com:vml" xmlns:wp14="http://schemas.microsoft.com/office/word/2010/wordprocessingDrawing" xmlns:wp="http://schemas.openxmlformats.org/drawingml/2006/wordprocessingDrawing" xmlns:w10="urn:schemas-microsoft-com:office:word" xmlns:w="http://schemas.openxmlformats.org/wordprocessingml/2006/main" xmlns:w14="http://schemas.microsoft.com/office/word/2010/wordml" xmlns:w15="http://schemas.microsoft.com/office/word/2012/wordml" xmlns:w16cex="http://schemas.microsoft.com/office/word/2018/wordml/cex" xmlns:w16cid="http://schemas.microsoft.com/office/word/2016/wordml/cid" xmlns:w16="http://schemas.microsoft.com/office/word/2018/wordml" xmlns:w16sdtdh="http://schemas.microsoft.com/office/word/2020/wordml/sdtdatahash" xmlns:w16se="http://schemas.microsoft.com/office/word/2015/wordml/symex" xmlns:wpg="http://schemas.microsoft.com/office/word/2010/wordprocessingGroup" xmlns:wpi="http://schemas.microsoft.com/office/word/2010/wordprocessingInk" xmlns:wne="http://schemas.microsoft.com/office/word/2006/wordml" xmlns:wps="http://schemas.microsoft.com/office/word/2010/wordprocessingShape" mc:Ignorable="w14 w15 w16se w16cid w16 w16cex w16sdtdh wp14">
   <w:footnote w:type="separator" w:id="-1">
     <w:p>
-      <w:pPr>
-        <w:spacing w:after="0" w:line="240" w:lineRule="auto"/>
-      </w:pPr>
-      <w:r>
-        <w:rPr>
-          <w:rStyle w:val="FootnoteReference"/>
-        </w:rPr>
-        <w:footnoteRef/>
-      </w:r>
       <w:r>
         <w:separator/>
       </w:r>
@@ -3728,15 +7546,6 @@
   </w:footnote>
   <w:footnote w:type="continuationSeparator" w:id="0">
     <w:p>
-      <w:pPr>
-        <w:spacing w:after="0" w:line="240" w:lineRule="auto"/>
-      </w:pPr>
-      <w:r>
-        <w:rPr>
-          <w:rStyle w:val="FootnoteReference"/>
-        </w:rPr>
-        <w:footnoteRef/>
-      </w:r>
       <w:r>
         <w:continuationSeparator/>
       </w:r>
@@ -3746,7 +7555,7 @@
 </file>
 
 <file path=word/header1.xml><?xml version="1.0" encoding="utf-8"?>
-<w:hdr xmlns:wpc="http://schemas.microsoft.com/office/word/2010/wordprocessingCanvas" xmlns:mc="http://schemas.openxmlformats.org/markup-compatibility/2006" xmlns:o="urn:schemas-microsoft-com:office:office" xmlns:r="http://schemas.openxmlformats.org/officeDocument/2006/relationships" xmlns:m="http://schemas.openxmlformats.org/officeDocument/2006/math" xmlns:v="urn:schemas-microsoft-com:vml" xmlns:wp14="http://schemas.microsoft.com/office/word/2010/wordprocessingDrawing" xmlns:wp="http://schemas.openxmlformats.org/drawingml/2006/wordprocessingDrawing" xmlns:w10="urn:schemas-microsoft-com:office:word" xmlns:w="http://schemas.openxmlformats.org/wordprocessingml/2006/main" xmlns:w14="http://schemas.microsoft.com/office/word/2010/wordml" xmlns:w15="http://schemas.microsoft.com/office/word/2012/wordml" xmlns:wpg="http://schemas.microsoft.com/office/word/2010/wordprocessingGroup" xmlns:wpi="http://schemas.microsoft.com/office/word/2010/wordprocessingInk" xmlns:wne="http://schemas.microsoft.com/office/word/2006/wordml" xmlns:wps="http://schemas.microsoft.com/office/word/2010/wordprocessingShape" xmlns:cx="http://schemas.microsoft.com/office/drawing/2014/chartex" xmlns:cx1="http://schemas.microsoft.com/office/drawing/2015/9/8/chartex" xmlns:cx2="http://schemas.microsoft.com/office/drawing/2015/10/21/chartex" xmlns:cx3="http://schemas.microsoft.com/office/drawing/2016/5/9/chartex" xmlns:cx4="http://schemas.microsoft.com/office/drawing/2016/5/10/chartex" xmlns:cx5="http://schemas.microsoft.com/office/drawing/2016/5/11/chartex" xmlns:cx6="http://schemas.microsoft.com/office/drawing/2016/5/12/chartex" xmlns:cx7="http://schemas.microsoft.com/office/drawing/2016/5/13/chartex" xmlns:cx8="http://schemas.microsoft.com/office/drawing/2016/5/14/chartex" xmlns:w16cid="http://schemas.microsoft.com/office/word/2016/wordml/cid" xmlns:w16se="http://schemas.microsoft.com/office/word/2015/wordml/symex">
+<w:hdr xmlns:wpc="http://schemas.microsoft.com/office/word/2010/wordprocessingCanvas" xmlns:cx="http://schemas.microsoft.com/office/drawing/2014/chartex" xmlns:cx1="http://schemas.microsoft.com/office/drawing/2015/9/8/chartex" xmlns:cx2="http://schemas.microsoft.com/office/drawing/2015/10/21/chartex" xmlns:cx3="http://schemas.microsoft.com/office/drawing/2016/5/9/chartex" xmlns:cx4="http://schemas.microsoft.com/office/drawing/2016/5/10/chartex" xmlns:cx5="http://schemas.microsoft.com/office/drawing/2016/5/11/chartex" xmlns:cx6="http://schemas.microsoft.com/office/drawing/2016/5/12/chartex" xmlns:cx7="http://schemas.microsoft.com/office/drawing/2016/5/13/chartex" xmlns:cx8="http://schemas.microsoft.com/office/drawing/2016/5/14/chartex" xmlns:mc="http://schemas.openxmlformats.org/markup-compatibility/2006" xmlns:aink="http://schemas.microsoft.com/office/drawing/2016/ink" xmlns:am3d="http://schemas.microsoft.com/office/drawing/2017/model3d" xmlns:o="urn:schemas-microsoft-com:office:office" xmlns:r="http://schemas.openxmlformats.org/officeDocument/2006/relationships" xmlns:m="http://schemas.openxmlformats.org/officeDocument/2006/math" xmlns:v="urn:schemas-microsoft-com:vml" xmlns:wp14="http://schemas.microsoft.com/office/word/2010/wordprocessingDrawing" xmlns:wp="http://schemas.openxmlformats.org/drawingml/2006/wordprocessingDrawing" xmlns:w10="urn:schemas-microsoft-com:office:word" xmlns:w="http://schemas.openxmlformats.org/wordprocessingml/2006/main" xmlns:w14="http://schemas.microsoft.com/office/word/2010/wordml" xmlns:w15="http://schemas.microsoft.com/office/word/2012/wordml" xmlns:w16cex="http://schemas.microsoft.com/office/word/2018/wordml/cex" xmlns:w16cid="http://schemas.microsoft.com/office/word/2016/wordml/cid" xmlns:w16="http://schemas.microsoft.com/office/word/2018/wordml" xmlns:w16sdtdh="http://schemas.microsoft.com/office/word/2020/wordml/sdtdatahash" xmlns:w16se="http://schemas.microsoft.com/office/word/2015/wordml/symex" xmlns:wpg="http://schemas.microsoft.com/office/word/2010/wordprocessingGroup" xmlns:wpi="http://schemas.microsoft.com/office/word/2010/wordprocessingInk" xmlns:wne="http://schemas.microsoft.com/office/word/2006/wordml" xmlns:wps="http://schemas.microsoft.com/office/word/2010/wordprocessingShape" mc:Ignorable="w14 w15 w16se w16cid w16 w16cex w16sdtdh wp14">
   <w:p>
     <w:pPr>
       <w:jc w:val="right"/>
@@ -3757,17 +7566,127 @@
         <w:sz w:val="16"/>
         <w:szCs w:val="16"/>
       </w:rPr>
-      <w:t xml:space="preserve">ID-QND-RC — sewn instantaneously-deep quantum memory</w:t>
+      <w:t>ID-QND-RC — sewn instantaneously-deep quantum memory</w:t>
     </w:r>
   </w:p>
 </w:hdr>
 </file>
 
 <file path=word/numbering.xml><?xml version="1.0" encoding="utf-8"?>
-<w:numbering xmlns:wpc="http://schemas.microsoft.com/office/word/2010/wordprocessingCanvas" xmlns:mc="http://schemas.openxmlformats.org/markup-compatibility/2006" xmlns:o="urn:schemas-microsoft-com:office:office" xmlns:r="http://schemas.openxmlformats.org/officeDocument/2006/relationships" xmlns:m="http://schemas.openxmlformats.org/officeDocument/2006/math" xmlns:v="urn:schemas-microsoft-com:vml" xmlns:wp14="http://schemas.microsoft.com/office/word/2010/wordprocessingDrawing" xmlns:wp="http://schemas.openxmlformats.org/drawingml/2006/wordprocessingDrawing" xmlns:w10="urn:schemas-microsoft-com:office:word" xmlns:w="http://schemas.openxmlformats.org/wordprocessingml/2006/main" xmlns:w14="http://schemas.microsoft.com/office/word/2010/wordml" xmlns:w15="http://schemas.microsoft.com/office/word/2012/wordml" xmlns:wpg="http://schemas.microsoft.com/office/word/2010/wordprocessingGroup" xmlns:wpi="http://schemas.microsoft.com/office/word/2010/wordprocessingInk" xmlns:wne="http://schemas.microsoft.com/office/word/2006/wordml" xmlns:wps="http://schemas.microsoft.com/office/word/2010/wordprocessingShape" mc:Ignorable="w14 w15 wp14">
+<w:numbering xmlns:wpc="http://schemas.microsoft.com/office/word/2010/wordprocessingCanvas" xmlns:cx="http://schemas.microsoft.com/office/drawing/2014/chartex" xmlns:cx1="http://schemas.microsoft.com/office/drawing/2015/9/8/chartex" xmlns:cx2="http://schemas.microsoft.com/office/drawing/2015/10/21/chartex" xmlns:cx3="http://schemas.microsoft.com/office/drawing/2016/5/9/chartex" xmlns:cx4="http://schemas.microsoft.com/office/drawing/2016/5/10/chartex" xmlns:cx5="http://schemas.microsoft.com/office/drawing/2016/5/11/chartex" xmlns:cx6="http://schemas.microsoft.com/office/drawing/2016/5/12/chartex" xmlns:cx7="http://schemas.microsoft.com/office/drawing/2016/5/13/chartex" xmlns:cx8="http://schemas.microsoft.com/office/drawing/2016/5/14/chartex" xmlns:mc="http://schemas.openxmlformats.org/markup-compatibility/2006" xmlns:aink="http://schemas.microsoft.com/office/drawing/2016/ink" xmlns:am3d="http://schemas.microsoft.com/office/drawing/2017/model3d" xmlns:o="urn:schemas-microsoft-com:office:office" xmlns:r="http://schemas.openxmlformats.org/officeDocument/2006/relationships" xmlns:m="http://schemas.openxmlformats.org/officeDocument/2006/math" xmlns:v="urn:schemas-microsoft-com:vml" xmlns:wp14="http://schemas.microsoft.com/office/word/2010/wordprocessingDrawing" xmlns:wp="http://schemas.openxmlformats.org/drawingml/2006/wordprocessingDrawing" xmlns:w10="urn:schemas-microsoft-com:office:word" xmlns:w="http://schemas.openxmlformats.org/wordprocessingml/2006/main" xmlns:w14="http://schemas.microsoft.com/office/word/2010/wordml" xmlns:w15="http://schemas.microsoft.com/office/word/2012/wordml" xmlns:w16cex="http://schemas.microsoft.com/office/word/2018/wordml/cex" xmlns:w16cid="http://schemas.microsoft.com/office/word/2016/wordml/cid" xmlns:w16="http://schemas.microsoft.com/office/word/2018/wordml" xmlns:w16sdtdh="http://schemas.microsoft.com/office/word/2020/wordml/sdtdatahash" xmlns:w16se="http://schemas.microsoft.com/office/word/2015/wordml/symex" xmlns:wpg="http://schemas.microsoft.com/office/word/2010/wordprocessingGroup" xmlns:wpi="http://schemas.microsoft.com/office/word/2010/wordprocessingInk" xmlns:wne="http://schemas.microsoft.com/office/word/2006/wordml" xmlns:wps="http://schemas.microsoft.com/office/word/2010/wordprocessingShape" mc:Ignorable="w14 w15 w16se w16cid w16 w16cex w16sdtdh wp14">
+  <w:abstractNum w:abstractNumId="0" w15:restartNumberingAfterBreak="0">
+    <w:nsid w:val="033A7472"/>
+    <w:multiLevelType w:val="hybridMultilevel"/>
+    <w:tmpl w:val="FB220B54"/>
+    <w:lvl w:ilvl="0" w:tplc="F8C09BDA">
+      <w:start w:val="1"/>
+      <w:numFmt w:val="bullet"/>
+      <w:lvlText w:val="•"/>
+      <w:lvlJc w:val="left"/>
+      <w:pPr>
+        <w:ind w:left="360" w:hanging="240"/>
+      </w:pPr>
+    </w:lvl>
+    <w:lvl w:ilvl="1" w:tplc="8E8AB31A">
+      <w:numFmt w:val="decimal"/>
+      <w:lvlText w:val=""/>
+      <w:lvlJc w:val="left"/>
+    </w:lvl>
+    <w:lvl w:ilvl="2" w:tplc="7AEC4430">
+      <w:numFmt w:val="decimal"/>
+      <w:lvlText w:val=""/>
+      <w:lvlJc w:val="left"/>
+    </w:lvl>
+    <w:lvl w:ilvl="3" w:tplc="311EDAC0">
+      <w:numFmt w:val="decimal"/>
+      <w:lvlText w:val=""/>
+      <w:lvlJc w:val="left"/>
+    </w:lvl>
+    <w:lvl w:ilvl="4" w:tplc="9A927B16">
+      <w:numFmt w:val="decimal"/>
+      <w:lvlText w:val=""/>
+      <w:lvlJc w:val="left"/>
+    </w:lvl>
+    <w:lvl w:ilvl="5" w:tplc="723A8B2A">
+      <w:numFmt w:val="decimal"/>
+      <w:lvlText w:val=""/>
+      <w:lvlJc w:val="left"/>
+    </w:lvl>
+    <w:lvl w:ilvl="6" w:tplc="2B5831C4">
+      <w:numFmt w:val="decimal"/>
+      <w:lvlText w:val=""/>
+      <w:lvlJc w:val="left"/>
+    </w:lvl>
+    <w:lvl w:ilvl="7" w:tplc="A0243248">
+      <w:numFmt w:val="decimal"/>
+      <w:lvlText w:val=""/>
+      <w:lvlJc w:val="left"/>
+    </w:lvl>
+    <w:lvl w:ilvl="8" w:tplc="7B3E5566">
+      <w:numFmt w:val="decimal"/>
+      <w:lvlText w:val=""/>
+      <w:lvlJc w:val="left"/>
+    </w:lvl>
+  </w:abstractNum>
   <w:abstractNum w:abstractNumId="1" w15:restartNumberingAfterBreak="0">
+    <w:nsid w:val="374E67B9"/>
     <w:multiLevelType w:val="hybridMultilevel"/>
-    <w:lvl w:ilvl="0" w15:tentative="1">
+    <w:tmpl w:val="CBE0F7E6"/>
+    <w:lvl w:ilvl="0" w:tplc="BF6414E8">
+      <w:start w:val="1"/>
+      <w:numFmt w:val="decimal"/>
+      <w:lvlText w:val="[%1]"/>
+      <w:lvlJc w:val="left"/>
+      <w:pPr>
+        <w:ind w:left="420" w:hanging="300"/>
+      </w:pPr>
+    </w:lvl>
+    <w:lvl w:ilvl="1" w:tplc="5AD4CC5C">
+      <w:numFmt w:val="decimal"/>
+      <w:lvlText w:val=""/>
+      <w:lvlJc w:val="left"/>
+    </w:lvl>
+    <w:lvl w:ilvl="2" w:tplc="9CDE5C4A">
+      <w:numFmt w:val="decimal"/>
+      <w:lvlText w:val=""/>
+      <w:lvlJc w:val="left"/>
+    </w:lvl>
+    <w:lvl w:ilvl="3" w:tplc="EF10C72A">
+      <w:numFmt w:val="decimal"/>
+      <w:lvlText w:val=""/>
+      <w:lvlJc w:val="left"/>
+    </w:lvl>
+    <w:lvl w:ilvl="4" w:tplc="1266519C">
+      <w:numFmt w:val="decimal"/>
+      <w:lvlText w:val=""/>
+      <w:lvlJc w:val="left"/>
+    </w:lvl>
+    <w:lvl w:ilvl="5" w:tplc="3852F880">
+      <w:numFmt w:val="decimal"/>
+      <w:lvlText w:val=""/>
+      <w:lvlJc w:val="left"/>
+    </w:lvl>
+    <w:lvl w:ilvl="6" w:tplc="095A32A6">
+      <w:numFmt w:val="decimal"/>
+      <w:lvlText w:val=""/>
+      <w:lvlJc w:val="left"/>
+    </w:lvl>
+    <w:lvl w:ilvl="7" w:tplc="675822B6">
+      <w:numFmt w:val="decimal"/>
+      <w:lvlText w:val=""/>
+      <w:lvlJc w:val="left"/>
+    </w:lvl>
+    <w:lvl w:ilvl="8" w:tplc="EC82DD5A">
+      <w:numFmt w:val="decimal"/>
+      <w:lvlText w:val=""/>
+      <w:lvlJc w:val="left"/>
+    </w:lvl>
+  </w:abstractNum>
+  <w:abstractNum w:abstractNumId="2" w15:restartNumberingAfterBreak="0">
+    <w:nsid w:val="3AB44618"/>
+    <w:multiLevelType w:val="hybridMultilevel"/>
+    <w:tmpl w:val="87B6DAC6"/>
+    <w:lvl w:ilvl="0" w:tplc="665AF9A4">
       <w:start w:val="1"/>
       <w:numFmt w:val="bullet"/>
       <w:lvlText w:val="●"/>
@@ -3776,7 +7695,7 @@
         <w:ind w:left="720" w:hanging="360"/>
       </w:pPr>
     </w:lvl>
-    <w:lvl w:ilvl="1" w15:tentative="1">
+    <w:lvl w:ilvl="1" w:tplc="BD0632E2">
       <w:start w:val="1"/>
       <w:numFmt w:val="bullet"/>
       <w:lvlText w:val="○"/>
@@ -3785,7 +7704,7 @@
         <w:ind w:left="1440" w:hanging="360"/>
       </w:pPr>
     </w:lvl>
-    <w:lvl w:ilvl="2" w15:tentative="1">
+    <w:lvl w:ilvl="2" w:tplc="891EE868">
       <w:start w:val="1"/>
       <w:numFmt w:val="bullet"/>
       <w:lvlText w:val="■"/>
@@ -3794,7 +7713,7 @@
         <w:ind w:left="2160" w:hanging="360"/>
       </w:pPr>
     </w:lvl>
-    <w:lvl w:ilvl="3" w15:tentative="1">
+    <w:lvl w:ilvl="3" w:tplc="95266420">
       <w:start w:val="1"/>
       <w:numFmt w:val="bullet"/>
       <w:lvlText w:val="●"/>
@@ -3803,7 +7722,7 @@
         <w:ind w:left="2880" w:hanging="360"/>
       </w:pPr>
     </w:lvl>
-    <w:lvl w:ilvl="4" w15:tentative="1">
+    <w:lvl w:ilvl="4" w:tplc="AB7067B2">
       <w:start w:val="1"/>
       <w:numFmt w:val="bullet"/>
       <w:lvlText w:val="○"/>
@@ -3812,7 +7731,7 @@
         <w:ind w:left="3600" w:hanging="360"/>
       </w:pPr>
     </w:lvl>
-    <w:lvl w:ilvl="5" w15:tentative="1">
+    <w:lvl w:ilvl="5" w:tplc="81FAEB8C">
       <w:start w:val="1"/>
       <w:numFmt w:val="bullet"/>
       <w:lvlText w:val="■"/>
@@ -3821,7 +7740,7 @@
         <w:ind w:left="4320" w:hanging="360"/>
       </w:pPr>
     </w:lvl>
-    <w:lvl w:ilvl="6" w15:tentative="1">
+    <w:lvl w:ilvl="6" w:tplc="D9FC3AD4">
       <w:start w:val="1"/>
       <w:numFmt w:val="bullet"/>
       <w:lvlText w:val="●"/>
@@ -3830,7 +7749,7 @@
         <w:ind w:left="5040" w:hanging="360"/>
       </w:pPr>
     </w:lvl>
-    <w:lvl w:ilvl="7" w15:tentative="1">
+    <w:lvl w:ilvl="7" w:tplc="336AE438">
       <w:start w:val="1"/>
       <w:numFmt w:val="bullet"/>
       <w:lvlText w:val="●"/>
@@ -3839,7 +7758,7 @@
         <w:ind w:left="5760" w:hanging="360"/>
       </w:pPr>
     </w:lvl>
-    <w:lvl w:ilvl="8" w15:tentative="1">
+    <w:lvl w:ilvl="8" w:tplc="F3F45DCE">
       <w:start w:val="1"/>
       <w:numFmt w:val="bullet"/>
       <w:lvlText w:val="●"/>
@@ -3849,21 +7768,11 @@
       </w:pPr>
     </w:lvl>
   </w:abstractNum>
-  <w:abstractNum w:abstractNumId="2" w15:restartNumberingAfterBreak="0">
+  <w:abstractNum w:abstractNumId="3" w15:restartNumberingAfterBreak="0">
+    <w:nsid w:val="5B604319"/>
     <w:multiLevelType w:val="hybridMultilevel"/>
-    <w:lvl w:ilvl="0" w15:tentative="1">
-      <w:start w:val="1"/>
-      <w:numFmt w:val="bullet"/>
-      <w:lvlText w:val="•"/>
-      <w:lvlJc w:val="left"/>
-      <w:pPr>
-        <w:ind w:left="360" w:hanging="240"/>
-      </w:pPr>
-    </w:lvl>
-  </w:abstractNum>
-  <w:abstractNum w:abstractNumId="3" w15:restartNumberingAfterBreak="0">
-    <w:multiLevelType w:val="hybridMultilevel"/>
-    <w:lvl w:ilvl="0" w15:tentative="1">
+    <w:tmpl w:val="990E2968"/>
+    <w:lvl w:ilvl="0" w:tplc="CF9C14D0">
       <w:start w:val="1"/>
       <w:numFmt w:val="decimal"/>
       <w:lvlText w:val="%1."/>
@@ -3872,10 +7781,52 @@
         <w:ind w:left="360" w:hanging="240"/>
       </w:pPr>
     </w:lvl>
+    <w:lvl w:ilvl="1" w:tplc="AC329C1C">
+      <w:numFmt w:val="decimal"/>
+      <w:lvlText w:val=""/>
+      <w:lvlJc w:val="left"/>
+    </w:lvl>
+    <w:lvl w:ilvl="2" w:tplc="87B49A86">
+      <w:numFmt w:val="decimal"/>
+      <w:lvlText w:val=""/>
+      <w:lvlJc w:val="left"/>
+    </w:lvl>
+    <w:lvl w:ilvl="3" w:tplc="7FA8C36C">
+      <w:numFmt w:val="decimal"/>
+      <w:lvlText w:val=""/>
+      <w:lvlJc w:val="left"/>
+    </w:lvl>
+    <w:lvl w:ilvl="4" w:tplc="ACA82DFC">
+      <w:numFmt w:val="decimal"/>
+      <w:lvlText w:val=""/>
+      <w:lvlJc w:val="left"/>
+    </w:lvl>
+    <w:lvl w:ilvl="5" w:tplc="88AE01FE">
+      <w:numFmt w:val="decimal"/>
+      <w:lvlText w:val=""/>
+      <w:lvlJc w:val="left"/>
+    </w:lvl>
+    <w:lvl w:ilvl="6" w:tplc="A84E3CF0">
+      <w:numFmt w:val="decimal"/>
+      <w:lvlText w:val=""/>
+      <w:lvlJc w:val="left"/>
+    </w:lvl>
+    <w:lvl w:ilvl="7" w:tplc="325C38B4">
+      <w:numFmt w:val="decimal"/>
+      <w:lvlText w:val=""/>
+      <w:lvlJc w:val="left"/>
+    </w:lvl>
+    <w:lvl w:ilvl="8" w:tplc="ADE47E36">
+      <w:numFmt w:val="decimal"/>
+      <w:lvlText w:val=""/>
+      <w:lvlJc w:val="left"/>
+    </w:lvl>
   </w:abstractNum>
   <w:abstractNum w:abstractNumId="4" w15:restartNumberingAfterBreak="0">
+    <w:nsid w:val="5EE54E6E"/>
     <w:multiLevelType w:val="hybridMultilevel"/>
-    <w:lvl w:ilvl="0" w15:tentative="1">
+    <w:tmpl w:val="11BA53DA"/>
+    <w:lvl w:ilvl="0" w:tplc="2F04316C">
       <w:start w:val="1"/>
       <w:numFmt w:val="decimal"/>
       <w:lvlText w:val="%1."/>
@@ -3884,45 +7835,73 @@
         <w:ind w:left="360" w:hanging="240"/>
       </w:pPr>
     </w:lvl>
-  </w:abstractNum>
-  <w:abstractNum w:abstractNumId="5" w15:restartNumberingAfterBreak="0">
-    <w:multiLevelType w:val="hybridMultilevel"/>
-    <w:lvl w:ilvl="0" w15:tentative="1">
-      <w:start w:val="1"/>
+    <w:lvl w:ilvl="1" w:tplc="8CECC83C">
       <w:numFmt w:val="decimal"/>
-      <w:lvlText w:val="[%1]"/>
+      <w:lvlText w:val=""/>
       <w:lvlJc w:val="left"/>
-      <w:pPr>
-        <w:ind w:left="420" w:hanging="300"/>
-      </w:pPr>
+    </w:lvl>
+    <w:lvl w:ilvl="2" w:tplc="1BD89FF8">
+      <w:numFmt w:val="decimal"/>
+      <w:lvlText w:val=""/>
+      <w:lvlJc w:val="left"/>
+    </w:lvl>
+    <w:lvl w:ilvl="3" w:tplc="64FA2476">
+      <w:numFmt w:val="decimal"/>
+      <w:lvlText w:val=""/>
+      <w:lvlJc w:val="left"/>
+    </w:lvl>
+    <w:lvl w:ilvl="4" w:tplc="23C24098">
+      <w:numFmt w:val="decimal"/>
+      <w:lvlText w:val=""/>
+      <w:lvlJc w:val="left"/>
+    </w:lvl>
+    <w:lvl w:ilvl="5" w:tplc="9D2068AC">
+      <w:numFmt w:val="decimal"/>
+      <w:lvlText w:val=""/>
+      <w:lvlJc w:val="left"/>
+    </w:lvl>
+    <w:lvl w:ilvl="6" w:tplc="FDA6715C">
+      <w:numFmt w:val="decimal"/>
+      <w:lvlText w:val=""/>
+      <w:lvlJc w:val="left"/>
+    </w:lvl>
+    <w:lvl w:ilvl="7" w:tplc="6CC42430">
+      <w:numFmt w:val="decimal"/>
+      <w:lvlText w:val=""/>
+      <w:lvlJc w:val="left"/>
+    </w:lvl>
+    <w:lvl w:ilvl="8" w:tplc="B2284BF0">
+      <w:numFmt w:val="decimal"/>
+      <w:lvlText w:val=""/>
+      <w:lvlJc w:val="left"/>
     </w:lvl>
   </w:abstractNum>
   <w:num w:numId="1">
-    <w:abstractNumId w:val="1"/>
+    <w:abstractNumId w:val="2"/>
     <w:lvlOverride w:ilvl="0">
       <w:startOverride w:val="1"/>
     </w:lvlOverride>
   </w:num>
   <w:num w:numId="2">
-    <w:abstractNumId w:val="2"/>
+    <w:abstractNumId w:val="0"/>
     <w:lvlOverride w:ilvl="0">
       <w:startOverride w:val="1"/>
     </w:lvlOverride>
   </w:num>
   <w:num w:numId="3">
+    <w:abstractNumId w:val="4"/>
+    <w:lvlOverride w:ilvl="0">
+      <w:startOverride w:val="1"/>
+    </w:lvlOverride>
+  </w:num>
+  <w:num w:numId="4">
     <w:abstractNumId w:val="3"/>
     <w:lvlOverride w:ilvl="0">
       <w:startOverride w:val="1"/>
     </w:lvlOverride>
   </w:num>
-  <w:num w:numId="4">
-    <w:abstractNumId w:val="4"/>
-    <w:lvlOverride w:ilvl="0">
-      <w:startOverride w:val="1"/>
-    </w:lvlOverride>
-  </w:num>
   <w:num w:numId="5">
-    <w:abstractNumId w:val="5"/>
+    <w:abstractNumId w:val="1"/>
     <w:lvlOverride w:ilvl="0">
       <w:startOverride w:val="1"/>
     </w:lvlOverride>
@@ -3931,65 +7910,460 @@
 </file>
 
 <file path=word/styles.xml><?xml version="1.0" encoding="utf-8"?>
-<w:styles xmlns:mc="http://schemas.openxmlformats.org/markup-compatibility/2006" xmlns:r="http://schemas.openxmlformats.org/officeDocument/2006/relationships" xmlns:w="http://schemas.openxmlformats.org/wordprocessingml/2006/main" xmlns:w14="http://schemas.microsoft.com/office/word/2010/wordml" xmlns:w15="http://schemas.microsoft.com/office/word/2012/wordml" mc:Ignorable="w14 w15">
+<w:styles xmlns:mc="http://schemas.openxmlformats.org/markup-compatibility/2006" xmlns:r="http://schemas.openxmlformats.org/officeDocument/2006/relationships" xmlns:w="http://schemas.openxmlformats.org/wordprocessingml/2006/main" xmlns:w14="http://schemas.microsoft.com/office/word/2010/wordml" xmlns:w15="http://schemas.microsoft.com/office/word/2012/wordml" xmlns:w16cex="http://schemas.microsoft.com/office/word/2018/wordml/cex" xmlns:w16cid="http://schemas.microsoft.com/office/word/2016/wordml/cid" xmlns:w16="http://schemas.microsoft.com/office/word/2018/wordml" xmlns:w16sdtdh="http://schemas.microsoft.com/office/word/2020/wordml/sdtdatahash" xmlns:w16se="http://schemas.microsoft.com/office/word/2015/wordml/symex" mc:Ignorable="w14 w15 w16se w16cid w16 w16cex w16sdtdh">
   <w:docDefaults>
     <w:rPrDefault>
       <w:rPr>
-        <w:rFonts w:ascii="Calibri" w:cs="Calibri" w:eastAsia="Calibri" w:hAnsi="Calibri"/>
+        <w:rFonts w:ascii="Calibri" w:eastAsia="Calibri" w:hAnsi="Calibri" w:cs="Calibri"/>
         <w:sz w:val="21"/>
         <w:szCs w:val="21"/>
+        <w:lang w:val="en-US" w:eastAsia="en-US" w:bidi="ar-SA"/>
       </w:rPr>
     </w:rPrDefault>
     <w:pPrDefault/>
   </w:docDefaults>
-  <w:style w:type="paragraph" w:styleId="Title">
-    <w:name w:val="Title"/>
-    <w:basedOn w:val="Normal"/>
-    <w:next w:val="Normal"/>
+  <w:latentStyles w:defLockedState="0" w:defUIPriority="99" w:defSemiHidden="0" w:defUnhideWhenUsed="0" w:defQFormat="0" w:count="376">
+    <w:lsdException w:name="Normal" w:uiPriority="0" w:qFormat="1"/>
+    <w:lsdException w:name="heading 1" w:uiPriority="9" w:qFormat="1"/>
+    <w:lsdException w:name="heading 2" w:semiHidden="1" w:uiPriority="9" w:unhideWhenUsed="1" w:qFormat="1"/>
+    <w:lsdException w:name="heading 3" w:semiHidden="1" w:uiPriority="9" w:unhideWhenUsed="1" w:qFormat="1"/>
+    <w:lsdException w:name="heading 4" w:semiHidden="1" w:uiPriority="9" w:unhideWhenUsed="1" w:qFormat="1"/>
+    <w:lsdException w:name="heading 5" w:semiHidden="1" w:uiPriority="9" w:unhideWhenUsed="1" w:qFormat="1"/>
+    <w:lsdException w:name="heading 6" w:semiHidden="1" w:uiPriority="9" w:unhideWhenUsed="1" w:qFormat="1"/>
+    <w:lsdException w:name="heading 7" w:semiHidden="1" w:uiPriority="9" w:unhideWhenUsed="1" w:qFormat="1"/>
+    <w:lsdException w:name="heading 8" w:semiHidden="1" w:uiPriority="9" w:unhideWhenUsed="1" w:qFormat="1"/>
+    <w:lsdException w:name="heading 9" w:semiHidden="1" w:uiPriority="9" w:unhideWhenUsed="1" w:qFormat="1"/>
+    <w:lsdException w:name="index 1" w:semiHidden="1" w:unhideWhenUsed="1"/>
+    <w:lsdException w:name="index 2" w:semiHidden="1" w:unhideWhenUsed="1"/>
+    <w:lsdException w:name="index 3" w:semiHidden="1" w:unhideWhenUsed="1"/>
+    <w:lsdException w:name="index 4" w:semiHidden="1" w:unhideWhenUsed="1"/>
+    <w:lsdException w:name="index 5" w:semiHidden="1" w:unhideWhenUsed="1"/>
+    <w:lsdException w:name="index 6" w:semiHidden="1" w:unhideWhenUsed="1"/>
+    <w:lsdException w:name="index 7" w:semiHidden="1" w:unhideWhenUsed="1"/>
+    <w:lsdException w:name="index 8" w:semiHidden="1" w:unhideWhenUsed="1"/>
+    <w:lsdException w:name="index 9" w:semiHidden="1" w:unhideWhenUsed="1"/>
+    <w:lsdException w:name="toc 1" w:semiHidden="1" w:uiPriority="39" w:unhideWhenUsed="1"/>
+    <w:lsdException w:name="toc 2" w:semiHidden="1" w:uiPriority="39" w:unhideWhenUsed="1"/>
+    <w:lsdException w:name="toc 3" w:semiHidden="1" w:uiPriority="39" w:unhideWhenUsed="1"/>
+    <w:lsdException w:name="toc 4" w:semiHidden="1" w:uiPriority="39" w:unhideWhenUsed="1"/>
+    <w:lsdException w:name="toc 5" w:semiHidden="1" w:uiPriority="39" w:unhideWhenUsed="1"/>
+    <w:lsdException w:name="toc 6" w:semiHidden="1" w:uiPriority="39" w:unhideWhenUsed="1"/>
+    <w:lsdException w:name="toc 7" w:semiHidden="1" w:uiPriority="39" w:unhideWhenUsed="1"/>
+    <w:lsdException w:name="toc 8" w:semiHidden="1" w:uiPriority="39" w:unhideWhenUsed="1"/>
+    <w:lsdException w:name="toc 9" w:semiHidden="1" w:uiPriority="39" w:unhideWhenUsed="1"/>
+    <w:lsdException w:name="Normal Indent" w:semiHidden="1" w:unhideWhenUsed="1"/>
+    <w:lsdException w:name="footnote text" w:semiHidden="1" w:unhideWhenUsed="1"/>
+    <w:lsdException w:name="annotation text" w:semiHidden="1" w:unhideWhenUsed="1"/>
+    <w:lsdException w:name="header" w:semiHidden="1" w:unhideWhenUsed="1"/>
+    <w:lsdException w:name="footer" w:semiHidden="1" w:unhideWhenUsed="1"/>
+    <w:lsdException w:name="index heading" w:semiHidden="1" w:unhideWhenUsed="1"/>
+    <w:lsdException w:name="caption" w:semiHidden="1" w:uiPriority="35" w:unhideWhenUsed="1" w:qFormat="1"/>
+    <w:lsdException w:name="table of figures" w:semiHidden="1" w:unhideWhenUsed="1"/>
+    <w:lsdException w:name="envelope address" w:semiHidden="1" w:unhideWhenUsed="1"/>
+    <w:lsdException w:name="envelope return" w:semiHidden="1" w:unhideWhenUsed="1"/>
+    <w:lsdException w:name="footnote reference" w:semiHidden="1" w:unhideWhenUsed="1"/>
+    <w:lsdException w:name="annotation reference" w:semiHidden="1" w:unhideWhenUsed="1"/>
+    <w:lsdException w:name="line number" w:semiHidden="1" w:unhideWhenUsed="1"/>
+    <w:lsdException w:name="page number" w:semiHidden="1" w:unhideWhenUsed="1"/>
+    <w:lsdException w:name="endnote reference" w:semiHidden="1" w:unhideWhenUsed="1"/>
+    <w:lsdException w:name="endnote text" w:semiHidden="1" w:unhideWhenUsed="1"/>
+    <w:lsdException w:name="table of authorities" w:semiHidden="1" w:unhideWhenUsed="1"/>
+    <w:lsdException w:name="macro" w:semiHidden="1" w:unhideWhenUsed="1"/>
+    <w:lsdException w:name="toa heading" w:semiHidden="1" w:unhideWhenUsed="1"/>
+    <w:lsdException w:name="List" w:semiHidden="1" w:unhideWhenUsed="1"/>
+    <w:lsdException w:name="List Bullet" w:semiHidden="1" w:unhideWhenUsed="1"/>
+    <w:lsdException w:name="List Number" w:semiHidden="1" w:unhideWhenUsed="1"/>
+    <w:lsdException w:name="List 2" w:semiHidden="1" w:unhideWhenUsed="1"/>
+    <w:lsdException w:name="List 3" w:semiHidden="1" w:unhideWhenUsed="1"/>
+    <w:lsdException w:name="List 4" w:semiHidden="1" w:unhideWhenUsed="1"/>
+    <w:lsdException w:name="List 5" w:semiHidden="1" w:unhideWhenUsed="1"/>
+    <w:lsdException w:name="List Bullet 2" w:semiHidden="1" w:unhideWhenUsed="1"/>
+    <w:lsdException w:name="List Bullet 3" w:semiHidden="1" w:unhideWhenUsed="1"/>
+    <w:lsdException w:name="List Bullet 4" w:semiHidden="1" w:unhideWhenUsed="1"/>
+    <w:lsdException w:name="List Bullet 5" w:semiHidden="1" w:unhideWhenUsed="1"/>
+    <w:lsdException w:name="List Number 2" w:semiHidden="1" w:unhideWhenUsed="1"/>
+    <w:lsdException w:name="List Number 3" w:semiHidden="1" w:unhideWhenUsed="1"/>
+    <w:lsdException w:name="List Number 4" w:semiHidden="1" w:unhideWhenUsed="1"/>
+    <w:lsdException w:name="List Number 5" w:semiHidden="1" w:unhideWhenUsed="1"/>
+    <w:lsdException w:name="Title" w:uiPriority="10" w:qFormat="1"/>
+    <w:lsdException w:name="Closing" w:semiHidden="1" w:unhideWhenUsed="1"/>
+    <w:lsdException w:name="Signature" w:semiHidden="1" w:unhideWhenUsed="1"/>
+    <w:lsdException w:name="Default Paragraph Font" w:semiHidden="1" w:uiPriority="1" w:unhideWhenUsed="1"/>
+    <w:lsdException w:name="Body Text" w:semiHidden="1" w:unhideWhenUsed="1"/>
+    <w:lsdException w:name="Body Text Indent" w:semiHidden="1" w:unhideWhenUsed="1"/>
+    <w:lsdException w:name="List Continue" w:semiHidden="1" w:unhideWhenUsed="1"/>
+    <w:lsdException w:name="List Continue 2" w:semiHidden="1" w:unhideWhenUsed="1"/>
+    <w:lsdException w:name="List Continue 3" w:semiHidden="1" w:unhideWhenUsed="1"/>
+    <w:lsdException w:name="List Continue 4" w:semiHidden="1" w:unhideWhenUsed="1"/>
+    <w:lsdException w:name="List Continue 5" w:semiHidden="1" w:unhideWhenUsed="1"/>
+    <w:lsdException w:name="Message Header" w:semiHidden="1" w:unhideWhenUsed="1"/>
+    <w:lsdException w:name="Subtitle" w:uiPriority="11" w:qFormat="1"/>
+    <w:lsdException w:name="Salutation" w:semiHidden="1" w:unhideWhenUsed="1"/>
+    <w:lsdException w:name="Date" w:semiHidden="1" w:unhideWhenUsed="1"/>
+    <w:lsdException w:name="Body Text First Indent" w:semiHidden="1" w:unhideWhenUsed="1"/>
+    <w:lsdException w:name="Body Text First Indent 2" w:semiHidden="1" w:unhideWhenUsed="1"/>
+    <w:lsdException w:name="Note Heading" w:semiHidden="1" w:unhideWhenUsed="1"/>
+    <w:lsdException w:name="Body Text 2" w:semiHidden="1" w:unhideWhenUsed="1"/>
+    <w:lsdException w:name="Body Text 3" w:semiHidden="1" w:unhideWhenUsed="1"/>
+    <w:lsdException w:name="Body Text Indent 2" w:semiHidden="1" w:unhideWhenUsed="1"/>
+    <w:lsdException w:name="Body Text Indent 3" w:semiHidden="1" w:unhideWhenUsed="1"/>
+    <w:lsdException w:name="Block Text" w:semiHidden="1" w:unhideWhenUsed="1"/>
+    <w:lsdException w:name="Hyperlink" w:semiHidden="1" w:unhideWhenUsed="1"/>
+    <w:lsdException w:name="FollowedHyperlink" w:semiHidden="1" w:unhideWhenUsed="1"/>
+    <w:lsdException w:name="Strong" w:uiPriority="22" w:qFormat="1"/>
+    <w:lsdException w:name="Emphasis" w:uiPriority="20" w:qFormat="1"/>
+    <w:lsdException w:name="Document Map" w:semiHidden="1" w:unhideWhenUsed="1"/>
+    <w:lsdException w:name="Plain Text" w:semiHidden="1" w:unhideWhenUsed="1"/>
+    <w:lsdException w:name="E-mail Signature" w:semiHidden="1" w:unhideWhenUsed="1"/>
+    <w:lsdException w:name="HTML Top of Form" w:semiHidden="1" w:unhideWhenUsed="1"/>
+    <w:lsdException w:name="HTML Bottom of Form" w:semiHidden="1" w:unhideWhenUsed="1"/>
+    <w:lsdException w:name="Normal (Web)" w:semiHidden="1" w:unhideWhenUsed="1"/>
+    <w:lsdException w:name="HTML Acronym" w:semiHidden="1" w:unhideWhenUsed="1"/>
+    <w:lsdException w:name="HTML Address" w:semiHidden="1" w:unhideWhenUsed="1"/>
+    <w:lsdException w:name="HTML Cite" w:semiHidden="1" w:unhideWhenUsed="1"/>
+    <w:lsdException w:name="HTML Code" w:semiHidden="1" w:unhideWhenUsed="1"/>
+    <w:lsdException w:name="HTML Definition" w:semiHidden="1" w:unhideWhenUsed="1"/>
+    <w:lsdException w:name="HTML Keyboard" w:semiHidden="1" w:unhideWhenUsed="1"/>
+    <w:lsdException w:name="HTML Preformatted" w:semiHidden="1" w:unhideWhenUsed="1"/>
+    <w:lsdException w:name="HTML Sample" w:semiHidden="1" w:unhideWhenUsed="1"/>
+    <w:lsdException w:name="HTML Typewriter" w:semiHidden="1" w:unhideWhenUsed="1"/>
+    <w:lsdException w:name="HTML Variable" w:semiHidden="1" w:unhideWhenUsed="1"/>
+    <w:lsdException w:name="Normal Table" w:semiHidden="1" w:unhideWhenUsed="1"/>
+    <w:lsdException w:name="annotation subject" w:semiHidden="1" w:unhideWhenUsed="1"/>
+    <w:lsdException w:name="No List" w:semiHidden="1" w:unhideWhenUsed="1"/>
+    <w:lsdException w:name="Outline List 1" w:semiHidden="1" w:unhideWhenUsed="1"/>
+    <w:lsdException w:name="Outline List 2" w:semiHidden="1" w:unhideWhenUsed="1"/>
+    <w:lsdException w:name="Outline List 3" w:semiHidden="1" w:unhideWhenUsed="1"/>
+    <w:lsdException w:name="Table Simple 1" w:semiHidden="1" w:unhideWhenUsed="1"/>
+    <w:lsdException w:name="Table Simple 2" w:semiHidden="1" w:unhideWhenUsed="1"/>
+    <w:lsdException w:name="Table Simple 3" w:semiHidden="1" w:unhideWhenUsed="1"/>
+    <w:lsdException w:name="Table Classic 1" w:semiHidden="1" w:unhideWhenUsed="1"/>
+    <w:lsdException w:name="Table Classic 2" w:semiHidden="1" w:unhideWhenUsed="1"/>
+    <w:lsdException w:name="Table Classic 3" w:semiHidden="1" w:unhideWhenUsed="1"/>
+    <w:lsdException w:name="Table Classic 4" w:semiHidden="1" w:unhideWhenUsed="1"/>
+    <w:lsdException w:name="Table Colorful 1" w:semiHidden="1" w:unhideWhenUsed="1"/>
+    <w:lsdException w:name="Table Colorful 2" w:semiHidden="1" w:unhideWhenUsed="1"/>
+    <w:lsdException w:name="Table Colorful 3" w:semiHidden="1" w:unhideWhenUsed="1"/>
+    <w:lsdException w:name="Table Columns 1" w:semiHidden="1" w:unhideWhenUsed="1"/>
+    <w:lsdException w:name="Table Columns 2" w:semiHidden="1" w:unhideWhenUsed="1"/>
+    <w:lsdException w:name="Table Columns 3" w:semiHidden="1" w:unhideWhenUsed="1"/>
+    <w:lsdException w:name="Table Columns 4" w:semiHidden="1" w:unhideWhenUsed="1"/>
+    <w:lsdException w:name="Table Columns 5" w:semiHidden="1" w:unhideWhenUsed="1"/>
+    <w:lsdException w:name="Table Grid 1" w:semiHidden="1" w:unhideWhenUsed="1"/>
+    <w:lsdException w:name="Table Grid 2" w:semiHidden="1" w:unhideWhenUsed="1"/>
+    <w:lsdException w:name="Table Grid 3" w:semiHidden="1" w:unhideWhenUsed="1"/>
+    <w:lsdException w:name="Table Grid 4" w:semiHidden="1" w:unhideWhenUsed="1"/>
+    <w:lsdException w:name="Table Grid 5" w:semiHidden="1" w:unhideWhenUsed="1"/>
+    <w:lsdException w:name="Table Grid 6" w:semiHidden="1" w:unhideWhenUsed="1"/>
+    <w:lsdException w:name="Table Grid 7" w:semiHidden="1" w:unhideWhenUsed="1"/>
+    <w:lsdException w:name="Table Grid 8" w:semiHidden="1" w:unhideWhenUsed="1"/>
+    <w:lsdException w:name="Table List 1" w:semiHidden="1" w:unhideWhenUsed="1"/>
+    <w:lsdException w:name="Table List 2" w:semiHidden="1" w:unhideWhenUsed="1"/>
+    <w:lsdException w:name="Table List 3" w:semiHidden="1" w:unhideWhenUsed="1"/>
+    <w:lsdException w:name="Table List 4" w:semiHidden="1" w:unhideWhenUsed="1"/>
+    <w:lsdException w:name="Table List 5" w:semiHidden="1" w:unhideWhenUsed="1"/>
+    <w:lsdException w:name="Table List 6" w:semiHidden="1" w:unhideWhenUsed="1"/>
+    <w:lsdException w:name="Table List 7" w:semiHidden="1" w:unhideWhenUsed="1"/>
+    <w:lsdException w:name="Table List 8" w:semiHidden="1" w:unhideWhenUsed="1"/>
+    <w:lsdException w:name="Table 3D effects 1" w:semiHidden="1" w:unhideWhenUsed="1"/>
+    <w:lsdException w:name="Table 3D effects 2" w:semiHidden="1" w:unhideWhenUsed="1"/>
+    <w:lsdException w:name="Table 3D effects 3" w:semiHidden="1" w:unhideWhenUsed="1"/>
+    <w:lsdException w:name="Table Contemporary" w:semiHidden="1" w:unhideWhenUsed="1"/>
+    <w:lsdException w:name="Table Elegant" w:semiHidden="1" w:unhideWhenUsed="1"/>
+    <w:lsdException w:name="Table Professional" w:semiHidden="1" w:unhideWhenUsed="1"/>
+    <w:lsdException w:name="Table Subtle 1" w:semiHidden="1" w:unhideWhenUsed="1"/>
+    <w:lsdException w:name="Table Subtle 2" w:semiHidden="1" w:unhideWhenUsed="1"/>
+    <w:lsdException w:name="Table Web 1" w:semiHidden="1" w:unhideWhenUsed="1"/>
+    <w:lsdException w:name="Table Web 2" w:semiHidden="1" w:unhideWhenUsed="1"/>
+    <w:lsdException w:name="Table Web 3" w:semiHidden="1" w:unhideWhenUsed="1"/>
+    <w:lsdException w:name="Balloon Text" w:semiHidden="1" w:unhideWhenUsed="1"/>
+    <w:lsdException w:name="Table Grid" w:uiPriority="39"/>
+    <w:lsdException w:name="Table Theme" w:semiHidden="1" w:unhideWhenUsed="1"/>
+    <w:lsdException w:name="Placeholder Text" w:semiHidden="1"/>
+    <w:lsdException w:name="No Spacing" w:uiPriority="1" w:qFormat="1"/>
+    <w:lsdException w:name="Light Shading" w:uiPriority="60"/>
+    <w:lsdException w:name="Light List" w:uiPriority="61"/>
+    <w:lsdException w:name="Light Grid" w:uiPriority="62"/>
+    <w:lsdException w:name="Medium Shading 1" w:uiPriority="63"/>
+    <w:lsdException w:name="Medium Shading 2" w:uiPriority="64"/>
+    <w:lsdException w:name="Medium List 1" w:uiPriority="65"/>
+    <w:lsdException w:name="Medium List 2" w:uiPriority="66"/>
+    <w:lsdException w:name="Medium Grid 1" w:uiPriority="67"/>
+    <w:lsdException w:name="Medium Grid 2" w:uiPriority="68"/>
+    <w:lsdException w:name="Medium Grid 3" w:uiPriority="69"/>
+    <w:lsdException w:name="Dark List" w:uiPriority="70"/>
+    <w:lsdException w:name="Colorful Shading" w:uiPriority="71"/>
+    <w:lsdException w:name="Colorful List" w:uiPriority="72"/>
+    <w:lsdException w:name="Colorful Grid" w:uiPriority="73"/>
+    <w:lsdException w:name="Light Shading Accent 1" w:uiPriority="60"/>
+    <w:lsdException w:name="Light List Accent 1" w:uiPriority="61"/>
+    <w:lsdException w:name="Light Grid Accent 1" w:uiPriority="62"/>
+    <w:lsdException w:name="Medium Shading 1 Accent 1" w:uiPriority="63"/>
+    <w:lsdException w:name="Medium Shading 2 Accent 1" w:uiPriority="64"/>
+    <w:lsdException w:name="Medium List 1 Accent 1" w:uiPriority="65"/>
+    <w:lsdException w:name="Revision" w:semiHidden="1"/>
+    <w:lsdException w:name="List Paragraph" w:uiPriority="34" w:qFormat="1"/>
+    <w:lsdException w:name="Quote" w:uiPriority="29" w:qFormat="1"/>
+    <w:lsdException w:name="Intense Quote" w:uiPriority="30" w:qFormat="1"/>
+    <w:lsdException w:name="Medium List 2 Accent 1" w:uiPriority="66"/>
+    <w:lsdException w:name="Medium Grid 1 Accent 1" w:uiPriority="67"/>
+    <w:lsdException w:name="Medium Grid 2 Accent 1" w:uiPriority="68"/>
+    <w:lsdException w:name="Medium Grid 3 Accent 1" w:uiPriority="69"/>
+    <w:lsdException w:name="Dark List Accent 1" w:uiPriority="70"/>
+    <w:lsdException w:name="Colorful Shading Accent 1" w:uiPriority="71"/>
+    <w:lsdException w:name="Colorful List Accent 1" w:uiPriority="72"/>
+    <w:lsdException w:name="Colorful Grid Accent 1" w:uiPriority="73"/>
+    <w:lsdException w:name="Light Shading Accent 2" w:uiPriority="60"/>
+    <w:lsdException w:name="Light List Accent 2" w:uiPriority="61"/>
+    <w:lsdException w:name="Light Grid Accent 2" w:uiPriority="62"/>
+    <w:lsdException w:name="Medium Shading 1 Accent 2" w:uiPriority="63"/>
+    <w:lsdException w:name="Medium Shading 2 Accent 2" w:uiPriority="64"/>
+    <w:lsdException w:name="Medium List 1 Accent 2" w:uiPriority="65"/>
+    <w:lsdException w:name="Medium List 2 Accent 2" w:uiPriority="66"/>
+    <w:lsdException w:name="Medium Grid 1 Accent 2" w:uiPriority="67"/>
+    <w:lsdException w:name="Medium Grid 2 Accent 2" w:uiPriority="68"/>
+    <w:lsdException w:name="Medium Grid 3 Accent 2" w:uiPriority="69"/>
+    <w:lsdException w:name="Dark List Accent 2" w:uiPriority="70"/>
+    <w:lsdException w:name="Colorful Shading Accent 2" w:uiPriority="71"/>
+    <w:lsdException w:name="Colorful List Accent 2" w:uiPriority="72"/>
+    <w:lsdException w:name="Colorful Grid Accent 2" w:uiPriority="73"/>
+    <w:lsdException w:name="Light Shading Accent 3" w:uiPriority="60"/>
+    <w:lsdException w:name="Light List Accent 3" w:uiPriority="61"/>
+    <w:lsdException w:name="Light Grid Accent 3" w:uiPriority="62"/>
+    <w:lsdException w:name="Medium Shading 1 Accent 3" w:uiPriority="63"/>
+    <w:lsdException w:name="Medium Shading 2 Accent 3" w:uiPriority="64"/>
+    <w:lsdException w:name="Medium List 1 Accent 3" w:uiPriority="65"/>
+    <w:lsdException w:name="Medium List 2 Accent 3" w:uiPriority="66"/>
+    <w:lsdException w:name="Medium Grid 1 Accent 3" w:uiPriority="67"/>
+    <w:lsdException w:name="Medium Grid 2 Accent 3" w:uiPriority="68"/>
+    <w:lsdException w:name="Medium Grid 3 Accent 3" w:uiPriority="69"/>
+    <w:lsdException w:name="Dark List Accent 3" w:uiPriority="70"/>
+    <w:lsdException w:name="Colorful Shading Accent 3" w:uiPriority="71"/>
+    <w:lsdException w:name="Colorful List Accent 3" w:uiPriority="72"/>
+    <w:lsdException w:name="Colorful Grid Accent 3" w:uiPriority="73"/>
+    <w:lsdException w:name="Light Shading Accent 4" w:uiPriority="60"/>
+    <w:lsdException w:name="Light List Accent 4" w:uiPriority="61"/>
+    <w:lsdException w:name="Light Grid Accent 4" w:uiPriority="62"/>
+    <w:lsdException w:name="Medium Shading 1 Accent 4" w:uiPriority="63"/>
+    <w:lsdException w:name="Medium Shading 2 Accent 4" w:uiPriority="64"/>
+    <w:lsdException w:name="Medium List 1 Accent 4" w:uiPriority="65"/>
+    <w:lsdException w:name="Medium List 2 Accent 4" w:uiPriority="66"/>
+    <w:lsdException w:name="Medium Grid 1 Accent 4" w:uiPriority="67"/>
+    <w:lsdException w:name="Medium Grid 2 Accent 4" w:uiPriority="68"/>
+    <w:lsdException w:name="Medium Grid 3 Accent 4" w:uiPriority="69"/>
+    <w:lsdException w:name="Dark List Accent 4" w:uiPriority="70"/>
+    <w:lsdException w:name="Colorful Shading Accent 4" w:uiPriority="71"/>
+    <w:lsdException w:name="Colorful List Accent 4" w:uiPriority="72"/>
+    <w:lsdException w:name="Colorful Grid Accent 4" w:uiPriority="73"/>
+    <w:lsdException w:name="Light Shading Accent 5" w:uiPriority="60"/>
+    <w:lsdException w:name="Light List Accent 5" w:uiPriority="61"/>
+    <w:lsdException w:name="Light Grid Accent 5" w:uiPriority="62"/>
+    <w:lsdException w:name="Medium Shading 1 Accent 5" w:uiPriority="63"/>
+    <w:lsdException w:name="Medium Shading 2 Accent 5" w:uiPriority="64"/>
+    <w:lsdException w:name="Medium List 1 Accent 5" w:uiPriority="65"/>
+    <w:lsdException w:name="Medium List 2 Accent 5" w:uiPriority="66"/>
+    <w:lsdException w:name="Medium Grid 1 Accent 5" w:uiPriority="67"/>
+    <w:lsdException w:name="Medium Grid 2 Accent 5" w:uiPriority="68"/>
+    <w:lsdException w:name="Medium Grid 3 Accent 5" w:uiPriority="69"/>
+    <w:lsdException w:name="Dark List Accent 5" w:uiPriority="70"/>
+    <w:lsdException w:name="Colorful Shading Accent 5" w:uiPriority="71"/>
+    <w:lsdException w:name="Colorful List Accent 5" w:uiPriority="72"/>
+    <w:lsdException w:name="Colorful Grid Accent 5" w:uiPriority="73"/>
+    <w:lsdException w:name="Light Shading Accent 6" w:uiPriority="60"/>
+    <w:lsdException w:name="Light List Accent 6" w:uiPriority="61"/>
+    <w:lsdException w:name="Light Grid Accent 6" w:uiPriority="62"/>
+    <w:lsdException w:name="Medium Shading 1 Accent 6" w:uiPriority="63"/>
+    <w:lsdException w:name="Medium Shading 2 Accent 6" w:uiPriority="64"/>
+    <w:lsdException w:name="Medium List 1 Accent 6" w:uiPriority="65"/>
+    <w:lsdException w:name="Medium List 2 Accent 6" w:uiPriority="66"/>
+    <w:lsdException w:name="Medium Grid 1 Accent 6" w:uiPriority="67"/>
+    <w:lsdException w:name="Medium Grid 2 Accent 6" w:uiPriority="68"/>
+    <w:lsdException w:name="Medium Grid 3 Accent 6" w:uiPriority="69"/>
+    <w:lsdException w:name="Dark List Accent 6" w:uiPriority="70"/>
+    <w:lsdException w:name="Colorful Shading Accent 6" w:uiPriority="71"/>
+    <w:lsdException w:name="Colorful List Accent 6" w:uiPriority="72"/>
+    <w:lsdException w:name="Colorful Grid Accent 6" w:uiPriority="73"/>
+    <w:lsdException w:name="Subtle Emphasis" w:uiPriority="19" w:qFormat="1"/>
+    <w:lsdException w:name="Intense Emphasis" w:uiPriority="21" w:qFormat="1"/>
+    <w:lsdException w:name="Subtle Reference" w:uiPriority="31" w:qFormat="1"/>
+    <w:lsdException w:name="Intense Reference" w:uiPriority="32" w:qFormat="1"/>
+    <w:lsdException w:name="Book Title" w:uiPriority="33" w:qFormat="1"/>
+    <w:lsdException w:name="Bibliography" w:semiHidden="1" w:uiPriority="37" w:unhideWhenUsed="1"/>
+    <w:lsdException w:name="TOC Heading" w:semiHidden="1" w:uiPriority="39" w:unhideWhenUsed="1" w:qFormat="1"/>
+    <w:lsdException w:name="Plain Table 1" w:uiPriority="41"/>
+    <w:lsdException w:name="Plain Table 2" w:uiPriority="42"/>
+    <w:lsdException w:name="Plain Table 3" w:uiPriority="43"/>
+    <w:lsdException w:name="Plain Table 4" w:uiPriority="44"/>
+    <w:lsdException w:name="Plain Table 5" w:uiPriority="45"/>
+    <w:lsdException w:name="Grid Table Light" w:uiPriority="40"/>
+    <w:lsdException w:name="Grid Table 1 Light" w:uiPriority="46"/>
+    <w:lsdException w:name="Grid Table 2" w:uiPriority="47"/>
+    <w:lsdException w:name="Grid Table 3" w:uiPriority="48"/>
+    <w:lsdException w:name="Grid Table 4" w:uiPriority="49"/>
+    <w:lsdException w:name="Grid Table 5 Dark" w:uiPriority="50"/>
+    <w:lsdException w:name="Grid Table 6 Colorful" w:uiPriority="51"/>
+    <w:lsdException w:name="Grid Table 7 Colorful" w:uiPriority="52"/>
+    <w:lsdException w:name="Grid Table 1 Light Accent 1" w:uiPriority="46"/>
+    <w:lsdException w:name="Grid Table 2 Accent 1" w:uiPriority="47"/>
+    <w:lsdException w:name="Grid Table 3 Accent 1" w:uiPriority="48"/>
+    <w:lsdException w:name="Grid Table 4 Accent 1" w:uiPriority="49"/>
+    <w:lsdException w:name="Grid Table 5 Dark Accent 1" w:uiPriority="50"/>
+    <w:lsdException w:name="Grid Table 6 Colorful Accent 1" w:uiPriority="51"/>
+    <w:lsdException w:name="Grid Table 7 Colorful Accent 1" w:uiPriority="52"/>
+    <w:lsdException w:name="Grid Table 1 Light Accent 2" w:uiPriority="46"/>
+    <w:lsdException w:name="Grid Table 2 Accent 2" w:uiPriority="47"/>
+    <w:lsdException w:name="Grid Table 3 Accent 2" w:uiPriority="48"/>
+    <w:lsdException w:name="Grid Table 4 Accent 2" w:uiPriority="49"/>
+    <w:lsdException w:name="Grid Table 5 Dark Accent 2" w:uiPriority="50"/>
+    <w:lsdException w:name="Grid Table 6 Colorful Accent 2" w:uiPriority="51"/>
+    <w:lsdException w:name="Grid Table 7 Colorful Accent 2" w:uiPriority="52"/>
+    <w:lsdException w:name="Grid Table 1 Light Accent 3" w:uiPriority="46"/>
+    <w:lsdException w:name="Grid Table 2 Accent 3" w:uiPriority="47"/>
+    <w:lsdException w:name="Grid Table 3 Accent 3" w:uiPriority="48"/>
+    <w:lsdException w:name="Grid Table 4 Accent 3" w:uiPriority="49"/>
+    <w:lsdException w:name="Grid Table 5 Dark Accent 3" w:uiPriority="50"/>
+    <w:lsdException w:name="Grid Table 6 Colorful Accent 3" w:uiPriority="51"/>
+    <w:lsdException w:name="Grid Table 7 Colorful Accent 3" w:uiPriority="52"/>
+    <w:lsdException w:name="Grid Table 1 Light Accent 4" w:uiPriority="46"/>
+    <w:lsdException w:name="Grid Table 2 Accent 4" w:uiPriority="47"/>
+    <w:lsdException w:name="Grid Table 3 Accent 4" w:uiPriority="48"/>
+    <w:lsdException w:name="Grid Table 4 Accent 4" w:uiPriority="49"/>
+    <w:lsdException w:name="Grid Table 5 Dark Accent 4" w:uiPriority="50"/>
+    <w:lsdException w:name="Grid Table 6 Colorful Accent 4" w:uiPriority="51"/>
+    <w:lsdException w:name="Grid Table 7 Colorful Accent 4" w:uiPriority="52"/>
+    <w:lsdException w:name="Grid Table 1 Light Accent 5" w:uiPriority="46"/>
+    <w:lsdException w:name="Grid Table 2 Accent 5" w:uiPriority="47"/>
+    <w:lsdException w:name="Grid Table 3 Accent 5" w:uiPriority="48"/>
+    <w:lsdException w:name="Grid Table 4 Accent 5" w:uiPriority="49"/>
+    <w:lsdException w:name="Grid Table 5 Dark Accent 5" w:uiPriority="50"/>
+    <w:lsdException w:name="Grid Table 6 Colorful Accent 5" w:uiPriority="51"/>
+    <w:lsdException w:name="Grid Table 7 Colorful Accent 5" w:uiPriority="52"/>
+    <w:lsdException w:name="Grid Table 1 Light Accent 6" w:uiPriority="46"/>
+    <w:lsdException w:name="Grid Table 2 Accent 6" w:uiPriority="47"/>
+    <w:lsdException w:name="Grid Table 3 Accent 6" w:uiPriority="48"/>
+    <w:lsdException w:name="Grid Table 4 Accent 6" w:uiPriority="49"/>
+    <w:lsdException w:name="Grid Table 5 Dark Accent 6" w:uiPriority="50"/>
+    <w:lsdException w:name="Grid Table 6 Colorful Accent 6" w:uiPriority="51"/>
+    <w:lsdException w:name="Grid Table 7 Colorful Accent 6" w:uiPriority="52"/>
+    <w:lsdException w:name="List Table 1 Light" w:uiPriority="46"/>
+    <w:lsdException w:name="List Table 2" w:uiPriority="47"/>
+    <w:lsdException w:name="List Table 3" w:uiPriority="48"/>
+    <w:lsdException w:name="List Table 4" w:uiPriority="49"/>
+    <w:lsdException w:name="List Table 5 Dark" w:uiPriority="50"/>
+    <w:lsdException w:name="List Table 6 Colorful" w:uiPriority="51"/>
+    <w:lsdException w:name="List Table 7 Colorful" w:uiPriority="52"/>
+    <w:lsdException w:name="List Table 1 Light Accent 1" w:uiPriority="46"/>
+    <w:lsdException w:name="List Table 2 Accent 1" w:uiPriority="47"/>
+    <w:lsdException w:name="List Table 3 Accent 1" w:uiPriority="48"/>
+    <w:lsdException w:name="List Table 4 Accent 1" w:uiPriority="49"/>
+    <w:lsdException w:name="List Table 5 Dark Accent 1" w:uiPriority="50"/>
+    <w:lsdException w:name="List Table 6 Colorful Accent 1" w:uiPriority="51"/>
+    <w:lsdException w:name="List Table 7 Colorful Accent 1" w:uiPriority="52"/>
+    <w:lsdException w:name="List Table 1 Light Accent 2" w:uiPriority="46"/>
+    <w:lsdException w:name="List Table 2 Accent 2" w:uiPriority="47"/>
+    <w:lsdException w:name="List Table 3 Accent 2" w:uiPriority="48"/>
+    <w:lsdException w:name="List Table 4 Accent 2" w:uiPriority="49"/>
+    <w:lsdException w:name="List Table 5 Dark Accent 2" w:uiPriority="50"/>
+    <w:lsdException w:name="List Table 6 Colorful Accent 2" w:uiPriority="51"/>
+    <w:lsdException w:name="List Table 7 Colorful Accent 2" w:uiPriority="52"/>
+    <w:lsdException w:name="List Table 1 Light Accent 3" w:uiPriority="46"/>
+    <w:lsdException w:name="List Table 2 Accent 3" w:uiPriority="47"/>
+    <w:lsdException w:name="List Table 3 Accent 3" w:uiPriority="48"/>
+    <w:lsdException w:name="List Table 4 Accent 3" w:uiPriority="49"/>
+    <w:lsdException w:name="List Table 5 Dark Accent 3" w:uiPriority="50"/>
+    <w:lsdException w:name="List Table 6 Colorful Accent 3" w:uiPriority="51"/>
+    <w:lsdException w:name="List Table 7 Colorful Accent 3" w:uiPriority="52"/>
+    <w:lsdException w:name="List Table 1 Light Accent 4" w:uiPriority="46"/>
+    <w:lsdException w:name="List Table 2 Accent 4" w:uiPriority="47"/>
+    <w:lsdException w:name="List Table 3 Accent 4" w:uiPriority="48"/>
+    <w:lsdException w:name="List Table 4 Accent 4" w:uiPriority="49"/>
+    <w:lsdException w:name="List Table 5 Dark Accent 4" w:uiPriority="50"/>
+    <w:lsdException w:name="List Table 6 Colorful Accent 4" w:uiPriority="51"/>
+    <w:lsdException w:name="List Table 7 Colorful Accent 4" w:uiPriority="52"/>
+    <w:lsdException w:name="List Table 1 Light Accent 5" w:uiPriority="46"/>
+    <w:lsdException w:name="List Table 2 Accent 5" w:uiPriority="47"/>
+    <w:lsdException w:name="List Table 3 Accent 5" w:uiPriority="48"/>
+    <w:lsdException w:name="List Table 4 Accent 5" w:uiPriority="49"/>
+    <w:lsdException w:name="List Table 5 Dark Accent 5" w:uiPriority="50"/>
+    <w:lsdException w:name="List Table 6 Colorful Accent 5" w:uiPriority="51"/>
+    <w:lsdException w:name="List Table 7 Colorful Accent 5" w:uiPriority="52"/>
+    <w:lsdException w:name="List Table 1 Light Accent 6" w:uiPriority="46"/>
+    <w:lsdException w:name="List Table 2 Accent 6" w:uiPriority="47"/>
+    <w:lsdException w:name="List Table 3 Accent 6" w:uiPriority="48"/>
+    <w:lsdException w:name="List Table 4 Accent 6" w:uiPriority="49"/>
+    <w:lsdException w:name="List Table 5 Dark Accent 6" w:uiPriority="50"/>
+    <w:lsdException w:name="List Table 6 Colorful Accent 6" w:uiPriority="51"/>
+    <w:lsdException w:name="List Table 7 Colorful Accent 6" w:uiPriority="52"/>
+    <w:lsdException w:name="Mention" w:semiHidden="1" w:unhideWhenUsed="1"/>
+    <w:lsdException w:name="Smart Hyperlink" w:semiHidden="1" w:unhideWhenUsed="1"/>
+    <w:lsdException w:name="Hashtag" w:semiHidden="1" w:unhideWhenUsed="1"/>
+    <w:lsdException w:name="Unresolved Mention" w:semiHidden="1" w:unhideWhenUsed="1"/>
+    <w:lsdException w:name="Smart Link" w:semiHidden="1" w:unhideWhenUsed="1"/>
+  </w:latentStyles>
+  <w:style w:type="paragraph" w:default="1" w:styleId="Normal">
+    <w:name w:val="Normal"/>
     <w:qFormat/>
-    <w:rPr>
-      <w:sz w:val="56"/>
-      <w:szCs w:val="56"/>
-    </w:rPr>
   </w:style>
   <w:style w:type="paragraph" w:styleId="Heading1">
-    <w:name w:val="Heading 1"/>
-    <w:basedOn w:val="Normal"/>
-    <w:next w:val="Normal"/>
+    <w:name w:val="heading 1"/>
+    <w:uiPriority w:val="9"/>
     <w:qFormat/>
+    <w:pPr>
+      <w:spacing w:before="240" w:after="120"/>
+      <w:outlineLvl w:val="0"/>
+    </w:pPr>
     <w:rPr>
-      <w:color w:val="2E74B5"/>
-      <w:sz w:val="32"/>
-      <w:szCs w:val="32"/>
+      <w:b/>
+      <w:bCs/>
+      <w:color w:val="1F3864"/>
+      <w:sz w:val="30"/>
+      <w:szCs w:val="30"/>
     </w:rPr>
   </w:style>
   <w:style w:type="paragraph" w:styleId="Heading2">
-    <w:name w:val="Heading 2"/>
-    <w:basedOn w:val="Normal"/>
-    <w:next w:val="Normal"/>
+    <w:name w:val="heading 2"/>
+    <w:uiPriority w:val="9"/>
+    <w:unhideWhenUsed/>
     <w:qFormat/>
+    <w:pPr>
+      <w:spacing w:before="180" w:after="90"/>
+      <w:outlineLvl w:val="1"/>
+    </w:pPr>
     <w:rPr>
-      <w:color w:val="2E74B5"/>
-      <w:sz w:val="26"/>
-      <w:szCs w:val="26"/>
+      <w:b/>
+      <w:bCs/>
+      <w:color w:val="2E5496"/>
+      <w:sz w:val="25"/>
+      <w:szCs w:val="25"/>
     </w:rPr>
   </w:style>
   <w:style w:type="paragraph" w:styleId="Heading3">
-    <w:name w:val="Heading 3"/>
-    <w:basedOn w:val="Normal"/>
-    <w:next w:val="Normal"/>
+    <w:name w:val="heading 3"/>
+    <w:uiPriority w:val="9"/>
+    <w:semiHidden/>
+    <w:unhideWhenUsed/>
     <w:qFormat/>
+    <w:pPr>
+      <w:spacing w:before="140" w:after="70"/>
+      <w:outlineLvl w:val="2"/>
+    </w:pPr>
     <w:rPr>
-      <w:color w:val="1F4D78"/>
-      <w:sz w:val="24"/>
-      <w:szCs w:val="24"/>
+      <w:b/>
+      <w:bCs/>
+      <w:color w:val="404040"/>
+      <w:sz w:val="22"/>
+      <w:szCs w:val="22"/>
     </w:rPr>
   </w:style>
   <w:style w:type="paragraph" w:styleId="Heading4">
-    <w:name w:val="Heading 4"/>
-    <w:basedOn w:val="Normal"/>
-    <w:next w:val="Normal"/>
+    <w:name w:val="heading 4"/>
+    <w:uiPriority w:val="9"/>
+    <w:semiHidden/>
+    <w:unhideWhenUsed/>
     <w:qFormat/>
+    <w:pPr>
+      <w:outlineLvl w:val="3"/>
+    </w:pPr>
     <w:rPr>
       <w:i/>
       <w:iCs/>
@@ -3997,27 +8371,69 @@
     </w:rPr>
   </w:style>
   <w:style w:type="paragraph" w:styleId="Heading5">
-    <w:name w:val="Heading 5"/>
-    <w:basedOn w:val="Normal"/>
-    <w:next w:val="Normal"/>
+    <w:name w:val="heading 5"/>
+    <w:uiPriority w:val="9"/>
+    <w:semiHidden/>
+    <w:unhideWhenUsed/>
     <w:qFormat/>
+    <w:pPr>
+      <w:outlineLvl w:val="4"/>
+    </w:pPr>
     <w:rPr>
       <w:color w:val="2E74B5"/>
     </w:rPr>
   </w:style>
   <w:style w:type="paragraph" w:styleId="Heading6">
-    <w:name w:val="Heading 6"/>
-    <w:basedOn w:val="Normal"/>
-    <w:next w:val="Normal"/>
+    <w:name w:val="heading 6"/>
+    <w:uiPriority w:val="9"/>
+    <w:semiHidden/>
+    <w:unhideWhenUsed/>
     <w:qFormat/>
+    <w:pPr>
+      <w:outlineLvl w:val="5"/>
+    </w:pPr>
     <w:rPr>
       <w:color w:val="1F4D78"/>
     </w:rPr>
   </w:style>
-  <w:style w:type="paragraph" w:styleId="Strong">
-    <w:name w:val="Strong"/>
-    <w:basedOn w:val="Normal"/>
-    <w:next w:val="Normal"/>
+  <w:style w:type="character" w:default="1" w:styleId="DefaultParagraphFont">
+    <w:name w:val="Default Paragraph Font"/>
+    <w:uiPriority w:val="1"/>
+    <w:semiHidden/>
+    <w:unhideWhenUsed/>
+  </w:style>
+  <w:style w:type="table" w:default="1" w:styleId="TableNormal">
+    <w:name w:val="Normal Table"/>
+    <w:uiPriority w:val="99"/>
+    <w:semiHidden/>
+    <w:unhideWhenUsed/>
+    <w:tblPr>
+      <w:tblInd w:w="0" w:type="dxa"/>
+      <w:tblCellMar>
+        <w:top w:w="0" w:type="dxa"/>
+        <w:left w:w="108" w:type="dxa"/>
+        <w:bottom w:w="0" w:type="dxa"/>
+        <w:right w:w="108" w:type="dxa"/>
+      </w:tblCellMar>
+    </w:tblPr>
+  </w:style>
+  <w:style w:type="numbering" w:default="1" w:styleId="NoList">
+    <w:name w:val="No List"/>
+    <w:uiPriority w:val="99"/>
+    <w:semiHidden/>
+    <w:unhideWhenUsed/>
+  </w:style>
+  <w:style w:type="paragraph" w:styleId="Title">
+    <w:name w:val="Title"/>
+    <w:uiPriority w:val="10"/>
+    <w:qFormat/>
+    <w:rPr>
+      <w:sz w:val="56"/>
+      <w:szCs w:val="56"/>
+    </w:rPr>
+  </w:style>
+  <w:style w:type="paragraph" w:customStyle="1" w:styleId="Strong1">
+    <w:name w:val="Strong1"/>
     <w:qFormat/>
     <w:rPr>
       <w:b/>
@@ -4026,12 +8442,10 @@
   </w:style>
   <w:style w:type="paragraph" w:styleId="ListParagraph">
     <w:name w:val="List Paragraph"/>
-    <w:basedOn w:val="Normal"/>
     <w:qFormat/>
   </w:style>
   <w:style w:type="character" w:styleId="Hyperlink">
     <w:name w:val="Hyperlink"/>
-    <w:basedOn w:val="DefaultParagraphFont"/>
     <w:uiPriority w:val="99"/>
     <w:unhideWhenUsed/>
     <w:rPr>
@@ -4041,7 +8455,6 @@
   </w:style>
   <w:style w:type="character" w:styleId="FootnoteReference">
     <w:name w:val="footnote reference"/>
-    <w:basedOn w:val="DefaultParagraphFont"/>
     <w:uiPriority w:val="99"/>
     <w:semiHidden/>
     <w:unhideWhenUsed/>
@@ -4051,22 +8464,17 @@
   </w:style>
   <w:style w:type="paragraph" w:styleId="FootnoteText">
     <w:name w:val="footnote text"/>
-    <w:basedOn w:val="Normal"/>
     <w:link w:val="FootnoteTextChar"/>
     <w:uiPriority w:val="99"/>
     <w:semiHidden/>
     <w:unhideWhenUsed/>
-    <w:pPr>
-      <w:spacing w:after="0" w:line="240" w:lineRule="auto"/>
-    </w:pPr>
     <w:rPr>
       <w:sz w:val="20"/>
       <w:szCs w:val="20"/>
     </w:rPr>
   </w:style>
-  <w:style w:type="character" w:styleId="FootnoteTextChar">
+  <w:style w:type="character" w:customStyle="1" w:styleId="FootnoteTextChar">
     <w:name w:val="Footnote Text Char"/>
-    <w:basedOn w:val="DefaultParagraphFont"/>
     <w:link w:val="FootnoteText"/>
     <w:uiPriority w:val="99"/>
     <w:semiHidden/>
@@ -4078,7 +8486,6 @@
   </w:style>
   <w:style w:type="character" w:styleId="EndnoteReference">
     <w:name w:val="endnote reference"/>
-    <w:basedOn w:val="DefaultParagraphFont"/>
     <w:uiPriority w:val="99"/>
     <w:semiHidden/>
     <w:unhideWhenUsed/>
@@ -4088,22 +8495,17 @@
   </w:style>
   <w:style w:type="paragraph" w:styleId="EndnoteText">
     <w:name w:val="endnote text"/>
-    <w:basedOn w:val="Normal"/>
     <w:link w:val="EndnoteTextChar"/>
     <w:uiPriority w:val="99"/>
     <w:semiHidden/>
     <w:unhideWhenUsed/>
-    <w:pPr>
-      <w:spacing w:after="0" w:line="240" w:lineRule="auto"/>
-    </w:pPr>
     <w:rPr>
       <w:sz w:val="20"/>
       <w:szCs w:val="20"/>
     </w:rPr>
   </w:style>
-  <w:style w:type="character" w:styleId="EndnoteTextChar">
+  <w:style w:type="character" w:customStyle="1" w:styleId="EndnoteTextChar">
     <w:name w:val="Endnote Text Char"/>
-    <w:basedOn w:val="DefaultParagraphFont"/>
     <w:link w:val="EndnoteText"/>
     <w:uiPriority w:val="99"/>
     <w:semiHidden/>
@@ -4113,53 +8515,325 @@
       <w:szCs w:val="20"/>
     </w:rPr>
   </w:style>
-  <w:style w:type="paragraph" w:styleId="Heading1">
-    <w:name w:val="Heading 1"/>
+  <w:style w:type="paragraph" w:styleId="TOC1">
+    <w:name w:val="toc 1"/>
     <w:basedOn w:val="Normal"/>
     <w:next w:val="Normal"/>
-    <w:qFormat/>
+    <w:autoRedefine/>
+    <w:uiPriority w:val="39"/>
+    <w:unhideWhenUsed/>
+    <w:rsid w:val="00EC28CD"/>
     <w:pPr>
-      <w:spacing w:after="120" w:before="240"/>
+      <w:spacing w:after="100"/>
     </w:pPr>
-    <w:rPr>
-      <w:b/>
-      <w:bCs/>
-      <w:color w:val="1F3864"/>
-      <w:sz w:val="30"/>
-      <w:szCs w:val="30"/>
-    </w:rPr>
   </w:style>
-  <w:style w:type="paragraph" w:styleId="Heading2">
-    <w:name w:val="Heading 2"/>
+  <w:style w:type="paragraph" w:styleId="TOC2">
+    <w:name w:val="toc 2"/>
     <w:basedOn w:val="Normal"/>
     <w:next w:val="Normal"/>
-    <w:qFormat/>
+    <w:autoRedefine/>
+    <w:uiPriority w:val="39"/>
+    <w:unhideWhenUsed/>
+    <w:rsid w:val="00EC28CD"/>
     <w:pPr>
-      <w:spacing w:after="90" w:before="180"/>
+      <w:spacing w:after="100"/>
+      <w:ind w:left="210"/>
     </w:pPr>
-    <w:rPr>
-      <w:b/>
-      <w:bCs/>
-      <w:color w:val="2E5496"/>
-      <w:sz w:val="25"/>
-      <w:szCs w:val="25"/>
-    </w:rPr>
-  </w:style>
-  <w:style w:type="paragraph" w:styleId="Heading3">
-    <w:name w:val="Heading 3"/>
-    <w:basedOn w:val="Normal"/>
-    <w:next w:val="Normal"/>
-    <w:qFormat/>
-    <w:pPr>
-      <w:spacing w:after="70" w:before="140"/>
-    </w:pPr>
-    <w:rPr>
-      <w:b/>
-      <w:bCs/>
-      <w:color w:val="404040"/>
-      <w:sz w:val="22"/>
-      <w:szCs w:val="22"/>
-    </w:rPr>
   </w:style>
 </w:styles>
+</file>
+
+<file path=word/theme/theme1.xml><?xml version="1.0" encoding="utf-8"?>
+<a:theme xmlns:a="http://schemas.openxmlformats.org/drawingml/2006/main" name="Office Theme">
+  <a:themeElements>
+    <a:clrScheme name="Office">
+      <a:dk1>
+        <a:sysClr val="windowText" lastClr="000000"/>
+      </a:dk1>
+      <a:lt1>
+        <a:sysClr val="window" lastClr="FFFFFF"/>
+      </a:lt1>
+      <a:dk2>
+        <a:srgbClr val="44546A"/>
+      </a:dk2>
+      <a:lt2>
+        <a:srgbClr val="E7E6E6"/>
+      </a:lt2>
+      <a:accent1>
+        <a:srgbClr val="4472C4"/>
+      </a:accent1>
+      <a:accent2>
+        <a:srgbClr val="ED7D31"/>
+      </a:accent2>
+      <a:accent3>
+        <a:srgbClr val="A5A5A5"/>
+      </a:accent3>
+      <a:accent4>
+        <a:srgbClr val="FFC000"/>
+      </a:accent4>
+      <a:accent5>
+        <a:srgbClr val="5B9BD5"/>
+      </a:accent5>
+      <a:accent6>
+        <a:srgbClr val="70AD47"/>
+      </a:accent6>
+      <a:hlink>
+        <a:srgbClr val="0563C1"/>
+      </a:hlink>
+      <a:folHlink>
+        <a:srgbClr val="954F72"/>
+      </a:folHlink>
+    </a:clrScheme>
+    <a:fontScheme name="Office">
+      <a:majorFont>
+        <a:latin typeface="Calibri Light" panose="020F0302020204030204"/>
+        <a:ea typeface=""/>
+        <a:cs typeface=""/>
+        <a:font script="Jpan" typeface="游ゴシック Light"/>
+        <a:font script="Hang" typeface="맑은 고딕"/>
+        <a:font script="Hans" typeface="等线 Light"/>
+        <a:font script="Hant" typeface="新細明體"/>
+        <a:font script="Arab" typeface="Times New Roman"/>
+        <a:font script="Hebr" typeface="Times New Roman"/>
+        <a:font script="Thai" typeface="Angsana New"/>
+        <a:font script="Ethi" typeface="Nyala"/>
+        <a:font script="Beng" typeface="Vrinda"/>
+        <a:font script="Gujr" typeface="Shruti"/>
+        <a:font script="Khmr" typeface="MoolBoran"/>
+        <a:font script="Knda" typeface="Tunga"/>
+        <a:font script="Guru" typeface="Raavi"/>
+        <a:font script="Cans" typeface="Euphemia"/>
+        <a:font script="Cher" typeface="Plantagenet Cherokee"/>
+        <a:font script="Yiii" typeface="Microsoft Yi Baiti"/>
+        <a:font script="Tibt" typeface="Microsoft Himalaya"/>
+        <a:font script="Thaa" typeface="MV Boli"/>
+        <a:font script="Deva" typeface="Mangal"/>
+        <a:font script="Telu" typeface="Gautami"/>
+        <a:font script="Taml" typeface="Latha"/>
+        <a:font script="Syrc" typeface="Estrangelo Edessa"/>
+        <a:font script="Orya" typeface="Kalinga"/>
+        <a:font script="Mlym" typeface="Kartika"/>
+        <a:font script="Laoo" typeface="DokChampa"/>
+        <a:font script="Sinh" typeface="Iskoola Pota"/>
+        <a:font script="Mong" typeface="Mongolian Baiti"/>
+        <a:font script="Viet" typeface="Times New Roman"/>
+        <a:font script="Uigh" typeface="Microsoft Uighur"/>
+        <a:font script="Geor" typeface="Sylfaen"/>
+        <a:font script="Armn" typeface="Arial"/>
+        <a:font script="Bugi" typeface="Leelawadee UI"/>
+        <a:font script="Bopo" typeface="Microsoft JhengHei"/>
+        <a:font script="Java" typeface="Javanese Text"/>
+        <a:font script="Lisu" typeface="Segoe UI"/>
+        <a:font script="Mymr" typeface="Myanmar Text"/>
+        <a:font script="Nkoo" typeface="Ebrima"/>
+        <a:font script="Olck" typeface="Nirmala UI"/>
+        <a:font script="Osma" typeface="Ebrima"/>
+        <a:font script="Phag" typeface="Phagspa"/>
+        <a:font script="Syrn" typeface="Estrangelo Edessa"/>
+        <a:font script="Syrj" typeface="Estrangelo Edessa"/>
+        <a:font script="Syre" typeface="Estrangelo Edessa"/>
+        <a:font script="Sora" typeface="Nirmala UI"/>
+        <a:font script="Tale" typeface="Microsoft Tai Le"/>
+        <a:font script="Talu" typeface="Microsoft New Tai Lue"/>
+        <a:font script="Tfng" typeface="Ebrima"/>
+      </a:majorFont>
+      <a:minorFont>
+        <a:latin typeface="Calibri" panose="020F0502020204030204"/>
+        <a:ea typeface=""/>
+        <a:cs typeface=""/>
+        <a:font script="Jpan" typeface="游明朝"/>
+        <a:font script="Hang" typeface="맑은 고딕"/>
+        <a:font script="Hans" typeface="等线"/>
+        <a:font script="Hant" typeface="新細明體"/>
+        <a:font script="Arab" typeface="Arial"/>
+        <a:font script="Hebr" typeface="Arial"/>
+        <a:font script="Thai" typeface="Cordia New"/>
+        <a:font script="Ethi" typeface="Nyala"/>
+        <a:font script="Beng" typeface="Vrinda"/>
+        <a:font script="Gujr" typeface="Shruti"/>
+        <a:font script="Khmr" typeface="DaunPenh"/>
+        <a:font script="Knda" typeface="Tunga"/>
+        <a:font script="Guru" typeface="Raavi"/>
+        <a:font script="Cans" typeface="Euphemia"/>
+        <a:font script="Cher" typeface="Plantagenet Cherokee"/>
+        <a:font script="Yiii" typeface="Microsoft Yi Baiti"/>
+        <a:font script="Tibt" typeface="Microsoft Himalaya"/>
+        <a:font script="Thaa" typeface="MV Boli"/>
+        <a:font script="Deva" typeface="Mangal"/>
+        <a:font script="Telu" typeface="Gautami"/>
+        <a:font script="Taml" typeface="Latha"/>
+        <a:font script="Syrc" typeface="Estrangelo Edessa"/>
+        <a:font script="Orya" typeface="Kalinga"/>
+        <a:font script="Mlym" typeface="Kartika"/>
+        <a:font script="Laoo" typeface="DokChampa"/>
+        <a:font script="Sinh" typeface="Iskoola Pota"/>
+        <a:font script="Mong" typeface="Mongolian Baiti"/>
+        <a:font script="Viet" typeface="Arial"/>
+        <a:font script="Uigh" typeface="Microsoft Uighur"/>
+        <a:font script="Geor" typeface="Sylfaen"/>
+        <a:font script="Armn" typeface="Arial"/>
+        <a:font script="Bugi" typeface="Leelawadee UI"/>
+        <a:font script="Bopo" typeface="Microsoft JhengHei"/>
+        <a:font script="Java" typeface="Javanese Text"/>
+        <a:font script="Lisu" typeface="Segoe UI"/>
+        <a:font script="Mymr" typeface="Myanmar Text"/>
+        <a:font script="Nkoo" typeface="Ebrima"/>
+        <a:font script="Olck" typeface="Nirmala UI"/>
+        <a:font script="Osma" typeface="Ebrima"/>
+        <a:font script="Phag" typeface="Phagspa"/>
+        <a:font script="Syrn" typeface="Estrangelo Edessa"/>
+        <a:font script="Syrj" typeface="Estrangelo Edessa"/>
+        <a:font script="Syre" typeface="Estrangelo Edessa"/>
+        <a:font script="Sora" typeface="Nirmala UI"/>
+        <a:font script="Tale" typeface="Microsoft Tai Le"/>
+        <a:font script="Talu" typeface="Microsoft New Tai Lue"/>
+        <a:font script="Tfng" typeface="Ebrima"/>
+      </a:minorFont>
+    </a:fontScheme>
+    <a:fmtScheme name="Office">
+      <a:fillStyleLst>
+        <a:solidFill>
+          <a:schemeClr val="phClr"/>
+        </a:solidFill>
+        <a:gradFill rotWithShape="1">
+          <a:gsLst>
+            <a:gs pos="0">
+              <a:schemeClr val="phClr">
+                <a:lumMod val="110000"/>
+                <a:satMod val="105000"/>
+                <a:tint val="67000"/>
+              </a:schemeClr>
+            </a:gs>
+            <a:gs pos="50000">
+              <a:schemeClr val="phClr">
+                <a:lumMod val="105000"/>
+                <a:satMod val="103000"/>
+                <a:tint val="73000"/>
+              </a:schemeClr>
+            </a:gs>
+            <a:gs pos="100000">
+              <a:schemeClr val="phClr">
+                <a:lumMod val="105000"/>
+                <a:satMod val="109000"/>
+                <a:tint val="81000"/>
+              </a:schemeClr>
+            </a:gs>
+          </a:gsLst>
+          <a:lin ang="5400000" scaled="0"/>
+        </a:gradFill>
+        <a:gradFill rotWithShape="1">
+          <a:gsLst>
+            <a:gs pos="0">
+              <a:schemeClr val="phClr">
+                <a:satMod val="103000"/>
+                <a:lumMod val="102000"/>
+                <a:tint val="94000"/>
+              </a:schemeClr>
+            </a:gs>
+            <a:gs pos="50000">
+              <a:schemeClr val="phClr">
+                <a:satMod val="110000"/>
+                <a:lumMod val="100000"/>
+                <a:shade val="100000"/>
+              </a:schemeClr>
+            </a:gs>
+            <a:gs pos="100000">
+              <a:schemeClr val="phClr">
+                <a:lumMod val="99000"/>
+                <a:satMod val="120000"/>
+                <a:shade val="78000"/>
+              </a:schemeClr>
+            </a:gs>
+          </a:gsLst>
+          <a:lin ang="5400000" scaled="0"/>
+        </a:gradFill>
+      </a:fillStyleLst>
+      <a:lnStyleLst>
+        <a:ln w="6350" cap="flat" cmpd="sng" algn="ctr">
+          <a:solidFill>
+            <a:schemeClr val="phClr"/>
+          </a:solidFill>
+          <a:prstDash val="solid"/>
+          <a:miter lim="800000"/>
+        </a:ln>
+        <a:ln w="12700" cap="flat" cmpd="sng" algn="ctr">
+          <a:solidFill>
+            <a:schemeClr val="phClr"/>
+          </a:solidFill>
+          <a:prstDash val="solid"/>
+          <a:miter lim="800000"/>
+        </a:ln>
+        <a:ln w="19050" cap="flat" cmpd="sng" algn="ctr">
+          <a:solidFill>
+            <a:schemeClr val="phClr"/>
+          </a:solidFill>
+          <a:prstDash val="solid"/>
+          <a:miter lim="800000"/>
+        </a:ln>
+      </a:lnStyleLst>
+      <a:effectStyleLst>
+        <a:effectStyle>
+          <a:effectLst/>
+        </a:effectStyle>
+        <a:effectStyle>
+          <a:effectLst/>
+        </a:effectStyle>
+        <a:effectStyle>
+          <a:effectLst>
+            <a:outerShdw blurRad="57150" dist="19050" dir="5400000" algn="ctr" rotWithShape="0">
+              <a:srgbClr val="000000">
+                <a:alpha val="63000"/>
+              </a:srgbClr>
+            </a:outerShdw>
+          </a:effectLst>
+        </a:effectStyle>
+      </a:effectStyleLst>
+      <a:bgFillStyleLst>
+        <a:solidFill>
+          <a:schemeClr val="phClr"/>
+        </a:solidFill>
+        <a:solidFill>
+          <a:schemeClr val="phClr">
+            <a:tint val="95000"/>
+            <a:satMod val="170000"/>
+          </a:schemeClr>
+        </a:solidFill>
+        <a:gradFill rotWithShape="1">
+          <a:gsLst>
+            <a:gs pos="0">
+              <a:schemeClr val="phClr">
+                <a:tint val="93000"/>
+                <a:satMod val="150000"/>
+                <a:shade val="98000"/>
+                <a:lumMod val="102000"/>
+              </a:schemeClr>
+            </a:gs>
+            <a:gs pos="50000">
+              <a:schemeClr val="phClr">
+                <a:tint val="98000"/>
+                <a:satMod val="130000"/>
+                <a:shade val="90000"/>
+                <a:lumMod val="103000"/>
+              </a:schemeClr>
+            </a:gs>
+            <a:gs pos="100000">
+              <a:schemeClr val="phClr">
+                <a:shade val="63000"/>
+                <a:satMod val="120000"/>
+              </a:schemeClr>
+            </a:gs>
+          </a:gsLst>
+          <a:lin ang="5400000" scaled="0"/>
+        </a:gradFill>
+      </a:bgFillStyleLst>
+    </a:fmtScheme>
+  </a:themeElements>
+  <a:objectDefaults/>
+  <a:extraClrSchemeLst/>
+  <a:extLst>
+    <a:ext uri="{05A4C25C-085E-4340-85A3-A5531E510DB2}">
+      <thm15:themeFamily xmlns:thm15="http://schemas.microsoft.com/office/thememl/2012/main" name="Office Theme" id="{62F939B6-93AF-4DB8-9C6B-D6C7DFDC589F}" vid="{4A3C46E8-61CC-4603-A589-7422A47A8E4A}"/>
+    </a:ext>
+  </a:extLst>
+</a:theme>
 </file>